--- a/docs_template/cowork/GUIDE.docx
+++ b/docs_template/cowork/GUIDE.docx
@@ -172,14 +172,14 @@
     </w:p>
     <w:p>
       <w:r>
-        <w:t>Mở Claude Desktop → vào Projects → bấm New project, đặt tên theo dự án của bạn.</w:t>
+        <w:t>Mở Claude Desktop → ở ô chat bấm Project or folder → chọn Create new project, đặt tên theo dự án của bạn.</w:t>
       </w:r>
     </w:p>
     <w:p>
       <w:r>
         <w:drawing>
           <wp:inline xmlns:a="http://schemas.openxmlformats.org/drawingml/2006/main" xmlns:pic="http://schemas.openxmlformats.org/drawingml/2006/picture">
-            <wp:extent cx="5120640" cy="2432304"/>
+            <wp:extent cx="5120640" cy="3375777"/>
             <wp:docPr id="2" name="Picture 2"/>
             <wp:cNvGraphicFramePr>
               <a:graphicFrameLocks noChangeAspect="1"/>
@@ -200,7 +200,7 @@
                   <pic:spPr>
                     <a:xfrm>
                       <a:off x="0" y="0"/>
-                      <a:ext cx="5120640" cy="2432304"/>
+                      <a:ext cx="5120640" cy="3375777"/>
                     </a:xfrm>
                     <a:prstGeom prst="rect"/>
                   </pic:spPr>
@@ -314,7 +314,7 @@
         <w:rPr>
           <w:i/>
         </w:rPr>
-        <w:t>Ảnh trong ba bước trên là ảnh giữ chỗ — thay bằng ảnh chụp màn hình thật khi có.</w:t>
+        <w:t>Ảnh bước 2 và bước 3 còn là ảnh giữ chỗ — thay bằng ảnh chụp màn hình thật khi có.</w:t>
       </w:r>
     </w:p>
     <w:p>

--- a/docs_template/cowork/GUIDE.docx
+++ b/docs_template/cowork/GUIDE.docx
@@ -406,7 +406,7 @@
         <w:rPr/>
       </w:pPr>
       <w:r>
-        <w:t xml:space="preserve">Ở ô chat, dán một trong hai câu ở phần “Lần đầu — nhờ dựng bộ khung” ngay bên dưới. Trợ lý sẽ tự làm phần còn lại.</w:t>
+        <w:t xml:space="preserve">Ở ô chat, dán câu ở phần “Lần đầu — nhờ dựng bộ khung” ngay bên dưới. Trợ lý sẽ tự làm phần còn lại.</w:t>
       </w:r>
       <w:r/>
     </w:p>
@@ -549,7 +549,7 @@
           <w:sz w:val="21"/>
           <w:szCs w:val="21"/>
         </w:rPr>
-        <w:t xml:space="preserve">một trong hai</w:t>
+        <w:t xml:space="preserve">đúng một câu</w:t>
       </w:r>
       <w:r>
         <w:rPr>
@@ -558,36 +558,7 @@
           <w:sz w:val="21"/>
           <w:szCs w:val="21"/>
         </w:rPr>
-        <w:t xml:space="preserve"> câu dưới đây. Chọn câu nào tuỳ bạn đã có sẵn bản zemory trên máy hay chưa.</w:t>
-      </w:r>
-      <w:r/>
-    </w:p>
-    <w:p>
-      <w:pPr>
-        <w:pBdr/>
-        <w:spacing w:after="120" w:line="278" w:lineRule="auto"/>
-        <w:ind/>
-        <w:rPr/>
-      </w:pPr>
-      <w:r>
-        <w:rPr>
-          <w:rFonts w:ascii="Calibri" w:hAnsi="Calibri" w:eastAsia="Calibri" w:cs="Calibri"/>
-          <w:b/>
-          <w:bCs/>
-          <w:color w:val="1a2233"/>
-          <w:sz w:val="21"/>
-          <w:szCs w:val="21"/>
-        </w:rPr>
-        <w:t xml:space="preserve">① Đã có sẵn bản zemory trên máy </w:t>
-      </w:r>
-      <w:r>
-        <w:rPr>
-          <w:rFonts w:ascii="Calibri" w:hAnsi="Calibri" w:eastAsia="Calibri" w:cs="Calibri"/>
-          <w:color w:val="5a6b7b"/>
-          <w:sz w:val="21"/>
-          <w:szCs w:val="21"/>
-        </w:rPr>
-        <w:t xml:space="preserve">— cách chắc chắn chạy được:</w:t>
+        <w:t xml:space="preserve"> dưới đây. Dán nguyên văn, không cần sửa gì.</w:t>
       </w:r>
       <w:r/>
     </w:p>
@@ -613,7 +584,7 @@
           <w:sz w:val="20"/>
           <w:szCs w:val="20"/>
         </w:rPr>
-        <w:t xml:space="preserve">Trong máy tôi đã có sẵn bộ chuẩn zemory ở thư mục &lt;dán đường dẫn vào đây&gt;.</w:t>
+        <w:t xml:space="preserve">Dựng bộ khung làm việc zemory cho dự án này.</w:t>
       </w:r>
       <w:r/>
     </w:p>
@@ -639,7 +610,7 @@
           <w:sz w:val="20"/>
           <w:szCs w:val="20"/>
         </w:rPr>
-        <w:t xml:space="preserve">Hãy đọc file BOOTSTRAP.md trong đó và làm theo đúng những gì trong đó</w:t>
+        <w:t xml:space="preserve">Thư mục tôi đã gắn có file BOOTSTRAP.md thì đọc bản đó, không có thì tải bản dưới đây — rồi làm theo đúng những gì trong đó.</w:t>
       </w:r>
       <w:r/>
     </w:p>
@@ -665,79 +636,7 @@
           <w:sz w:val="20"/>
           <w:szCs w:val="20"/>
         </w:rPr>
-        <w:t xml:space="preserve">để dựng bộ khung cho dự án này.</w:t>
-      </w:r>
-      <w:r/>
-    </w:p>
-    <w:p>
-      <w:pPr>
-        <w:pBdr/>
-        <w:spacing w:after="120" w:line="278" w:lineRule="auto"/>
-        <w:ind/>
-        <w:rPr/>
-      </w:pPr>
-      <w:r>
-        <w:rPr>
-          <w:rFonts w:ascii="Calibri" w:hAnsi="Calibri" w:eastAsia="Calibri" w:cs="Calibri"/>
-          <w:b/>
-          <w:bCs/>
-          <w:color w:val="1a2233"/>
-          <w:sz w:val="21"/>
-          <w:szCs w:val="21"/>
-        </w:rPr>
-        <w:t xml:space="preserve">② Chưa có, để trợ lý tự tải về:</w:t>
-      </w:r>
-      <w:r/>
-    </w:p>
-    <w:p>
-      <w:pPr>
-        <w:pBdr>
-          <w:top w:val="single" w:color="b7791f" w:sz="2" w:space="0"/>
-          <w:left w:val="single" w:color="b7791f" w:sz="18" w:space="0"/>
-          <w:bottom w:val="single" w:color="b7791f" w:sz="0" w:space="0"/>
-          <w:right w:val="single" w:color="b7791f" w:sz="2" w:space="0"/>
-        </w:pBdr>
-        <w:shd w:val="clear" w:color="auto" w:fill="fffdf5"/>
-        <w:spacing w:after="0" w:before="70" w:line="268" w:lineRule="auto"/>
-        <w:ind/>
-        <w:rPr/>
-      </w:pPr>
-      <w:r>
-        <w:rPr>
-          <w:rFonts w:ascii="Calibri" w:hAnsi="Calibri" w:eastAsia="Calibri" w:cs="Calibri"/>
-          <w:i/>
-          <w:iCs/>
-          <w:color w:val="1a2233"/>
-          <w:sz w:val="20"/>
-          <w:szCs w:val="20"/>
-        </w:rPr>
-        <w:t xml:space="preserve">Tải https://raw.githubusercontent.com/ZyroFrost/Zemory/main/docs_template/</w:t>
-      </w:r>
-      <w:r/>
-    </w:p>
-    <w:p>
-      <w:pPr>
-        <w:pBdr>
-          <w:top w:val="single" w:color="b7791f" w:sz="0" w:space="0"/>
-          <w:left w:val="single" w:color="b7791f" w:sz="18" w:space="0"/>
-          <w:bottom w:val="single" w:color="b7791f" w:sz="2" w:space="0"/>
-          <w:right w:val="single" w:color="b7791f" w:sz="2" w:space="0"/>
-        </w:pBdr>
-        <w:shd w:val="clear" w:color="auto" w:fill="fffdf5"/>
-        <w:spacing w:after="60" w:before="0" w:line="268" w:lineRule="auto"/>
-        <w:ind/>
-        <w:rPr/>
-      </w:pPr>
-      <w:r>
-        <w:rPr>
-          <w:rFonts w:ascii="Calibri" w:hAnsi="Calibri" w:eastAsia="Calibri" w:cs="Calibri"/>
-          <w:i/>
-          <w:iCs/>
-          <w:color w:val="1a2233"/>
-          <w:sz w:val="20"/>
-          <w:szCs w:val="20"/>
-        </w:rPr>
-        <w:t xml:space="preserve">cowork/BOOTSTRAP.md rồi làm theo đúng những gì trong đó.</w:t>
+        <w:t xml:space="preserve">https://raw.githubusercontent.com/ZyroFrost/Zemory/main/docs_template/cowork/BOOTSTRAP.md</w:t>
       </w:r>
       <w:r/>
     </w:p>
@@ -801,7 +700,7 @@
           <w:sz w:val="21"/>
           <w:szCs w:val="21"/>
         </w:rPr>
-        <w:t xml:space="preserve">Dùng câu ①. Giữ sẵn một bản zemory trên máy hoặc trong ổ chung của công ty là xong — không cần mạng lúc dựng.</w:t>
+        <w:t xml:space="preserve">Gắn thêm thư mục chứa bản zemory có sẵn trên máy, hoặc chép trước file BOOTSTRAP.md vào thư mục dự án — câu trên tự dùng bản đó, không cần mạng.</w:t>
       </w:r>
       <w:r/>
     </w:p>

--- a/docs_template/cowork/GUIDE.docx
+++ b/docs_template/cowork/GUIDE.docx
@@ -584,7 +584,7 @@
           <w:sz w:val="20"/>
           <w:szCs w:val="20"/>
         </w:rPr>
-        <w:t xml:space="preserve">Dựng bộ khung làm việc zemory cho dự án này.</w:t>
+        <w:t xml:space="preserve">Dựng bộ khung làm việc cho dự án trong thư mục tôi đã gắn.</w:t>
       </w:r>
       <w:r/>
     </w:p>
@@ -610,7 +610,7 @@
           <w:sz w:val="20"/>
           <w:szCs w:val="20"/>
         </w:rPr>
-        <w:t xml:space="preserve">Thư mục tôi đã gắn có file BOOTSTRAP.md thì đọc bản đó, không có thì tải bản dưới đây — rồi làm theo đúng những gì trong đó.</w:t>
+        <w:t xml:space="preserve">Thư mục đó có file BOOTSTRAP.md thì đọc bản đó, không có thì tải bản dưới đây — rồi làm theo đúng những gì trong đó.</w:t>
       </w:r>
       <w:r/>
     </w:p>

--- a/docs_template/cowork/GUIDE.docx
+++ b/docs_template/cowork/GUIDE.docx
@@ -384,17 +384,101 @@
       </w:r>
     </w:p>
     <w:p>
-      <w:pPr>
-        <w:pBdr/>
-        <w:spacing/>
-        <w:ind/>
-        <w:rPr/>
-      </w:pPr>
       <w:r>
         <w:rPr>
           <w:b/>
         </w:rPr>
-        <w:t xml:space="preserve">Rồi — Dán câu lệnh dựng bộ khung</w:t>
+        <w:t xml:space="preserve">Rồi — Bật tự động duyệt</w:t>
+      </w:r>
+    </w:p>
+    <w:p>
+      <w:r>
+        <w:t xml:space="preserve">Ở ô chat bấm Auto → chọn Automatically approve (đang chọn sẵn thì thôi). Không bật thì trợ lý phải xin phép từng lệnh, dựng bộ khung sẽ dừng liên tục.</w:t>
+      </w:r>
+    </w:p>
+    <w:p>
+      <w:r>
+        <w:drawing>
+          <wp:inline xmlns:a="http://schemas.openxmlformats.org/drawingml/2006/main" xmlns:pic="http://schemas.openxmlformats.org/drawingml/2006/picture">
+            <wp:extent cx="5731510" cy="2440949"/>
+            <wp:docPr id="4" name="Picture 4"/>
+            <wp:cNvGraphicFramePr>
+              <a:graphicFrameLocks noChangeAspect="1"/>
+            </wp:cNvGraphicFramePr>
+            <a:graphic>
+              <a:graphicData uri="http://schemas.openxmlformats.org/drawingml/2006/picture">
+                <pic:pic>
+                  <pic:nvPicPr>
+                    <pic:cNvPr id="0" name="step_auto_approve.png"/>
+                    <pic:cNvPicPr/>
+                  </pic:nvPicPr>
+                  <pic:blipFill>
+                    <a:blip r:embed="rId18"/>
+                    <a:stretch>
+                      <a:fillRect/>
+                    </a:stretch>
+                  </pic:blipFill>
+                  <pic:spPr>
+                    <a:xfrm>
+                      <a:off x="0" y="0"/>
+                      <a:ext cx="5731510" cy="2440949"/>
+                    </a:xfrm>
+                    <a:prstGeom prst="rect"/>
+                  </pic:spPr>
+                </pic:pic>
+              </a:graphicData>
+            </a:graphic>
+          </wp:inline>
+        </w:drawing>
+      </w:r>
+    </w:p>
+    <w:p>
+      <w:pPr>
+        <w:pBdr>
+          <w:top w:val="single" w:color="2c7a7b" w:sz="2" w:space="0"/>
+          <w:left w:val="single" w:color="2c7a7b" w:sz="18" w:space="0"/>
+          <w:bottom w:val="single" w:color="2c7a7b" w:sz="2" w:space="0"/>
+          <w:right w:val="single" w:color="2c7a7b" w:sz="2" w:space="0"/>
+        </w:pBdr>
+        <w:shd w:val="clear" w:color="auto" w:fill="eef2f7"/>
+        <w:spacing w:after="170" w:before="80"/>
+        <w:ind/>
+        <w:rPr/>
+      </w:pPr>
+      <w:r>
+        <w:rPr>
+          <w:rFonts w:ascii="Calibri" w:hAnsi="Calibri" w:eastAsia="Calibri" w:cs="Calibri"/>
+          <w:b/>
+          <w:bCs/>
+          <w:color w:val="2c7a7b"/>
+          <w:sz w:val="21"/>
+          <w:szCs w:val="21"/>
+        </w:rPr>
+        <w:t xml:space="preserve">Đừng chọn Skip all approvals. </w:t>
+      </w:r>
+      <w:r>
+        <w:rPr>
+          <w:rFonts w:ascii="Calibri" w:hAnsi="Calibri" w:eastAsia="Calibri" w:cs="Calibri"/>
+          <w:color w:val="1a2233"/>
+          <w:sz w:val="21"/>
+          <w:szCs w:val="21"/>
+        </w:rPr>
+        <w:t xml:space="preserve">Mức đó trợ lý không bao giờ dừng, kể cả với hành động không an toàn — chính Claude ghi vậy ngay trong menu. Automatically approve là đủ. Nhưng từ lúc bật, trợ lý tự chạy lệnh và tự ghi file mà không hỏi lại từng bước, nên kiểm hai điều trước: đã gắn ĐÚNG thư mục dự án (đừng gắn cả ổ đĩa hay thư mục cha), và thư mục đó đã có bản sao hoặc đã commit git.</w:t>
+      </w:r>
+      <w:r/>
+    </w:p>
+    <w:p>
+      <w:pPr>
+        <w:pBdr/>
+        <w:spacing/>
+        <w:ind/>
+        <w:rPr/>
+      </w:pPr>
+      <w:r>
+        <w:rPr>
+          <w:b/>
+        </w:rPr>
+        <w:t xml:space="preserve">Cuối — Dán câu lệnh dựng bộ khung</w:t>
       </w:r>
       <w:r/>
     </w:p>

--- a/docs_template/cowork/GUIDE.docx
+++ b/docs_template/cowork/GUIDE.docx
@@ -388,12 +388,12 @@
         <w:rPr>
           <w:b/>
         </w:rPr>
-        <w:t xml:space="preserve">Rồi — Bật tự động duyệt</w:t>
+        <w:t xml:space="preserve">Rồi — Bỏ bước duyệt từng lệnh</w:t>
       </w:r>
     </w:p>
     <w:p>
       <w:r>
-        <w:t xml:space="preserve">Ở ô chat bấm Auto → chọn Automatically approve (đang chọn sẵn thì thôi). Không bật thì trợ lý phải xin phép từng lệnh, dựng bộ khung sẽ dừng liên tục.</w:t>
+        <w:t xml:space="preserve">Ở ô chat bấm Auto → chọn Skip all approvals, khỏi phải bấm duyệt từng lệnh. Bộ chuẩn đã tự mang luật kiểm soát — không ghi đè file đang có, không tự xoá hay dời file của bạn, việc hệ trọng phải trình rồi chờ bạn gật — nên chính luật đó mới là thứ bắt trợ lý dừng lại hỏi, không phải mức duyệt.</w:t>
       </w:r>
     </w:p>
     <w:p>
@@ -454,7 +454,7 @@
           <w:sz w:val="21"/>
           <w:szCs w:val="21"/>
         </w:rPr>
-        <w:t xml:space="preserve">Đừng chọn Skip all approvals. </w:t>
+        <w:t xml:space="preserve">Cân nhắc trước khi bật. </w:t>
       </w:r>
       <w:r>
         <w:rPr>
@@ -463,7 +463,7 @@
           <w:sz w:val="21"/>
           <w:szCs w:val="21"/>
         </w:rPr>
-        <w:t xml:space="preserve">Mức đó trợ lý không bao giờ dừng, kể cả với hành động không an toàn — chính Claude ghi vậy ngay trong menu. Automatically approve là đủ. Nhưng từ lúc bật, trợ lý tự chạy lệnh và tự ghi file mà không hỏi lại từng bước, nên kiểm hai điều trước: đã gắn ĐÚNG thư mục dự án (đừng gắn cả ổ đĩa hay thư mục cha), và thư mục đó đã có bản sao hoặc đã commit git.</w:t>
+        <w:t xml:space="preserve">Ở mức này trợ lý không dừng lại hỏi, kể cả với hành động không an toàn — chính Claude ghi vậy trong menu. Thứ giữ an toàn lúc đó là luật trong bộ chuẩn, mà luật chỉ ràng được sau khi bộ chuẩn đã dựng xong: ngay lần chạy đầu thư mục còn trắng nên chưa có gì ràng cả. Vì vậy chỉ bật khi đã gắn ĐÚNG thư mục dự án — đừng gắn cả ổ đĩa hay thư mục cha — và thư mục đó đã có bản sao hoặc đã commit git. Chưa yên tâm thì để Automatically approve cho lần dựng đầu, xong rồi mới chuyển sang Skip.</w:t>
       </w:r>
       <w:r/>
     </w:p>

--- a/docs_template/cowork/GUIDE.docx
+++ b/docs_template/cowork/GUIDE.docx
@@ -491,99 +491,6 @@
       </w:pPr>
       <w:r>
         <w:t xml:space="preserve">Ở ô chat, dán câu ở phần “Lần đầu — nhờ dựng bộ khung” ngay bên dưới. Trợ lý sẽ tự làm phần còn lại.</w:t>
-      </w:r>
-      <w:r/>
-    </w:p>
-    <w:p>
-      <w:pPr>
-        <w:pBdr/>
-        <w:spacing/>
-        <w:ind/>
-        <w:rPr/>
-      </w:pPr>
-      <w:r>
-        <mc:AlternateContent>
-          <mc:Choice Requires="wpg">
-            <w:drawing>
-              <wp:inline xmlns:wp="http://schemas.openxmlformats.org/drawingml/2006/wordprocessingDrawing" distT="0" distB="0" distL="0" distR="0">
-                <wp:extent cx="5120640" cy="2432304"/>
-                <wp:effectExtent l="0" t="0" r="0" b="0"/>
-                <wp:docPr id="3" name="Picture 4"/>
-                <wp:cNvGraphicFramePr>
-                  <a:graphicFrameLocks xmlns:a="http://schemas.openxmlformats.org/drawingml/2006/main" noChangeAspect="1"/>
-                </wp:cNvGraphicFramePr>
-                <a:graphic xmlns:a="http://schemas.openxmlformats.org/drawingml/2006/main">
-                  <a:graphicData uri="http://schemas.openxmlformats.org/drawingml/2006/picture">
-                    <pic:pic xmlns:pic="http://schemas.openxmlformats.org/drawingml/2006/picture">
-                      <pic:nvPicPr>
-                        <pic:cNvPr id="0" name="step_paste_command.png"/>
-                        <pic:cNvPicPr>
-                          <a:picLocks noChangeAspect="1"/>
-                        </pic:cNvPicPr>
-                        <pic:nvPr/>
-                      </pic:nvPicPr>
-                      <pic:blipFill rotWithShape="1">
-                        <a:blip r:embed="rId12"/>
-                        <a:stretch/>
-                      </pic:blipFill>
-                      <pic:spPr bwMode="auto">
-                        <a:xfrm>
-                          <a:off x="0" y="0"/>
-                          <a:ext cx="5120640" cy="2432303"/>
-                        </a:xfrm>
-                        <a:prstGeom prst="rect">
-                          <a:avLst/>
-                        </a:prstGeom>
-                      </pic:spPr>
-                    </pic:pic>
-                  </a:graphicData>
-                </a:graphic>
-              </wp:inline>
-            </w:drawing>
-          </mc:Choice>
-          <mc:Fallback>
-            <w:pict>
-              <v:shapetype id="_x0000_t75" coordsize="21600,21600" o:spt="75" o:preferrelative="t" path="m@4@5l@4@11@9@11@9@5xe" filled="f" stroked="f">
-                <v:stroke joinstyle="miter"/>
-                <v:formulas>
-                  <v:f eqn="if lineDrawn pixelLineWidth 0"/>
-                  <v:f eqn="sum @0 1 0"/>
-                  <v:f eqn="sum 0 0 @1"/>
-                  <v:f eqn="prod @2 1 2"/>
-                  <v:f eqn="prod @3 21600 pixelWidth"/>
-                  <v:f eqn="prod @3 21600 pixelHeight"/>
-                  <v:f eqn="sum @0 0 1"/>
-                  <v:f eqn="prod @6 1 2"/>
-                  <v:f eqn="prod @7 21600 pixelWidth"/>
-                  <v:f eqn="sum @8 21600 0"/>
-                  <v:f eqn="prod @7 21600 pixelHeight"/>
-                  <v:f eqn="sum @10 21600 0"/>
-                </v:formulas>
-                <v:path o:extrusionok="f" gradientshapeok="t" o:connecttype="rect"/>
-                <o:lock v:ext="edit" aspectratio="t"/>
-              </v:shapetype>
-              <v:shape id="_x0000_i2" o:spid="_x0000_s2" type="#_x0000_t75" style="width:403.20pt;height:191.52pt;mso-wrap-distance-left:0.00pt;mso-wrap-distance-top:0.00pt;mso-wrap-distance-right:0.00pt;mso-wrap-distance-bottom:0.00pt;z-index:1;" stroked="false">
-                <v:imagedata r:id="rId12" o:title=""/>
-                <o:lock v:ext="edit" rotation="t"/>
-              </v:shape>
-            </w:pict>
-          </mc:Fallback>
-        </mc:AlternateContent>
-      </w:r>
-      <w:r/>
-    </w:p>
-    <w:p>
-      <w:pPr>
-        <w:pBdr/>
-        <w:spacing/>
-        <w:ind/>
-        <w:rPr/>
-      </w:pPr>
-      <w:r>
-        <w:rPr>
-          <w:i/>
-        </w:rPr>
-        <w:t xml:space="preserve">Ảnh phần dán câu lệnh còn là ảnh giữ chỗ — thay bằng ảnh chụp màn hình thật khi có.</w:t>
       </w:r>
       <w:r/>
     </w:p>

--- a/docs_template/cowork/GUIDE.docx
+++ b/docs_template/cowork/GUIDE.docx
@@ -493,6 +493,42 @@
         <w:t xml:space="preserve">Ở ô chat, dán câu ở phần “Lần đầu — nhờ dựng bộ khung” ngay bên dưới. Trợ lý sẽ tự làm phần còn lại.</w:t>
       </w:r>
       <w:r/>
+    </w:p>
+    <w:p>
+      <w:r>
+        <w:drawing>
+          <wp:inline xmlns:a="http://schemas.openxmlformats.org/drawingml/2006/main" xmlns:pic="http://schemas.openxmlformats.org/drawingml/2006/picture">
+            <wp:extent cx="5731510" cy="2006388"/>
+            <wp:docPr id="5" name="Picture 5"/>
+            <wp:cNvGraphicFramePr>
+              <a:graphicFrameLocks noChangeAspect="1"/>
+            </wp:cNvGraphicFramePr>
+            <a:graphic>
+              <a:graphicData uri="http://schemas.openxmlformats.org/drawingml/2006/picture">
+                <pic:pic>
+                  <pic:nvPicPr>
+                    <pic:cNvPr id="0" name="step_paste_command.png"/>
+                    <pic:cNvPicPr/>
+                  </pic:nvPicPr>
+                  <pic:blipFill>
+                    <a:blip r:embed="rId19"/>
+                    <a:stretch>
+                      <a:fillRect/>
+                    </a:stretch>
+                  </pic:blipFill>
+                  <pic:spPr>
+                    <a:xfrm>
+                      <a:off x="0" y="0"/>
+                      <a:ext cx="5731510" cy="2006388"/>
+                    </a:xfrm>
+                    <a:prstGeom prst="rect"/>
+                  </pic:spPr>
+                </pic:pic>
+              </a:graphicData>
+            </a:graphic>
+          </wp:inline>
+        </w:drawing>
+      </w:r>
     </w:p>
     <w:p>
       <w:pPr>

--- a/docs_template/cowork/GUIDE.docx
+++ b/docs_template/cowork/GUIDE.docx
@@ -770,326 +770,482 @@
       </w:r>
       <w:r/>
     </w:p>
-    <w:p>
-      <w:pPr>
-        <w:pBdr/>
-        <w:spacing w:after="0" w:line="264" w:lineRule="auto"/>
-        <w:ind/>
-        <w:rPr/>
-      </w:pPr>
-      <w:r>
-        <w:rPr>
-          <w:rFonts w:ascii="Calibri" w:hAnsi="Calibri" w:eastAsia="Calibri" w:cs="Calibri"/>
-          <w:b/>
-          <w:bCs/>
-          <w:color w:val="ffffff"/>
-          <w:sz w:val="18"/>
-          <w:szCs w:val="18"/>
-        </w:rPr>
-        <w:t xml:space="preserve">Bạn muốn</w:t>
-      </w:r>
-      <w:r/>
-    </w:p>
-    <w:p>
-      <w:pPr>
-        <w:pBdr/>
-        <w:spacing w:after="0" w:line="264" w:lineRule="auto"/>
-        <w:ind/>
-        <w:rPr/>
-      </w:pPr>
-      <w:r>
-        <w:rPr>
-          <w:rFonts w:ascii="Calibri" w:hAnsi="Calibri" w:eastAsia="Calibri" w:cs="Calibri"/>
-          <w:b/>
-          <w:bCs/>
-          <w:color w:val="ffffff"/>
-          <w:sz w:val="18"/>
-          <w:szCs w:val="18"/>
-        </w:rPr>
-        <w:t xml:space="preserve">Cứ nói đại ý</w:t>
-      </w:r>
-      <w:r/>
-    </w:p>
-    <w:p>
-      <w:pPr>
-        <w:pBdr/>
-        <w:spacing w:after="0" w:line="264" w:lineRule="auto"/>
-        <w:ind/>
-        <w:rPr/>
-      </w:pPr>
-      <w:r>
-        <w:rPr>
-          <w:rFonts w:ascii="Calibri" w:hAnsi="Calibri" w:eastAsia="Calibri" w:cs="Calibri"/>
-          <w:b w:val="0"/>
-          <w:bCs w:val="0"/>
-          <w:color w:val="1a2233"/>
-          <w:sz w:val="18"/>
-          <w:szCs w:val="18"/>
-        </w:rPr>
-        <w:t xml:space="preserve">Xem trong bảng tính có gì</w:t>
-      </w:r>
-      <w:r/>
-    </w:p>
-    <w:p>
-      <w:pPr>
-        <w:pBdr/>
-        <w:spacing w:after="0" w:line="264" w:lineRule="auto"/>
-        <w:ind/>
-        <w:rPr/>
-      </w:pPr>
-      <w:r>
-        <w:rPr>
-          <w:rFonts w:ascii="Calibri" w:hAnsi="Calibri" w:eastAsia="Calibri" w:cs="Calibri"/>
-          <w:b w:val="0"/>
-          <w:bCs w:val="0"/>
-          <w:color w:val="1a2233"/>
-          <w:sz w:val="18"/>
-          <w:szCs w:val="18"/>
-        </w:rPr>
-        <w:t xml:space="preserve">“đọc file doanh_thu.xlsx và tóm tắt cho tôi”</w:t>
-      </w:r>
-      <w:r/>
-    </w:p>
-    <w:p>
-      <w:pPr>
-        <w:pBdr/>
-        <w:spacing w:after="0" w:line="264" w:lineRule="auto"/>
-        <w:ind/>
-        <w:rPr/>
-      </w:pPr>
-      <w:r>
-        <w:rPr>
-          <w:rFonts w:ascii="Calibri" w:hAnsi="Calibri" w:eastAsia="Calibri" w:cs="Calibri"/>
-          <w:b w:val="0"/>
-          <w:bCs w:val="0"/>
-          <w:color w:val="1a2233"/>
-          <w:sz w:val="18"/>
-          <w:szCs w:val="18"/>
-        </w:rPr>
-        <w:t xml:space="preserve">Làm báo cáo từ mẫu có sẵn</w:t>
-      </w:r>
-      <w:r/>
-    </w:p>
-    <w:p>
-      <w:pPr>
-        <w:pBdr/>
-        <w:spacing w:after="0" w:line="264" w:lineRule="auto"/>
-        <w:ind/>
-        <w:rPr/>
-      </w:pPr>
-      <w:r>
-        <w:rPr>
-          <w:rFonts w:ascii="Calibri" w:hAnsi="Calibri" w:eastAsia="Calibri" w:cs="Calibri"/>
-          <w:b w:val="0"/>
-          <w:bCs w:val="0"/>
-          <w:color w:val="1a2233"/>
-          <w:sz w:val="18"/>
-          <w:szCs w:val="18"/>
-        </w:rPr>
-        <w:t xml:space="preserve">“điền số tháng 7 vào mẫu báo cáo tuần”</w:t>
-      </w:r>
-      <w:r/>
-    </w:p>
-    <w:p>
-      <w:pPr>
-        <w:pBdr/>
-        <w:spacing w:after="0" w:line="264" w:lineRule="auto"/>
-        <w:ind/>
-        <w:rPr/>
-      </w:pPr>
-      <w:r>
-        <w:rPr>
-          <w:rFonts w:ascii="Calibri" w:hAnsi="Calibri" w:eastAsia="Calibri" w:cs="Calibri"/>
-          <w:b w:val="0"/>
-          <w:bCs w:val="0"/>
-          <w:color w:val="1a2233"/>
-          <w:sz w:val="18"/>
-          <w:szCs w:val="18"/>
-        </w:rPr>
-        <w:t xml:space="preserve">Gộp nhiều file thành một</w:t>
-      </w:r>
-      <w:r/>
-    </w:p>
-    <w:p>
-      <w:pPr>
-        <w:pBdr/>
-        <w:spacing w:after="0" w:line="264" w:lineRule="auto"/>
-        <w:ind/>
-        <w:rPr/>
-      </w:pPr>
-      <w:r>
-        <w:rPr>
-          <w:rFonts w:ascii="Calibri" w:hAnsi="Calibri" w:eastAsia="Calibri" w:cs="Calibri"/>
-          <w:b w:val="0"/>
-          <w:bCs w:val="0"/>
-          <w:color w:val="1a2233"/>
-          <w:sz w:val="18"/>
-          <w:szCs w:val="18"/>
-        </w:rPr>
-        <w:t xml:space="preserve">“gộp ba file này thành một báo cáo”</w:t>
-      </w:r>
-      <w:r/>
-    </w:p>
-    <w:p>
-      <w:pPr>
-        <w:pBdr/>
-        <w:spacing w:after="0" w:line="264" w:lineRule="auto"/>
-        <w:ind/>
-        <w:rPr/>
-      </w:pPr>
-      <w:r>
-        <w:rPr>
-          <w:rFonts w:ascii="Calibri" w:hAnsi="Calibri" w:eastAsia="Calibri" w:cs="Calibri"/>
-          <w:b w:val="0"/>
-          <w:bCs w:val="0"/>
-          <w:color w:val="1a2233"/>
-          <w:sz w:val="18"/>
-          <w:szCs w:val="18"/>
-        </w:rPr>
-        <w:t xml:space="preserve">Sắp xếp lại thư mục cho gọn</w:t>
-      </w:r>
-      <w:r/>
-    </w:p>
-    <w:p>
-      <w:pPr>
-        <w:pBdr/>
-        <w:spacing w:after="0" w:line="264" w:lineRule="auto"/>
-        <w:ind/>
-        <w:rPr/>
-      </w:pPr>
-      <w:r>
-        <w:rPr>
-          <w:rFonts w:ascii="Calibri" w:hAnsi="Calibri" w:eastAsia="Calibri" w:cs="Calibri"/>
-          <w:b w:val="0"/>
-          <w:bCs w:val="0"/>
-          <w:color w:val="1a2233"/>
-          <w:sz w:val="18"/>
-          <w:szCs w:val="18"/>
-        </w:rPr>
-        <w:t xml:space="preserve">“sắp xếp lại cho đúng chuẩn giúp tôi”</w:t>
-      </w:r>
-      <w:r/>
-    </w:p>
-    <w:p>
-      <w:pPr>
-        <w:pBdr/>
-        <w:spacing w:after="0" w:line="264" w:lineRule="auto"/>
-        <w:ind/>
-        <w:rPr/>
-      </w:pPr>
-      <w:r>
-        <w:rPr>
-          <w:rFonts w:ascii="Calibri" w:hAnsi="Calibri" w:eastAsia="Calibri" w:cs="Calibri"/>
-          <w:b w:val="0"/>
-          <w:bCs w:val="0"/>
-          <w:color w:val="1a2233"/>
-          <w:sz w:val="18"/>
-          <w:szCs w:val="18"/>
-        </w:rPr>
-        <w:t xml:space="preserve">Tìm lại việc đã làm hôm trước</w:t>
-      </w:r>
-      <w:r/>
-    </w:p>
-    <w:p>
-      <w:pPr>
-        <w:pBdr/>
-        <w:spacing w:after="0" w:line="264" w:lineRule="auto"/>
-        <w:ind/>
-        <w:rPr/>
-      </w:pPr>
-      <w:r>
-        <w:rPr>
-          <w:rFonts w:ascii="Calibri" w:hAnsi="Calibri" w:eastAsia="Calibri" w:cs="Calibri"/>
-          <w:b w:val="0"/>
-          <w:bCs w:val="0"/>
-          <w:color w:val="1a2233"/>
-          <w:sz w:val="18"/>
-          <w:szCs w:val="18"/>
-        </w:rPr>
-        <w:t xml:space="preserve">“lần trước mình làm tới đâu rồi?”</w:t>
-      </w:r>
-      <w:r/>
-    </w:p>
-    <w:p>
-      <w:pPr>
-        <w:pBdr/>
-        <w:spacing w:after="0" w:line="264" w:lineRule="auto"/>
-        <w:ind/>
-        <w:rPr/>
-      </w:pPr>
-      <w:r>
-        <w:rPr>
-          <w:rFonts w:ascii="Calibri" w:hAnsi="Calibri" w:eastAsia="Calibri" w:cs="Calibri"/>
-          <w:b w:val="0"/>
-          <w:bCs w:val="0"/>
-          <w:color w:val="1a2233"/>
-          <w:sz w:val="18"/>
-          <w:szCs w:val="18"/>
-        </w:rPr>
-        <w:t xml:space="preserve">Kiểm xem còn đúng chuẩn không</w:t>
-      </w:r>
-      <w:r/>
-    </w:p>
-    <w:p>
-      <w:pPr>
-        <w:pBdr/>
-        <w:spacing w:after="0" w:line="264" w:lineRule="auto"/>
-        <w:ind/>
-        <w:rPr/>
-      </w:pPr>
-      <w:r>
-        <w:rPr>
-          <w:rFonts w:ascii="Calibri" w:hAnsi="Calibri" w:eastAsia="Calibri" w:cs="Calibri"/>
-          <w:b w:val="0"/>
-          <w:bCs w:val="0"/>
-          <w:color w:val="1a2233"/>
-          <w:sz w:val="18"/>
-          <w:szCs w:val="18"/>
-        </w:rPr>
-        <w:t xml:space="preserve">“kiểm lại xem dự án có bám chuẩn không”</w:t>
-      </w:r>
-      <w:r/>
-    </w:p>
-    <w:p>
-      <w:pPr>
-        <w:pBdr/>
-        <w:spacing w:after="0" w:line="264" w:lineRule="auto"/>
-        <w:ind/>
-        <w:rPr/>
-      </w:pPr>
-      <w:r>
-        <w:rPr>
-          <w:rFonts w:ascii="Calibri" w:hAnsi="Calibri" w:eastAsia="Calibri" w:cs="Calibri"/>
-          <w:b/>
-          <w:bCs/>
-          <w:color w:val="1a2233"/>
-          <w:sz w:val="18"/>
-          <w:szCs w:val="18"/>
-        </w:rPr>
-        <w:t xml:space="preserve">Lưu tiến độ trước khi nghỉ</w:t>
-      </w:r>
-      <w:r/>
-    </w:p>
-    <w:p>
-      <w:pPr>
-        <w:pBdr/>
-        <w:spacing w:after="0" w:line="264" w:lineRule="auto"/>
-        <w:ind/>
-        <w:rPr/>
-      </w:pPr>
-      <w:r>
-        <w:rPr>
-          <w:rFonts w:ascii="Calibri" w:hAnsi="Calibri" w:eastAsia="Calibri" w:cs="Calibri"/>
-          <w:b/>
-          <w:bCs/>
-          <w:color w:val="2f855a"/>
-          <w:sz w:val="18"/>
-          <w:szCs w:val="18"/>
-        </w:rPr>
-        <w:t xml:space="preserve">“ghi sổ giúp tôi”</w:t>
-      </w:r>
-      <w:r/>
-    </w:p>
+    <w:tbl>
+      <w:tblPr>
+        <w:tblW w:type="dxa" w:w="9360"/>
+        <w:tblBorders>
+          <w:top w:val="single" w:color="D4DAE2" w:sz="2"/>
+          <w:left w:val="single" w:color="D4DAE2" w:sz="2"/>
+          <w:bottom w:val="single" w:color="D4DAE2" w:sz="2"/>
+          <w:right w:val="single" w:color="D4DAE2" w:sz="2"/>
+          <w:insideH w:val="single" w:color="D4DAE2" w:sz="2"/>
+          <w:insideV w:val="single" w:color="D4DAE2" w:sz="2"/>
+        </w:tblBorders>
+      </w:tblPr>
+      <w:tblGrid>
+        <w:gridCol w:w="3744"/>
+        <w:gridCol w:w="5616"/>
+      </w:tblGrid>
+      <w:tr>
+        <w:trPr>
+          <w:tblHeader/>
+        </w:trPr>
+        <w:tc>
+          <w:tcPr>
+            <w:tcW w:type="dxa" w:w="3744"/>
+            <w:shd w:fill="1F3A5F" w:val="clear"/>
+            <w:tcMar>
+              <w:top w:type="dxa" w:w="60"/>
+              <w:left w:type="dxa" w:w="118"/>
+              <w:bottom w:type="dxa" w:w="60"/>
+              <w:right w:type="dxa" w:w="118"/>
+            </w:tcMar>
+          </w:tcPr>
+          <w:p>
+            <w:pPr>
+              <w:spacing w:after="0" w:line="264"/>
+            </w:pPr>
+            <w:r>
+              <w:rPr>
+                <w:rFonts w:ascii="Calibri" w:cs="Calibri" w:eastAsia="Calibri" w:hAnsi="Calibri"/>
+                <w:b/>
+                <w:bCs/>
+                <w:color w:val="FFFFFF"/>
+                <w:sz w:val="18"/>
+                <w:szCs w:val="18"/>
+              </w:rPr>
+              <w:t xml:space="preserve">Bạn muốn</w:t>
+            </w:r>
+          </w:p>
+        </w:tc>
+        <w:tc>
+          <w:tcPr>
+            <w:tcW w:type="dxa" w:w="5616"/>
+            <w:shd w:fill="1F3A5F" w:val="clear"/>
+            <w:tcMar>
+              <w:top w:type="dxa" w:w="60"/>
+              <w:left w:type="dxa" w:w="118"/>
+              <w:bottom w:type="dxa" w:w="60"/>
+              <w:right w:type="dxa" w:w="118"/>
+            </w:tcMar>
+          </w:tcPr>
+          <w:p>
+            <w:pPr>
+              <w:spacing w:after="0" w:line="264"/>
+            </w:pPr>
+            <w:r>
+              <w:rPr>
+                <w:rFonts w:ascii="Calibri" w:cs="Calibri" w:eastAsia="Calibri" w:hAnsi="Calibri"/>
+                <w:b/>
+                <w:bCs/>
+                <w:color w:val="FFFFFF"/>
+                <w:sz w:val="18"/>
+                <w:szCs w:val="18"/>
+              </w:rPr>
+              <w:t xml:space="preserve">Cứ nói đại ý</w:t>
+            </w:r>
+          </w:p>
+        </w:tc>
+      </w:tr>
+      <w:tr>
+        <w:tc>
+          <w:tcPr>
+            <w:tcW w:type="dxa" w:w="3744"/>
+            <w:tcMar>
+              <w:top w:type="dxa" w:w="60"/>
+              <w:left w:type="dxa" w:w="118"/>
+              <w:bottom w:type="dxa" w:w="60"/>
+              <w:right w:type="dxa" w:w="118"/>
+            </w:tcMar>
+          </w:tcPr>
+          <w:p>
+            <w:pPr>
+              <w:spacing w:after="0" w:line="264"/>
+            </w:pPr>
+            <w:r>
+              <w:rPr>
+                <w:rFonts w:ascii="Calibri" w:cs="Calibri" w:eastAsia="Calibri" w:hAnsi="Calibri"/>
+                <w:b w:val="false"/>
+                <w:bCs w:val="false"/>
+                <w:color w:val="1A2233"/>
+                <w:sz w:val="18"/>
+                <w:szCs w:val="18"/>
+              </w:rPr>
+              <w:t xml:space="preserve">Xem trong bảng tính có gì</w:t>
+            </w:r>
+          </w:p>
+        </w:tc>
+        <w:tc>
+          <w:tcPr>
+            <w:tcW w:type="dxa" w:w="5616"/>
+            <w:tcMar>
+              <w:top w:type="dxa" w:w="60"/>
+              <w:left w:type="dxa" w:w="118"/>
+              <w:bottom w:type="dxa" w:w="60"/>
+              <w:right w:type="dxa" w:w="118"/>
+            </w:tcMar>
+          </w:tcPr>
+          <w:p>
+            <w:pPr>
+              <w:spacing w:after="0" w:line="264"/>
+            </w:pPr>
+            <w:r>
+              <w:rPr>
+                <w:rFonts w:ascii="Calibri" w:cs="Calibri" w:eastAsia="Calibri" w:hAnsi="Calibri"/>
+                <w:b w:val="false"/>
+                <w:bCs w:val="false"/>
+                <w:color w:val="1A2233"/>
+                <w:sz w:val="18"/>
+                <w:szCs w:val="18"/>
+              </w:rPr>
+              <w:t xml:space="preserve">“đọc file doanh_thu.xlsx và tóm tắt cho tôi”</w:t>
+            </w:r>
+          </w:p>
+        </w:tc>
+      </w:tr>
+      <w:tr>
+        <w:tc>
+          <w:tcPr>
+            <w:tcW w:type="dxa" w:w="3744"/>
+            <w:shd w:fill="F5F7FA" w:val="clear"/>
+            <w:tcMar>
+              <w:top w:type="dxa" w:w="60"/>
+              <w:left w:type="dxa" w:w="118"/>
+              <w:bottom w:type="dxa" w:w="60"/>
+              <w:right w:type="dxa" w:w="118"/>
+            </w:tcMar>
+          </w:tcPr>
+          <w:p>
+            <w:pPr>
+              <w:spacing w:after="0" w:line="264"/>
+            </w:pPr>
+            <w:r>
+              <w:rPr>
+                <w:rFonts w:ascii="Calibri" w:cs="Calibri" w:eastAsia="Calibri" w:hAnsi="Calibri"/>
+                <w:b w:val="false"/>
+                <w:bCs w:val="false"/>
+                <w:color w:val="1A2233"/>
+                <w:sz w:val="18"/>
+                <w:szCs w:val="18"/>
+              </w:rPr>
+              <w:t xml:space="preserve">Làm báo cáo từ mẫu có sẵn</w:t>
+            </w:r>
+          </w:p>
+        </w:tc>
+        <w:tc>
+          <w:tcPr>
+            <w:tcW w:type="dxa" w:w="5616"/>
+            <w:shd w:fill="F5F7FA" w:val="clear"/>
+            <w:tcMar>
+              <w:top w:type="dxa" w:w="60"/>
+              <w:left w:type="dxa" w:w="118"/>
+              <w:bottom w:type="dxa" w:w="60"/>
+              <w:right w:type="dxa" w:w="118"/>
+            </w:tcMar>
+          </w:tcPr>
+          <w:p>
+            <w:pPr>
+              <w:spacing w:after="0" w:line="264"/>
+            </w:pPr>
+            <w:r>
+              <w:rPr>
+                <w:rFonts w:ascii="Calibri" w:cs="Calibri" w:eastAsia="Calibri" w:hAnsi="Calibri"/>
+                <w:b w:val="false"/>
+                <w:bCs w:val="false"/>
+                <w:color w:val="1A2233"/>
+                <w:sz w:val="18"/>
+                <w:szCs w:val="18"/>
+              </w:rPr>
+              <w:t xml:space="preserve">“điền số tháng 7 vào mẫu báo cáo tuần”</w:t>
+            </w:r>
+          </w:p>
+        </w:tc>
+      </w:tr>
+      <w:tr>
+        <w:tc>
+          <w:tcPr>
+            <w:tcW w:type="dxa" w:w="3744"/>
+            <w:tcMar>
+              <w:top w:type="dxa" w:w="60"/>
+              <w:left w:type="dxa" w:w="118"/>
+              <w:bottom w:type="dxa" w:w="60"/>
+              <w:right w:type="dxa" w:w="118"/>
+            </w:tcMar>
+          </w:tcPr>
+          <w:p>
+            <w:pPr>
+              <w:spacing w:after="0" w:line="264"/>
+            </w:pPr>
+            <w:r>
+              <w:rPr>
+                <w:rFonts w:ascii="Calibri" w:cs="Calibri" w:eastAsia="Calibri" w:hAnsi="Calibri"/>
+                <w:b w:val="false"/>
+                <w:bCs w:val="false"/>
+                <w:color w:val="1A2233"/>
+                <w:sz w:val="18"/>
+                <w:szCs w:val="18"/>
+              </w:rPr>
+              <w:t xml:space="preserve">Gộp nhiều file thành một</w:t>
+            </w:r>
+          </w:p>
+        </w:tc>
+        <w:tc>
+          <w:tcPr>
+            <w:tcW w:type="dxa" w:w="5616"/>
+            <w:tcMar>
+              <w:top w:type="dxa" w:w="60"/>
+              <w:left w:type="dxa" w:w="118"/>
+              <w:bottom w:type="dxa" w:w="60"/>
+              <w:right w:type="dxa" w:w="118"/>
+            </w:tcMar>
+          </w:tcPr>
+          <w:p>
+            <w:pPr>
+              <w:spacing w:after="0" w:line="264"/>
+            </w:pPr>
+            <w:r>
+              <w:rPr>
+                <w:rFonts w:ascii="Calibri" w:cs="Calibri" w:eastAsia="Calibri" w:hAnsi="Calibri"/>
+                <w:b w:val="false"/>
+                <w:bCs w:val="false"/>
+                <w:color w:val="1A2233"/>
+                <w:sz w:val="18"/>
+                <w:szCs w:val="18"/>
+              </w:rPr>
+              <w:t xml:space="preserve">“gộp ba file này thành một báo cáo”</w:t>
+            </w:r>
+          </w:p>
+        </w:tc>
+      </w:tr>
+      <w:tr>
+        <w:tc>
+          <w:tcPr>
+            <w:tcW w:type="dxa" w:w="3744"/>
+            <w:shd w:fill="F5F7FA" w:val="clear"/>
+            <w:tcMar>
+              <w:top w:type="dxa" w:w="60"/>
+              <w:left w:type="dxa" w:w="118"/>
+              <w:bottom w:type="dxa" w:w="60"/>
+              <w:right w:type="dxa" w:w="118"/>
+            </w:tcMar>
+          </w:tcPr>
+          <w:p>
+            <w:pPr>
+              <w:spacing w:after="0" w:line="264"/>
+            </w:pPr>
+            <w:r>
+              <w:rPr>
+                <w:rFonts w:ascii="Calibri" w:cs="Calibri" w:eastAsia="Calibri" w:hAnsi="Calibri"/>
+                <w:b w:val="false"/>
+                <w:bCs w:val="false"/>
+                <w:color w:val="1A2233"/>
+                <w:sz w:val="18"/>
+                <w:szCs w:val="18"/>
+              </w:rPr>
+              <w:t xml:space="preserve">Sắp xếp lại thư mục cho gọn</w:t>
+            </w:r>
+          </w:p>
+        </w:tc>
+        <w:tc>
+          <w:tcPr>
+            <w:tcW w:type="dxa" w:w="5616"/>
+            <w:shd w:fill="F5F7FA" w:val="clear"/>
+            <w:tcMar>
+              <w:top w:type="dxa" w:w="60"/>
+              <w:left w:type="dxa" w:w="118"/>
+              <w:bottom w:type="dxa" w:w="60"/>
+              <w:right w:type="dxa" w:w="118"/>
+            </w:tcMar>
+          </w:tcPr>
+          <w:p>
+            <w:pPr>
+              <w:spacing w:after="0" w:line="264"/>
+            </w:pPr>
+            <w:r>
+              <w:rPr>
+                <w:rFonts w:ascii="Calibri" w:cs="Calibri" w:eastAsia="Calibri" w:hAnsi="Calibri"/>
+                <w:b w:val="false"/>
+                <w:bCs w:val="false"/>
+                <w:color w:val="1A2233"/>
+                <w:sz w:val="18"/>
+                <w:szCs w:val="18"/>
+              </w:rPr>
+              <w:t xml:space="preserve">“sắp xếp lại cho đúng chuẩn giúp tôi”</w:t>
+            </w:r>
+          </w:p>
+        </w:tc>
+      </w:tr>
+      <w:tr>
+        <w:tc>
+          <w:tcPr>
+            <w:tcW w:type="dxa" w:w="3744"/>
+            <w:tcMar>
+              <w:top w:type="dxa" w:w="60"/>
+              <w:left w:type="dxa" w:w="118"/>
+              <w:bottom w:type="dxa" w:w="60"/>
+              <w:right w:type="dxa" w:w="118"/>
+            </w:tcMar>
+          </w:tcPr>
+          <w:p>
+            <w:pPr>
+              <w:spacing w:after="0" w:line="264"/>
+            </w:pPr>
+            <w:r>
+              <w:rPr>
+                <w:rFonts w:ascii="Calibri" w:cs="Calibri" w:eastAsia="Calibri" w:hAnsi="Calibri"/>
+                <w:b w:val="false"/>
+                <w:bCs w:val="false"/>
+                <w:color w:val="1A2233"/>
+                <w:sz w:val="18"/>
+                <w:szCs w:val="18"/>
+              </w:rPr>
+              <w:t xml:space="preserve">Tìm lại việc đã làm hôm trước</w:t>
+            </w:r>
+          </w:p>
+        </w:tc>
+        <w:tc>
+          <w:tcPr>
+            <w:tcW w:type="dxa" w:w="5616"/>
+            <w:tcMar>
+              <w:top w:type="dxa" w:w="60"/>
+              <w:left w:type="dxa" w:w="118"/>
+              <w:bottom w:type="dxa" w:w="60"/>
+              <w:right w:type="dxa" w:w="118"/>
+            </w:tcMar>
+          </w:tcPr>
+          <w:p>
+            <w:pPr>
+              <w:spacing w:after="0" w:line="264"/>
+            </w:pPr>
+            <w:r>
+              <w:rPr>
+                <w:rFonts w:ascii="Calibri" w:cs="Calibri" w:eastAsia="Calibri" w:hAnsi="Calibri"/>
+                <w:b w:val="false"/>
+                <w:bCs w:val="false"/>
+                <w:color w:val="1A2233"/>
+                <w:sz w:val="18"/>
+                <w:szCs w:val="18"/>
+              </w:rPr>
+              <w:t xml:space="preserve">“lần trước mình làm tới đâu rồi?”</w:t>
+            </w:r>
+          </w:p>
+        </w:tc>
+      </w:tr>
+      <w:tr>
+        <w:tc>
+          <w:tcPr>
+            <w:tcW w:type="dxa" w:w="3744"/>
+            <w:shd w:fill="F5F7FA" w:val="clear"/>
+            <w:tcMar>
+              <w:top w:type="dxa" w:w="60"/>
+              <w:left w:type="dxa" w:w="118"/>
+              <w:bottom w:type="dxa" w:w="60"/>
+              <w:right w:type="dxa" w:w="118"/>
+            </w:tcMar>
+          </w:tcPr>
+          <w:p>
+            <w:pPr>
+              <w:spacing w:after="0" w:line="264"/>
+            </w:pPr>
+            <w:r>
+              <w:rPr>
+                <w:rFonts w:ascii="Calibri" w:cs="Calibri" w:eastAsia="Calibri" w:hAnsi="Calibri"/>
+                <w:b w:val="false"/>
+                <w:bCs w:val="false"/>
+                <w:color w:val="1A2233"/>
+                <w:sz w:val="18"/>
+                <w:szCs w:val="18"/>
+              </w:rPr>
+              <w:t xml:space="preserve">Kiểm xem còn đúng chuẩn không</w:t>
+            </w:r>
+          </w:p>
+        </w:tc>
+        <w:tc>
+          <w:tcPr>
+            <w:tcW w:type="dxa" w:w="5616"/>
+            <w:shd w:fill="F5F7FA" w:val="clear"/>
+            <w:tcMar>
+              <w:top w:type="dxa" w:w="60"/>
+              <w:left w:type="dxa" w:w="118"/>
+              <w:bottom w:type="dxa" w:w="60"/>
+              <w:right w:type="dxa" w:w="118"/>
+            </w:tcMar>
+          </w:tcPr>
+          <w:p>
+            <w:pPr>
+              <w:spacing w:after="0" w:line="264"/>
+            </w:pPr>
+            <w:r>
+              <w:rPr>
+                <w:rFonts w:ascii="Calibri" w:cs="Calibri" w:eastAsia="Calibri" w:hAnsi="Calibri"/>
+                <w:b w:val="false"/>
+                <w:bCs w:val="false"/>
+                <w:color w:val="1A2233"/>
+                <w:sz w:val="18"/>
+                <w:szCs w:val="18"/>
+              </w:rPr>
+              <w:t xml:space="preserve">“kiểm lại xem dự án có bám chuẩn không”</w:t>
+            </w:r>
+          </w:p>
+        </w:tc>
+      </w:tr>
+      <w:tr>
+        <w:tc>
+          <w:tcPr>
+            <w:tcW w:type="dxa" w:w="3744"/>
+            <w:tcMar>
+              <w:top w:type="dxa" w:w="60"/>
+              <w:left w:type="dxa" w:w="118"/>
+              <w:bottom w:type="dxa" w:w="60"/>
+              <w:right w:type="dxa" w:w="118"/>
+            </w:tcMar>
+          </w:tcPr>
+          <w:p>
+            <w:pPr>
+              <w:spacing w:after="0" w:line="264"/>
+            </w:pPr>
+            <w:r>
+              <w:rPr>
+                <w:rFonts w:ascii="Calibri" w:cs="Calibri" w:eastAsia="Calibri" w:hAnsi="Calibri"/>
+                <w:b/>
+                <w:bCs/>
+                <w:color w:val="1A2233"/>
+                <w:sz w:val="18"/>
+                <w:szCs w:val="18"/>
+              </w:rPr>
+              <w:t xml:space="preserve">Lưu tiến độ trước khi nghỉ</w:t>
+            </w:r>
+          </w:p>
+        </w:tc>
+        <w:tc>
+          <w:tcPr>
+            <w:tcW w:type="dxa" w:w="5616"/>
+            <w:tcMar>
+              <w:top w:type="dxa" w:w="60"/>
+              <w:left w:type="dxa" w:w="118"/>
+              <w:bottom w:type="dxa" w:w="60"/>
+              <w:right w:type="dxa" w:w="118"/>
+            </w:tcMar>
+          </w:tcPr>
+          <w:p>
+            <w:pPr>
+              <w:spacing w:after="0" w:line="264"/>
+            </w:pPr>
+            <w:r>
+              <w:rPr>
+                <w:rFonts w:ascii="Calibri" w:cs="Calibri" w:eastAsia="Calibri" w:hAnsi="Calibri"/>
+                <w:b/>
+                <w:bCs/>
+                <w:color w:val="2F855A"/>
+                <w:sz w:val="18"/>
+                <w:szCs w:val="18"/>
+              </w:rPr>
+              <w:t xml:space="preserve">“ghi sổ giúp tôi”</w:t>
+            </w:r>
+          </w:p>
+        </w:tc>
+      </w:tr>
+    </w:tbl>
     <w:p>
       <w:pPr>
         <w:pBdr/>
@@ -1197,1026 +1353,1465 @@
       </w:r>
       <w:r/>
     </w:p>
-    <w:p>
-      <w:pPr>
-        <w:pBdr/>
-        <w:spacing w:after="0" w:line="264" w:lineRule="auto"/>
-        <w:ind/>
-        <w:rPr/>
-      </w:pPr>
-      <w:r>
-        <w:rPr>
-          <w:rFonts w:ascii="Calibri" w:hAnsi="Calibri" w:eastAsia="Calibri" w:cs="Calibri"/>
-          <w:b/>
-          <w:bCs/>
-          <w:color w:val="ffffff"/>
-          <w:sz w:val="18"/>
-          <w:szCs w:val="18"/>
-        </w:rPr>
-        <w:t xml:space="preserve">Tiếng Việt</w:t>
-      </w:r>
-      <w:r/>
-    </w:p>
-    <w:p>
-      <w:pPr>
-        <w:pBdr/>
-        <w:spacing w:after="0" w:line="264" w:lineRule="auto"/>
-        <w:ind/>
-        <w:rPr/>
-      </w:pPr>
-      <w:r>
-        <w:rPr>
-          <w:rFonts w:ascii="Calibri" w:hAnsi="Calibri" w:eastAsia="Calibri" w:cs="Calibri"/>
-          <w:b/>
-          <w:bCs/>
-          <w:color w:val="ffffff"/>
-          <w:sz w:val="18"/>
-          <w:szCs w:val="18"/>
-        </w:rPr>
-        <w:t xml:space="preserve">Từ gốc thường gặp</w:t>
-      </w:r>
-      <w:r/>
-    </w:p>
-    <w:p>
-      <w:pPr>
-        <w:pBdr/>
-        <w:spacing w:after="0" w:line="264" w:lineRule="auto"/>
-        <w:ind/>
-        <w:rPr/>
-      </w:pPr>
-      <w:r>
-        <w:rPr>
-          <w:rFonts w:ascii="Calibri" w:hAnsi="Calibri" w:eastAsia="Calibri" w:cs="Calibri"/>
-          <w:b/>
-          <w:bCs/>
-          <w:color w:val="ffffff"/>
-          <w:sz w:val="18"/>
-          <w:szCs w:val="18"/>
-        </w:rPr>
-        <w:t xml:space="preserve">Nghĩa</w:t>
-      </w:r>
-      <w:r/>
-    </w:p>
-    <w:p>
-      <w:pPr>
-        <w:pBdr/>
-        <w:spacing w:after="0" w:line="264" w:lineRule="auto"/>
-        <w:ind/>
-        <w:rPr/>
-      </w:pPr>
-      <w:r>
-        <w:rPr>
-          <w:rFonts w:ascii="Calibri" w:hAnsi="Calibri" w:eastAsia="Calibri" w:cs="Calibri"/>
-          <w:b/>
-          <w:bCs/>
-          <w:color w:val="1a2233"/>
-          <w:sz w:val="18"/>
-          <w:szCs w:val="18"/>
-        </w:rPr>
-        <w:t xml:space="preserve">Trợ lý</w:t>
-      </w:r>
-      <w:r/>
-    </w:p>
-    <w:p>
-      <w:pPr>
-        <w:pBdr/>
-        <w:spacing w:after="0" w:line="264" w:lineRule="auto"/>
-        <w:ind/>
-        <w:rPr/>
-      </w:pPr>
-      <w:r>
-        <w:rPr>
-          <w:rFonts w:ascii="Calibri" w:hAnsi="Calibri" w:eastAsia="Calibri" w:cs="Calibri"/>
-          <w:b w:val="0"/>
-          <w:bCs w:val="0"/>
-          <w:color w:val="2c7a7b"/>
-          <w:sz w:val="18"/>
-          <w:szCs w:val="18"/>
-        </w:rPr>
-        <w:t xml:space="preserve">Agent · Assistant</w:t>
-      </w:r>
-      <w:r/>
-    </w:p>
-    <w:p>
-      <w:pPr>
-        <w:pBdr/>
-        <w:spacing w:after="0" w:line="264" w:lineRule="auto"/>
-        <w:ind/>
-        <w:rPr/>
-      </w:pPr>
-      <w:r>
-        <w:rPr>
-          <w:rFonts w:ascii="Calibri" w:hAnsi="Calibri" w:eastAsia="Calibri" w:cs="Calibri"/>
-          <w:b w:val="0"/>
-          <w:bCs w:val="0"/>
-          <w:color w:val="1a2233"/>
-          <w:sz w:val="18"/>
-          <w:szCs w:val="18"/>
-        </w:rPr>
-        <w:t xml:space="preserve">Claude — phần biết suy nghĩ, bạn nhắn tin để nhờ làm việc.</w:t>
-      </w:r>
-      <w:r/>
-    </w:p>
-    <w:p>
-      <w:pPr>
-        <w:pBdr/>
-        <w:spacing w:after="0" w:line="264" w:lineRule="auto"/>
-        <w:ind/>
-        <w:rPr/>
-      </w:pPr>
-      <w:r>
-        <w:rPr>
-          <w:rFonts w:ascii="Calibri" w:hAnsi="Calibri" w:eastAsia="Calibri" w:cs="Calibri"/>
-          <w:b/>
-          <w:bCs/>
-          <w:color w:val="1a2233"/>
-          <w:sz w:val="18"/>
-          <w:szCs w:val="18"/>
-        </w:rPr>
-        <w:t xml:space="preserve">Cowork</w:t>
-      </w:r>
-      <w:r/>
-    </w:p>
-    <w:p>
-      <w:pPr>
-        <w:pBdr/>
-        <w:spacing w:after="0" w:line="264" w:lineRule="auto"/>
-        <w:ind/>
-        <w:rPr/>
-      </w:pPr>
-      <w:r>
-        <w:rPr>
-          <w:rFonts w:ascii="Calibri" w:hAnsi="Calibri" w:eastAsia="Calibri" w:cs="Calibri"/>
-          <w:b w:val="0"/>
-          <w:bCs w:val="0"/>
-          <w:color w:val="2c7a7b"/>
-          <w:sz w:val="18"/>
-          <w:szCs w:val="18"/>
-        </w:rPr>
-        <w:t xml:space="preserve">Cowork</w:t>
-      </w:r>
-      <w:r/>
-    </w:p>
-    <w:p>
-      <w:pPr>
-        <w:pBdr/>
-        <w:spacing w:after="0" w:line="264" w:lineRule="auto"/>
-        <w:ind/>
-        <w:rPr/>
-      </w:pPr>
-      <w:r>
-        <w:rPr>
-          <w:rFonts w:ascii="Calibri" w:hAnsi="Calibri" w:eastAsia="Calibri" w:cs="Calibri"/>
-          <w:b w:val="0"/>
-          <w:bCs w:val="0"/>
-          <w:color w:val="1a2233"/>
-          <w:sz w:val="18"/>
-          <w:szCs w:val="18"/>
-        </w:rPr>
-        <w:t xml:space="preserve">Chế độ cho trợ lý làm việc thẳng với file trên máy: đọc, sửa, tạo — không chỉ trả lời suông.</w:t>
-      </w:r>
-      <w:r/>
-    </w:p>
-    <w:p>
-      <w:pPr>
-        <w:pBdr/>
-        <w:spacing w:after="0" w:line="264" w:lineRule="auto"/>
-        <w:ind/>
-        <w:rPr/>
-      </w:pPr>
-      <w:r>
-        <w:rPr>
-          <w:rFonts w:ascii="Calibri" w:hAnsi="Calibri" w:eastAsia="Calibri" w:cs="Calibri"/>
-          <w:b/>
-          <w:bCs/>
-          <w:color w:val="1a2233"/>
-          <w:sz w:val="18"/>
-          <w:szCs w:val="18"/>
-        </w:rPr>
-        <w:t xml:space="preserve">Bộ khung</w:t>
-      </w:r>
-      <w:r/>
-    </w:p>
-    <w:p>
-      <w:pPr>
-        <w:pBdr/>
-        <w:spacing w:after="0" w:line="264" w:lineRule="auto"/>
-        <w:ind/>
-        <w:rPr/>
-      </w:pPr>
-      <w:r>
-        <w:rPr>
-          <w:rFonts w:ascii="Calibri" w:hAnsi="Calibri" w:eastAsia="Calibri" w:cs="Calibri"/>
-          <w:b w:val="0"/>
-          <w:bCs w:val="0"/>
-          <w:color w:val="2c7a7b"/>
-          <w:sz w:val="18"/>
-          <w:szCs w:val="18"/>
-        </w:rPr>
-        <w:t xml:space="preserve">Harness</w:t>
-      </w:r>
-      <w:r/>
-    </w:p>
-    <w:p>
-      <w:pPr>
-        <w:pBdr/>
-        <w:spacing w:after="0" w:line="264" w:lineRule="auto"/>
-        <w:ind/>
-        <w:rPr/>
-      </w:pPr>
-      <w:r>
-        <w:rPr>
-          <w:rFonts w:ascii="Calibri" w:hAnsi="Calibri" w:eastAsia="Calibri" w:cs="Calibri"/>
-          <w:b w:val="0"/>
-          <w:bCs w:val="0"/>
-          <w:color w:val="1a2233"/>
-          <w:sz w:val="18"/>
-          <w:szCs w:val="18"/>
-        </w:rPr>
-        <w:t xml:space="preserve">Toàn bộ phần bao quanh trợ lý: quy trình, nội quy, trí nhớ, quyền động vào file. Trợ lý giỏi tới đâu, thiếu bộ khung vẫn làm lộn xộn.</w:t>
-      </w:r>
-      <w:r/>
-    </w:p>
-    <w:p>
-      <w:pPr>
-        <w:pBdr/>
-        <w:spacing w:after="0" w:line="264" w:lineRule="auto"/>
-        <w:ind/>
-        <w:rPr/>
-      </w:pPr>
-      <w:r>
-        <w:rPr>
-          <w:rFonts w:ascii="Calibri" w:hAnsi="Calibri" w:eastAsia="Calibri" w:cs="Calibri"/>
-          <w:b/>
-          <w:bCs/>
-          <w:color w:val="1a2233"/>
-          <w:sz w:val="18"/>
-          <w:szCs w:val="18"/>
-        </w:rPr>
-        <w:t xml:space="preserve">Phiên</w:t>
-      </w:r>
-      <w:r/>
-    </w:p>
-    <w:p>
-      <w:pPr>
-        <w:pBdr/>
-        <w:spacing w:after="0" w:line="264" w:lineRule="auto"/>
-        <w:ind/>
-        <w:rPr/>
-      </w:pPr>
-      <w:r>
-        <w:rPr>
-          <w:rFonts w:ascii="Calibri" w:hAnsi="Calibri" w:eastAsia="Calibri" w:cs="Calibri"/>
-          <w:b w:val="0"/>
-          <w:bCs w:val="0"/>
-          <w:color w:val="2c7a7b"/>
-          <w:sz w:val="18"/>
-          <w:szCs w:val="18"/>
-        </w:rPr>
-        <w:t xml:space="preserve">Session</w:t>
-      </w:r>
-      <w:r/>
-    </w:p>
-    <w:p>
-      <w:pPr>
-        <w:pBdr/>
-        <w:spacing w:after="0" w:line="264" w:lineRule="auto"/>
-        <w:ind/>
-        <w:rPr/>
-      </w:pPr>
-      <w:r>
-        <w:rPr>
-          <w:rFonts w:ascii="Calibri" w:hAnsi="Calibri" w:eastAsia="Calibri" w:cs="Calibri"/>
-          <w:b w:val="0"/>
-          <w:bCs w:val="0"/>
-          <w:color w:val="1a2233"/>
-          <w:sz w:val="18"/>
-          <w:szCs w:val="18"/>
-        </w:rPr>
-        <w:t xml:space="preserve">Một lần mở trợ lý ra làm việc. Đóng đi là hết phiên; phiên sau không tự nhớ phiên trước.</w:t>
-      </w:r>
-      <w:r/>
-    </w:p>
-    <w:p>
-      <w:pPr>
-        <w:pBdr/>
-        <w:spacing w:after="0" w:line="264" w:lineRule="auto"/>
-        <w:ind/>
-        <w:rPr/>
-      </w:pPr>
-      <w:r>
-        <w:rPr>
-          <w:rFonts w:ascii="Calibri" w:hAnsi="Calibri" w:eastAsia="Calibri" w:cs="Calibri"/>
-          <w:b/>
-          <w:bCs/>
-          <w:color w:val="1a2233"/>
-          <w:sz w:val="18"/>
-          <w:szCs w:val="18"/>
-        </w:rPr>
-        <w:t xml:space="preserve">Trí nhớ phiên</w:t>
-      </w:r>
-      <w:r/>
-    </w:p>
-    <w:p>
-      <w:pPr>
-        <w:pBdr/>
-        <w:spacing w:after="0" w:line="264" w:lineRule="auto"/>
-        <w:ind/>
-        <w:rPr/>
-      </w:pPr>
-      <w:r>
-        <w:rPr>
-          <w:rFonts w:ascii="Calibri" w:hAnsi="Calibri" w:eastAsia="Calibri" w:cs="Calibri"/>
-          <w:b w:val="0"/>
-          <w:bCs w:val="0"/>
-          <w:color w:val="2c7a7b"/>
-          <w:sz w:val="18"/>
-          <w:szCs w:val="18"/>
-        </w:rPr>
-        <w:t xml:space="preserve">Context · Context window</w:t>
-      </w:r>
-      <w:r/>
-    </w:p>
-    <w:p>
-      <w:pPr>
-        <w:pBdr/>
-        <w:spacing w:after="0" w:line="264" w:lineRule="auto"/>
-        <w:ind/>
-        <w:rPr/>
-      </w:pPr>
-      <w:r>
-        <w:rPr>
-          <w:rFonts w:ascii="Calibri" w:hAnsi="Calibri" w:eastAsia="Calibri" w:cs="Calibri"/>
-          <w:b w:val="0"/>
-          <w:bCs w:val="0"/>
-          <w:color w:val="1a2233"/>
-          <w:sz w:val="18"/>
-          <w:szCs w:val="18"/>
-        </w:rPr>
-        <w:t xml:space="preserve">Lượng thông tin trợ lý giữ được trong một phiên. Có hạn — nhồi càng nhiều thứ vào đầu phiên thì càng ít chỗ cho việc thật.</w:t>
-      </w:r>
-      <w:r/>
-    </w:p>
-    <w:p>
-      <w:pPr>
-        <w:pBdr/>
-        <w:spacing w:after="0" w:line="264" w:lineRule="auto"/>
-        <w:ind/>
-        <w:rPr/>
-      </w:pPr>
-      <w:r>
-        <w:rPr>
-          <w:rFonts w:ascii="Calibri" w:hAnsi="Calibri" w:eastAsia="Calibri" w:cs="Calibri"/>
-          <w:b/>
-          <w:bCs/>
-          <w:color w:val="1a2233"/>
-          <w:sz w:val="18"/>
-          <w:szCs w:val="18"/>
-        </w:rPr>
-        <w:t xml:space="preserve">Quy trình</w:t>
-      </w:r>
-      <w:r/>
-    </w:p>
-    <w:p>
-      <w:pPr>
-        <w:pBdr/>
-        <w:spacing w:after="0" w:line="264" w:lineRule="auto"/>
-        <w:ind/>
-        <w:rPr/>
-      </w:pPr>
-      <w:r>
-        <w:rPr>
-          <w:rFonts w:ascii="Calibri" w:hAnsi="Calibri" w:eastAsia="Calibri" w:cs="Calibri"/>
-          <w:b w:val="0"/>
-          <w:bCs w:val="0"/>
-          <w:color w:val="2c7a7b"/>
-          <w:sz w:val="18"/>
-          <w:szCs w:val="18"/>
-        </w:rPr>
-        <w:t xml:space="preserve">Skill · Agent Skill</w:t>
-      </w:r>
-      <w:r/>
-    </w:p>
-    <w:p>
-      <w:pPr>
-        <w:pBdr/>
-        <w:spacing w:after="0" w:line="264" w:lineRule="auto"/>
-        <w:ind/>
-        <w:rPr/>
-      </w:pPr>
-      <w:r>
-        <w:rPr>
-          <w:rFonts w:ascii="Calibri" w:hAnsi="Calibri" w:eastAsia="Calibri" w:cs="Calibri"/>
-          <w:b w:val="0"/>
-          <w:bCs w:val="0"/>
-          <w:color w:val="1a2233"/>
-          <w:sz w:val="18"/>
-          <w:szCs w:val="18"/>
-        </w:rPr>
-        <w:t xml:space="preserve">Một cách làm việc lặp lại đã đóng gói sẵn (đọc bảng tính, làm báo cáo, sắp xếp file…). Trợ lý tự lấy ra khi gặp đúng việc.</w:t>
-      </w:r>
-      <w:r/>
-    </w:p>
-    <w:p>
-      <w:pPr>
-        <w:pBdr/>
-        <w:spacing w:after="0" w:line="264" w:lineRule="auto"/>
-        <w:ind/>
-        <w:rPr/>
-      </w:pPr>
-      <w:r>
-        <w:rPr>
-          <w:rFonts w:ascii="Calibri" w:hAnsi="Calibri" w:eastAsia="Calibri" w:cs="Calibri"/>
-          <w:b/>
-          <w:bCs/>
-          <w:color w:val="1a2233"/>
-          <w:sz w:val="18"/>
-          <w:szCs w:val="18"/>
-        </w:rPr>
-        <w:t xml:space="preserve">Nội quy</w:t>
-      </w:r>
-      <w:r/>
-    </w:p>
-    <w:p>
-      <w:pPr>
-        <w:pBdr/>
-        <w:spacing w:after="0" w:line="264" w:lineRule="auto"/>
-        <w:ind/>
-        <w:rPr/>
-      </w:pPr>
-      <w:r>
-        <w:rPr>
-          <w:rFonts w:ascii="Calibri" w:hAnsi="Calibri" w:eastAsia="Calibri" w:cs="Calibri"/>
-          <w:b w:val="0"/>
-          <w:bCs w:val="0"/>
-          <w:color w:val="2c7a7b"/>
-          <w:sz w:val="18"/>
-          <w:szCs w:val="18"/>
-        </w:rPr>
-        <w:t xml:space="preserve">Rules · Instructions</w:t>
-      </w:r>
-      <w:r/>
-    </w:p>
-    <w:p>
-      <w:pPr>
-        <w:pBdr/>
-        <w:spacing w:after="0" w:line="264" w:lineRule="auto"/>
-        <w:ind/>
-        <w:rPr/>
-      </w:pPr>
-      <w:r>
-        <w:rPr>
-          <w:rFonts w:ascii="Calibri" w:hAnsi="Calibri" w:eastAsia="Calibri" w:cs="Calibri"/>
-          <w:b w:val="0"/>
-          <w:bCs w:val="0"/>
-          <w:color w:val="1a2233"/>
-          <w:sz w:val="18"/>
-          <w:szCs w:val="18"/>
-        </w:rPr>
-        <w:t xml:space="preserve">Luật của dự án: mục đích, điều cấm, khi nào phải hỏi lại. Luôn được đọc mỗi phiên.</w:t>
-      </w:r>
-      <w:r/>
-    </w:p>
-    <w:p>
-      <w:pPr>
-        <w:pBdr/>
-        <w:spacing w:after="0" w:line="264" w:lineRule="auto"/>
-        <w:ind/>
-        <w:rPr/>
-      </w:pPr>
-      <w:r>
-        <w:rPr>
-          <w:rFonts w:ascii="Calibri" w:hAnsi="Calibri" w:eastAsia="Calibri" w:cs="Calibri"/>
-          <w:b/>
-          <w:bCs/>
-          <w:color w:val="1a2233"/>
-          <w:sz w:val="18"/>
-          <w:szCs w:val="18"/>
-        </w:rPr>
-        <w:t xml:space="preserve">Ghi sổ</w:t>
-      </w:r>
-      <w:r/>
-    </w:p>
-    <w:p>
-      <w:pPr>
-        <w:pBdr/>
-        <w:spacing w:after="0" w:line="264" w:lineRule="auto"/>
-        <w:ind/>
-        <w:rPr/>
-      </w:pPr>
-      <w:r>
-        <w:rPr>
-          <w:rFonts w:ascii="Calibri" w:hAnsi="Calibri" w:eastAsia="Calibri" w:cs="Calibri"/>
-          <w:b w:val="0"/>
-          <w:bCs w:val="0"/>
-          <w:color w:val="2c7a7b"/>
-          <w:sz w:val="18"/>
-          <w:szCs w:val="18"/>
-        </w:rPr>
-        <w:t xml:space="preserve">Session close · Handoff</w:t>
-      </w:r>
-      <w:r/>
-    </w:p>
-    <w:p>
-      <w:pPr>
-        <w:pBdr/>
-        <w:spacing w:after="0" w:line="264" w:lineRule="auto"/>
-        <w:ind/>
-        <w:rPr/>
-      </w:pPr>
-      <w:r>
-        <w:rPr>
-          <w:rFonts w:ascii="Calibri" w:hAnsi="Calibri" w:eastAsia="Calibri" w:cs="Calibri"/>
-          <w:b w:val="0"/>
-          <w:bCs w:val="0"/>
-          <w:color w:val="1a2233"/>
-          <w:sz w:val="18"/>
-          <w:szCs w:val="18"/>
-        </w:rPr>
-        <w:t xml:space="preserve">Nhờ trợ lý lưu lại việc đã làm và việc còn dở trước khi nghỉ, để phiên sau còn biết đường tiếp.</w:t>
-      </w:r>
-      <w:r/>
-    </w:p>
-    <w:p>
-      <w:pPr>
-        <w:pBdr/>
-        <w:spacing w:after="0" w:line="264" w:lineRule="auto"/>
-        <w:ind/>
-        <w:rPr/>
-      </w:pPr>
-      <w:r>
-        <w:rPr>
-          <w:rFonts w:ascii="Calibri" w:hAnsi="Calibri" w:eastAsia="Calibri" w:cs="Calibri"/>
-          <w:b/>
-          <w:bCs/>
-          <w:color w:val="1a2233"/>
-          <w:sz w:val="18"/>
-          <w:szCs w:val="18"/>
-        </w:rPr>
-        <w:t xml:space="preserve">Chỉ mở khi cần</w:t>
-      </w:r>
-      <w:r/>
-    </w:p>
-    <w:p>
-      <w:pPr>
-        <w:pBdr/>
-        <w:spacing w:after="0" w:line="264" w:lineRule="auto"/>
-        <w:ind/>
-        <w:rPr/>
-      </w:pPr>
-      <w:r>
-        <w:rPr>
-          <w:rFonts w:ascii="Calibri" w:hAnsi="Calibri" w:eastAsia="Calibri" w:cs="Calibri"/>
-          <w:b w:val="0"/>
-          <w:bCs w:val="0"/>
-          <w:color w:val="2c7a7b"/>
-          <w:sz w:val="18"/>
-          <w:szCs w:val="18"/>
-        </w:rPr>
-        <w:t xml:space="preserve">Progressive disclosure</w:t>
-      </w:r>
-      <w:r/>
-    </w:p>
-    <w:p>
-      <w:pPr>
-        <w:pBdr/>
-        <w:spacing w:after="0" w:line="264" w:lineRule="auto"/>
-        <w:ind/>
-        <w:rPr/>
-      </w:pPr>
-      <w:r>
-        <w:rPr>
-          <w:rFonts w:ascii="Calibri" w:hAnsi="Calibri" w:eastAsia="Calibri" w:cs="Calibri"/>
-          <w:b w:val="0"/>
-          <w:bCs w:val="0"/>
-          <w:color w:val="1a2233"/>
-          <w:sz w:val="18"/>
-          <w:szCs w:val="18"/>
-        </w:rPr>
-        <w:t xml:space="preserve">Cách nạp theo mức: chỉ mở nội dung khi thật sự dùng tới, thay vì đọc hết ngay từ đầu.</w:t>
-      </w:r>
-      <w:r/>
-    </w:p>
-    <w:p>
-      <w:pPr>
-        <w:pBdr/>
-        <w:spacing w:after="0" w:line="264" w:lineRule="auto"/>
-        <w:ind/>
-        <w:rPr/>
-      </w:pPr>
-      <w:r>
-        <w:rPr>
-          <w:rFonts w:ascii="Calibri" w:hAnsi="Calibri" w:eastAsia="Calibri" w:cs="Calibri"/>
-          <w:b/>
-          <w:bCs/>
-          <w:color w:val="1a2233"/>
-          <w:sz w:val="18"/>
-          <w:szCs w:val="18"/>
-        </w:rPr>
-        <w:t xml:space="preserve">Tự nhận việc</w:t>
-      </w:r>
-      <w:r/>
-    </w:p>
-    <w:p>
-      <w:pPr>
-        <w:pBdr/>
-        <w:spacing w:after="0" w:line="264" w:lineRule="auto"/>
-        <w:ind/>
-        <w:rPr/>
-      </w:pPr>
-      <w:r>
-        <w:rPr>
-          <w:rFonts w:ascii="Calibri" w:hAnsi="Calibri" w:eastAsia="Calibri" w:cs="Calibri"/>
-          <w:b w:val="0"/>
-          <w:bCs w:val="0"/>
-          <w:color w:val="2c7a7b"/>
-          <w:sz w:val="18"/>
-          <w:szCs w:val="18"/>
-        </w:rPr>
-        <w:t xml:space="preserve">Trigger · Description matching</w:t>
-      </w:r>
-      <w:r/>
-    </w:p>
-    <w:p>
-      <w:pPr>
-        <w:pBdr/>
-        <w:spacing w:after="0" w:line="264" w:lineRule="auto"/>
-        <w:ind/>
-        <w:rPr/>
-      </w:pPr>
-      <w:r>
-        <w:rPr>
-          <w:rFonts w:ascii="Calibri" w:hAnsi="Calibri" w:eastAsia="Calibri" w:cs="Calibri"/>
-          <w:b w:val="0"/>
-          <w:bCs w:val="0"/>
-          <w:color w:val="1a2233"/>
-          <w:sz w:val="18"/>
-          <w:szCs w:val="18"/>
-        </w:rPr>
-        <w:t xml:space="preserve">Mỗi quy trình ghi sẵn “dùng khi nào”; gặp đúng loại việc là trợ lý tự lấy ra, bạn không phải gọi tên.</w:t>
-      </w:r>
-      <w:r/>
-    </w:p>
-    <w:p>
-      <w:pPr>
-        <w:pBdr/>
-        <w:spacing w:after="0" w:line="264" w:lineRule="auto"/>
-        <w:ind/>
-        <w:rPr/>
-      </w:pPr>
-      <w:r>
-        <w:rPr>
-          <w:rFonts w:ascii="Calibri" w:hAnsi="Calibri" w:eastAsia="Calibri" w:cs="Calibri"/>
-          <w:b/>
-          <w:bCs/>
-          <w:color w:val="1a2233"/>
-          <w:sz w:val="18"/>
-          <w:szCs w:val="18"/>
-        </w:rPr>
-        <w:t xml:space="preserve">Ngăn (thư mục chuẩn)</w:t>
-      </w:r>
-      <w:r/>
-    </w:p>
-    <w:p>
-      <w:pPr>
-        <w:pBdr/>
-        <w:spacing w:after="0" w:line="264" w:lineRule="auto"/>
-        <w:ind/>
-        <w:rPr/>
-      </w:pPr>
-      <w:r>
-        <w:rPr>
-          <w:rFonts w:ascii="Calibri" w:hAnsi="Calibri" w:eastAsia="Calibri" w:cs="Calibri"/>
-          <w:b w:val="0"/>
-          <w:bCs w:val="0"/>
-          <w:color w:val="2c7a7b"/>
-          <w:sz w:val="18"/>
-          <w:szCs w:val="18"/>
-        </w:rPr>
-        <w:t xml:space="preserve">Slot</w:t>
-      </w:r>
-      <w:r/>
-    </w:p>
-    <w:p>
-      <w:pPr>
-        <w:pBdr/>
-        <w:spacing w:after="0" w:line="264" w:lineRule="auto"/>
-        <w:ind/>
-        <w:rPr/>
-      </w:pPr>
-      <w:r>
-        <w:rPr>
-          <w:rFonts w:ascii="Calibri" w:hAnsi="Calibri" w:eastAsia="Calibri" w:cs="Calibri"/>
-          <w:b w:val="0"/>
-          <w:bCs w:val="0"/>
-          <w:color w:val="1a2233"/>
-          <w:sz w:val="18"/>
-          <w:szCs w:val="18"/>
-        </w:rPr>
-        <w:t xml:space="preserve">Một thư mục đã được đặt tên và quy định rõ đựng loại gì.</w:t>
-      </w:r>
-      <w:r/>
-    </w:p>
-    <w:p>
-      <w:pPr>
-        <w:pBdr/>
-        <w:spacing w:after="0" w:line="264" w:lineRule="auto"/>
-        <w:ind/>
-        <w:rPr/>
-      </w:pPr>
-      <w:r>
-        <w:rPr>
-          <w:rFonts w:ascii="Calibri" w:hAnsi="Calibri" w:eastAsia="Calibri" w:cs="Calibri"/>
-          <w:b/>
-          <w:bCs/>
-          <w:color w:val="1a2233"/>
-          <w:sz w:val="18"/>
-          <w:szCs w:val="18"/>
-        </w:rPr>
-        <w:t xml:space="preserve">Sản phẩm giao đi</w:t>
-      </w:r>
-      <w:r/>
-    </w:p>
-    <w:p>
-      <w:pPr>
-        <w:pBdr/>
-        <w:spacing w:after="0" w:line="264" w:lineRule="auto"/>
-        <w:ind/>
-        <w:rPr/>
-      </w:pPr>
-      <w:r>
-        <w:rPr>
-          <w:rFonts w:ascii="Calibri" w:hAnsi="Calibri" w:eastAsia="Calibri" w:cs="Calibri"/>
-          <w:b w:val="0"/>
-          <w:bCs w:val="0"/>
-          <w:color w:val="2c7a7b"/>
-          <w:sz w:val="18"/>
-          <w:szCs w:val="18"/>
-        </w:rPr>
-        <w:t xml:space="preserve">Deliverable</w:t>
-      </w:r>
-      <w:r/>
-    </w:p>
-    <w:p>
-      <w:pPr>
-        <w:pBdr/>
-        <w:spacing w:after="0" w:line="264" w:lineRule="auto"/>
-        <w:ind/>
-        <w:rPr/>
-      </w:pPr>
-      <w:r>
-        <w:rPr>
-          <w:rFonts w:ascii="Calibri" w:hAnsi="Calibri" w:eastAsia="Calibri" w:cs="Calibri"/>
-          <w:b w:val="0"/>
-          <w:bCs w:val="0"/>
-          <w:color w:val="1a2233"/>
-          <w:sz w:val="18"/>
-          <w:szCs w:val="18"/>
-        </w:rPr>
-        <w:t xml:space="preserve">Kết quả cuối cùng đem giao: báo cáo, mô hình dữ liệu, nội dung, bản thiết kế.</w:t>
-      </w:r>
-      <w:r/>
-    </w:p>
-    <w:p>
-      <w:pPr>
-        <w:pBdr/>
-        <w:spacing w:after="0" w:line="264" w:lineRule="auto"/>
-        <w:ind/>
-        <w:rPr/>
-      </w:pPr>
-      <w:r>
-        <w:rPr>
-          <w:rFonts w:ascii="Calibri" w:hAnsi="Calibri" w:eastAsia="Calibri" w:cs="Calibri"/>
-          <w:b/>
-          <w:bCs/>
-          <w:color w:val="1a2233"/>
-          <w:sz w:val="18"/>
-          <w:szCs w:val="18"/>
-        </w:rPr>
-        <w:t xml:space="preserve">Bảng tra “để ở đâu”</w:t>
-      </w:r>
-      <w:r/>
-    </w:p>
-    <w:p>
-      <w:pPr>
-        <w:pBdr/>
-        <w:spacing w:after="0" w:line="264" w:lineRule="auto"/>
-        <w:ind/>
-        <w:rPr/>
-      </w:pPr>
-      <w:r>
-        <w:rPr>
-          <w:rFonts w:ascii="Calibri" w:hAnsi="Calibri" w:eastAsia="Calibri" w:cs="Calibri"/>
-          <w:b w:val="0"/>
-          <w:bCs w:val="0"/>
-          <w:color w:val="2c7a7b"/>
-          <w:sz w:val="18"/>
-          <w:szCs w:val="18"/>
-        </w:rPr>
-        <w:t xml:space="preserve">Routing</w:t>
-      </w:r>
-      <w:r/>
-    </w:p>
-    <w:p>
-      <w:pPr>
-        <w:pBdr/>
-        <w:spacing w:after="0" w:line="264" w:lineRule="auto"/>
-        <w:ind/>
-        <w:rPr/>
-      </w:pPr>
-      <w:r>
-        <w:rPr>
-          <w:rFonts w:ascii="Calibri" w:hAnsi="Calibri" w:eastAsia="Calibri" w:cs="Calibri"/>
-          <w:b w:val="0"/>
-          <w:bCs w:val="0"/>
-          <w:color w:val="1a2233"/>
-          <w:sz w:val="18"/>
-          <w:szCs w:val="18"/>
-        </w:rPr>
-        <w:t xml:space="preserve">Bảng đối chiếu “có thứ này thì bỏ vào ngăn nào”.</w:t>
-      </w:r>
-      <w:r/>
-    </w:p>
-    <w:p>
-      <w:pPr>
-        <w:pBdr/>
-        <w:spacing w:after="0" w:line="264" w:lineRule="auto"/>
-        <w:ind/>
-        <w:rPr/>
-      </w:pPr>
-      <w:r>
-        <w:rPr>
-          <w:rFonts w:ascii="Calibri" w:hAnsi="Calibri" w:eastAsia="Calibri" w:cs="Calibri"/>
-          <w:b/>
-          <w:bCs/>
-          <w:color w:val="1a2233"/>
-          <w:sz w:val="18"/>
-          <w:szCs w:val="18"/>
-        </w:rPr>
-        <w:t xml:space="preserve">Dựng bộ khung</w:t>
-      </w:r>
-      <w:r/>
-    </w:p>
-    <w:p>
-      <w:pPr>
-        <w:pBdr/>
-        <w:spacing w:after="0" w:line="264" w:lineRule="auto"/>
-        <w:ind/>
-        <w:rPr/>
-      </w:pPr>
-      <w:r>
-        <w:rPr>
-          <w:rFonts w:ascii="Calibri" w:hAnsi="Calibri" w:eastAsia="Calibri" w:cs="Calibri"/>
-          <w:b w:val="0"/>
-          <w:bCs w:val="0"/>
-          <w:color w:val="2c7a7b"/>
-          <w:sz w:val="18"/>
-          <w:szCs w:val="18"/>
-        </w:rPr>
-        <w:t xml:space="preserve">Bootstrap · Scaffold</w:t>
-      </w:r>
-      <w:r/>
-    </w:p>
-    <w:p>
-      <w:pPr>
-        <w:pBdr/>
-        <w:spacing w:after="0" w:line="264" w:lineRule="auto"/>
-        <w:ind/>
-        <w:rPr/>
-      </w:pPr>
-      <w:r>
-        <w:rPr>
-          <w:rFonts w:ascii="Calibri" w:hAnsi="Calibri" w:eastAsia="Calibri" w:cs="Calibri"/>
-          <w:b w:val="0"/>
-          <w:bCs w:val="0"/>
-          <w:color w:val="1a2233"/>
-          <w:sz w:val="18"/>
-          <w:szCs w:val="18"/>
-        </w:rPr>
-        <w:t xml:space="preserve">Lần thiết lập đầu tiên cho một dự án: tạo đủ file nội quy, quy trình, sổ sách.</w:t>
-      </w:r>
-      <w:r/>
-    </w:p>
-    <w:p>
-      <w:pPr>
-        <w:pBdr/>
-        <w:spacing w:after="0" w:line="264" w:lineRule="auto"/>
-        <w:ind/>
-        <w:rPr/>
-      </w:pPr>
-      <w:r>
-        <w:rPr>
-          <w:rFonts w:ascii="Calibri" w:hAnsi="Calibri" w:eastAsia="Calibri" w:cs="Calibri"/>
-          <w:b/>
-          <w:bCs/>
-          <w:color w:val="1a2233"/>
-          <w:sz w:val="18"/>
-          <w:szCs w:val="18"/>
-        </w:rPr>
-        <w:t xml:space="preserve">Danh sách file chuẩn</w:t>
-      </w:r>
-      <w:r/>
-    </w:p>
-    <w:p>
-      <w:pPr>
-        <w:pBdr/>
-        <w:spacing w:after="0" w:line="264" w:lineRule="auto"/>
-        <w:ind/>
-        <w:rPr/>
-      </w:pPr>
-      <w:r>
-        <w:rPr>
-          <w:rFonts w:ascii="Calibri" w:hAnsi="Calibri" w:eastAsia="Calibri" w:cs="Calibri"/>
-          <w:b w:val="0"/>
-          <w:bCs w:val="0"/>
-          <w:color w:val="2c7a7b"/>
-          <w:sz w:val="18"/>
-          <w:szCs w:val="18"/>
-        </w:rPr>
-        <w:t xml:space="preserve">Manifest</w:t>
-      </w:r>
-      <w:r/>
-    </w:p>
-    <w:p>
-      <w:pPr>
-        <w:pBdr/>
-        <w:spacing w:after="0" w:line="264" w:lineRule="auto"/>
-        <w:ind/>
-        <w:rPr/>
-      </w:pPr>
-      <w:r>
-        <w:rPr>
-          <w:rFonts w:ascii="Calibri" w:hAnsi="Calibri" w:eastAsia="Calibri" w:cs="Calibri"/>
-          <w:b w:val="0"/>
-          <w:bCs w:val="0"/>
-          <w:color w:val="1a2233"/>
-          <w:sz w:val="18"/>
-          <w:szCs w:val="18"/>
-        </w:rPr>
-        <w:t xml:space="preserve">Bảng liệt kê phải có file nào, mỗi file dài bao nhiêu dòng — dùng để tự kiểm sau khi dựng.</w:t>
-      </w:r>
-      <w:r/>
-    </w:p>
-    <w:p>
-      <w:pPr>
-        <w:pBdr/>
-        <w:spacing w:after="0" w:line="264" w:lineRule="auto"/>
-        <w:ind/>
-        <w:rPr/>
-      </w:pPr>
-      <w:r>
-        <w:rPr>
-          <w:rFonts w:ascii="Calibri" w:hAnsi="Calibri" w:eastAsia="Calibri" w:cs="Calibri"/>
-          <w:b/>
-          <w:bCs/>
-          <w:color w:val="1a2233"/>
-          <w:sz w:val="18"/>
-          <w:szCs w:val="18"/>
-        </w:rPr>
-        <w:t xml:space="preserve">Bản mẫu trống</w:t>
-      </w:r>
-      <w:r/>
-    </w:p>
-    <w:p>
-      <w:pPr>
-        <w:pBdr/>
-        <w:spacing w:after="0" w:line="264" w:lineRule="auto"/>
-        <w:ind/>
-        <w:rPr/>
-      </w:pPr>
-      <w:r>
-        <w:rPr>
-          <w:rFonts w:ascii="Calibri" w:hAnsi="Calibri" w:eastAsia="Calibri" w:cs="Calibri"/>
-          <w:b w:val="0"/>
-          <w:bCs w:val="0"/>
-          <w:color w:val="2c7a7b"/>
-          <w:sz w:val="18"/>
-          <w:szCs w:val="18"/>
-        </w:rPr>
-        <w:t xml:space="preserve">Template</w:t>
-      </w:r>
-      <w:r/>
-    </w:p>
-    <w:p>
-      <w:pPr>
-        <w:pBdr/>
-        <w:spacing w:after="0" w:line="264" w:lineRule="auto"/>
-        <w:ind/>
-        <w:rPr/>
-      </w:pPr>
-      <w:r>
-        <w:rPr>
-          <w:rFonts w:ascii="Calibri" w:hAnsi="Calibri" w:eastAsia="Calibri" w:cs="Calibri"/>
-          <w:b w:val="0"/>
-          <w:bCs w:val="0"/>
-          <w:color w:val="1a2233"/>
-          <w:sz w:val="18"/>
-          <w:szCs w:val="18"/>
-        </w:rPr>
-        <w:t xml:space="preserve">Bộ file gốc chưa điền nội dung, dùng làm khuôn cho mọi dự án mới.</w:t>
-      </w:r>
-      <w:r/>
-    </w:p>
+    <w:tbl>
+      <w:tblPr>
+        <w:tblW w:type="dxa" w:w="9360"/>
+        <w:tblBorders>
+          <w:top w:val="single" w:color="D4DAE2" w:sz="2"/>
+          <w:left w:val="single" w:color="D4DAE2" w:sz="2"/>
+          <w:bottom w:val="single" w:color="D4DAE2" w:sz="2"/>
+          <w:right w:val="single" w:color="D4DAE2" w:sz="2"/>
+          <w:insideH w:val="single" w:color="D4DAE2" w:sz="2"/>
+          <w:insideV w:val="single" w:color="D4DAE2" w:sz="2"/>
+        </w:tblBorders>
+      </w:tblPr>
+      <w:tblGrid>
+        <w:gridCol w:w="1591"/>
+        <w:gridCol w:w="1966"/>
+        <w:gridCol w:w="5803"/>
+      </w:tblGrid>
+      <w:tr>
+        <w:trPr>
+          <w:tblHeader/>
+        </w:trPr>
+        <w:tc>
+          <w:tcPr>
+            <w:tcW w:type="dxa" w:w="1591"/>
+            <w:shd w:fill="1F3A5F" w:val="clear"/>
+            <w:tcMar>
+              <w:top w:type="dxa" w:w="60"/>
+              <w:left w:type="dxa" w:w="118"/>
+              <w:bottom w:type="dxa" w:w="60"/>
+              <w:right w:type="dxa" w:w="118"/>
+            </w:tcMar>
+          </w:tcPr>
+          <w:p>
+            <w:pPr>
+              <w:spacing w:after="0" w:line="264"/>
+            </w:pPr>
+            <w:r>
+              <w:rPr>
+                <w:rFonts w:ascii="Calibri" w:cs="Calibri" w:eastAsia="Calibri" w:hAnsi="Calibri"/>
+                <w:b/>
+                <w:bCs/>
+                <w:color w:val="FFFFFF"/>
+                <w:sz w:val="18"/>
+                <w:szCs w:val="18"/>
+              </w:rPr>
+              <w:t xml:space="preserve">Tiếng Việt</w:t>
+            </w:r>
+          </w:p>
+        </w:tc>
+        <w:tc>
+          <w:tcPr>
+            <w:tcW w:type="dxa" w:w="1966"/>
+            <w:shd w:fill="1F3A5F" w:val="clear"/>
+            <w:tcMar>
+              <w:top w:type="dxa" w:w="60"/>
+              <w:left w:type="dxa" w:w="118"/>
+              <w:bottom w:type="dxa" w:w="60"/>
+              <w:right w:type="dxa" w:w="118"/>
+            </w:tcMar>
+          </w:tcPr>
+          <w:p>
+            <w:pPr>
+              <w:spacing w:after="0" w:line="264"/>
+            </w:pPr>
+            <w:r>
+              <w:rPr>
+                <w:rFonts w:ascii="Calibri" w:cs="Calibri" w:eastAsia="Calibri" w:hAnsi="Calibri"/>
+                <w:b/>
+                <w:bCs/>
+                <w:color w:val="FFFFFF"/>
+                <w:sz w:val="18"/>
+                <w:szCs w:val="18"/>
+              </w:rPr>
+              <w:t xml:space="preserve">Từ gốc thường gặp</w:t>
+            </w:r>
+          </w:p>
+        </w:tc>
+        <w:tc>
+          <w:tcPr>
+            <w:tcW w:type="dxa" w:w="5803"/>
+            <w:shd w:fill="1F3A5F" w:val="clear"/>
+            <w:tcMar>
+              <w:top w:type="dxa" w:w="60"/>
+              <w:left w:type="dxa" w:w="118"/>
+              <w:bottom w:type="dxa" w:w="60"/>
+              <w:right w:type="dxa" w:w="118"/>
+            </w:tcMar>
+          </w:tcPr>
+          <w:p>
+            <w:pPr>
+              <w:spacing w:after="0" w:line="264"/>
+            </w:pPr>
+            <w:r>
+              <w:rPr>
+                <w:rFonts w:ascii="Calibri" w:cs="Calibri" w:eastAsia="Calibri" w:hAnsi="Calibri"/>
+                <w:b/>
+                <w:bCs/>
+                <w:color w:val="FFFFFF"/>
+                <w:sz w:val="18"/>
+                <w:szCs w:val="18"/>
+              </w:rPr>
+              <w:t xml:space="preserve">Nghĩa</w:t>
+            </w:r>
+          </w:p>
+        </w:tc>
+      </w:tr>
+      <w:tr>
+        <w:tc>
+          <w:tcPr>
+            <w:tcW w:type="dxa" w:w="1591"/>
+            <w:tcMar>
+              <w:top w:type="dxa" w:w="60"/>
+              <w:left w:type="dxa" w:w="118"/>
+              <w:bottom w:type="dxa" w:w="60"/>
+              <w:right w:type="dxa" w:w="118"/>
+            </w:tcMar>
+          </w:tcPr>
+          <w:p>
+            <w:pPr>
+              <w:spacing w:after="0" w:line="264"/>
+            </w:pPr>
+            <w:r>
+              <w:rPr>
+                <w:rFonts w:ascii="Calibri" w:cs="Calibri" w:eastAsia="Calibri" w:hAnsi="Calibri"/>
+                <w:b/>
+                <w:bCs/>
+                <w:color w:val="1A2233"/>
+                <w:sz w:val="18"/>
+                <w:szCs w:val="18"/>
+              </w:rPr>
+              <w:t xml:space="preserve">Trợ lý</w:t>
+            </w:r>
+          </w:p>
+        </w:tc>
+        <w:tc>
+          <w:tcPr>
+            <w:tcW w:type="dxa" w:w="1966"/>
+            <w:tcMar>
+              <w:top w:type="dxa" w:w="60"/>
+              <w:left w:type="dxa" w:w="118"/>
+              <w:bottom w:type="dxa" w:w="60"/>
+              <w:right w:type="dxa" w:w="118"/>
+            </w:tcMar>
+          </w:tcPr>
+          <w:p>
+            <w:pPr>
+              <w:spacing w:after="0" w:line="264"/>
+            </w:pPr>
+            <w:r>
+              <w:rPr>
+                <w:rFonts w:ascii="Calibri" w:cs="Calibri" w:eastAsia="Calibri" w:hAnsi="Calibri"/>
+                <w:b w:val="false"/>
+                <w:bCs w:val="false"/>
+                <w:color w:val="2C7A7B"/>
+                <w:sz w:val="18"/>
+                <w:szCs w:val="18"/>
+              </w:rPr>
+              <w:t xml:space="preserve">Agent · Assistant</w:t>
+            </w:r>
+          </w:p>
+        </w:tc>
+        <w:tc>
+          <w:tcPr>
+            <w:tcW w:type="dxa" w:w="5803"/>
+            <w:tcMar>
+              <w:top w:type="dxa" w:w="60"/>
+              <w:left w:type="dxa" w:w="118"/>
+              <w:bottom w:type="dxa" w:w="60"/>
+              <w:right w:type="dxa" w:w="118"/>
+            </w:tcMar>
+          </w:tcPr>
+          <w:p>
+            <w:pPr>
+              <w:spacing w:after="0" w:line="264"/>
+            </w:pPr>
+            <w:r>
+              <w:rPr>
+                <w:rFonts w:ascii="Calibri" w:cs="Calibri" w:eastAsia="Calibri" w:hAnsi="Calibri"/>
+                <w:b w:val="false"/>
+                <w:bCs w:val="false"/>
+                <w:color w:val="1A2233"/>
+                <w:sz w:val="18"/>
+                <w:szCs w:val="18"/>
+              </w:rPr>
+              <w:t xml:space="preserve">Claude — phần biết suy nghĩ, bạn nhắn tin để nhờ làm việc.</w:t>
+            </w:r>
+          </w:p>
+        </w:tc>
+      </w:tr>
+      <w:tr>
+        <w:tc>
+          <w:tcPr>
+            <w:tcW w:type="dxa" w:w="1591"/>
+            <w:shd w:fill="F5F7FA" w:val="clear"/>
+            <w:tcMar>
+              <w:top w:type="dxa" w:w="60"/>
+              <w:left w:type="dxa" w:w="118"/>
+              <w:bottom w:type="dxa" w:w="60"/>
+              <w:right w:type="dxa" w:w="118"/>
+            </w:tcMar>
+          </w:tcPr>
+          <w:p>
+            <w:pPr>
+              <w:spacing w:after="0" w:line="264"/>
+            </w:pPr>
+            <w:r>
+              <w:rPr>
+                <w:rFonts w:ascii="Calibri" w:cs="Calibri" w:eastAsia="Calibri" w:hAnsi="Calibri"/>
+                <w:b/>
+                <w:bCs/>
+                <w:color w:val="1A2233"/>
+                <w:sz w:val="18"/>
+                <w:szCs w:val="18"/>
+              </w:rPr>
+              <w:t xml:space="preserve">Cowork</w:t>
+            </w:r>
+          </w:p>
+        </w:tc>
+        <w:tc>
+          <w:tcPr>
+            <w:tcW w:type="dxa" w:w="1966"/>
+            <w:shd w:fill="F5F7FA" w:val="clear"/>
+            <w:tcMar>
+              <w:top w:type="dxa" w:w="60"/>
+              <w:left w:type="dxa" w:w="118"/>
+              <w:bottom w:type="dxa" w:w="60"/>
+              <w:right w:type="dxa" w:w="118"/>
+            </w:tcMar>
+          </w:tcPr>
+          <w:p>
+            <w:pPr>
+              <w:spacing w:after="0" w:line="264"/>
+            </w:pPr>
+            <w:r>
+              <w:rPr>
+                <w:rFonts w:ascii="Calibri" w:cs="Calibri" w:eastAsia="Calibri" w:hAnsi="Calibri"/>
+                <w:b w:val="false"/>
+                <w:bCs w:val="false"/>
+                <w:color w:val="2C7A7B"/>
+                <w:sz w:val="18"/>
+                <w:szCs w:val="18"/>
+              </w:rPr>
+              <w:t xml:space="preserve">Cowork</w:t>
+            </w:r>
+          </w:p>
+        </w:tc>
+        <w:tc>
+          <w:tcPr>
+            <w:tcW w:type="dxa" w:w="5803"/>
+            <w:shd w:fill="F5F7FA" w:val="clear"/>
+            <w:tcMar>
+              <w:top w:type="dxa" w:w="60"/>
+              <w:left w:type="dxa" w:w="118"/>
+              <w:bottom w:type="dxa" w:w="60"/>
+              <w:right w:type="dxa" w:w="118"/>
+            </w:tcMar>
+          </w:tcPr>
+          <w:p>
+            <w:pPr>
+              <w:spacing w:after="0" w:line="264"/>
+            </w:pPr>
+            <w:r>
+              <w:rPr>
+                <w:rFonts w:ascii="Calibri" w:cs="Calibri" w:eastAsia="Calibri" w:hAnsi="Calibri"/>
+                <w:b w:val="false"/>
+                <w:bCs w:val="false"/>
+                <w:color w:val="1A2233"/>
+                <w:sz w:val="18"/>
+                <w:szCs w:val="18"/>
+              </w:rPr>
+              <w:t xml:space="preserve">Chế độ cho trợ lý làm việc thẳng với file trên máy: đọc, sửa, tạo — không chỉ trả lời suông.</w:t>
+            </w:r>
+          </w:p>
+        </w:tc>
+      </w:tr>
+      <w:tr>
+        <w:tc>
+          <w:tcPr>
+            <w:tcW w:type="dxa" w:w="1591"/>
+            <w:tcMar>
+              <w:top w:type="dxa" w:w="60"/>
+              <w:left w:type="dxa" w:w="118"/>
+              <w:bottom w:type="dxa" w:w="60"/>
+              <w:right w:type="dxa" w:w="118"/>
+            </w:tcMar>
+          </w:tcPr>
+          <w:p>
+            <w:pPr>
+              <w:spacing w:after="0" w:line="264"/>
+            </w:pPr>
+            <w:r>
+              <w:rPr>
+                <w:rFonts w:ascii="Calibri" w:cs="Calibri" w:eastAsia="Calibri" w:hAnsi="Calibri"/>
+                <w:b/>
+                <w:bCs/>
+                <w:color w:val="1A2233"/>
+                <w:sz w:val="18"/>
+                <w:szCs w:val="18"/>
+              </w:rPr>
+              <w:t xml:space="preserve">Bộ khung</w:t>
+            </w:r>
+          </w:p>
+        </w:tc>
+        <w:tc>
+          <w:tcPr>
+            <w:tcW w:type="dxa" w:w="1966"/>
+            <w:tcMar>
+              <w:top w:type="dxa" w:w="60"/>
+              <w:left w:type="dxa" w:w="118"/>
+              <w:bottom w:type="dxa" w:w="60"/>
+              <w:right w:type="dxa" w:w="118"/>
+            </w:tcMar>
+          </w:tcPr>
+          <w:p>
+            <w:pPr>
+              <w:spacing w:after="0" w:line="264"/>
+            </w:pPr>
+            <w:r>
+              <w:rPr>
+                <w:rFonts w:ascii="Calibri" w:cs="Calibri" w:eastAsia="Calibri" w:hAnsi="Calibri"/>
+                <w:b w:val="false"/>
+                <w:bCs w:val="false"/>
+                <w:color w:val="2C7A7B"/>
+                <w:sz w:val="18"/>
+                <w:szCs w:val="18"/>
+              </w:rPr>
+              <w:t xml:space="preserve">Harness</w:t>
+            </w:r>
+          </w:p>
+        </w:tc>
+        <w:tc>
+          <w:tcPr>
+            <w:tcW w:type="dxa" w:w="5803"/>
+            <w:tcMar>
+              <w:top w:type="dxa" w:w="60"/>
+              <w:left w:type="dxa" w:w="118"/>
+              <w:bottom w:type="dxa" w:w="60"/>
+              <w:right w:type="dxa" w:w="118"/>
+            </w:tcMar>
+          </w:tcPr>
+          <w:p>
+            <w:pPr>
+              <w:spacing w:after="0" w:line="264"/>
+            </w:pPr>
+            <w:r>
+              <w:rPr>
+                <w:rFonts w:ascii="Calibri" w:cs="Calibri" w:eastAsia="Calibri" w:hAnsi="Calibri"/>
+                <w:b w:val="false"/>
+                <w:bCs w:val="false"/>
+                <w:color w:val="1A2233"/>
+                <w:sz w:val="18"/>
+                <w:szCs w:val="18"/>
+              </w:rPr>
+              <w:t xml:space="preserve">Toàn bộ phần bao quanh trợ lý: quy trình, nội quy, trí nhớ, quyền động vào file. Trợ lý giỏi tới đâu, thiếu bộ khung vẫn làm lộn xộn.</w:t>
+            </w:r>
+          </w:p>
+        </w:tc>
+      </w:tr>
+      <w:tr>
+        <w:tc>
+          <w:tcPr>
+            <w:tcW w:type="dxa" w:w="1591"/>
+            <w:shd w:fill="F5F7FA" w:val="clear"/>
+            <w:tcMar>
+              <w:top w:type="dxa" w:w="60"/>
+              <w:left w:type="dxa" w:w="118"/>
+              <w:bottom w:type="dxa" w:w="60"/>
+              <w:right w:type="dxa" w:w="118"/>
+            </w:tcMar>
+          </w:tcPr>
+          <w:p>
+            <w:pPr>
+              <w:spacing w:after="0" w:line="264"/>
+            </w:pPr>
+            <w:r>
+              <w:rPr>
+                <w:rFonts w:ascii="Calibri" w:cs="Calibri" w:eastAsia="Calibri" w:hAnsi="Calibri"/>
+                <w:b/>
+                <w:bCs/>
+                <w:color w:val="1A2233"/>
+                <w:sz w:val="18"/>
+                <w:szCs w:val="18"/>
+              </w:rPr>
+              <w:t xml:space="preserve">Phiên</w:t>
+            </w:r>
+          </w:p>
+        </w:tc>
+        <w:tc>
+          <w:tcPr>
+            <w:tcW w:type="dxa" w:w="1966"/>
+            <w:shd w:fill="F5F7FA" w:val="clear"/>
+            <w:tcMar>
+              <w:top w:type="dxa" w:w="60"/>
+              <w:left w:type="dxa" w:w="118"/>
+              <w:bottom w:type="dxa" w:w="60"/>
+              <w:right w:type="dxa" w:w="118"/>
+            </w:tcMar>
+          </w:tcPr>
+          <w:p>
+            <w:pPr>
+              <w:spacing w:after="0" w:line="264"/>
+            </w:pPr>
+            <w:r>
+              <w:rPr>
+                <w:rFonts w:ascii="Calibri" w:cs="Calibri" w:eastAsia="Calibri" w:hAnsi="Calibri"/>
+                <w:b w:val="false"/>
+                <w:bCs w:val="false"/>
+                <w:color w:val="2C7A7B"/>
+                <w:sz w:val="18"/>
+                <w:szCs w:val="18"/>
+              </w:rPr>
+              <w:t xml:space="preserve">Session</w:t>
+            </w:r>
+          </w:p>
+        </w:tc>
+        <w:tc>
+          <w:tcPr>
+            <w:tcW w:type="dxa" w:w="5803"/>
+            <w:shd w:fill="F5F7FA" w:val="clear"/>
+            <w:tcMar>
+              <w:top w:type="dxa" w:w="60"/>
+              <w:left w:type="dxa" w:w="118"/>
+              <w:bottom w:type="dxa" w:w="60"/>
+              <w:right w:type="dxa" w:w="118"/>
+            </w:tcMar>
+          </w:tcPr>
+          <w:p>
+            <w:pPr>
+              <w:spacing w:after="0" w:line="264"/>
+            </w:pPr>
+            <w:r>
+              <w:rPr>
+                <w:rFonts w:ascii="Calibri" w:cs="Calibri" w:eastAsia="Calibri" w:hAnsi="Calibri"/>
+                <w:b w:val="false"/>
+                <w:bCs w:val="false"/>
+                <w:color w:val="1A2233"/>
+                <w:sz w:val="18"/>
+                <w:szCs w:val="18"/>
+              </w:rPr>
+              <w:t xml:space="preserve">Một lần mở trợ lý ra làm việc. Đóng đi là hết phiên; phiên sau không tự nhớ phiên trước.</w:t>
+            </w:r>
+          </w:p>
+        </w:tc>
+      </w:tr>
+      <w:tr>
+        <w:tc>
+          <w:tcPr>
+            <w:tcW w:type="dxa" w:w="1591"/>
+            <w:tcMar>
+              <w:top w:type="dxa" w:w="60"/>
+              <w:left w:type="dxa" w:w="118"/>
+              <w:bottom w:type="dxa" w:w="60"/>
+              <w:right w:type="dxa" w:w="118"/>
+            </w:tcMar>
+          </w:tcPr>
+          <w:p>
+            <w:pPr>
+              <w:spacing w:after="0" w:line="264"/>
+            </w:pPr>
+            <w:r>
+              <w:rPr>
+                <w:rFonts w:ascii="Calibri" w:cs="Calibri" w:eastAsia="Calibri" w:hAnsi="Calibri"/>
+                <w:b/>
+                <w:bCs/>
+                <w:color w:val="1A2233"/>
+                <w:sz w:val="18"/>
+                <w:szCs w:val="18"/>
+              </w:rPr>
+              <w:t xml:space="preserve">Trí nhớ phiên</w:t>
+            </w:r>
+          </w:p>
+        </w:tc>
+        <w:tc>
+          <w:tcPr>
+            <w:tcW w:type="dxa" w:w="1966"/>
+            <w:tcMar>
+              <w:top w:type="dxa" w:w="60"/>
+              <w:left w:type="dxa" w:w="118"/>
+              <w:bottom w:type="dxa" w:w="60"/>
+              <w:right w:type="dxa" w:w="118"/>
+            </w:tcMar>
+          </w:tcPr>
+          <w:p>
+            <w:pPr>
+              <w:spacing w:after="0" w:line="264"/>
+            </w:pPr>
+            <w:r>
+              <w:rPr>
+                <w:rFonts w:ascii="Calibri" w:cs="Calibri" w:eastAsia="Calibri" w:hAnsi="Calibri"/>
+                <w:b w:val="false"/>
+                <w:bCs w:val="false"/>
+                <w:color w:val="2C7A7B"/>
+                <w:sz w:val="18"/>
+                <w:szCs w:val="18"/>
+              </w:rPr>
+              <w:t xml:space="preserve">Context · Context window</w:t>
+            </w:r>
+          </w:p>
+        </w:tc>
+        <w:tc>
+          <w:tcPr>
+            <w:tcW w:type="dxa" w:w="5803"/>
+            <w:tcMar>
+              <w:top w:type="dxa" w:w="60"/>
+              <w:left w:type="dxa" w:w="118"/>
+              <w:bottom w:type="dxa" w:w="60"/>
+              <w:right w:type="dxa" w:w="118"/>
+            </w:tcMar>
+          </w:tcPr>
+          <w:p>
+            <w:pPr>
+              <w:spacing w:after="0" w:line="264"/>
+            </w:pPr>
+            <w:r>
+              <w:rPr>
+                <w:rFonts w:ascii="Calibri" w:cs="Calibri" w:eastAsia="Calibri" w:hAnsi="Calibri"/>
+                <w:b w:val="false"/>
+                <w:bCs w:val="false"/>
+                <w:color w:val="1A2233"/>
+                <w:sz w:val="18"/>
+                <w:szCs w:val="18"/>
+              </w:rPr>
+              <w:t xml:space="preserve">Lượng thông tin trợ lý giữ được trong một phiên. Có hạn — nhồi càng nhiều thứ vào đầu phiên thì càng ít chỗ cho việc thật.</w:t>
+            </w:r>
+          </w:p>
+        </w:tc>
+      </w:tr>
+      <w:tr>
+        <w:tc>
+          <w:tcPr>
+            <w:tcW w:type="dxa" w:w="1591"/>
+            <w:shd w:fill="F5F7FA" w:val="clear"/>
+            <w:tcMar>
+              <w:top w:type="dxa" w:w="60"/>
+              <w:left w:type="dxa" w:w="118"/>
+              <w:bottom w:type="dxa" w:w="60"/>
+              <w:right w:type="dxa" w:w="118"/>
+            </w:tcMar>
+          </w:tcPr>
+          <w:p>
+            <w:pPr>
+              <w:spacing w:after="0" w:line="264"/>
+            </w:pPr>
+            <w:r>
+              <w:rPr>
+                <w:rFonts w:ascii="Calibri" w:cs="Calibri" w:eastAsia="Calibri" w:hAnsi="Calibri"/>
+                <w:b/>
+                <w:bCs/>
+                <w:color w:val="1A2233"/>
+                <w:sz w:val="18"/>
+                <w:szCs w:val="18"/>
+              </w:rPr>
+              <w:t xml:space="preserve">Quy trình</w:t>
+            </w:r>
+          </w:p>
+        </w:tc>
+        <w:tc>
+          <w:tcPr>
+            <w:tcW w:type="dxa" w:w="1966"/>
+            <w:shd w:fill="F5F7FA" w:val="clear"/>
+            <w:tcMar>
+              <w:top w:type="dxa" w:w="60"/>
+              <w:left w:type="dxa" w:w="118"/>
+              <w:bottom w:type="dxa" w:w="60"/>
+              <w:right w:type="dxa" w:w="118"/>
+            </w:tcMar>
+          </w:tcPr>
+          <w:p>
+            <w:pPr>
+              <w:spacing w:after="0" w:line="264"/>
+            </w:pPr>
+            <w:r>
+              <w:rPr>
+                <w:rFonts w:ascii="Calibri" w:cs="Calibri" w:eastAsia="Calibri" w:hAnsi="Calibri"/>
+                <w:b w:val="false"/>
+                <w:bCs w:val="false"/>
+                <w:color w:val="2C7A7B"/>
+                <w:sz w:val="18"/>
+                <w:szCs w:val="18"/>
+              </w:rPr>
+              <w:t xml:space="preserve">Skill · Agent Skill</w:t>
+            </w:r>
+          </w:p>
+        </w:tc>
+        <w:tc>
+          <w:tcPr>
+            <w:tcW w:type="dxa" w:w="5803"/>
+            <w:shd w:fill="F5F7FA" w:val="clear"/>
+            <w:tcMar>
+              <w:top w:type="dxa" w:w="60"/>
+              <w:left w:type="dxa" w:w="118"/>
+              <w:bottom w:type="dxa" w:w="60"/>
+              <w:right w:type="dxa" w:w="118"/>
+            </w:tcMar>
+          </w:tcPr>
+          <w:p>
+            <w:pPr>
+              <w:spacing w:after="0" w:line="264"/>
+            </w:pPr>
+            <w:r>
+              <w:rPr>
+                <w:rFonts w:ascii="Calibri" w:cs="Calibri" w:eastAsia="Calibri" w:hAnsi="Calibri"/>
+                <w:b w:val="false"/>
+                <w:bCs w:val="false"/>
+                <w:color w:val="1A2233"/>
+                <w:sz w:val="18"/>
+                <w:szCs w:val="18"/>
+              </w:rPr>
+              <w:t xml:space="preserve">Một cách làm việc lặp lại đã đóng gói sẵn (đọc bảng tính, làm báo cáo, sắp xếp file…). Trợ lý tự lấy ra khi gặp đúng việc.</w:t>
+            </w:r>
+          </w:p>
+        </w:tc>
+      </w:tr>
+      <w:tr>
+        <w:tc>
+          <w:tcPr>
+            <w:tcW w:type="dxa" w:w="1591"/>
+            <w:tcMar>
+              <w:top w:type="dxa" w:w="60"/>
+              <w:left w:type="dxa" w:w="118"/>
+              <w:bottom w:type="dxa" w:w="60"/>
+              <w:right w:type="dxa" w:w="118"/>
+            </w:tcMar>
+          </w:tcPr>
+          <w:p>
+            <w:pPr>
+              <w:spacing w:after="0" w:line="264"/>
+            </w:pPr>
+            <w:r>
+              <w:rPr>
+                <w:rFonts w:ascii="Calibri" w:cs="Calibri" w:eastAsia="Calibri" w:hAnsi="Calibri"/>
+                <w:b/>
+                <w:bCs/>
+                <w:color w:val="1A2233"/>
+                <w:sz w:val="18"/>
+                <w:szCs w:val="18"/>
+              </w:rPr>
+              <w:t xml:space="preserve">Nội quy</w:t>
+            </w:r>
+          </w:p>
+        </w:tc>
+        <w:tc>
+          <w:tcPr>
+            <w:tcW w:type="dxa" w:w="1966"/>
+            <w:tcMar>
+              <w:top w:type="dxa" w:w="60"/>
+              <w:left w:type="dxa" w:w="118"/>
+              <w:bottom w:type="dxa" w:w="60"/>
+              <w:right w:type="dxa" w:w="118"/>
+            </w:tcMar>
+          </w:tcPr>
+          <w:p>
+            <w:pPr>
+              <w:spacing w:after="0" w:line="264"/>
+            </w:pPr>
+            <w:r>
+              <w:rPr>
+                <w:rFonts w:ascii="Calibri" w:cs="Calibri" w:eastAsia="Calibri" w:hAnsi="Calibri"/>
+                <w:b w:val="false"/>
+                <w:bCs w:val="false"/>
+                <w:color w:val="2C7A7B"/>
+                <w:sz w:val="18"/>
+                <w:szCs w:val="18"/>
+              </w:rPr>
+              <w:t xml:space="preserve">Rules · Instructions</w:t>
+            </w:r>
+          </w:p>
+        </w:tc>
+        <w:tc>
+          <w:tcPr>
+            <w:tcW w:type="dxa" w:w="5803"/>
+            <w:tcMar>
+              <w:top w:type="dxa" w:w="60"/>
+              <w:left w:type="dxa" w:w="118"/>
+              <w:bottom w:type="dxa" w:w="60"/>
+              <w:right w:type="dxa" w:w="118"/>
+            </w:tcMar>
+          </w:tcPr>
+          <w:p>
+            <w:pPr>
+              <w:spacing w:after="0" w:line="264"/>
+            </w:pPr>
+            <w:r>
+              <w:rPr>
+                <w:rFonts w:ascii="Calibri" w:cs="Calibri" w:eastAsia="Calibri" w:hAnsi="Calibri"/>
+                <w:b w:val="false"/>
+                <w:bCs w:val="false"/>
+                <w:color w:val="1A2233"/>
+                <w:sz w:val="18"/>
+                <w:szCs w:val="18"/>
+              </w:rPr>
+              <w:t xml:space="preserve">Luật của dự án: mục đích, điều cấm, khi nào phải hỏi lại. Luôn được đọc mỗi phiên.</w:t>
+            </w:r>
+          </w:p>
+        </w:tc>
+      </w:tr>
+      <w:tr>
+        <w:tc>
+          <w:tcPr>
+            <w:tcW w:type="dxa" w:w="1591"/>
+            <w:shd w:fill="F5F7FA" w:val="clear"/>
+            <w:tcMar>
+              <w:top w:type="dxa" w:w="60"/>
+              <w:left w:type="dxa" w:w="118"/>
+              <w:bottom w:type="dxa" w:w="60"/>
+              <w:right w:type="dxa" w:w="118"/>
+            </w:tcMar>
+          </w:tcPr>
+          <w:p>
+            <w:pPr>
+              <w:spacing w:after="0" w:line="264"/>
+            </w:pPr>
+            <w:r>
+              <w:rPr>
+                <w:rFonts w:ascii="Calibri" w:cs="Calibri" w:eastAsia="Calibri" w:hAnsi="Calibri"/>
+                <w:b/>
+                <w:bCs/>
+                <w:color w:val="1A2233"/>
+                <w:sz w:val="18"/>
+                <w:szCs w:val="18"/>
+              </w:rPr>
+              <w:t xml:space="preserve">Ghi sổ</w:t>
+            </w:r>
+          </w:p>
+        </w:tc>
+        <w:tc>
+          <w:tcPr>
+            <w:tcW w:type="dxa" w:w="1966"/>
+            <w:shd w:fill="F5F7FA" w:val="clear"/>
+            <w:tcMar>
+              <w:top w:type="dxa" w:w="60"/>
+              <w:left w:type="dxa" w:w="118"/>
+              <w:bottom w:type="dxa" w:w="60"/>
+              <w:right w:type="dxa" w:w="118"/>
+            </w:tcMar>
+          </w:tcPr>
+          <w:p>
+            <w:pPr>
+              <w:spacing w:after="0" w:line="264"/>
+            </w:pPr>
+            <w:r>
+              <w:rPr>
+                <w:rFonts w:ascii="Calibri" w:cs="Calibri" w:eastAsia="Calibri" w:hAnsi="Calibri"/>
+                <w:b w:val="false"/>
+                <w:bCs w:val="false"/>
+                <w:color w:val="2C7A7B"/>
+                <w:sz w:val="18"/>
+                <w:szCs w:val="18"/>
+              </w:rPr>
+              <w:t xml:space="preserve">Session close · Handoff</w:t>
+            </w:r>
+          </w:p>
+        </w:tc>
+        <w:tc>
+          <w:tcPr>
+            <w:tcW w:type="dxa" w:w="5803"/>
+            <w:shd w:fill="F5F7FA" w:val="clear"/>
+            <w:tcMar>
+              <w:top w:type="dxa" w:w="60"/>
+              <w:left w:type="dxa" w:w="118"/>
+              <w:bottom w:type="dxa" w:w="60"/>
+              <w:right w:type="dxa" w:w="118"/>
+            </w:tcMar>
+          </w:tcPr>
+          <w:p>
+            <w:pPr>
+              <w:spacing w:after="0" w:line="264"/>
+            </w:pPr>
+            <w:r>
+              <w:rPr>
+                <w:rFonts w:ascii="Calibri" w:cs="Calibri" w:eastAsia="Calibri" w:hAnsi="Calibri"/>
+                <w:b w:val="false"/>
+                <w:bCs w:val="false"/>
+                <w:color w:val="1A2233"/>
+                <w:sz w:val="18"/>
+                <w:szCs w:val="18"/>
+              </w:rPr>
+              <w:t xml:space="preserve">Nhờ trợ lý lưu lại việc đã làm và việc còn dở trước khi nghỉ, để phiên sau còn biết đường tiếp.</w:t>
+            </w:r>
+          </w:p>
+        </w:tc>
+      </w:tr>
+      <w:tr>
+        <w:tc>
+          <w:tcPr>
+            <w:tcW w:type="dxa" w:w="1591"/>
+            <w:tcMar>
+              <w:top w:type="dxa" w:w="60"/>
+              <w:left w:type="dxa" w:w="118"/>
+              <w:bottom w:type="dxa" w:w="60"/>
+              <w:right w:type="dxa" w:w="118"/>
+            </w:tcMar>
+          </w:tcPr>
+          <w:p>
+            <w:pPr>
+              <w:spacing w:after="0" w:line="264"/>
+            </w:pPr>
+            <w:r>
+              <w:rPr>
+                <w:rFonts w:ascii="Calibri" w:cs="Calibri" w:eastAsia="Calibri" w:hAnsi="Calibri"/>
+                <w:b/>
+                <w:bCs/>
+                <w:color w:val="1A2233"/>
+                <w:sz w:val="18"/>
+                <w:szCs w:val="18"/>
+              </w:rPr>
+              <w:t xml:space="preserve">Chỉ mở khi cần</w:t>
+            </w:r>
+          </w:p>
+        </w:tc>
+        <w:tc>
+          <w:tcPr>
+            <w:tcW w:type="dxa" w:w="1966"/>
+            <w:tcMar>
+              <w:top w:type="dxa" w:w="60"/>
+              <w:left w:type="dxa" w:w="118"/>
+              <w:bottom w:type="dxa" w:w="60"/>
+              <w:right w:type="dxa" w:w="118"/>
+            </w:tcMar>
+          </w:tcPr>
+          <w:p>
+            <w:pPr>
+              <w:spacing w:after="0" w:line="264"/>
+            </w:pPr>
+            <w:r>
+              <w:rPr>
+                <w:rFonts w:ascii="Calibri" w:cs="Calibri" w:eastAsia="Calibri" w:hAnsi="Calibri"/>
+                <w:b w:val="false"/>
+                <w:bCs w:val="false"/>
+                <w:color w:val="2C7A7B"/>
+                <w:sz w:val="18"/>
+                <w:szCs w:val="18"/>
+              </w:rPr>
+              <w:t xml:space="preserve">Progressive disclosure</w:t>
+            </w:r>
+          </w:p>
+        </w:tc>
+        <w:tc>
+          <w:tcPr>
+            <w:tcW w:type="dxa" w:w="5803"/>
+            <w:tcMar>
+              <w:top w:type="dxa" w:w="60"/>
+              <w:left w:type="dxa" w:w="118"/>
+              <w:bottom w:type="dxa" w:w="60"/>
+              <w:right w:type="dxa" w:w="118"/>
+            </w:tcMar>
+          </w:tcPr>
+          <w:p>
+            <w:pPr>
+              <w:spacing w:after="0" w:line="264"/>
+            </w:pPr>
+            <w:r>
+              <w:rPr>
+                <w:rFonts w:ascii="Calibri" w:cs="Calibri" w:eastAsia="Calibri" w:hAnsi="Calibri"/>
+                <w:b w:val="false"/>
+                <w:bCs w:val="false"/>
+                <w:color w:val="1A2233"/>
+                <w:sz w:val="18"/>
+                <w:szCs w:val="18"/>
+              </w:rPr>
+              <w:t xml:space="preserve">Cách nạp theo mức: chỉ mở nội dung khi thật sự dùng tới, thay vì đọc hết ngay từ đầu.</w:t>
+            </w:r>
+          </w:p>
+        </w:tc>
+      </w:tr>
+      <w:tr>
+        <w:tc>
+          <w:tcPr>
+            <w:tcW w:type="dxa" w:w="1591"/>
+            <w:shd w:fill="F5F7FA" w:val="clear"/>
+            <w:tcMar>
+              <w:top w:type="dxa" w:w="60"/>
+              <w:left w:type="dxa" w:w="118"/>
+              <w:bottom w:type="dxa" w:w="60"/>
+              <w:right w:type="dxa" w:w="118"/>
+            </w:tcMar>
+          </w:tcPr>
+          <w:p>
+            <w:pPr>
+              <w:spacing w:after="0" w:line="264"/>
+            </w:pPr>
+            <w:r>
+              <w:rPr>
+                <w:rFonts w:ascii="Calibri" w:cs="Calibri" w:eastAsia="Calibri" w:hAnsi="Calibri"/>
+                <w:b/>
+                <w:bCs/>
+                <w:color w:val="1A2233"/>
+                <w:sz w:val="18"/>
+                <w:szCs w:val="18"/>
+              </w:rPr>
+              <w:t xml:space="preserve">Tự nhận việc</w:t>
+            </w:r>
+          </w:p>
+        </w:tc>
+        <w:tc>
+          <w:tcPr>
+            <w:tcW w:type="dxa" w:w="1966"/>
+            <w:shd w:fill="F5F7FA" w:val="clear"/>
+            <w:tcMar>
+              <w:top w:type="dxa" w:w="60"/>
+              <w:left w:type="dxa" w:w="118"/>
+              <w:bottom w:type="dxa" w:w="60"/>
+              <w:right w:type="dxa" w:w="118"/>
+            </w:tcMar>
+          </w:tcPr>
+          <w:p>
+            <w:pPr>
+              <w:spacing w:after="0" w:line="264"/>
+            </w:pPr>
+            <w:r>
+              <w:rPr>
+                <w:rFonts w:ascii="Calibri" w:cs="Calibri" w:eastAsia="Calibri" w:hAnsi="Calibri"/>
+                <w:b w:val="false"/>
+                <w:bCs w:val="false"/>
+                <w:color w:val="2C7A7B"/>
+                <w:sz w:val="18"/>
+                <w:szCs w:val="18"/>
+              </w:rPr>
+              <w:t xml:space="preserve">Trigger · Description matching</w:t>
+            </w:r>
+          </w:p>
+        </w:tc>
+        <w:tc>
+          <w:tcPr>
+            <w:tcW w:type="dxa" w:w="5803"/>
+            <w:shd w:fill="F5F7FA" w:val="clear"/>
+            <w:tcMar>
+              <w:top w:type="dxa" w:w="60"/>
+              <w:left w:type="dxa" w:w="118"/>
+              <w:bottom w:type="dxa" w:w="60"/>
+              <w:right w:type="dxa" w:w="118"/>
+            </w:tcMar>
+          </w:tcPr>
+          <w:p>
+            <w:pPr>
+              <w:spacing w:after="0" w:line="264"/>
+            </w:pPr>
+            <w:r>
+              <w:rPr>
+                <w:rFonts w:ascii="Calibri" w:cs="Calibri" w:eastAsia="Calibri" w:hAnsi="Calibri"/>
+                <w:b w:val="false"/>
+                <w:bCs w:val="false"/>
+                <w:color w:val="1A2233"/>
+                <w:sz w:val="18"/>
+                <w:szCs w:val="18"/>
+              </w:rPr>
+              <w:t xml:space="preserve">Mỗi quy trình ghi sẵn “dùng khi nào”; gặp đúng loại việc là trợ lý tự lấy ra, bạn không phải gọi tên.</w:t>
+            </w:r>
+          </w:p>
+        </w:tc>
+      </w:tr>
+      <w:tr>
+        <w:tc>
+          <w:tcPr>
+            <w:tcW w:type="dxa" w:w="1591"/>
+            <w:tcMar>
+              <w:top w:type="dxa" w:w="60"/>
+              <w:left w:type="dxa" w:w="118"/>
+              <w:bottom w:type="dxa" w:w="60"/>
+              <w:right w:type="dxa" w:w="118"/>
+            </w:tcMar>
+          </w:tcPr>
+          <w:p>
+            <w:pPr>
+              <w:spacing w:after="0" w:line="264"/>
+            </w:pPr>
+            <w:r>
+              <w:rPr>
+                <w:rFonts w:ascii="Calibri" w:cs="Calibri" w:eastAsia="Calibri" w:hAnsi="Calibri"/>
+                <w:b/>
+                <w:bCs/>
+                <w:color w:val="1A2233"/>
+                <w:sz w:val="18"/>
+                <w:szCs w:val="18"/>
+              </w:rPr>
+              <w:t xml:space="preserve">Ngăn (thư mục chuẩn)</w:t>
+            </w:r>
+          </w:p>
+        </w:tc>
+        <w:tc>
+          <w:tcPr>
+            <w:tcW w:type="dxa" w:w="1966"/>
+            <w:tcMar>
+              <w:top w:type="dxa" w:w="60"/>
+              <w:left w:type="dxa" w:w="118"/>
+              <w:bottom w:type="dxa" w:w="60"/>
+              <w:right w:type="dxa" w:w="118"/>
+            </w:tcMar>
+          </w:tcPr>
+          <w:p>
+            <w:pPr>
+              <w:spacing w:after="0" w:line="264"/>
+            </w:pPr>
+            <w:r>
+              <w:rPr>
+                <w:rFonts w:ascii="Calibri" w:cs="Calibri" w:eastAsia="Calibri" w:hAnsi="Calibri"/>
+                <w:b w:val="false"/>
+                <w:bCs w:val="false"/>
+                <w:color w:val="2C7A7B"/>
+                <w:sz w:val="18"/>
+                <w:szCs w:val="18"/>
+              </w:rPr>
+              <w:t xml:space="preserve">Slot</w:t>
+            </w:r>
+          </w:p>
+        </w:tc>
+        <w:tc>
+          <w:tcPr>
+            <w:tcW w:type="dxa" w:w="5803"/>
+            <w:tcMar>
+              <w:top w:type="dxa" w:w="60"/>
+              <w:left w:type="dxa" w:w="118"/>
+              <w:bottom w:type="dxa" w:w="60"/>
+              <w:right w:type="dxa" w:w="118"/>
+            </w:tcMar>
+          </w:tcPr>
+          <w:p>
+            <w:pPr>
+              <w:spacing w:after="0" w:line="264"/>
+            </w:pPr>
+            <w:r>
+              <w:rPr>
+                <w:rFonts w:ascii="Calibri" w:cs="Calibri" w:eastAsia="Calibri" w:hAnsi="Calibri"/>
+                <w:b w:val="false"/>
+                <w:bCs w:val="false"/>
+                <w:color w:val="1A2233"/>
+                <w:sz w:val="18"/>
+                <w:szCs w:val="18"/>
+              </w:rPr>
+              <w:t xml:space="preserve">Một thư mục đã được đặt tên và quy định rõ đựng loại gì.</w:t>
+            </w:r>
+          </w:p>
+        </w:tc>
+      </w:tr>
+      <w:tr>
+        <w:tc>
+          <w:tcPr>
+            <w:tcW w:type="dxa" w:w="1591"/>
+            <w:shd w:fill="F5F7FA" w:val="clear"/>
+            <w:tcMar>
+              <w:top w:type="dxa" w:w="60"/>
+              <w:left w:type="dxa" w:w="118"/>
+              <w:bottom w:type="dxa" w:w="60"/>
+              <w:right w:type="dxa" w:w="118"/>
+            </w:tcMar>
+          </w:tcPr>
+          <w:p>
+            <w:pPr>
+              <w:spacing w:after="0" w:line="264"/>
+            </w:pPr>
+            <w:r>
+              <w:rPr>
+                <w:rFonts w:ascii="Calibri" w:cs="Calibri" w:eastAsia="Calibri" w:hAnsi="Calibri"/>
+                <w:b/>
+                <w:bCs/>
+                <w:color w:val="1A2233"/>
+                <w:sz w:val="18"/>
+                <w:szCs w:val="18"/>
+              </w:rPr>
+              <w:t xml:space="preserve">Sản phẩm giao đi</w:t>
+            </w:r>
+          </w:p>
+        </w:tc>
+        <w:tc>
+          <w:tcPr>
+            <w:tcW w:type="dxa" w:w="1966"/>
+            <w:shd w:fill="F5F7FA" w:val="clear"/>
+            <w:tcMar>
+              <w:top w:type="dxa" w:w="60"/>
+              <w:left w:type="dxa" w:w="118"/>
+              <w:bottom w:type="dxa" w:w="60"/>
+              <w:right w:type="dxa" w:w="118"/>
+            </w:tcMar>
+          </w:tcPr>
+          <w:p>
+            <w:pPr>
+              <w:spacing w:after="0" w:line="264"/>
+            </w:pPr>
+            <w:r>
+              <w:rPr>
+                <w:rFonts w:ascii="Calibri" w:cs="Calibri" w:eastAsia="Calibri" w:hAnsi="Calibri"/>
+                <w:b w:val="false"/>
+                <w:bCs w:val="false"/>
+                <w:color w:val="2C7A7B"/>
+                <w:sz w:val="18"/>
+                <w:szCs w:val="18"/>
+              </w:rPr>
+              <w:t xml:space="preserve">Deliverable</w:t>
+            </w:r>
+          </w:p>
+        </w:tc>
+        <w:tc>
+          <w:tcPr>
+            <w:tcW w:type="dxa" w:w="5803"/>
+            <w:shd w:fill="F5F7FA" w:val="clear"/>
+            <w:tcMar>
+              <w:top w:type="dxa" w:w="60"/>
+              <w:left w:type="dxa" w:w="118"/>
+              <w:bottom w:type="dxa" w:w="60"/>
+              <w:right w:type="dxa" w:w="118"/>
+            </w:tcMar>
+          </w:tcPr>
+          <w:p>
+            <w:pPr>
+              <w:spacing w:after="0" w:line="264"/>
+            </w:pPr>
+            <w:r>
+              <w:rPr>
+                <w:rFonts w:ascii="Calibri" w:cs="Calibri" w:eastAsia="Calibri" w:hAnsi="Calibri"/>
+                <w:b w:val="false"/>
+                <w:bCs w:val="false"/>
+                <w:color w:val="1A2233"/>
+                <w:sz w:val="18"/>
+                <w:szCs w:val="18"/>
+              </w:rPr>
+              <w:t xml:space="preserve">Kết quả cuối cùng đem giao: báo cáo, mô hình dữ liệu, nội dung, bản thiết kế.</w:t>
+            </w:r>
+          </w:p>
+        </w:tc>
+      </w:tr>
+      <w:tr>
+        <w:tc>
+          <w:tcPr>
+            <w:tcW w:type="dxa" w:w="1591"/>
+            <w:tcMar>
+              <w:top w:type="dxa" w:w="60"/>
+              <w:left w:type="dxa" w:w="118"/>
+              <w:bottom w:type="dxa" w:w="60"/>
+              <w:right w:type="dxa" w:w="118"/>
+            </w:tcMar>
+          </w:tcPr>
+          <w:p>
+            <w:pPr>
+              <w:spacing w:after="0" w:line="264"/>
+            </w:pPr>
+            <w:r>
+              <w:rPr>
+                <w:rFonts w:ascii="Calibri" w:cs="Calibri" w:eastAsia="Calibri" w:hAnsi="Calibri"/>
+                <w:b/>
+                <w:bCs/>
+                <w:color w:val="1A2233"/>
+                <w:sz w:val="18"/>
+                <w:szCs w:val="18"/>
+              </w:rPr>
+              <w:t xml:space="preserve">Bảng tra “để ở đâu”</w:t>
+            </w:r>
+          </w:p>
+        </w:tc>
+        <w:tc>
+          <w:tcPr>
+            <w:tcW w:type="dxa" w:w="1966"/>
+            <w:tcMar>
+              <w:top w:type="dxa" w:w="60"/>
+              <w:left w:type="dxa" w:w="118"/>
+              <w:bottom w:type="dxa" w:w="60"/>
+              <w:right w:type="dxa" w:w="118"/>
+            </w:tcMar>
+          </w:tcPr>
+          <w:p>
+            <w:pPr>
+              <w:spacing w:after="0" w:line="264"/>
+            </w:pPr>
+            <w:r>
+              <w:rPr>
+                <w:rFonts w:ascii="Calibri" w:cs="Calibri" w:eastAsia="Calibri" w:hAnsi="Calibri"/>
+                <w:b w:val="false"/>
+                <w:bCs w:val="false"/>
+                <w:color w:val="2C7A7B"/>
+                <w:sz w:val="18"/>
+                <w:szCs w:val="18"/>
+              </w:rPr>
+              <w:t xml:space="preserve">Routing</w:t>
+            </w:r>
+          </w:p>
+        </w:tc>
+        <w:tc>
+          <w:tcPr>
+            <w:tcW w:type="dxa" w:w="5803"/>
+            <w:tcMar>
+              <w:top w:type="dxa" w:w="60"/>
+              <w:left w:type="dxa" w:w="118"/>
+              <w:bottom w:type="dxa" w:w="60"/>
+              <w:right w:type="dxa" w:w="118"/>
+            </w:tcMar>
+          </w:tcPr>
+          <w:p>
+            <w:pPr>
+              <w:spacing w:after="0" w:line="264"/>
+            </w:pPr>
+            <w:r>
+              <w:rPr>
+                <w:rFonts w:ascii="Calibri" w:cs="Calibri" w:eastAsia="Calibri" w:hAnsi="Calibri"/>
+                <w:b w:val="false"/>
+                <w:bCs w:val="false"/>
+                <w:color w:val="1A2233"/>
+                <w:sz w:val="18"/>
+                <w:szCs w:val="18"/>
+              </w:rPr>
+              <w:t xml:space="preserve">Bảng đối chiếu “có thứ này thì bỏ vào ngăn nào”.</w:t>
+            </w:r>
+          </w:p>
+        </w:tc>
+      </w:tr>
+      <w:tr>
+        <w:tc>
+          <w:tcPr>
+            <w:tcW w:type="dxa" w:w="1591"/>
+            <w:shd w:fill="F5F7FA" w:val="clear"/>
+            <w:tcMar>
+              <w:top w:type="dxa" w:w="60"/>
+              <w:left w:type="dxa" w:w="118"/>
+              <w:bottom w:type="dxa" w:w="60"/>
+              <w:right w:type="dxa" w:w="118"/>
+            </w:tcMar>
+          </w:tcPr>
+          <w:p>
+            <w:pPr>
+              <w:spacing w:after="0" w:line="264"/>
+            </w:pPr>
+            <w:r>
+              <w:rPr>
+                <w:rFonts w:ascii="Calibri" w:cs="Calibri" w:eastAsia="Calibri" w:hAnsi="Calibri"/>
+                <w:b/>
+                <w:bCs/>
+                <w:color w:val="1A2233"/>
+                <w:sz w:val="18"/>
+                <w:szCs w:val="18"/>
+              </w:rPr>
+              <w:t xml:space="preserve">Dựng bộ khung</w:t>
+            </w:r>
+          </w:p>
+        </w:tc>
+        <w:tc>
+          <w:tcPr>
+            <w:tcW w:type="dxa" w:w="1966"/>
+            <w:shd w:fill="F5F7FA" w:val="clear"/>
+            <w:tcMar>
+              <w:top w:type="dxa" w:w="60"/>
+              <w:left w:type="dxa" w:w="118"/>
+              <w:bottom w:type="dxa" w:w="60"/>
+              <w:right w:type="dxa" w:w="118"/>
+            </w:tcMar>
+          </w:tcPr>
+          <w:p>
+            <w:pPr>
+              <w:spacing w:after="0" w:line="264"/>
+            </w:pPr>
+            <w:r>
+              <w:rPr>
+                <w:rFonts w:ascii="Calibri" w:cs="Calibri" w:eastAsia="Calibri" w:hAnsi="Calibri"/>
+                <w:b w:val="false"/>
+                <w:bCs w:val="false"/>
+                <w:color w:val="2C7A7B"/>
+                <w:sz w:val="18"/>
+                <w:szCs w:val="18"/>
+              </w:rPr>
+              <w:t xml:space="preserve">Bootstrap · Scaffold</w:t>
+            </w:r>
+          </w:p>
+        </w:tc>
+        <w:tc>
+          <w:tcPr>
+            <w:tcW w:type="dxa" w:w="5803"/>
+            <w:shd w:fill="F5F7FA" w:val="clear"/>
+            <w:tcMar>
+              <w:top w:type="dxa" w:w="60"/>
+              <w:left w:type="dxa" w:w="118"/>
+              <w:bottom w:type="dxa" w:w="60"/>
+              <w:right w:type="dxa" w:w="118"/>
+            </w:tcMar>
+          </w:tcPr>
+          <w:p>
+            <w:pPr>
+              <w:spacing w:after="0" w:line="264"/>
+            </w:pPr>
+            <w:r>
+              <w:rPr>
+                <w:rFonts w:ascii="Calibri" w:cs="Calibri" w:eastAsia="Calibri" w:hAnsi="Calibri"/>
+                <w:b w:val="false"/>
+                <w:bCs w:val="false"/>
+                <w:color w:val="1A2233"/>
+                <w:sz w:val="18"/>
+                <w:szCs w:val="18"/>
+              </w:rPr>
+              <w:t xml:space="preserve">Lần thiết lập đầu tiên cho một dự án: tạo đủ file nội quy, quy trình, sổ sách.</w:t>
+            </w:r>
+          </w:p>
+        </w:tc>
+      </w:tr>
+      <w:tr>
+        <w:tc>
+          <w:tcPr>
+            <w:tcW w:type="dxa" w:w="1591"/>
+            <w:tcMar>
+              <w:top w:type="dxa" w:w="60"/>
+              <w:left w:type="dxa" w:w="118"/>
+              <w:bottom w:type="dxa" w:w="60"/>
+              <w:right w:type="dxa" w:w="118"/>
+            </w:tcMar>
+          </w:tcPr>
+          <w:p>
+            <w:pPr>
+              <w:spacing w:after="0" w:line="264"/>
+            </w:pPr>
+            <w:r>
+              <w:rPr>
+                <w:rFonts w:ascii="Calibri" w:cs="Calibri" w:eastAsia="Calibri" w:hAnsi="Calibri"/>
+                <w:b/>
+                <w:bCs/>
+                <w:color w:val="1A2233"/>
+                <w:sz w:val="18"/>
+                <w:szCs w:val="18"/>
+              </w:rPr>
+              <w:t xml:space="preserve">Danh sách file chuẩn</w:t>
+            </w:r>
+          </w:p>
+        </w:tc>
+        <w:tc>
+          <w:tcPr>
+            <w:tcW w:type="dxa" w:w="1966"/>
+            <w:tcMar>
+              <w:top w:type="dxa" w:w="60"/>
+              <w:left w:type="dxa" w:w="118"/>
+              <w:bottom w:type="dxa" w:w="60"/>
+              <w:right w:type="dxa" w:w="118"/>
+            </w:tcMar>
+          </w:tcPr>
+          <w:p>
+            <w:pPr>
+              <w:spacing w:after="0" w:line="264"/>
+            </w:pPr>
+            <w:r>
+              <w:rPr>
+                <w:rFonts w:ascii="Calibri" w:cs="Calibri" w:eastAsia="Calibri" w:hAnsi="Calibri"/>
+                <w:b w:val="false"/>
+                <w:bCs w:val="false"/>
+                <w:color w:val="2C7A7B"/>
+                <w:sz w:val="18"/>
+                <w:szCs w:val="18"/>
+              </w:rPr>
+              <w:t xml:space="preserve">Manifest</w:t>
+            </w:r>
+          </w:p>
+        </w:tc>
+        <w:tc>
+          <w:tcPr>
+            <w:tcW w:type="dxa" w:w="5803"/>
+            <w:tcMar>
+              <w:top w:type="dxa" w:w="60"/>
+              <w:left w:type="dxa" w:w="118"/>
+              <w:bottom w:type="dxa" w:w="60"/>
+              <w:right w:type="dxa" w:w="118"/>
+            </w:tcMar>
+          </w:tcPr>
+          <w:p>
+            <w:pPr>
+              <w:spacing w:after="0" w:line="264"/>
+            </w:pPr>
+            <w:r>
+              <w:rPr>
+                <w:rFonts w:ascii="Calibri" w:cs="Calibri" w:eastAsia="Calibri" w:hAnsi="Calibri"/>
+                <w:b w:val="false"/>
+                <w:bCs w:val="false"/>
+                <w:color w:val="1A2233"/>
+                <w:sz w:val="18"/>
+                <w:szCs w:val="18"/>
+              </w:rPr>
+              <w:t xml:space="preserve">Bảng liệt kê phải có file nào, mỗi file dài bao nhiêu dòng — dùng để tự kiểm sau khi dựng.</w:t>
+            </w:r>
+          </w:p>
+        </w:tc>
+      </w:tr>
+      <w:tr>
+        <w:tc>
+          <w:tcPr>
+            <w:tcW w:type="dxa" w:w="1591"/>
+            <w:shd w:fill="F5F7FA" w:val="clear"/>
+            <w:tcMar>
+              <w:top w:type="dxa" w:w="60"/>
+              <w:left w:type="dxa" w:w="118"/>
+              <w:bottom w:type="dxa" w:w="60"/>
+              <w:right w:type="dxa" w:w="118"/>
+            </w:tcMar>
+          </w:tcPr>
+          <w:p>
+            <w:pPr>
+              <w:spacing w:after="0" w:line="264"/>
+            </w:pPr>
+            <w:r>
+              <w:rPr>
+                <w:rFonts w:ascii="Calibri" w:cs="Calibri" w:eastAsia="Calibri" w:hAnsi="Calibri"/>
+                <w:b/>
+                <w:bCs/>
+                <w:color w:val="1A2233"/>
+                <w:sz w:val="18"/>
+                <w:szCs w:val="18"/>
+              </w:rPr>
+              <w:t xml:space="preserve">Bản mẫu trống</w:t>
+            </w:r>
+          </w:p>
+        </w:tc>
+        <w:tc>
+          <w:tcPr>
+            <w:tcW w:type="dxa" w:w="1966"/>
+            <w:shd w:fill="F5F7FA" w:val="clear"/>
+            <w:tcMar>
+              <w:top w:type="dxa" w:w="60"/>
+              <w:left w:type="dxa" w:w="118"/>
+              <w:bottom w:type="dxa" w:w="60"/>
+              <w:right w:type="dxa" w:w="118"/>
+            </w:tcMar>
+          </w:tcPr>
+          <w:p>
+            <w:pPr>
+              <w:spacing w:after="0" w:line="264"/>
+            </w:pPr>
+            <w:r>
+              <w:rPr>
+                <w:rFonts w:ascii="Calibri" w:cs="Calibri" w:eastAsia="Calibri" w:hAnsi="Calibri"/>
+                <w:b w:val="false"/>
+                <w:bCs w:val="false"/>
+                <w:color w:val="2C7A7B"/>
+                <w:sz w:val="18"/>
+                <w:szCs w:val="18"/>
+              </w:rPr>
+              <w:t xml:space="preserve">Template</w:t>
+            </w:r>
+          </w:p>
+        </w:tc>
+        <w:tc>
+          <w:tcPr>
+            <w:tcW w:type="dxa" w:w="5803"/>
+            <w:shd w:fill="F5F7FA" w:val="clear"/>
+            <w:tcMar>
+              <w:top w:type="dxa" w:w="60"/>
+              <w:left w:type="dxa" w:w="118"/>
+              <w:bottom w:type="dxa" w:w="60"/>
+              <w:right w:type="dxa" w:w="118"/>
+            </w:tcMar>
+          </w:tcPr>
+          <w:p>
+            <w:pPr>
+              <w:spacing w:after="0" w:line="264"/>
+            </w:pPr>
+            <w:r>
+              <w:rPr>
+                <w:rFonts w:ascii="Calibri" w:cs="Calibri" w:eastAsia="Calibri" w:hAnsi="Calibri"/>
+                <w:b w:val="false"/>
+                <w:bCs w:val="false"/>
+                <w:color w:val="1A2233"/>
+                <w:sz w:val="18"/>
+                <w:szCs w:val="18"/>
+              </w:rPr>
+              <w:t xml:space="preserve">Bộ file gốc chưa điền nội dung, dùng làm khuôn cho mọi dự án mới.</w:t>
+            </w:r>
+          </w:p>
+        </w:tc>
+      </w:tr>
+    </w:tbl>
     <w:p>
       <w:pPr>
         <w:pStyle w:val="718"/>
@@ -2643,246 +3238,365 @@
       </w:r>
       <w:r/>
     </w:p>
-    <w:p>
-      <w:pPr>
-        <w:pBdr/>
-        <w:spacing w:after="0" w:line="264" w:lineRule="auto"/>
-        <w:ind/>
-        <w:rPr/>
-      </w:pPr>
-      <w:r>
-        <w:rPr>
-          <w:rFonts w:ascii="Calibri" w:hAnsi="Calibri" w:eastAsia="Calibri" w:cs="Calibri"/>
-          <w:b/>
-          <w:bCs/>
-          <w:color w:val="ffffff"/>
-          <w:sz w:val="18"/>
-          <w:szCs w:val="18"/>
-        </w:rPr>
-        <w:t xml:space="preserve">Chỗ trống</w:t>
-      </w:r>
-      <w:r/>
-    </w:p>
-    <w:p>
-      <w:pPr>
-        <w:pBdr/>
-        <w:spacing w:after="0" w:line="264" w:lineRule="auto"/>
-        <w:ind/>
-        <w:rPr/>
-      </w:pPr>
-      <w:r>
-        <w:rPr>
-          <w:rFonts w:ascii="Calibri" w:hAnsi="Calibri" w:eastAsia="Calibri" w:cs="Calibri"/>
-          <w:b/>
-          <w:bCs/>
-          <w:color w:val="ffffff"/>
-          <w:sz w:val="18"/>
-          <w:szCs w:val="18"/>
-        </w:rPr>
-        <w:t xml:space="preserve">Không có thì sao</w:t>
-      </w:r>
-      <w:r/>
-    </w:p>
-    <w:p>
-      <w:pPr>
-        <w:pBdr/>
-        <w:spacing w:after="0" w:line="264" w:lineRule="auto"/>
-        <w:ind/>
-        <w:rPr/>
-      </w:pPr>
-      <w:r>
-        <w:rPr>
-          <w:rFonts w:ascii="Calibri" w:hAnsi="Calibri" w:eastAsia="Calibri" w:cs="Calibri"/>
-          <w:b/>
-          <w:bCs/>
-          <w:color w:val="ffffff"/>
-          <w:sz w:val="18"/>
-          <w:szCs w:val="18"/>
-        </w:rPr>
-        <w:t xml:space="preserve">Phần bổ sung đưa vào</w:t>
-      </w:r>
-      <w:r/>
-    </w:p>
-    <w:p>
-      <w:pPr>
-        <w:pBdr/>
-        <w:spacing w:after="0" w:line="264" w:lineRule="auto"/>
-        <w:ind/>
-        <w:rPr/>
-      </w:pPr>
-      <w:r>
-        <w:rPr>
-          <w:rFonts w:ascii="Calibri" w:hAnsi="Calibri" w:eastAsia="Calibri" w:cs="Calibri"/>
-          <w:b w:val="0"/>
-          <w:bCs w:val="0"/>
-          <w:color w:val="1a2233"/>
-          <w:sz w:val="18"/>
-          <w:szCs w:val="18"/>
-        </w:rPr>
-        <w:t xml:space="preserve">Quy ước để đồ</w:t>
-      </w:r>
-      <w:r/>
-    </w:p>
-    <w:p>
-      <w:pPr>
-        <w:pBdr/>
-        <w:spacing w:after="0" w:line="264" w:lineRule="auto"/>
-        <w:ind/>
-        <w:rPr/>
-      </w:pPr>
-      <w:r>
-        <w:rPr>
-          <w:rFonts w:ascii="Calibri" w:hAnsi="Calibri" w:eastAsia="Calibri" w:cs="Calibri"/>
-          <w:b w:val="0"/>
-          <w:bCs w:val="0"/>
-          <w:color w:val="1a2233"/>
-          <w:sz w:val="18"/>
-          <w:szCs w:val="18"/>
-        </w:rPr>
-        <w:t xml:space="preserve">Mỗi phiên đặt file một nơi, tìm lại không ra</w:t>
-      </w:r>
-      <w:r/>
-    </w:p>
-    <w:p>
-      <w:pPr>
-        <w:pBdr/>
-        <w:spacing w:after="0" w:line="264" w:lineRule="auto"/>
-        <w:ind/>
-        <w:rPr/>
-      </w:pPr>
-      <w:r>
-        <w:rPr>
-          <w:rFonts w:ascii="Calibri" w:hAnsi="Calibri" w:eastAsia="Calibri" w:cs="Calibri"/>
-          <w:b w:val="0"/>
-          <w:bCs w:val="0"/>
-          <w:color w:val="1a2233"/>
-          <w:sz w:val="18"/>
-          <w:szCs w:val="18"/>
-        </w:rPr>
-        <w:t xml:space="preserve">Bảng tra “việc gì để ngăn nào”, dùng chung cho mọi phiên</w:t>
-      </w:r>
-      <w:r/>
-    </w:p>
-    <w:p>
-      <w:pPr>
-        <w:pBdr/>
-        <w:spacing w:after="0" w:line="264" w:lineRule="auto"/>
-        <w:ind/>
-        <w:rPr/>
-      </w:pPr>
-      <w:r>
-        <w:rPr>
-          <w:rFonts w:ascii="Calibri" w:hAnsi="Calibri" w:eastAsia="Calibri" w:cs="Calibri"/>
-          <w:b w:val="0"/>
-          <w:bCs w:val="0"/>
-          <w:color w:val="1a2233"/>
-          <w:sz w:val="18"/>
-          <w:szCs w:val="18"/>
-        </w:rPr>
-        <w:t xml:space="preserve">Nối phiên</w:t>
-      </w:r>
-      <w:r/>
-    </w:p>
-    <w:p>
-      <w:pPr>
-        <w:pBdr/>
-        <w:spacing w:after="0" w:line="264" w:lineRule="auto"/>
-        <w:ind/>
-        <w:rPr/>
-      </w:pPr>
-      <w:r>
-        <w:rPr>
-          <w:rFonts w:ascii="Calibri" w:hAnsi="Calibri" w:eastAsia="Calibri" w:cs="Calibri"/>
-          <w:b w:val="0"/>
-          <w:bCs w:val="0"/>
-          <w:color w:val="1a2233"/>
-          <w:sz w:val="18"/>
-          <w:szCs w:val="18"/>
-        </w:rPr>
-        <w:t xml:space="preserve">Phiên sau không biết phiên trước làm gì</w:t>
-      </w:r>
-      <w:r/>
-    </w:p>
-    <w:p>
-      <w:pPr>
-        <w:pBdr/>
-        <w:spacing w:after="0" w:line="264" w:lineRule="auto"/>
-        <w:ind/>
-        <w:rPr/>
-      </w:pPr>
-      <w:r>
-        <w:rPr>
-          <w:rFonts w:ascii="Calibri" w:hAnsi="Calibri" w:eastAsia="Calibri" w:cs="Calibri"/>
-          <w:b w:val="0"/>
-          <w:bCs w:val="0"/>
-          <w:color w:val="1a2233"/>
-          <w:sz w:val="18"/>
-          <w:szCs w:val="18"/>
-        </w:rPr>
-        <w:t xml:space="preserve">Hai quyển sổ: việc đang dở và việc đã xong</w:t>
-      </w:r>
-      <w:r/>
-    </w:p>
-    <w:p>
-      <w:pPr>
-        <w:pBdr/>
-        <w:spacing w:after="0" w:line="264" w:lineRule="auto"/>
-        <w:ind/>
-        <w:rPr/>
-      </w:pPr>
-      <w:r>
-        <w:rPr>
-          <w:rFonts w:ascii="Calibri" w:hAnsi="Calibri" w:eastAsia="Calibri" w:cs="Calibri"/>
-          <w:b w:val="0"/>
-          <w:bCs w:val="0"/>
-          <w:color w:val="1a2233"/>
-          <w:sz w:val="18"/>
-          <w:szCs w:val="18"/>
-        </w:rPr>
-        <w:t xml:space="preserve">Nội quy riêng</w:t>
-      </w:r>
-      <w:r/>
-    </w:p>
-    <w:p>
-      <w:pPr>
-        <w:pBdr/>
-        <w:spacing w:after="0" w:line="264" w:lineRule="auto"/>
-        <w:ind/>
-        <w:rPr/>
-      </w:pPr>
-      <w:r>
-        <w:rPr>
-          <w:rFonts w:ascii="Calibri" w:hAnsi="Calibri" w:eastAsia="Calibri" w:cs="Calibri"/>
-          <w:b w:val="0"/>
-          <w:bCs w:val="0"/>
-          <w:color w:val="1a2233"/>
-          <w:sz w:val="18"/>
-          <w:szCs w:val="18"/>
-        </w:rPr>
-        <w:t xml:space="preserve">Trợ lý tự suy diễn mục đích dự án</w:t>
-      </w:r>
-      <w:r/>
-    </w:p>
-    <w:p>
-      <w:pPr>
-        <w:pBdr/>
-        <w:spacing w:after="0" w:line="264" w:lineRule="auto"/>
-        <w:ind/>
-        <w:rPr/>
-      </w:pPr>
-      <w:r>
-        <w:rPr>
-          <w:rFonts w:ascii="Calibri" w:hAnsi="Calibri" w:eastAsia="Calibri" w:cs="Calibri"/>
-          <w:b w:val="0"/>
-          <w:bCs w:val="0"/>
-          <w:color w:val="1a2233"/>
-          <w:sz w:val="18"/>
-          <w:szCs w:val="18"/>
-        </w:rPr>
-        <w:t xml:space="preserve">Ghi rõ dự án làm gì, cố tình không làm gì, khi nào phải hỏi</w:t>
-      </w:r>
-      <w:r/>
-    </w:p>
+    <w:tbl>
+      <w:tblPr>
+        <w:tblW w:type="dxa" w:w="9360"/>
+        <w:tblBorders>
+          <w:top w:val="single" w:color="D4DAE2" w:sz="2"/>
+          <w:left w:val="single" w:color="D4DAE2" w:sz="2"/>
+          <w:bottom w:val="single" w:color="D4DAE2" w:sz="2"/>
+          <w:right w:val="single" w:color="D4DAE2" w:sz="2"/>
+          <w:insideH w:val="single" w:color="D4DAE2" w:sz="2"/>
+          <w:insideV w:val="single" w:color="D4DAE2" w:sz="2"/>
+        </w:tblBorders>
+      </w:tblPr>
+      <w:tblGrid>
+        <w:gridCol w:w="2246"/>
+        <w:gridCol w:w="3370"/>
+        <w:gridCol w:w="3744"/>
+      </w:tblGrid>
+      <w:tr>
+        <w:trPr>
+          <w:tblHeader/>
+        </w:trPr>
+        <w:tc>
+          <w:tcPr>
+            <w:tcW w:type="dxa" w:w="2246"/>
+            <w:shd w:fill="1F3A5F" w:val="clear"/>
+            <w:tcMar>
+              <w:top w:type="dxa" w:w="60"/>
+              <w:left w:type="dxa" w:w="118"/>
+              <w:bottom w:type="dxa" w:w="60"/>
+              <w:right w:type="dxa" w:w="118"/>
+            </w:tcMar>
+          </w:tcPr>
+          <w:p>
+            <w:pPr>
+              <w:spacing w:after="0" w:line="264"/>
+            </w:pPr>
+            <w:r>
+              <w:rPr>
+                <w:rFonts w:ascii="Calibri" w:cs="Calibri" w:eastAsia="Calibri" w:hAnsi="Calibri"/>
+                <w:b/>
+                <w:bCs/>
+                <w:color w:val="FFFFFF"/>
+                <w:sz w:val="18"/>
+                <w:szCs w:val="18"/>
+              </w:rPr>
+              <w:t xml:space="preserve">Chỗ trống</w:t>
+            </w:r>
+          </w:p>
+        </w:tc>
+        <w:tc>
+          <w:tcPr>
+            <w:tcW w:type="dxa" w:w="3370"/>
+            <w:shd w:fill="1F3A5F" w:val="clear"/>
+            <w:tcMar>
+              <w:top w:type="dxa" w:w="60"/>
+              <w:left w:type="dxa" w:w="118"/>
+              <w:bottom w:type="dxa" w:w="60"/>
+              <w:right w:type="dxa" w:w="118"/>
+            </w:tcMar>
+          </w:tcPr>
+          <w:p>
+            <w:pPr>
+              <w:spacing w:after="0" w:line="264"/>
+            </w:pPr>
+            <w:r>
+              <w:rPr>
+                <w:rFonts w:ascii="Calibri" w:cs="Calibri" w:eastAsia="Calibri" w:hAnsi="Calibri"/>
+                <w:b/>
+                <w:bCs/>
+                <w:color w:val="FFFFFF"/>
+                <w:sz w:val="18"/>
+                <w:szCs w:val="18"/>
+              </w:rPr>
+              <w:t xml:space="preserve">Không có thì sao</w:t>
+            </w:r>
+          </w:p>
+        </w:tc>
+        <w:tc>
+          <w:tcPr>
+            <w:tcW w:type="dxa" w:w="3744"/>
+            <w:shd w:fill="1F3A5F" w:val="clear"/>
+            <w:tcMar>
+              <w:top w:type="dxa" w:w="60"/>
+              <w:left w:type="dxa" w:w="118"/>
+              <w:bottom w:type="dxa" w:w="60"/>
+              <w:right w:type="dxa" w:w="118"/>
+            </w:tcMar>
+          </w:tcPr>
+          <w:p>
+            <w:pPr>
+              <w:spacing w:after="0" w:line="264"/>
+            </w:pPr>
+            <w:r>
+              <w:rPr>
+                <w:rFonts w:ascii="Calibri" w:cs="Calibri" w:eastAsia="Calibri" w:hAnsi="Calibri"/>
+                <w:b/>
+                <w:bCs/>
+                <w:color w:val="FFFFFF"/>
+                <w:sz w:val="18"/>
+                <w:szCs w:val="18"/>
+              </w:rPr>
+              <w:t xml:space="preserve">Phần bổ sung đưa vào</w:t>
+            </w:r>
+          </w:p>
+        </w:tc>
+      </w:tr>
+      <w:tr>
+        <w:tc>
+          <w:tcPr>
+            <w:tcW w:type="dxa" w:w="2246"/>
+            <w:tcMar>
+              <w:top w:type="dxa" w:w="60"/>
+              <w:left w:type="dxa" w:w="118"/>
+              <w:bottom w:type="dxa" w:w="60"/>
+              <w:right w:type="dxa" w:w="118"/>
+            </w:tcMar>
+          </w:tcPr>
+          <w:p>
+            <w:pPr>
+              <w:spacing w:after="0" w:line="264"/>
+            </w:pPr>
+            <w:r>
+              <w:rPr>
+                <w:rFonts w:ascii="Calibri" w:cs="Calibri" w:eastAsia="Calibri" w:hAnsi="Calibri"/>
+                <w:b w:val="false"/>
+                <w:bCs w:val="false"/>
+                <w:color w:val="1A2233"/>
+                <w:sz w:val="18"/>
+                <w:szCs w:val="18"/>
+              </w:rPr>
+              <w:t xml:space="preserve">Quy ước để đồ</w:t>
+            </w:r>
+          </w:p>
+        </w:tc>
+        <w:tc>
+          <w:tcPr>
+            <w:tcW w:type="dxa" w:w="3370"/>
+            <w:tcMar>
+              <w:top w:type="dxa" w:w="60"/>
+              <w:left w:type="dxa" w:w="118"/>
+              <w:bottom w:type="dxa" w:w="60"/>
+              <w:right w:type="dxa" w:w="118"/>
+            </w:tcMar>
+          </w:tcPr>
+          <w:p>
+            <w:pPr>
+              <w:spacing w:after="0" w:line="264"/>
+            </w:pPr>
+            <w:r>
+              <w:rPr>
+                <w:rFonts w:ascii="Calibri" w:cs="Calibri" w:eastAsia="Calibri" w:hAnsi="Calibri"/>
+                <w:b w:val="false"/>
+                <w:bCs w:val="false"/>
+                <w:color w:val="1A2233"/>
+                <w:sz w:val="18"/>
+                <w:szCs w:val="18"/>
+              </w:rPr>
+              <w:t xml:space="preserve">Mỗi phiên đặt file một nơi, tìm lại không ra</w:t>
+            </w:r>
+          </w:p>
+        </w:tc>
+        <w:tc>
+          <w:tcPr>
+            <w:tcW w:type="dxa" w:w="3744"/>
+            <w:tcMar>
+              <w:top w:type="dxa" w:w="60"/>
+              <w:left w:type="dxa" w:w="118"/>
+              <w:bottom w:type="dxa" w:w="60"/>
+              <w:right w:type="dxa" w:w="118"/>
+            </w:tcMar>
+          </w:tcPr>
+          <w:p>
+            <w:pPr>
+              <w:spacing w:after="0" w:line="264"/>
+            </w:pPr>
+            <w:r>
+              <w:rPr>
+                <w:rFonts w:ascii="Calibri" w:cs="Calibri" w:eastAsia="Calibri" w:hAnsi="Calibri"/>
+                <w:b w:val="false"/>
+                <w:bCs w:val="false"/>
+                <w:color w:val="1A2233"/>
+                <w:sz w:val="18"/>
+                <w:szCs w:val="18"/>
+              </w:rPr>
+              <w:t xml:space="preserve">Bảng tra “việc gì để ngăn nào”, dùng chung cho mọi phiên</w:t>
+            </w:r>
+          </w:p>
+        </w:tc>
+      </w:tr>
+      <w:tr>
+        <w:tc>
+          <w:tcPr>
+            <w:tcW w:type="dxa" w:w="2246"/>
+            <w:shd w:fill="F5F7FA" w:val="clear"/>
+            <w:tcMar>
+              <w:top w:type="dxa" w:w="60"/>
+              <w:left w:type="dxa" w:w="118"/>
+              <w:bottom w:type="dxa" w:w="60"/>
+              <w:right w:type="dxa" w:w="118"/>
+            </w:tcMar>
+          </w:tcPr>
+          <w:p>
+            <w:pPr>
+              <w:spacing w:after="0" w:line="264"/>
+            </w:pPr>
+            <w:r>
+              <w:rPr>
+                <w:rFonts w:ascii="Calibri" w:cs="Calibri" w:eastAsia="Calibri" w:hAnsi="Calibri"/>
+                <w:b w:val="false"/>
+                <w:bCs w:val="false"/>
+                <w:color w:val="1A2233"/>
+                <w:sz w:val="18"/>
+                <w:szCs w:val="18"/>
+              </w:rPr>
+              <w:t xml:space="preserve">Nối phiên</w:t>
+            </w:r>
+          </w:p>
+        </w:tc>
+        <w:tc>
+          <w:tcPr>
+            <w:tcW w:type="dxa" w:w="3370"/>
+            <w:shd w:fill="F5F7FA" w:val="clear"/>
+            <w:tcMar>
+              <w:top w:type="dxa" w:w="60"/>
+              <w:left w:type="dxa" w:w="118"/>
+              <w:bottom w:type="dxa" w:w="60"/>
+              <w:right w:type="dxa" w:w="118"/>
+            </w:tcMar>
+          </w:tcPr>
+          <w:p>
+            <w:pPr>
+              <w:spacing w:after="0" w:line="264"/>
+            </w:pPr>
+            <w:r>
+              <w:rPr>
+                <w:rFonts w:ascii="Calibri" w:cs="Calibri" w:eastAsia="Calibri" w:hAnsi="Calibri"/>
+                <w:b w:val="false"/>
+                <w:bCs w:val="false"/>
+                <w:color w:val="1A2233"/>
+                <w:sz w:val="18"/>
+                <w:szCs w:val="18"/>
+              </w:rPr>
+              <w:t xml:space="preserve">Phiên sau không biết phiên trước làm gì</w:t>
+            </w:r>
+          </w:p>
+        </w:tc>
+        <w:tc>
+          <w:tcPr>
+            <w:tcW w:type="dxa" w:w="3744"/>
+            <w:shd w:fill="F5F7FA" w:val="clear"/>
+            <w:tcMar>
+              <w:top w:type="dxa" w:w="60"/>
+              <w:left w:type="dxa" w:w="118"/>
+              <w:bottom w:type="dxa" w:w="60"/>
+              <w:right w:type="dxa" w:w="118"/>
+            </w:tcMar>
+          </w:tcPr>
+          <w:p>
+            <w:pPr>
+              <w:spacing w:after="0" w:line="264"/>
+            </w:pPr>
+            <w:r>
+              <w:rPr>
+                <w:rFonts w:ascii="Calibri" w:cs="Calibri" w:eastAsia="Calibri" w:hAnsi="Calibri"/>
+                <w:b w:val="false"/>
+                <w:bCs w:val="false"/>
+                <w:color w:val="1A2233"/>
+                <w:sz w:val="18"/>
+                <w:szCs w:val="18"/>
+              </w:rPr>
+              <w:t xml:space="preserve">Hai quyển sổ: việc đang dở và việc đã xong</w:t>
+            </w:r>
+          </w:p>
+        </w:tc>
+      </w:tr>
+      <w:tr>
+        <w:tc>
+          <w:tcPr>
+            <w:tcW w:type="dxa" w:w="2246"/>
+            <w:tcMar>
+              <w:top w:type="dxa" w:w="60"/>
+              <w:left w:type="dxa" w:w="118"/>
+              <w:bottom w:type="dxa" w:w="60"/>
+              <w:right w:type="dxa" w:w="118"/>
+            </w:tcMar>
+          </w:tcPr>
+          <w:p>
+            <w:pPr>
+              <w:spacing w:after="0" w:line="264"/>
+            </w:pPr>
+            <w:r>
+              <w:rPr>
+                <w:rFonts w:ascii="Calibri" w:cs="Calibri" w:eastAsia="Calibri" w:hAnsi="Calibri"/>
+                <w:b w:val="false"/>
+                <w:bCs w:val="false"/>
+                <w:color w:val="1A2233"/>
+                <w:sz w:val="18"/>
+                <w:szCs w:val="18"/>
+              </w:rPr>
+              <w:t xml:space="preserve">Nội quy riêng</w:t>
+            </w:r>
+          </w:p>
+        </w:tc>
+        <w:tc>
+          <w:tcPr>
+            <w:tcW w:type="dxa" w:w="3370"/>
+            <w:tcMar>
+              <w:top w:type="dxa" w:w="60"/>
+              <w:left w:type="dxa" w:w="118"/>
+              <w:bottom w:type="dxa" w:w="60"/>
+              <w:right w:type="dxa" w:w="118"/>
+            </w:tcMar>
+          </w:tcPr>
+          <w:p>
+            <w:pPr>
+              <w:spacing w:after="0" w:line="264"/>
+            </w:pPr>
+            <w:r>
+              <w:rPr>
+                <w:rFonts w:ascii="Calibri" w:cs="Calibri" w:eastAsia="Calibri" w:hAnsi="Calibri"/>
+                <w:b w:val="false"/>
+                <w:bCs w:val="false"/>
+                <w:color w:val="1A2233"/>
+                <w:sz w:val="18"/>
+                <w:szCs w:val="18"/>
+              </w:rPr>
+              <w:t xml:space="preserve">Trợ lý tự suy diễn mục đích dự án</w:t>
+            </w:r>
+          </w:p>
+        </w:tc>
+        <w:tc>
+          <w:tcPr>
+            <w:tcW w:type="dxa" w:w="3744"/>
+            <w:tcMar>
+              <w:top w:type="dxa" w:w="60"/>
+              <w:left w:type="dxa" w:w="118"/>
+              <w:bottom w:type="dxa" w:w="60"/>
+              <w:right w:type="dxa" w:w="118"/>
+            </w:tcMar>
+          </w:tcPr>
+          <w:p>
+            <w:pPr>
+              <w:spacing w:after="0" w:line="264"/>
+            </w:pPr>
+            <w:r>
+              <w:rPr>
+                <w:rFonts w:ascii="Calibri" w:cs="Calibri" w:eastAsia="Calibri" w:hAnsi="Calibri"/>
+                <w:b w:val="false"/>
+                <w:bCs w:val="false"/>
+                <w:color w:val="1A2233"/>
+                <w:sz w:val="18"/>
+                <w:szCs w:val="18"/>
+              </w:rPr>
+              <w:t xml:space="preserve">Ghi rõ dự án làm gì, cố tình không làm gì, khi nào phải hỏi</w:t>
+            </w:r>
+          </w:p>
+        </w:tc>
+      </w:tr>
+    </w:tbl>
     <w:p>
       <w:pPr>
         <w:pBdr/>
@@ -3010,606 +3724,872 @@
       </w:r>
       <w:r/>
     </w:p>
-    <w:p>
-      <w:pPr>
-        <w:pBdr/>
-        <w:spacing w:after="0" w:line="264" w:lineRule="auto"/>
-        <w:ind/>
-        <w:rPr/>
-      </w:pPr>
-      <w:r>
-        <w:rPr>
-          <w:rFonts w:ascii="Calibri" w:hAnsi="Calibri" w:eastAsia="Calibri" w:cs="Calibri"/>
-          <w:b/>
-          <w:bCs/>
-          <w:color w:val="ffffff"/>
-          <w:sz w:val="18"/>
-          <w:szCs w:val="18"/>
-        </w:rPr>
-        <w:t xml:space="preserve">Thành phần</w:t>
-      </w:r>
-      <w:r/>
-    </w:p>
-    <w:p>
-      <w:pPr>
-        <w:pBdr/>
-        <w:spacing w:after="0" w:line="264" w:lineRule="auto"/>
-        <w:ind/>
-        <w:rPr/>
-      </w:pPr>
-      <w:r>
-        <w:rPr>
-          <w:rFonts w:ascii="Calibri" w:hAnsi="Calibri" w:eastAsia="Calibri" w:cs="Calibri"/>
-          <w:b/>
-          <w:bCs/>
-          <w:color w:val="ffffff"/>
-          <w:sz w:val="18"/>
-          <w:szCs w:val="18"/>
-        </w:rPr>
-        <w:t xml:space="preserve">Của Claude</w:t>
-      </w:r>
-      <w:r/>
-    </w:p>
-    <w:p>
-      <w:pPr>
-        <w:pBdr/>
-        <w:spacing w:after="0" w:line="264" w:lineRule="auto"/>
-        <w:ind/>
-        <w:rPr/>
-      </w:pPr>
-      <w:r>
-        <w:rPr>
-          <w:rFonts w:ascii="Calibri" w:hAnsi="Calibri" w:eastAsia="Calibri" w:cs="Calibri"/>
-          <w:b/>
-          <w:bCs/>
-          <w:color w:val="ffffff"/>
-          <w:sz w:val="18"/>
-          <w:szCs w:val="18"/>
-        </w:rPr>
-        <w:t xml:space="preserve">zemory bổ sung</w:t>
-      </w:r>
-      <w:r/>
-    </w:p>
-    <w:p>
-      <w:pPr>
-        <w:pBdr/>
-        <w:spacing w:after="0" w:line="264" w:lineRule="auto"/>
-        <w:ind/>
-        <w:rPr/>
-      </w:pPr>
-      <w:r>
-        <w:rPr>
-          <w:rFonts w:ascii="Calibri" w:hAnsi="Calibri" w:eastAsia="Calibri" w:cs="Calibri"/>
-          <w:b w:val="0"/>
-          <w:bCs w:val="0"/>
-          <w:color w:val="1a2233"/>
-          <w:sz w:val="18"/>
-          <w:szCs w:val="18"/>
-        </w:rPr>
-        <w:t xml:space="preserve">Cơ chế quy trình đóng gói</w:t>
-      </w:r>
-      <w:r/>
-    </w:p>
-    <w:p>
-      <w:pPr>
-        <w:pBdr/>
-        <w:spacing w:after="0" w:line="264" w:lineRule="auto"/>
-        <w:ind/>
-        <w:rPr/>
-      </w:pPr>
-      <w:r>
-        <w:rPr>
-          <w:rFonts w:ascii="Calibri" w:hAnsi="Calibri" w:eastAsia="Calibri" w:cs="Calibri"/>
-          <w:b/>
-          <w:bCs/>
-          <w:color w:val="2f855a"/>
-          <w:sz w:val="18"/>
-          <w:szCs w:val="18"/>
-        </w:rPr>
-        <w:t xml:space="preserve">✔  có sẵn</w:t>
-      </w:r>
-      <w:r/>
-    </w:p>
-    <w:p>
-      <w:pPr>
-        <w:pBdr/>
-        <w:spacing w:after="0" w:line="264" w:lineRule="auto"/>
-        <w:ind/>
-        <w:rPr/>
-      </w:pPr>
-      <w:r>
-        <w:rPr>
-          <w:rFonts w:ascii="Calibri" w:hAnsi="Calibri" w:eastAsia="Calibri" w:cs="Calibri"/>
-          <w:b w:val="0"/>
-          <w:bCs w:val="0"/>
-          <w:color w:val="1a2233"/>
-          <w:sz w:val="18"/>
-          <w:szCs w:val="18"/>
-        </w:rPr>
-        <w:t xml:space="preserve">—</w:t>
-      </w:r>
-      <w:r/>
-    </w:p>
-    <w:p>
-      <w:pPr>
-        <w:pBdr/>
-        <w:spacing w:after="0" w:line="264" w:lineRule="auto"/>
-        <w:ind/>
-        <w:rPr/>
-      </w:pPr>
-      <w:r>
-        <w:rPr>
-          <w:rFonts w:ascii="Calibri" w:hAnsi="Calibri" w:eastAsia="Calibri" w:cs="Calibri"/>
-          <w:b w:val="0"/>
-          <w:bCs w:val="0"/>
-          <w:color w:val="1a2233"/>
-          <w:sz w:val="18"/>
-          <w:szCs w:val="18"/>
-        </w:rPr>
-        <w:t xml:space="preserve">Tự nhận việc theo mô tả</w:t>
-      </w:r>
-      <w:r/>
-    </w:p>
-    <w:p>
-      <w:pPr>
-        <w:pBdr/>
-        <w:spacing w:after="0" w:line="264" w:lineRule="auto"/>
-        <w:ind/>
-        <w:rPr/>
-      </w:pPr>
-      <w:r>
-        <w:rPr>
-          <w:rFonts w:ascii="Calibri" w:hAnsi="Calibri" w:eastAsia="Calibri" w:cs="Calibri"/>
-          <w:b/>
-          <w:bCs/>
-          <w:color w:val="2f855a"/>
-          <w:sz w:val="18"/>
-          <w:szCs w:val="18"/>
-        </w:rPr>
-        <w:t xml:space="preserve">✔  có sẵn</w:t>
-      </w:r>
-      <w:r/>
-    </w:p>
-    <w:p>
-      <w:pPr>
-        <w:pBdr/>
-        <w:spacing w:after="0" w:line="264" w:lineRule="auto"/>
-        <w:ind/>
-        <w:rPr/>
-      </w:pPr>
-      <w:r>
-        <w:rPr>
-          <w:rFonts w:ascii="Calibri" w:hAnsi="Calibri" w:eastAsia="Calibri" w:cs="Calibri"/>
-          <w:b w:val="0"/>
-          <w:bCs w:val="0"/>
-          <w:color w:val="1a2233"/>
-          <w:sz w:val="18"/>
-          <w:szCs w:val="18"/>
-        </w:rPr>
-        <w:t xml:space="preserve">—</w:t>
-      </w:r>
-      <w:r/>
-    </w:p>
-    <w:p>
-      <w:pPr>
-        <w:pBdr/>
-        <w:spacing w:after="0" w:line="264" w:lineRule="auto"/>
-        <w:ind/>
-        <w:rPr/>
-      </w:pPr>
-      <w:r>
-        <w:rPr>
-          <w:rFonts w:ascii="Calibri" w:hAnsi="Calibri" w:eastAsia="Calibri" w:cs="Calibri"/>
-          <w:b w:val="0"/>
-          <w:bCs w:val="0"/>
-          <w:color w:val="1a2233"/>
-          <w:sz w:val="18"/>
-          <w:szCs w:val="18"/>
-        </w:rPr>
-        <w:t xml:space="preserve">Tự đọc bối cảnh đầu phiên</w:t>
-      </w:r>
-      <w:r/>
-    </w:p>
-    <w:p>
-      <w:pPr>
-        <w:pBdr/>
-        <w:spacing w:after="0" w:line="264" w:lineRule="auto"/>
-        <w:ind/>
-        <w:rPr/>
-      </w:pPr>
-      <w:r>
-        <w:rPr>
-          <w:rFonts w:ascii="Calibri" w:hAnsi="Calibri" w:eastAsia="Calibri" w:cs="Calibri"/>
-          <w:b/>
-          <w:bCs/>
-          <w:color w:val="2f855a"/>
-          <w:sz w:val="18"/>
-          <w:szCs w:val="18"/>
-        </w:rPr>
-        <w:t xml:space="preserve">✔  có sẵn</w:t>
-      </w:r>
-      <w:r/>
-    </w:p>
-    <w:p>
-      <w:pPr>
-        <w:pBdr/>
-        <w:spacing w:after="0" w:line="264" w:lineRule="auto"/>
-        <w:ind/>
-        <w:rPr/>
-      </w:pPr>
-      <w:r>
-        <w:rPr>
-          <w:rFonts w:ascii="Calibri" w:hAnsi="Calibri" w:eastAsia="Calibri" w:cs="Calibri"/>
-          <w:b w:val="0"/>
-          <w:bCs w:val="0"/>
-          <w:color w:val="1a2233"/>
-          <w:sz w:val="18"/>
-          <w:szCs w:val="18"/>
-        </w:rPr>
-        <w:t xml:space="preserve">—</w:t>
-      </w:r>
-      <w:r/>
-    </w:p>
-    <w:p>
-      <w:pPr>
-        <w:pBdr/>
-        <w:spacing w:after="0" w:line="264" w:lineRule="auto"/>
-        <w:ind/>
-        <w:rPr/>
-      </w:pPr>
-      <w:r>
-        <w:rPr>
-          <w:rFonts w:ascii="Calibri" w:hAnsi="Calibri" w:eastAsia="Calibri" w:cs="Calibri"/>
-          <w:b w:val="0"/>
-          <w:bCs w:val="0"/>
-          <w:color w:val="1a2233"/>
-          <w:sz w:val="18"/>
-          <w:szCs w:val="18"/>
-        </w:rPr>
-        <w:t xml:space="preserve">Quyền đọc / sửa / tạo file</w:t>
-      </w:r>
-      <w:r/>
-    </w:p>
-    <w:p>
-      <w:pPr>
-        <w:pBdr/>
-        <w:spacing w:after="0" w:line="264" w:lineRule="auto"/>
-        <w:ind/>
-        <w:rPr/>
-      </w:pPr>
-      <w:r>
-        <w:rPr>
-          <w:rFonts w:ascii="Calibri" w:hAnsi="Calibri" w:eastAsia="Calibri" w:cs="Calibri"/>
-          <w:b/>
-          <w:bCs/>
-          <w:color w:val="2f855a"/>
-          <w:sz w:val="18"/>
-          <w:szCs w:val="18"/>
-        </w:rPr>
-        <w:t xml:space="preserve">✔  có sẵn</w:t>
-      </w:r>
-      <w:r/>
-    </w:p>
-    <w:p>
-      <w:pPr>
-        <w:pBdr/>
-        <w:spacing w:after="0" w:line="264" w:lineRule="auto"/>
-        <w:ind/>
-        <w:rPr/>
-      </w:pPr>
-      <w:r>
-        <w:rPr>
-          <w:rFonts w:ascii="Calibri" w:hAnsi="Calibri" w:eastAsia="Calibri" w:cs="Calibri"/>
-          <w:b w:val="0"/>
-          <w:bCs w:val="0"/>
-          <w:color w:val="1a2233"/>
-          <w:sz w:val="18"/>
-          <w:szCs w:val="18"/>
-        </w:rPr>
-        <w:t xml:space="preserve">—</w:t>
-      </w:r>
-      <w:r/>
-    </w:p>
-    <w:p>
-      <w:pPr>
-        <w:pBdr/>
-        <w:spacing w:after="0" w:line="264" w:lineRule="auto"/>
-        <w:ind/>
-        <w:rPr/>
-      </w:pPr>
-      <w:r>
-        <w:rPr>
-          <w:rFonts w:ascii="Calibri" w:hAnsi="Calibri" w:eastAsia="Calibri" w:cs="Calibri"/>
-          <w:b w:val="0"/>
-          <w:bCs w:val="0"/>
-          <w:color w:val="1a2233"/>
-          <w:sz w:val="18"/>
-          <w:szCs w:val="18"/>
-        </w:rPr>
-        <w:t xml:space="preserve">Quy ước thư mục cho công việc</w:t>
-      </w:r>
-      <w:r/>
-    </w:p>
-    <w:p>
-      <w:pPr>
-        <w:pBdr/>
-        <w:spacing w:after="0" w:line="264" w:lineRule="auto"/>
-        <w:ind/>
-        <w:rPr/>
-      </w:pPr>
-      <w:r>
-        <w:rPr>
-          <w:rFonts w:ascii="Calibri" w:hAnsi="Calibri" w:eastAsia="Calibri" w:cs="Calibri"/>
-          <w:b w:val="0"/>
-          <w:bCs w:val="0"/>
-          <w:color w:val="5a6b7b"/>
-          <w:sz w:val="18"/>
-          <w:szCs w:val="18"/>
-        </w:rPr>
-        <w:t xml:space="preserve">✘  để trống</w:t>
-      </w:r>
-      <w:r/>
-    </w:p>
-    <w:p>
-      <w:pPr>
-        <w:pBdr/>
-        <w:spacing w:after="0" w:line="264" w:lineRule="auto"/>
-        <w:ind/>
-        <w:rPr/>
-      </w:pPr>
-      <w:r>
-        <w:rPr>
-          <w:rFonts w:ascii="Calibri" w:hAnsi="Calibri" w:eastAsia="Calibri" w:cs="Calibri"/>
-          <w:b w:val="0"/>
-          <w:bCs w:val="0"/>
-          <w:color w:val="1a2233"/>
-          <w:sz w:val="18"/>
-          <w:szCs w:val="18"/>
-        </w:rPr>
-        <w:t xml:space="preserve">Chuẩn thư mục + bảng tra “để ở đâu”</w:t>
-      </w:r>
-      <w:r/>
-    </w:p>
-    <w:p>
-      <w:pPr>
-        <w:pBdr/>
-        <w:spacing w:after="0" w:line="264" w:lineRule="auto"/>
-        <w:ind/>
-        <w:rPr/>
-      </w:pPr>
-      <w:r>
-        <w:rPr>
-          <w:rFonts w:ascii="Calibri" w:hAnsi="Calibri" w:eastAsia="Calibri" w:cs="Calibri"/>
-          <w:b w:val="0"/>
-          <w:bCs w:val="0"/>
-          <w:color w:val="1a2233"/>
-          <w:sz w:val="18"/>
-          <w:szCs w:val="18"/>
-        </w:rPr>
-        <w:t xml:space="preserve">Nối phiên hôm nay sang hôm sau</w:t>
-      </w:r>
-      <w:r/>
-    </w:p>
-    <w:p>
-      <w:pPr>
-        <w:pBdr/>
-        <w:spacing w:after="0" w:line="264" w:lineRule="auto"/>
-        <w:ind/>
-        <w:rPr/>
-      </w:pPr>
-      <w:r>
-        <w:rPr>
-          <w:rFonts w:ascii="Calibri" w:hAnsi="Calibri" w:eastAsia="Calibri" w:cs="Calibri"/>
-          <w:b w:val="0"/>
-          <w:bCs w:val="0"/>
-          <w:color w:val="5a6b7b"/>
-          <w:sz w:val="18"/>
-          <w:szCs w:val="18"/>
-        </w:rPr>
-        <w:t xml:space="preserve">✘  để trống</w:t>
-      </w:r>
-      <w:r/>
-    </w:p>
-    <w:p>
-      <w:pPr>
-        <w:pBdr/>
-        <w:spacing w:after="0" w:line="264" w:lineRule="auto"/>
-        <w:ind/>
-        <w:rPr/>
-      </w:pPr>
-      <w:r>
-        <w:rPr>
-          <w:rFonts w:ascii="Calibri" w:hAnsi="Calibri" w:eastAsia="Calibri" w:cs="Calibri"/>
-          <w:b w:val="0"/>
-          <w:bCs w:val="0"/>
-          <w:color w:val="1a2233"/>
-          <w:sz w:val="18"/>
-          <w:szCs w:val="18"/>
-        </w:rPr>
-        <w:t xml:space="preserve">Hai quyển sổ: việc đang dở · việc đã xong</w:t>
-      </w:r>
-      <w:r/>
-    </w:p>
-    <w:p>
-      <w:pPr>
-        <w:pBdr/>
-        <w:spacing w:after="0" w:line="264" w:lineRule="auto"/>
-        <w:ind/>
-        <w:rPr/>
-      </w:pPr>
-      <w:r>
-        <w:rPr>
-          <w:rFonts w:ascii="Calibri" w:hAnsi="Calibri" w:eastAsia="Calibri" w:cs="Calibri"/>
-          <w:b w:val="0"/>
-          <w:bCs w:val="0"/>
-          <w:color w:val="1a2233"/>
-          <w:sz w:val="18"/>
-          <w:szCs w:val="18"/>
-        </w:rPr>
-        <w:t xml:space="preserve">Nội quy riêng của dự án</w:t>
-      </w:r>
-      <w:r/>
-    </w:p>
-    <w:p>
-      <w:pPr>
-        <w:pBdr/>
-        <w:spacing w:after="0" w:line="264" w:lineRule="auto"/>
-        <w:ind/>
-        <w:rPr/>
-      </w:pPr>
-      <w:r>
-        <w:rPr>
-          <w:rFonts w:ascii="Calibri" w:hAnsi="Calibri" w:eastAsia="Calibri" w:cs="Calibri"/>
-          <w:b w:val="0"/>
-          <w:bCs w:val="0"/>
-          <w:color w:val="5a6b7b"/>
-          <w:sz w:val="18"/>
-          <w:szCs w:val="18"/>
-        </w:rPr>
-        <w:t xml:space="preserve">✘  để trống</w:t>
-      </w:r>
-      <w:r/>
-    </w:p>
-    <w:p>
-      <w:pPr>
-        <w:pBdr/>
-        <w:spacing w:after="0" w:line="264" w:lineRule="auto"/>
-        <w:ind/>
-        <w:rPr/>
-      </w:pPr>
-      <w:r>
-        <w:rPr>
-          <w:rFonts w:ascii="Calibri" w:hAnsi="Calibri" w:eastAsia="Calibri" w:cs="Calibri"/>
-          <w:b w:val="0"/>
-          <w:bCs w:val="0"/>
-          <w:color w:val="1a2233"/>
-          <w:sz w:val="18"/>
-          <w:szCs w:val="18"/>
-        </w:rPr>
-        <w:t xml:space="preserve">Mục đích, điều cấm, khi nào phải hỏi</w:t>
-      </w:r>
-      <w:r/>
-    </w:p>
-    <w:p>
-      <w:pPr>
-        <w:pBdr/>
-        <w:spacing w:after="0" w:line="264" w:lineRule="auto"/>
-        <w:ind/>
-        <w:rPr/>
-      </w:pPr>
-      <w:r>
-        <w:rPr>
-          <w:rFonts w:ascii="Calibri" w:hAnsi="Calibri" w:eastAsia="Calibri" w:cs="Calibri"/>
-          <w:b w:val="0"/>
-          <w:bCs w:val="0"/>
-          <w:color w:val="1a2233"/>
-          <w:sz w:val="18"/>
-          <w:szCs w:val="18"/>
-        </w:rPr>
-        <w:t xml:space="preserve">Bộ quy trình cho công việc hồ sơ</w:t>
-      </w:r>
-      <w:r/>
-    </w:p>
-    <w:p>
-      <w:pPr>
-        <w:pBdr/>
-        <w:spacing w:after="0" w:line="264" w:lineRule="auto"/>
-        <w:ind/>
-        <w:rPr/>
-      </w:pPr>
-      <w:r>
-        <w:rPr>
-          <w:rFonts w:ascii="Calibri" w:hAnsi="Calibri" w:eastAsia="Calibri" w:cs="Calibri"/>
-          <w:b w:val="0"/>
-          <w:bCs w:val="0"/>
-          <w:color w:val="5a6b7b"/>
-          <w:sz w:val="18"/>
-          <w:szCs w:val="18"/>
-        </w:rPr>
-        <w:t xml:space="preserve">✘  để trống</w:t>
-      </w:r>
-      <w:r/>
-    </w:p>
-    <w:p>
-      <w:pPr>
-        <w:pBdr/>
-        <w:spacing w:after="0" w:line="264" w:lineRule="auto"/>
-        <w:ind/>
-        <w:rPr/>
-      </w:pPr>
-      <w:r>
-        <w:rPr>
-          <w:rFonts w:ascii="Calibri" w:hAnsi="Calibri" w:eastAsia="Calibri" w:cs="Calibri"/>
-          <w:b w:val="0"/>
-          <w:bCs w:val="0"/>
-          <w:color w:val="1a2233"/>
-          <w:sz w:val="18"/>
-          <w:szCs w:val="18"/>
-        </w:rPr>
-        <w:t xml:space="preserve">10 quy trình sẵn dùng (xem mục 8)</w:t>
-      </w:r>
-      <w:r/>
-    </w:p>
-    <w:p>
-      <w:pPr>
-        <w:pBdr/>
-        <w:spacing w:after="0" w:line="264" w:lineRule="auto"/>
-        <w:ind/>
-        <w:rPr/>
-      </w:pPr>
-      <w:r>
-        <w:rPr>
-          <w:rFonts w:ascii="Calibri" w:hAnsi="Calibri" w:eastAsia="Calibri" w:cs="Calibri"/>
-          <w:b w:val="0"/>
-          <w:bCs w:val="0"/>
-          <w:color w:val="1a2233"/>
-          <w:sz w:val="18"/>
-          <w:szCs w:val="18"/>
-        </w:rPr>
-        <w:t xml:space="preserve">Cách dựng chỉ bằng một câu</w:t>
-      </w:r>
-      <w:r/>
-    </w:p>
-    <w:p>
-      <w:pPr>
-        <w:pBdr/>
-        <w:spacing w:after="0" w:line="264" w:lineRule="auto"/>
-        <w:ind/>
-        <w:rPr/>
-      </w:pPr>
-      <w:r>
-        <w:rPr>
-          <w:rFonts w:ascii="Calibri" w:hAnsi="Calibri" w:eastAsia="Calibri" w:cs="Calibri"/>
-          <w:b w:val="0"/>
-          <w:bCs w:val="0"/>
-          <w:color w:val="5a6b7b"/>
-          <w:sz w:val="18"/>
-          <w:szCs w:val="18"/>
-        </w:rPr>
-        <w:t xml:space="preserve">✘  để trống</w:t>
-      </w:r>
-      <w:r/>
-    </w:p>
-    <w:p>
-      <w:pPr>
-        <w:pBdr/>
-        <w:spacing w:after="0" w:line="264" w:lineRule="auto"/>
-        <w:ind/>
-        <w:rPr/>
-      </w:pPr>
-      <w:r>
-        <w:rPr>
-          <w:rFonts w:ascii="Calibri" w:hAnsi="Calibri" w:eastAsia="Calibri" w:cs="Calibri"/>
-          <w:b w:val="0"/>
-          <w:bCs w:val="0"/>
-          <w:color w:val="1a2233"/>
-          <w:sz w:val="18"/>
-          <w:szCs w:val="18"/>
-        </w:rPr>
-        <w:t xml:space="preserve">Bản hướng dẫn để trợ lý tự dựng</w:t>
-      </w:r>
-      <w:r/>
-    </w:p>
+    <w:tbl>
+      <w:tblPr>
+        <w:tblW w:type="dxa" w:w="9360"/>
+        <w:tblBorders>
+          <w:top w:val="single" w:color="D4DAE2" w:sz="2"/>
+          <w:left w:val="single" w:color="D4DAE2" w:sz="2"/>
+          <w:bottom w:val="single" w:color="D4DAE2" w:sz="2"/>
+          <w:right w:val="single" w:color="D4DAE2" w:sz="2"/>
+          <w:insideH w:val="single" w:color="D4DAE2" w:sz="2"/>
+          <w:insideV w:val="single" w:color="D4DAE2" w:sz="2"/>
+        </w:tblBorders>
+      </w:tblPr>
+      <w:tblGrid>
+        <w:gridCol w:w="3370"/>
+        <w:gridCol w:w="2059"/>
+        <w:gridCol w:w="3931"/>
+      </w:tblGrid>
+      <w:tr>
+        <w:trPr>
+          <w:tblHeader/>
+        </w:trPr>
+        <w:tc>
+          <w:tcPr>
+            <w:tcW w:type="dxa" w:w="3370"/>
+            <w:shd w:fill="1F3A5F" w:val="clear"/>
+            <w:tcMar>
+              <w:top w:type="dxa" w:w="60"/>
+              <w:left w:type="dxa" w:w="118"/>
+              <w:bottom w:type="dxa" w:w="60"/>
+              <w:right w:type="dxa" w:w="118"/>
+            </w:tcMar>
+          </w:tcPr>
+          <w:p>
+            <w:pPr>
+              <w:spacing w:after="0" w:line="264"/>
+            </w:pPr>
+            <w:r>
+              <w:rPr>
+                <w:rFonts w:ascii="Calibri" w:cs="Calibri" w:eastAsia="Calibri" w:hAnsi="Calibri"/>
+                <w:b/>
+                <w:bCs/>
+                <w:color w:val="FFFFFF"/>
+                <w:sz w:val="18"/>
+                <w:szCs w:val="18"/>
+              </w:rPr>
+              <w:t xml:space="preserve">Thành phần</w:t>
+            </w:r>
+          </w:p>
+        </w:tc>
+        <w:tc>
+          <w:tcPr>
+            <w:tcW w:type="dxa" w:w="2059"/>
+            <w:shd w:fill="1F3A5F" w:val="clear"/>
+            <w:tcMar>
+              <w:top w:type="dxa" w:w="60"/>
+              <w:left w:type="dxa" w:w="118"/>
+              <w:bottom w:type="dxa" w:w="60"/>
+              <w:right w:type="dxa" w:w="118"/>
+            </w:tcMar>
+          </w:tcPr>
+          <w:p>
+            <w:pPr>
+              <w:spacing w:after="0" w:line="264"/>
+            </w:pPr>
+            <w:r>
+              <w:rPr>
+                <w:rFonts w:ascii="Calibri" w:cs="Calibri" w:eastAsia="Calibri" w:hAnsi="Calibri"/>
+                <w:b/>
+                <w:bCs/>
+                <w:color w:val="FFFFFF"/>
+                <w:sz w:val="18"/>
+                <w:szCs w:val="18"/>
+              </w:rPr>
+              <w:t xml:space="preserve">Của Claude</w:t>
+            </w:r>
+          </w:p>
+        </w:tc>
+        <w:tc>
+          <w:tcPr>
+            <w:tcW w:type="dxa" w:w="3931"/>
+            <w:shd w:fill="1F3A5F" w:val="clear"/>
+            <w:tcMar>
+              <w:top w:type="dxa" w:w="60"/>
+              <w:left w:type="dxa" w:w="118"/>
+              <w:bottom w:type="dxa" w:w="60"/>
+              <w:right w:type="dxa" w:w="118"/>
+            </w:tcMar>
+          </w:tcPr>
+          <w:p>
+            <w:pPr>
+              <w:spacing w:after="0" w:line="264"/>
+            </w:pPr>
+            <w:r>
+              <w:rPr>
+                <w:rFonts w:ascii="Calibri" w:cs="Calibri" w:eastAsia="Calibri" w:hAnsi="Calibri"/>
+                <w:b/>
+                <w:bCs/>
+                <w:color w:val="FFFFFF"/>
+                <w:sz w:val="18"/>
+                <w:szCs w:val="18"/>
+              </w:rPr>
+              <w:t xml:space="preserve">zemory bổ sung</w:t>
+            </w:r>
+          </w:p>
+        </w:tc>
+      </w:tr>
+      <w:tr>
+        <w:tc>
+          <w:tcPr>
+            <w:tcW w:type="dxa" w:w="3370"/>
+            <w:tcMar>
+              <w:top w:type="dxa" w:w="60"/>
+              <w:left w:type="dxa" w:w="118"/>
+              <w:bottom w:type="dxa" w:w="60"/>
+              <w:right w:type="dxa" w:w="118"/>
+            </w:tcMar>
+          </w:tcPr>
+          <w:p>
+            <w:pPr>
+              <w:spacing w:after="0" w:line="264"/>
+            </w:pPr>
+            <w:r>
+              <w:rPr>
+                <w:rFonts w:ascii="Calibri" w:cs="Calibri" w:eastAsia="Calibri" w:hAnsi="Calibri"/>
+                <w:b w:val="false"/>
+                <w:bCs w:val="false"/>
+                <w:color w:val="1A2233"/>
+                <w:sz w:val="18"/>
+                <w:szCs w:val="18"/>
+              </w:rPr>
+              <w:t xml:space="preserve">Cơ chế quy trình đóng gói</w:t>
+            </w:r>
+          </w:p>
+        </w:tc>
+        <w:tc>
+          <w:tcPr>
+            <w:tcW w:type="dxa" w:w="2059"/>
+            <w:tcMar>
+              <w:top w:type="dxa" w:w="60"/>
+              <w:left w:type="dxa" w:w="118"/>
+              <w:bottom w:type="dxa" w:w="60"/>
+              <w:right w:type="dxa" w:w="118"/>
+            </w:tcMar>
+          </w:tcPr>
+          <w:p>
+            <w:pPr>
+              <w:spacing w:after="0" w:line="264"/>
+            </w:pPr>
+            <w:r>
+              <w:rPr>
+                <w:rFonts w:ascii="Calibri" w:cs="Calibri" w:eastAsia="Calibri" w:hAnsi="Calibri"/>
+                <w:b/>
+                <w:bCs/>
+                <w:color w:val="2F855A"/>
+                <w:sz w:val="18"/>
+                <w:szCs w:val="18"/>
+              </w:rPr>
+              <w:t xml:space="preserve">✔  có sẵn</w:t>
+            </w:r>
+          </w:p>
+        </w:tc>
+        <w:tc>
+          <w:tcPr>
+            <w:tcW w:type="dxa" w:w="3931"/>
+            <w:tcMar>
+              <w:top w:type="dxa" w:w="60"/>
+              <w:left w:type="dxa" w:w="118"/>
+              <w:bottom w:type="dxa" w:w="60"/>
+              <w:right w:type="dxa" w:w="118"/>
+            </w:tcMar>
+          </w:tcPr>
+          <w:p>
+            <w:pPr>
+              <w:spacing w:after="0" w:line="264"/>
+            </w:pPr>
+            <w:r>
+              <w:rPr>
+                <w:rFonts w:ascii="Calibri" w:cs="Calibri" w:eastAsia="Calibri" w:hAnsi="Calibri"/>
+                <w:b w:val="false"/>
+                <w:bCs w:val="false"/>
+                <w:color w:val="1A2233"/>
+                <w:sz w:val="18"/>
+                <w:szCs w:val="18"/>
+              </w:rPr>
+              <w:t xml:space="preserve">—</w:t>
+            </w:r>
+          </w:p>
+        </w:tc>
+      </w:tr>
+      <w:tr>
+        <w:tc>
+          <w:tcPr>
+            <w:tcW w:type="dxa" w:w="3370"/>
+            <w:shd w:fill="F5F7FA" w:val="clear"/>
+            <w:tcMar>
+              <w:top w:type="dxa" w:w="60"/>
+              <w:left w:type="dxa" w:w="118"/>
+              <w:bottom w:type="dxa" w:w="60"/>
+              <w:right w:type="dxa" w:w="118"/>
+            </w:tcMar>
+          </w:tcPr>
+          <w:p>
+            <w:pPr>
+              <w:spacing w:after="0" w:line="264"/>
+            </w:pPr>
+            <w:r>
+              <w:rPr>
+                <w:rFonts w:ascii="Calibri" w:cs="Calibri" w:eastAsia="Calibri" w:hAnsi="Calibri"/>
+                <w:b w:val="false"/>
+                <w:bCs w:val="false"/>
+                <w:color w:val="1A2233"/>
+                <w:sz w:val="18"/>
+                <w:szCs w:val="18"/>
+              </w:rPr>
+              <w:t xml:space="preserve">Tự nhận việc theo mô tả</w:t>
+            </w:r>
+          </w:p>
+        </w:tc>
+        <w:tc>
+          <w:tcPr>
+            <w:tcW w:type="dxa" w:w="2059"/>
+            <w:shd w:fill="F5F7FA" w:val="clear"/>
+            <w:tcMar>
+              <w:top w:type="dxa" w:w="60"/>
+              <w:left w:type="dxa" w:w="118"/>
+              <w:bottom w:type="dxa" w:w="60"/>
+              <w:right w:type="dxa" w:w="118"/>
+            </w:tcMar>
+          </w:tcPr>
+          <w:p>
+            <w:pPr>
+              <w:spacing w:after="0" w:line="264"/>
+            </w:pPr>
+            <w:r>
+              <w:rPr>
+                <w:rFonts w:ascii="Calibri" w:cs="Calibri" w:eastAsia="Calibri" w:hAnsi="Calibri"/>
+                <w:b/>
+                <w:bCs/>
+                <w:color w:val="2F855A"/>
+                <w:sz w:val="18"/>
+                <w:szCs w:val="18"/>
+              </w:rPr>
+              <w:t xml:space="preserve">✔  có sẵn</w:t>
+            </w:r>
+          </w:p>
+        </w:tc>
+        <w:tc>
+          <w:tcPr>
+            <w:tcW w:type="dxa" w:w="3931"/>
+            <w:shd w:fill="F5F7FA" w:val="clear"/>
+            <w:tcMar>
+              <w:top w:type="dxa" w:w="60"/>
+              <w:left w:type="dxa" w:w="118"/>
+              <w:bottom w:type="dxa" w:w="60"/>
+              <w:right w:type="dxa" w:w="118"/>
+            </w:tcMar>
+          </w:tcPr>
+          <w:p>
+            <w:pPr>
+              <w:spacing w:after="0" w:line="264"/>
+            </w:pPr>
+            <w:r>
+              <w:rPr>
+                <w:rFonts w:ascii="Calibri" w:cs="Calibri" w:eastAsia="Calibri" w:hAnsi="Calibri"/>
+                <w:b w:val="false"/>
+                <w:bCs w:val="false"/>
+                <w:color w:val="1A2233"/>
+                <w:sz w:val="18"/>
+                <w:szCs w:val="18"/>
+              </w:rPr>
+              <w:t xml:space="preserve">—</w:t>
+            </w:r>
+          </w:p>
+        </w:tc>
+      </w:tr>
+      <w:tr>
+        <w:tc>
+          <w:tcPr>
+            <w:tcW w:type="dxa" w:w="3370"/>
+            <w:tcMar>
+              <w:top w:type="dxa" w:w="60"/>
+              <w:left w:type="dxa" w:w="118"/>
+              <w:bottom w:type="dxa" w:w="60"/>
+              <w:right w:type="dxa" w:w="118"/>
+            </w:tcMar>
+          </w:tcPr>
+          <w:p>
+            <w:pPr>
+              <w:spacing w:after="0" w:line="264"/>
+            </w:pPr>
+            <w:r>
+              <w:rPr>
+                <w:rFonts w:ascii="Calibri" w:cs="Calibri" w:eastAsia="Calibri" w:hAnsi="Calibri"/>
+                <w:b w:val="false"/>
+                <w:bCs w:val="false"/>
+                <w:color w:val="1A2233"/>
+                <w:sz w:val="18"/>
+                <w:szCs w:val="18"/>
+              </w:rPr>
+              <w:t xml:space="preserve">Tự đọc bối cảnh đầu phiên</w:t>
+            </w:r>
+          </w:p>
+        </w:tc>
+        <w:tc>
+          <w:tcPr>
+            <w:tcW w:type="dxa" w:w="2059"/>
+            <w:tcMar>
+              <w:top w:type="dxa" w:w="60"/>
+              <w:left w:type="dxa" w:w="118"/>
+              <w:bottom w:type="dxa" w:w="60"/>
+              <w:right w:type="dxa" w:w="118"/>
+            </w:tcMar>
+          </w:tcPr>
+          <w:p>
+            <w:pPr>
+              <w:spacing w:after="0" w:line="264"/>
+            </w:pPr>
+            <w:r>
+              <w:rPr>
+                <w:rFonts w:ascii="Calibri" w:cs="Calibri" w:eastAsia="Calibri" w:hAnsi="Calibri"/>
+                <w:b/>
+                <w:bCs/>
+                <w:color w:val="2F855A"/>
+                <w:sz w:val="18"/>
+                <w:szCs w:val="18"/>
+              </w:rPr>
+              <w:t xml:space="preserve">✔  có sẵn</w:t>
+            </w:r>
+          </w:p>
+        </w:tc>
+        <w:tc>
+          <w:tcPr>
+            <w:tcW w:type="dxa" w:w="3931"/>
+            <w:tcMar>
+              <w:top w:type="dxa" w:w="60"/>
+              <w:left w:type="dxa" w:w="118"/>
+              <w:bottom w:type="dxa" w:w="60"/>
+              <w:right w:type="dxa" w:w="118"/>
+            </w:tcMar>
+          </w:tcPr>
+          <w:p>
+            <w:pPr>
+              <w:spacing w:after="0" w:line="264"/>
+            </w:pPr>
+            <w:r>
+              <w:rPr>
+                <w:rFonts w:ascii="Calibri" w:cs="Calibri" w:eastAsia="Calibri" w:hAnsi="Calibri"/>
+                <w:b w:val="false"/>
+                <w:bCs w:val="false"/>
+                <w:color w:val="1A2233"/>
+                <w:sz w:val="18"/>
+                <w:szCs w:val="18"/>
+              </w:rPr>
+              <w:t xml:space="preserve">—</w:t>
+            </w:r>
+          </w:p>
+        </w:tc>
+      </w:tr>
+      <w:tr>
+        <w:tc>
+          <w:tcPr>
+            <w:tcW w:type="dxa" w:w="3370"/>
+            <w:shd w:fill="F5F7FA" w:val="clear"/>
+            <w:tcMar>
+              <w:top w:type="dxa" w:w="60"/>
+              <w:left w:type="dxa" w:w="118"/>
+              <w:bottom w:type="dxa" w:w="60"/>
+              <w:right w:type="dxa" w:w="118"/>
+            </w:tcMar>
+          </w:tcPr>
+          <w:p>
+            <w:pPr>
+              <w:spacing w:after="0" w:line="264"/>
+            </w:pPr>
+            <w:r>
+              <w:rPr>
+                <w:rFonts w:ascii="Calibri" w:cs="Calibri" w:eastAsia="Calibri" w:hAnsi="Calibri"/>
+                <w:b w:val="false"/>
+                <w:bCs w:val="false"/>
+                <w:color w:val="1A2233"/>
+                <w:sz w:val="18"/>
+                <w:szCs w:val="18"/>
+              </w:rPr>
+              <w:t xml:space="preserve">Quyền đọc / sửa / tạo file</w:t>
+            </w:r>
+          </w:p>
+        </w:tc>
+        <w:tc>
+          <w:tcPr>
+            <w:tcW w:type="dxa" w:w="2059"/>
+            <w:shd w:fill="F5F7FA" w:val="clear"/>
+            <w:tcMar>
+              <w:top w:type="dxa" w:w="60"/>
+              <w:left w:type="dxa" w:w="118"/>
+              <w:bottom w:type="dxa" w:w="60"/>
+              <w:right w:type="dxa" w:w="118"/>
+            </w:tcMar>
+          </w:tcPr>
+          <w:p>
+            <w:pPr>
+              <w:spacing w:after="0" w:line="264"/>
+            </w:pPr>
+            <w:r>
+              <w:rPr>
+                <w:rFonts w:ascii="Calibri" w:cs="Calibri" w:eastAsia="Calibri" w:hAnsi="Calibri"/>
+                <w:b/>
+                <w:bCs/>
+                <w:color w:val="2F855A"/>
+                <w:sz w:val="18"/>
+                <w:szCs w:val="18"/>
+              </w:rPr>
+              <w:t xml:space="preserve">✔  có sẵn</w:t>
+            </w:r>
+          </w:p>
+        </w:tc>
+        <w:tc>
+          <w:tcPr>
+            <w:tcW w:type="dxa" w:w="3931"/>
+            <w:shd w:fill="F5F7FA" w:val="clear"/>
+            <w:tcMar>
+              <w:top w:type="dxa" w:w="60"/>
+              <w:left w:type="dxa" w:w="118"/>
+              <w:bottom w:type="dxa" w:w="60"/>
+              <w:right w:type="dxa" w:w="118"/>
+            </w:tcMar>
+          </w:tcPr>
+          <w:p>
+            <w:pPr>
+              <w:spacing w:after="0" w:line="264"/>
+            </w:pPr>
+            <w:r>
+              <w:rPr>
+                <w:rFonts w:ascii="Calibri" w:cs="Calibri" w:eastAsia="Calibri" w:hAnsi="Calibri"/>
+                <w:b w:val="false"/>
+                <w:bCs w:val="false"/>
+                <w:color w:val="1A2233"/>
+                <w:sz w:val="18"/>
+                <w:szCs w:val="18"/>
+              </w:rPr>
+              <w:t xml:space="preserve">—</w:t>
+            </w:r>
+          </w:p>
+        </w:tc>
+      </w:tr>
+      <w:tr>
+        <w:tc>
+          <w:tcPr>
+            <w:tcW w:type="dxa" w:w="3370"/>
+            <w:tcMar>
+              <w:top w:type="dxa" w:w="60"/>
+              <w:left w:type="dxa" w:w="118"/>
+              <w:bottom w:type="dxa" w:w="60"/>
+              <w:right w:type="dxa" w:w="118"/>
+            </w:tcMar>
+          </w:tcPr>
+          <w:p>
+            <w:pPr>
+              <w:spacing w:after="0" w:line="264"/>
+            </w:pPr>
+            <w:r>
+              <w:rPr>
+                <w:rFonts w:ascii="Calibri" w:cs="Calibri" w:eastAsia="Calibri" w:hAnsi="Calibri"/>
+                <w:b w:val="false"/>
+                <w:bCs w:val="false"/>
+                <w:color w:val="1A2233"/>
+                <w:sz w:val="18"/>
+                <w:szCs w:val="18"/>
+              </w:rPr>
+              <w:t xml:space="preserve">Quy ước thư mục cho công việc</w:t>
+            </w:r>
+          </w:p>
+        </w:tc>
+        <w:tc>
+          <w:tcPr>
+            <w:tcW w:type="dxa" w:w="2059"/>
+            <w:tcMar>
+              <w:top w:type="dxa" w:w="60"/>
+              <w:left w:type="dxa" w:w="118"/>
+              <w:bottom w:type="dxa" w:w="60"/>
+              <w:right w:type="dxa" w:w="118"/>
+            </w:tcMar>
+          </w:tcPr>
+          <w:p>
+            <w:pPr>
+              <w:spacing w:after="0" w:line="264"/>
+            </w:pPr>
+            <w:r>
+              <w:rPr>
+                <w:rFonts w:ascii="Calibri" w:cs="Calibri" w:eastAsia="Calibri" w:hAnsi="Calibri"/>
+                <w:b w:val="false"/>
+                <w:bCs w:val="false"/>
+                <w:color w:val="5A6B7B"/>
+                <w:sz w:val="18"/>
+                <w:szCs w:val="18"/>
+              </w:rPr>
+              <w:t xml:space="preserve">✘  để trống</w:t>
+            </w:r>
+          </w:p>
+        </w:tc>
+        <w:tc>
+          <w:tcPr>
+            <w:tcW w:type="dxa" w:w="3931"/>
+            <w:tcMar>
+              <w:top w:type="dxa" w:w="60"/>
+              <w:left w:type="dxa" w:w="118"/>
+              <w:bottom w:type="dxa" w:w="60"/>
+              <w:right w:type="dxa" w:w="118"/>
+            </w:tcMar>
+          </w:tcPr>
+          <w:p>
+            <w:pPr>
+              <w:spacing w:after="0" w:line="264"/>
+            </w:pPr>
+            <w:r>
+              <w:rPr>
+                <w:rFonts w:ascii="Calibri" w:cs="Calibri" w:eastAsia="Calibri" w:hAnsi="Calibri"/>
+                <w:b w:val="false"/>
+                <w:bCs w:val="false"/>
+                <w:color w:val="1A2233"/>
+                <w:sz w:val="18"/>
+                <w:szCs w:val="18"/>
+              </w:rPr>
+              <w:t xml:space="preserve">Chuẩn thư mục + bảng tra “để ở đâu”</w:t>
+            </w:r>
+          </w:p>
+        </w:tc>
+      </w:tr>
+      <w:tr>
+        <w:tc>
+          <w:tcPr>
+            <w:tcW w:type="dxa" w:w="3370"/>
+            <w:shd w:fill="F5F7FA" w:val="clear"/>
+            <w:tcMar>
+              <w:top w:type="dxa" w:w="60"/>
+              <w:left w:type="dxa" w:w="118"/>
+              <w:bottom w:type="dxa" w:w="60"/>
+              <w:right w:type="dxa" w:w="118"/>
+            </w:tcMar>
+          </w:tcPr>
+          <w:p>
+            <w:pPr>
+              <w:spacing w:after="0" w:line="264"/>
+            </w:pPr>
+            <w:r>
+              <w:rPr>
+                <w:rFonts w:ascii="Calibri" w:cs="Calibri" w:eastAsia="Calibri" w:hAnsi="Calibri"/>
+                <w:b w:val="false"/>
+                <w:bCs w:val="false"/>
+                <w:color w:val="1A2233"/>
+                <w:sz w:val="18"/>
+                <w:szCs w:val="18"/>
+              </w:rPr>
+              <w:t xml:space="preserve">Nối phiên hôm nay sang hôm sau</w:t>
+            </w:r>
+          </w:p>
+        </w:tc>
+        <w:tc>
+          <w:tcPr>
+            <w:tcW w:type="dxa" w:w="2059"/>
+            <w:shd w:fill="F5F7FA" w:val="clear"/>
+            <w:tcMar>
+              <w:top w:type="dxa" w:w="60"/>
+              <w:left w:type="dxa" w:w="118"/>
+              <w:bottom w:type="dxa" w:w="60"/>
+              <w:right w:type="dxa" w:w="118"/>
+            </w:tcMar>
+          </w:tcPr>
+          <w:p>
+            <w:pPr>
+              <w:spacing w:after="0" w:line="264"/>
+            </w:pPr>
+            <w:r>
+              <w:rPr>
+                <w:rFonts w:ascii="Calibri" w:cs="Calibri" w:eastAsia="Calibri" w:hAnsi="Calibri"/>
+                <w:b w:val="false"/>
+                <w:bCs w:val="false"/>
+                <w:color w:val="5A6B7B"/>
+                <w:sz w:val="18"/>
+                <w:szCs w:val="18"/>
+              </w:rPr>
+              <w:t xml:space="preserve">✘  để trống</w:t>
+            </w:r>
+          </w:p>
+        </w:tc>
+        <w:tc>
+          <w:tcPr>
+            <w:tcW w:type="dxa" w:w="3931"/>
+            <w:shd w:fill="F5F7FA" w:val="clear"/>
+            <w:tcMar>
+              <w:top w:type="dxa" w:w="60"/>
+              <w:left w:type="dxa" w:w="118"/>
+              <w:bottom w:type="dxa" w:w="60"/>
+              <w:right w:type="dxa" w:w="118"/>
+            </w:tcMar>
+          </w:tcPr>
+          <w:p>
+            <w:pPr>
+              <w:spacing w:after="0" w:line="264"/>
+            </w:pPr>
+            <w:r>
+              <w:rPr>
+                <w:rFonts w:ascii="Calibri" w:cs="Calibri" w:eastAsia="Calibri" w:hAnsi="Calibri"/>
+                <w:b w:val="false"/>
+                <w:bCs w:val="false"/>
+                <w:color w:val="1A2233"/>
+                <w:sz w:val="18"/>
+                <w:szCs w:val="18"/>
+              </w:rPr>
+              <w:t xml:space="preserve">Hai quyển sổ: việc đang dở · việc đã xong</w:t>
+            </w:r>
+          </w:p>
+        </w:tc>
+      </w:tr>
+      <w:tr>
+        <w:tc>
+          <w:tcPr>
+            <w:tcW w:type="dxa" w:w="3370"/>
+            <w:tcMar>
+              <w:top w:type="dxa" w:w="60"/>
+              <w:left w:type="dxa" w:w="118"/>
+              <w:bottom w:type="dxa" w:w="60"/>
+              <w:right w:type="dxa" w:w="118"/>
+            </w:tcMar>
+          </w:tcPr>
+          <w:p>
+            <w:pPr>
+              <w:spacing w:after="0" w:line="264"/>
+            </w:pPr>
+            <w:r>
+              <w:rPr>
+                <w:rFonts w:ascii="Calibri" w:cs="Calibri" w:eastAsia="Calibri" w:hAnsi="Calibri"/>
+                <w:b w:val="false"/>
+                <w:bCs w:val="false"/>
+                <w:color w:val="1A2233"/>
+                <w:sz w:val="18"/>
+                <w:szCs w:val="18"/>
+              </w:rPr>
+              <w:t xml:space="preserve">Nội quy riêng của dự án</w:t>
+            </w:r>
+          </w:p>
+        </w:tc>
+        <w:tc>
+          <w:tcPr>
+            <w:tcW w:type="dxa" w:w="2059"/>
+            <w:tcMar>
+              <w:top w:type="dxa" w:w="60"/>
+              <w:left w:type="dxa" w:w="118"/>
+              <w:bottom w:type="dxa" w:w="60"/>
+              <w:right w:type="dxa" w:w="118"/>
+            </w:tcMar>
+          </w:tcPr>
+          <w:p>
+            <w:pPr>
+              <w:spacing w:after="0" w:line="264"/>
+            </w:pPr>
+            <w:r>
+              <w:rPr>
+                <w:rFonts w:ascii="Calibri" w:cs="Calibri" w:eastAsia="Calibri" w:hAnsi="Calibri"/>
+                <w:b w:val="false"/>
+                <w:bCs w:val="false"/>
+                <w:color w:val="5A6B7B"/>
+                <w:sz w:val="18"/>
+                <w:szCs w:val="18"/>
+              </w:rPr>
+              <w:t xml:space="preserve">✘  để trống</w:t>
+            </w:r>
+          </w:p>
+        </w:tc>
+        <w:tc>
+          <w:tcPr>
+            <w:tcW w:type="dxa" w:w="3931"/>
+            <w:tcMar>
+              <w:top w:type="dxa" w:w="60"/>
+              <w:left w:type="dxa" w:w="118"/>
+              <w:bottom w:type="dxa" w:w="60"/>
+              <w:right w:type="dxa" w:w="118"/>
+            </w:tcMar>
+          </w:tcPr>
+          <w:p>
+            <w:pPr>
+              <w:spacing w:after="0" w:line="264"/>
+            </w:pPr>
+            <w:r>
+              <w:rPr>
+                <w:rFonts w:ascii="Calibri" w:cs="Calibri" w:eastAsia="Calibri" w:hAnsi="Calibri"/>
+                <w:b w:val="false"/>
+                <w:bCs w:val="false"/>
+                <w:color w:val="1A2233"/>
+                <w:sz w:val="18"/>
+                <w:szCs w:val="18"/>
+              </w:rPr>
+              <w:t xml:space="preserve">Mục đích, điều cấm, khi nào phải hỏi</w:t>
+            </w:r>
+          </w:p>
+        </w:tc>
+      </w:tr>
+      <w:tr>
+        <w:tc>
+          <w:tcPr>
+            <w:tcW w:type="dxa" w:w="3370"/>
+            <w:shd w:fill="F5F7FA" w:val="clear"/>
+            <w:tcMar>
+              <w:top w:type="dxa" w:w="60"/>
+              <w:left w:type="dxa" w:w="118"/>
+              <w:bottom w:type="dxa" w:w="60"/>
+              <w:right w:type="dxa" w:w="118"/>
+            </w:tcMar>
+          </w:tcPr>
+          <w:p>
+            <w:pPr>
+              <w:spacing w:after="0" w:line="264"/>
+            </w:pPr>
+            <w:r>
+              <w:rPr>
+                <w:rFonts w:ascii="Calibri" w:cs="Calibri" w:eastAsia="Calibri" w:hAnsi="Calibri"/>
+                <w:b w:val="false"/>
+                <w:bCs w:val="false"/>
+                <w:color w:val="1A2233"/>
+                <w:sz w:val="18"/>
+                <w:szCs w:val="18"/>
+              </w:rPr>
+              <w:t xml:space="preserve">Bộ quy trình cho công việc hồ sơ</w:t>
+            </w:r>
+          </w:p>
+        </w:tc>
+        <w:tc>
+          <w:tcPr>
+            <w:tcW w:type="dxa" w:w="2059"/>
+            <w:shd w:fill="F5F7FA" w:val="clear"/>
+            <w:tcMar>
+              <w:top w:type="dxa" w:w="60"/>
+              <w:left w:type="dxa" w:w="118"/>
+              <w:bottom w:type="dxa" w:w="60"/>
+              <w:right w:type="dxa" w:w="118"/>
+            </w:tcMar>
+          </w:tcPr>
+          <w:p>
+            <w:pPr>
+              <w:spacing w:after="0" w:line="264"/>
+            </w:pPr>
+            <w:r>
+              <w:rPr>
+                <w:rFonts w:ascii="Calibri" w:cs="Calibri" w:eastAsia="Calibri" w:hAnsi="Calibri"/>
+                <w:b w:val="false"/>
+                <w:bCs w:val="false"/>
+                <w:color w:val="5A6B7B"/>
+                <w:sz w:val="18"/>
+                <w:szCs w:val="18"/>
+              </w:rPr>
+              <w:t xml:space="preserve">✘  để trống</w:t>
+            </w:r>
+          </w:p>
+        </w:tc>
+        <w:tc>
+          <w:tcPr>
+            <w:tcW w:type="dxa" w:w="3931"/>
+            <w:shd w:fill="F5F7FA" w:val="clear"/>
+            <w:tcMar>
+              <w:top w:type="dxa" w:w="60"/>
+              <w:left w:type="dxa" w:w="118"/>
+              <w:bottom w:type="dxa" w:w="60"/>
+              <w:right w:type="dxa" w:w="118"/>
+            </w:tcMar>
+          </w:tcPr>
+          <w:p>
+            <w:pPr>
+              <w:spacing w:after="0" w:line="264"/>
+            </w:pPr>
+            <w:r>
+              <w:rPr>
+                <w:rFonts w:ascii="Calibri" w:cs="Calibri" w:eastAsia="Calibri" w:hAnsi="Calibri"/>
+                <w:b w:val="false"/>
+                <w:bCs w:val="false"/>
+                <w:color w:val="1A2233"/>
+                <w:sz w:val="18"/>
+                <w:szCs w:val="18"/>
+              </w:rPr>
+              <w:t>10 quy trình sẵn dùng (xem mục 8)</w:t>
+            </w:r>
+          </w:p>
+        </w:tc>
+      </w:tr>
+      <w:tr>
+        <w:tc>
+          <w:tcPr>
+            <w:tcW w:type="dxa" w:w="3370"/>
+            <w:tcMar>
+              <w:top w:type="dxa" w:w="60"/>
+              <w:left w:type="dxa" w:w="118"/>
+              <w:bottom w:type="dxa" w:w="60"/>
+              <w:right w:type="dxa" w:w="118"/>
+            </w:tcMar>
+          </w:tcPr>
+          <w:p>
+            <w:pPr>
+              <w:spacing w:after="0" w:line="264"/>
+            </w:pPr>
+            <w:r>
+              <w:rPr>
+                <w:rFonts w:ascii="Calibri" w:cs="Calibri" w:eastAsia="Calibri" w:hAnsi="Calibri"/>
+                <w:b w:val="false"/>
+                <w:bCs w:val="false"/>
+                <w:color w:val="1A2233"/>
+                <w:sz w:val="18"/>
+                <w:szCs w:val="18"/>
+              </w:rPr>
+              <w:t xml:space="preserve">Cách dựng chỉ bằng một câu</w:t>
+            </w:r>
+          </w:p>
+        </w:tc>
+        <w:tc>
+          <w:tcPr>
+            <w:tcW w:type="dxa" w:w="2059"/>
+            <w:tcMar>
+              <w:top w:type="dxa" w:w="60"/>
+              <w:left w:type="dxa" w:w="118"/>
+              <w:bottom w:type="dxa" w:w="60"/>
+              <w:right w:type="dxa" w:w="118"/>
+            </w:tcMar>
+          </w:tcPr>
+          <w:p>
+            <w:pPr>
+              <w:spacing w:after="0" w:line="264"/>
+            </w:pPr>
+            <w:r>
+              <w:rPr>
+                <w:rFonts w:ascii="Calibri" w:cs="Calibri" w:eastAsia="Calibri" w:hAnsi="Calibri"/>
+                <w:b w:val="false"/>
+                <w:bCs w:val="false"/>
+                <w:color w:val="5A6B7B"/>
+                <w:sz w:val="18"/>
+                <w:szCs w:val="18"/>
+              </w:rPr>
+              <w:t xml:space="preserve">✘  để trống</w:t>
+            </w:r>
+          </w:p>
+        </w:tc>
+        <w:tc>
+          <w:tcPr>
+            <w:tcW w:type="dxa" w:w="3931"/>
+            <w:tcMar>
+              <w:top w:type="dxa" w:w="60"/>
+              <w:left w:type="dxa" w:w="118"/>
+              <w:bottom w:type="dxa" w:w="60"/>
+              <w:right w:type="dxa" w:w="118"/>
+            </w:tcMar>
+          </w:tcPr>
+          <w:p>
+            <w:pPr>
+              <w:spacing w:after="0" w:line="264"/>
+            </w:pPr>
+            <w:r>
+              <w:rPr>
+                <w:rFonts w:ascii="Calibri" w:cs="Calibri" w:eastAsia="Calibri" w:hAnsi="Calibri"/>
+                <w:b w:val="false"/>
+                <w:bCs w:val="false"/>
+                <w:color w:val="1A2233"/>
+                <w:sz w:val="18"/>
+                <w:szCs w:val="18"/>
+              </w:rPr>
+              <w:t xml:space="preserve">Bản hướng dẫn để trợ lý tự dựng</w:t>
+            </w:r>
+          </w:p>
+        </w:tc>
+      </w:tr>
+    </w:tbl>
     <w:p>
       <w:pPr>
         <w:pBdr/>
@@ -3759,186 +4739,282 @@
       </w:r>
       <w:r/>
     </w:p>
-    <w:p>
-      <w:pPr>
-        <w:pBdr/>
-        <w:spacing w:after="0" w:line="264" w:lineRule="auto"/>
-        <w:ind/>
-        <w:rPr/>
-      </w:pPr>
-      <w:r>
-        <w:rPr>
-          <w:rFonts w:ascii="Calibri" w:hAnsi="Calibri" w:eastAsia="Calibri" w:cs="Calibri"/>
-          <w:b/>
-          <w:bCs/>
-          <w:color w:val="ffffff"/>
-          <w:sz w:val="18"/>
-          <w:szCs w:val="18"/>
-        </w:rPr>
-        <w:t xml:space="preserve">Phần</w:t>
-      </w:r>
-      <w:r/>
-    </w:p>
-    <w:p>
-      <w:pPr>
-        <w:pBdr/>
-        <w:spacing w:after="0" w:line="264" w:lineRule="auto"/>
-        <w:ind/>
-        <w:rPr/>
-      </w:pPr>
-      <w:r>
-        <w:rPr>
-          <w:rFonts w:ascii="Calibri" w:hAnsi="Calibri" w:eastAsia="Calibri" w:cs="Calibri"/>
-          <w:b/>
-          <w:bCs/>
-          <w:color w:val="ffffff"/>
-          <w:sz w:val="18"/>
-          <w:szCs w:val="18"/>
-        </w:rPr>
-        <w:t xml:space="preserve">Là gì</w:t>
-      </w:r>
-      <w:r/>
-    </w:p>
-    <w:p>
-      <w:pPr>
-        <w:pBdr/>
-        <w:spacing w:after="0" w:line="264" w:lineRule="auto"/>
-        <w:ind/>
-        <w:rPr/>
-      </w:pPr>
-      <w:r>
-        <w:rPr>
-          <w:rFonts w:ascii="Calibri" w:hAnsi="Calibri" w:eastAsia="Calibri" w:cs="Calibri"/>
-          <w:b/>
-          <w:bCs/>
-          <w:color w:val="ffffff"/>
-          <w:sz w:val="18"/>
-          <w:szCs w:val="18"/>
-        </w:rPr>
-        <w:t xml:space="preserve">Cần gì để chạy</w:t>
-      </w:r>
-      <w:r/>
-    </w:p>
-    <w:p>
-      <w:pPr>
-        <w:pBdr/>
-        <w:spacing w:after="0" w:line="264" w:lineRule="auto"/>
-        <w:ind/>
-        <w:rPr/>
-      </w:pPr>
-      <w:r>
-        <w:rPr>
-          <w:rFonts w:ascii="Calibri" w:hAnsi="Calibri" w:eastAsia="Calibri" w:cs="Calibri"/>
-          <w:b/>
-          <w:bCs/>
-          <w:color w:val="1a2233"/>
-          <w:sz w:val="18"/>
-          <w:szCs w:val="18"/>
-        </w:rPr>
-        <w:t xml:space="preserve">① Bộ khung</w:t>
-      </w:r>
-      <w:r/>
-    </w:p>
-    <w:p>
-      <w:pPr>
-        <w:pBdr/>
-        <w:spacing w:after="0" w:line="264" w:lineRule="auto"/>
-        <w:ind/>
-        <w:rPr/>
-      </w:pPr>
-      <w:r>
-        <w:rPr>
-          <w:rFonts w:ascii="Calibri" w:hAnsi="Calibri" w:eastAsia="Calibri" w:cs="Calibri"/>
-          <w:b w:val="0"/>
-          <w:bCs w:val="0"/>
-          <w:color w:val="1a2233"/>
-          <w:sz w:val="18"/>
-          <w:szCs w:val="18"/>
-        </w:rPr>
-        <w:t xml:space="preserve">Nội quy, chuẩn thư mục, bộ quy trình. Toàn bộ là file văn bản.</w:t>
-      </w:r>
-      <w:r/>
-    </w:p>
-    <w:p>
-      <w:pPr>
-        <w:pBdr/>
-        <w:spacing w:after="0" w:line="264" w:lineRule="auto"/>
-        <w:ind/>
-        <w:rPr/>
-      </w:pPr>
-      <w:r>
-        <w:rPr>
-          <w:rFonts w:ascii="Calibri" w:hAnsi="Calibri" w:eastAsia="Calibri" w:cs="Calibri"/>
-          <w:b w:val="0"/>
-          <w:bCs w:val="0"/>
-          <w:color w:val="1a2233"/>
-          <w:sz w:val="18"/>
-          <w:szCs w:val="18"/>
-        </w:rPr>
-        <w:t xml:space="preserve">Không cần cài gì</w:t>
-      </w:r>
-      <w:r/>
-    </w:p>
-    <w:p>
-      <w:pPr>
-        <w:pBdr/>
-        <w:spacing w:after="0" w:line="264" w:lineRule="auto"/>
-        <w:ind/>
-        <w:rPr/>
-      </w:pPr>
-      <w:r>
-        <w:rPr>
-          <w:rFonts w:ascii="Calibri" w:hAnsi="Calibri" w:eastAsia="Calibri" w:cs="Calibri"/>
-          <w:b/>
-          <w:bCs/>
-          <w:color w:val="1a2233"/>
-          <w:sz w:val="18"/>
-          <w:szCs w:val="18"/>
-        </w:rPr>
-        <w:t xml:space="preserve">② Bộ nhớ chung</w:t>
-      </w:r>
-      <w:r/>
-    </w:p>
-    <w:p>
-      <w:pPr>
-        <w:pBdr/>
-        <w:spacing w:after="0" w:line="264" w:lineRule="auto"/>
-        <w:ind/>
-        <w:rPr/>
-      </w:pPr>
-      <w:r>
-        <w:rPr>
-          <w:rFonts w:ascii="Calibri" w:hAnsi="Calibri" w:eastAsia="Calibri" w:cs="Calibri"/>
-          <w:b w:val="0"/>
-          <w:bCs w:val="0"/>
-          <w:color w:val="1a2233"/>
-          <w:sz w:val="18"/>
-          <w:szCs w:val="18"/>
-        </w:rPr>
-        <w:t xml:space="preserve">Phần mềm gom mọi phiên làm việc vào một kho dữ liệu trên máy bạn, tìm kiếm lại được, và đồng bộ được giữa nhiều máy.</w:t>
-      </w:r>
-      <w:r/>
-    </w:p>
-    <w:p>
-      <w:pPr>
-        <w:pBdr/>
-        <w:spacing w:after="0" w:line="264" w:lineRule="auto"/>
-        <w:ind/>
-        <w:rPr/>
-      </w:pPr>
-      <w:r>
-        <w:rPr>
-          <w:rFonts w:ascii="Calibri" w:hAnsi="Calibri" w:eastAsia="Calibri" w:cs="Calibri"/>
-          <w:b w:val="0"/>
-          <w:bCs w:val="0"/>
-          <w:color w:val="1a2233"/>
-          <w:sz w:val="18"/>
-          <w:szCs w:val="18"/>
-        </w:rPr>
-        <w:t xml:space="preserve">Phải cài đặt trên máy thật</w:t>
-      </w:r>
-      <w:r/>
-    </w:p>
+    <w:tbl>
+      <w:tblPr>
+        <w:tblW w:type="dxa" w:w="9360"/>
+        <w:tblBorders>
+          <w:top w:val="single" w:color="D4DAE2" w:sz="2"/>
+          <w:left w:val="single" w:color="D4DAE2" w:sz="2"/>
+          <w:bottom w:val="single" w:color="D4DAE2" w:sz="2"/>
+          <w:right w:val="single" w:color="D4DAE2" w:sz="2"/>
+          <w:insideH w:val="single" w:color="D4DAE2" w:sz="2"/>
+          <w:insideV w:val="single" w:color="D4DAE2" w:sz="2"/>
+        </w:tblBorders>
+      </w:tblPr>
+      <w:tblGrid>
+        <w:gridCol w:w="1685"/>
+        <w:gridCol w:w="5148"/>
+        <w:gridCol w:w="2527"/>
+      </w:tblGrid>
+      <w:tr>
+        <w:trPr>
+          <w:tblHeader/>
+        </w:trPr>
+        <w:tc>
+          <w:tcPr>
+            <w:tcW w:type="dxa" w:w="1685"/>
+            <w:shd w:fill="1F3A5F" w:val="clear"/>
+            <w:tcMar>
+              <w:top w:type="dxa" w:w="60"/>
+              <w:left w:type="dxa" w:w="118"/>
+              <w:bottom w:type="dxa" w:w="60"/>
+              <w:right w:type="dxa" w:w="118"/>
+            </w:tcMar>
+          </w:tcPr>
+          <w:p>
+            <w:pPr>
+              <w:spacing w:after="0" w:line="264"/>
+            </w:pPr>
+            <w:r>
+              <w:rPr>
+                <w:rFonts w:ascii="Calibri" w:cs="Calibri" w:eastAsia="Calibri" w:hAnsi="Calibri"/>
+                <w:b/>
+                <w:bCs/>
+                <w:color w:val="FFFFFF"/>
+                <w:sz w:val="18"/>
+                <w:szCs w:val="18"/>
+              </w:rPr>
+              <w:t xml:space="preserve">Phần</w:t>
+            </w:r>
+          </w:p>
+        </w:tc>
+        <w:tc>
+          <w:tcPr>
+            <w:tcW w:type="dxa" w:w="5148"/>
+            <w:shd w:fill="1F3A5F" w:val="clear"/>
+            <w:tcMar>
+              <w:top w:type="dxa" w:w="60"/>
+              <w:left w:type="dxa" w:w="118"/>
+              <w:bottom w:type="dxa" w:w="60"/>
+              <w:right w:type="dxa" w:w="118"/>
+            </w:tcMar>
+          </w:tcPr>
+          <w:p>
+            <w:pPr>
+              <w:spacing w:after="0" w:line="264"/>
+            </w:pPr>
+            <w:r>
+              <w:rPr>
+                <w:rFonts w:ascii="Calibri" w:cs="Calibri" w:eastAsia="Calibri" w:hAnsi="Calibri"/>
+                <w:b/>
+                <w:bCs/>
+                <w:color w:val="FFFFFF"/>
+                <w:sz w:val="18"/>
+                <w:szCs w:val="18"/>
+              </w:rPr>
+              <w:t xml:space="preserve">Là gì</w:t>
+            </w:r>
+          </w:p>
+        </w:tc>
+        <w:tc>
+          <w:tcPr>
+            <w:tcW w:type="dxa" w:w="2527"/>
+            <w:shd w:fill="1F3A5F" w:val="clear"/>
+            <w:tcMar>
+              <w:top w:type="dxa" w:w="60"/>
+              <w:left w:type="dxa" w:w="118"/>
+              <w:bottom w:type="dxa" w:w="60"/>
+              <w:right w:type="dxa" w:w="118"/>
+            </w:tcMar>
+          </w:tcPr>
+          <w:p>
+            <w:pPr>
+              <w:spacing w:after="0" w:line="264"/>
+            </w:pPr>
+            <w:r>
+              <w:rPr>
+                <w:rFonts w:ascii="Calibri" w:cs="Calibri" w:eastAsia="Calibri" w:hAnsi="Calibri"/>
+                <w:b/>
+                <w:bCs/>
+                <w:color w:val="FFFFFF"/>
+                <w:sz w:val="18"/>
+                <w:szCs w:val="18"/>
+              </w:rPr>
+              <w:t xml:space="preserve">Cần gì để chạy</w:t>
+            </w:r>
+          </w:p>
+        </w:tc>
+      </w:tr>
+      <w:tr>
+        <w:tc>
+          <w:tcPr>
+            <w:tcW w:type="dxa" w:w="1685"/>
+            <w:tcMar>
+              <w:top w:type="dxa" w:w="60"/>
+              <w:left w:type="dxa" w:w="118"/>
+              <w:bottom w:type="dxa" w:w="60"/>
+              <w:right w:type="dxa" w:w="118"/>
+            </w:tcMar>
+          </w:tcPr>
+          <w:p>
+            <w:pPr>
+              <w:spacing w:after="0" w:line="264"/>
+            </w:pPr>
+            <w:r>
+              <w:rPr>
+                <w:rFonts w:ascii="Calibri" w:cs="Calibri" w:eastAsia="Calibri" w:hAnsi="Calibri"/>
+                <w:b/>
+                <w:bCs/>
+                <w:color w:val="1A2233"/>
+                <w:sz w:val="18"/>
+                <w:szCs w:val="18"/>
+              </w:rPr>
+              <w:t xml:space="preserve">① Bộ khung</w:t>
+            </w:r>
+          </w:p>
+        </w:tc>
+        <w:tc>
+          <w:tcPr>
+            <w:tcW w:type="dxa" w:w="5148"/>
+            <w:tcMar>
+              <w:top w:type="dxa" w:w="60"/>
+              <w:left w:type="dxa" w:w="118"/>
+              <w:bottom w:type="dxa" w:w="60"/>
+              <w:right w:type="dxa" w:w="118"/>
+            </w:tcMar>
+          </w:tcPr>
+          <w:p>
+            <w:pPr>
+              <w:spacing w:after="0" w:line="264"/>
+            </w:pPr>
+            <w:r>
+              <w:rPr>
+                <w:rFonts w:ascii="Calibri" w:cs="Calibri" w:eastAsia="Calibri" w:hAnsi="Calibri"/>
+                <w:b w:val="false"/>
+                <w:bCs w:val="false"/>
+                <w:color w:val="1A2233"/>
+                <w:sz w:val="18"/>
+                <w:szCs w:val="18"/>
+              </w:rPr>
+              <w:t xml:space="preserve">Nội quy, chuẩn thư mục, bộ quy trình. Toàn bộ là file văn bản.</w:t>
+            </w:r>
+          </w:p>
+        </w:tc>
+        <w:tc>
+          <w:tcPr>
+            <w:tcW w:type="dxa" w:w="2527"/>
+            <w:tcMar>
+              <w:top w:type="dxa" w:w="60"/>
+              <w:left w:type="dxa" w:w="118"/>
+              <w:bottom w:type="dxa" w:w="60"/>
+              <w:right w:type="dxa" w:w="118"/>
+            </w:tcMar>
+          </w:tcPr>
+          <w:p>
+            <w:pPr>
+              <w:spacing w:after="0" w:line="264"/>
+            </w:pPr>
+            <w:r>
+              <w:rPr>
+                <w:rFonts w:ascii="Calibri" w:cs="Calibri" w:eastAsia="Calibri" w:hAnsi="Calibri"/>
+                <w:b w:val="false"/>
+                <w:bCs w:val="false"/>
+                <w:color w:val="1A2233"/>
+                <w:sz w:val="18"/>
+                <w:szCs w:val="18"/>
+              </w:rPr>
+              <w:t xml:space="preserve">Không cần cài gì</w:t>
+            </w:r>
+          </w:p>
+        </w:tc>
+      </w:tr>
+      <w:tr>
+        <w:tc>
+          <w:tcPr>
+            <w:tcW w:type="dxa" w:w="1685"/>
+            <w:shd w:fill="F5F7FA" w:val="clear"/>
+            <w:tcMar>
+              <w:top w:type="dxa" w:w="60"/>
+              <w:left w:type="dxa" w:w="118"/>
+              <w:bottom w:type="dxa" w:w="60"/>
+              <w:right w:type="dxa" w:w="118"/>
+            </w:tcMar>
+          </w:tcPr>
+          <w:p>
+            <w:pPr>
+              <w:spacing w:after="0" w:line="264"/>
+            </w:pPr>
+            <w:r>
+              <w:rPr>
+                <w:rFonts w:ascii="Calibri" w:cs="Calibri" w:eastAsia="Calibri" w:hAnsi="Calibri"/>
+                <w:b/>
+                <w:bCs/>
+                <w:color w:val="1A2233"/>
+                <w:sz w:val="18"/>
+                <w:szCs w:val="18"/>
+              </w:rPr>
+              <w:t xml:space="preserve">② Bộ nhớ chung</w:t>
+            </w:r>
+          </w:p>
+        </w:tc>
+        <w:tc>
+          <w:tcPr>
+            <w:tcW w:type="dxa" w:w="5148"/>
+            <w:shd w:fill="F5F7FA" w:val="clear"/>
+            <w:tcMar>
+              <w:top w:type="dxa" w:w="60"/>
+              <w:left w:type="dxa" w:w="118"/>
+              <w:bottom w:type="dxa" w:w="60"/>
+              <w:right w:type="dxa" w:w="118"/>
+            </w:tcMar>
+          </w:tcPr>
+          <w:p>
+            <w:pPr>
+              <w:spacing w:after="0" w:line="264"/>
+            </w:pPr>
+            <w:r>
+              <w:rPr>
+                <w:rFonts w:ascii="Calibri" w:cs="Calibri" w:eastAsia="Calibri" w:hAnsi="Calibri"/>
+                <w:b w:val="false"/>
+                <w:bCs w:val="false"/>
+                <w:color w:val="1A2233"/>
+                <w:sz w:val="18"/>
+                <w:szCs w:val="18"/>
+              </w:rPr>
+              <w:t xml:space="preserve">Phần mềm gom mọi phiên làm việc vào một kho dữ liệu trên máy bạn, tìm kiếm lại được, và đồng bộ được giữa nhiều máy.</w:t>
+            </w:r>
+          </w:p>
+        </w:tc>
+        <w:tc>
+          <w:tcPr>
+            <w:tcW w:type="dxa" w:w="2527"/>
+            <w:shd w:fill="F5F7FA" w:val="clear"/>
+            <w:tcMar>
+              <w:top w:type="dxa" w:w="60"/>
+              <w:left w:type="dxa" w:w="118"/>
+              <w:bottom w:type="dxa" w:w="60"/>
+              <w:right w:type="dxa" w:w="118"/>
+            </w:tcMar>
+          </w:tcPr>
+          <w:p>
+            <w:pPr>
+              <w:spacing w:after="0" w:line="264"/>
+            </w:pPr>
+            <w:r>
+              <w:rPr>
+                <w:rFonts w:ascii="Calibri" w:cs="Calibri" w:eastAsia="Calibri" w:hAnsi="Calibri"/>
+                <w:b w:val="false"/>
+                <w:bCs w:val="false"/>
+                <w:color w:val="1A2233"/>
+                <w:sz w:val="18"/>
+                <w:szCs w:val="18"/>
+              </w:rPr>
+              <w:t xml:space="preserve">Phải cài đặt trên máy thật</w:t>
+            </w:r>
+          </w:p>
+        </w:tc>
+      </w:tr>
+    </w:tbl>
     <w:p>
       <w:pPr>
         <w:pBdr/>
@@ -4121,305 +5197,451 @@
       </w:r>
       <w:r/>
     </w:p>
-    <w:p>
-      <w:pPr>
-        <w:pBdr/>
-        <w:spacing w:after="0" w:line="264" w:lineRule="auto"/>
-        <w:ind/>
-        <w:rPr/>
-      </w:pPr>
-      <w:r>
-        <w:rPr>
-          <w:rFonts w:ascii="Calibri" w:hAnsi="Calibri" w:eastAsia="Calibri" w:cs="Calibri"/>
-          <w:b/>
-          <w:bCs/>
-          <w:color w:val="ffffff"/>
-          <w:sz w:val="18"/>
-          <w:szCs w:val="18"/>
-        </w:rPr>
-      </w:r>
-      <w:r/>
-    </w:p>
-    <w:p>
-      <w:pPr>
-        <w:pBdr/>
-        <w:spacing w:after="0" w:line="264" w:lineRule="auto"/>
-        <w:ind/>
-        <w:rPr/>
-      </w:pPr>
-      <w:r>
-        <w:rPr>
-          <w:rFonts w:ascii="Calibri" w:hAnsi="Calibri" w:eastAsia="Calibri" w:cs="Calibri"/>
-          <w:b/>
-          <w:bCs/>
-          <w:color w:val="ffffff"/>
-          <w:sz w:val="18"/>
-          <w:szCs w:val="18"/>
-        </w:rPr>
-        <w:t xml:space="preserve">Claude Code (cài trên máy)</w:t>
-      </w:r>
-      <w:r/>
-    </w:p>
-    <w:p>
-      <w:pPr>
-        <w:pBdr/>
-        <w:spacing w:after="0" w:line="264" w:lineRule="auto"/>
-        <w:ind/>
-        <w:rPr/>
-      </w:pPr>
-      <w:r>
-        <w:rPr>
-          <w:rFonts w:ascii="Calibri" w:hAnsi="Calibri" w:eastAsia="Calibri" w:cs="Calibri"/>
-          <w:b/>
-          <w:bCs/>
-          <w:color w:val="ffffff"/>
-          <w:sz w:val="18"/>
-          <w:szCs w:val="18"/>
-        </w:rPr>
-        <w:t xml:space="preserve">Cowork</w:t>
-      </w:r>
-      <w:r/>
-    </w:p>
-    <w:p>
-      <w:pPr>
-        <w:pBdr/>
-        <w:spacing w:after="0" w:line="264" w:lineRule="auto"/>
-        <w:ind/>
-        <w:rPr/>
-      </w:pPr>
-      <w:r>
-        <w:rPr>
-          <w:rFonts w:ascii="Calibri" w:hAnsi="Calibri" w:eastAsia="Calibri" w:cs="Calibri"/>
-          <w:b w:val="0"/>
-          <w:bCs w:val="0"/>
-          <w:color w:val="1a2233"/>
-          <w:sz w:val="18"/>
-          <w:szCs w:val="18"/>
-        </w:rPr>
-        <w:t xml:space="preserve">Bộ khung: nội quy · quy trình · chuẩn thư mục</w:t>
-      </w:r>
-      <w:r/>
-    </w:p>
-    <w:p>
-      <w:pPr>
-        <w:pBdr/>
-        <w:spacing w:after="0" w:line="264" w:lineRule="auto"/>
-        <w:ind/>
-        <w:rPr/>
-      </w:pPr>
-      <w:r>
-        <w:rPr>
-          <w:rFonts w:ascii="Calibri" w:hAnsi="Calibri" w:eastAsia="Calibri" w:cs="Calibri"/>
-          <w:b/>
-          <w:bCs/>
-          <w:color w:val="2f855a"/>
-          <w:sz w:val="18"/>
-          <w:szCs w:val="18"/>
-        </w:rPr>
-        <w:t xml:space="preserve">✔  dùng được</w:t>
-      </w:r>
-      <w:r/>
-    </w:p>
-    <w:p>
-      <w:pPr>
-        <w:pBdr/>
-        <w:spacing w:after="0" w:line="264" w:lineRule="auto"/>
-        <w:ind/>
-        <w:rPr/>
-      </w:pPr>
-      <w:r>
-        <w:rPr>
-          <w:rFonts w:ascii="Calibri" w:hAnsi="Calibri" w:eastAsia="Calibri" w:cs="Calibri"/>
-          <w:b/>
-          <w:bCs/>
-          <w:color w:val="2f855a"/>
-          <w:sz w:val="18"/>
-          <w:szCs w:val="18"/>
-        </w:rPr>
-        <w:t xml:space="preserve">✔  dùng được</w:t>
-      </w:r>
-      <w:r/>
-    </w:p>
-    <w:p>
-      <w:pPr>
-        <w:pBdr/>
-        <w:spacing w:after="0" w:line="264" w:lineRule="auto"/>
-        <w:ind/>
-        <w:rPr/>
-      </w:pPr>
-      <w:r>
-        <w:rPr>
-          <w:rFonts w:ascii="Calibri" w:hAnsi="Calibri" w:eastAsia="Calibri" w:cs="Calibri"/>
-          <w:b w:val="0"/>
-          <w:bCs w:val="0"/>
-          <w:color w:val="1a2233"/>
-          <w:sz w:val="18"/>
-          <w:szCs w:val="18"/>
-        </w:rPr>
-        <w:t xml:space="preserve">Kho nhớ: tra lại mọi phiên cũ</w:t>
-      </w:r>
-      <w:r/>
-    </w:p>
-    <w:p>
-      <w:pPr>
-        <w:pBdr/>
-        <w:spacing w:after="0" w:line="264" w:lineRule="auto"/>
-        <w:ind/>
-        <w:rPr/>
-      </w:pPr>
-      <w:r>
-        <w:rPr>
-          <w:rFonts w:ascii="Calibri" w:hAnsi="Calibri" w:eastAsia="Calibri" w:cs="Calibri"/>
-          <w:b/>
-          <w:bCs/>
-          <w:color w:val="2f855a"/>
-          <w:sz w:val="18"/>
-          <w:szCs w:val="18"/>
-        </w:rPr>
-        <w:t xml:space="preserve">✔  dùng được</w:t>
-      </w:r>
-      <w:r/>
-    </w:p>
-    <w:p>
-      <w:pPr>
-        <w:pBdr/>
-        <w:spacing w:after="0" w:line="264" w:lineRule="auto"/>
-        <w:ind/>
-        <w:rPr/>
-      </w:pPr>
-      <w:r>
-        <w:rPr>
-          <w:rFonts w:ascii="Calibri" w:hAnsi="Calibri" w:eastAsia="Calibri" w:cs="Calibri"/>
-          <w:b w:val="0"/>
-          <w:bCs w:val="0"/>
-          <w:color w:val="5a6b7b"/>
-          <w:sz w:val="18"/>
-          <w:szCs w:val="18"/>
-        </w:rPr>
-        <w:t xml:space="preserve">✘  không</w:t>
-      </w:r>
-      <w:r/>
-    </w:p>
-    <w:p>
-      <w:pPr>
-        <w:pBdr/>
-        <w:spacing w:after="0" w:line="264" w:lineRule="auto"/>
-        <w:ind/>
-        <w:rPr/>
-      </w:pPr>
-      <w:r>
-        <w:rPr>
-          <w:rFonts w:ascii="Calibri" w:hAnsi="Calibri" w:eastAsia="Calibri" w:cs="Calibri"/>
-          <w:b w:val="0"/>
-          <w:bCs w:val="0"/>
-          <w:color w:val="1a2233"/>
-          <w:sz w:val="18"/>
-          <w:szCs w:val="18"/>
-        </w:rPr>
-        <w:t xml:space="preserve">Đồng bộ nhiều máy</w:t>
-      </w:r>
-      <w:r/>
-    </w:p>
-    <w:p>
-      <w:pPr>
-        <w:pBdr/>
-        <w:spacing w:after="0" w:line="264" w:lineRule="auto"/>
-        <w:ind/>
-        <w:rPr/>
-      </w:pPr>
-      <w:r>
-        <w:rPr>
-          <w:rFonts w:ascii="Calibri" w:hAnsi="Calibri" w:eastAsia="Calibri" w:cs="Calibri"/>
-          <w:b/>
-          <w:bCs/>
-          <w:color w:val="2f855a"/>
-          <w:sz w:val="18"/>
-          <w:szCs w:val="18"/>
-        </w:rPr>
-        <w:t xml:space="preserve">✔  dùng được</w:t>
-      </w:r>
-      <w:r/>
-    </w:p>
-    <w:p>
-      <w:pPr>
-        <w:pBdr/>
-        <w:spacing w:after="0" w:line="264" w:lineRule="auto"/>
-        <w:ind/>
-        <w:rPr/>
-      </w:pPr>
-      <w:r>
-        <w:rPr>
-          <w:rFonts w:ascii="Calibri" w:hAnsi="Calibri" w:eastAsia="Calibri" w:cs="Calibri"/>
-          <w:b w:val="0"/>
-          <w:bCs w:val="0"/>
-          <w:color w:val="5a6b7b"/>
-          <w:sz w:val="18"/>
-          <w:szCs w:val="18"/>
-        </w:rPr>
-        <w:t xml:space="preserve">✘  không</w:t>
-      </w:r>
-      <w:r/>
-    </w:p>
-    <w:p>
-      <w:pPr>
-        <w:pBdr/>
-        <w:spacing w:after="0" w:line="264" w:lineRule="auto"/>
-        <w:ind/>
-        <w:rPr/>
-      </w:pPr>
-      <w:r>
-        <w:rPr>
-          <w:rFonts w:ascii="Calibri" w:hAnsi="Calibri" w:eastAsia="Calibri" w:cs="Calibri"/>
-          <w:b w:val="0"/>
-          <w:bCs w:val="0"/>
-          <w:color w:val="1a2233"/>
-          <w:sz w:val="18"/>
-          <w:szCs w:val="18"/>
-        </w:rPr>
-        <w:t xml:space="preserve">Cách nối phiên hôm nay sang hôm sau</w:t>
-      </w:r>
-      <w:r/>
-    </w:p>
-    <w:p>
-      <w:pPr>
-        <w:pBdr/>
-        <w:spacing w:after="0" w:line="264" w:lineRule="auto"/>
-        <w:ind/>
-        <w:rPr/>
-      </w:pPr>
-      <w:r>
-        <w:rPr>
-          <w:rFonts w:ascii="Calibri" w:hAnsi="Calibri" w:eastAsia="Calibri" w:cs="Calibri"/>
-          <w:b w:val="0"/>
-          <w:bCs w:val="0"/>
-          <w:color w:val="1a2233"/>
-          <w:sz w:val="18"/>
-          <w:szCs w:val="18"/>
-        </w:rPr>
-        <w:t xml:space="preserve">Sổ sách + kho nhớ</w:t>
-      </w:r>
-      <w:r/>
-    </w:p>
-    <w:p>
-      <w:pPr>
-        <w:pBdr/>
-        <w:spacing w:after="0" w:line="264" w:lineRule="auto"/>
-        <w:ind/>
-        <w:rPr/>
-      </w:pPr>
-      <w:r>
-        <w:rPr>
-          <w:rFonts w:ascii="Calibri" w:hAnsi="Calibri" w:eastAsia="Calibri" w:cs="Calibri"/>
-          <w:b w:val="0"/>
-          <w:bCs w:val="0"/>
-          <w:color w:val="1a2233"/>
-          <w:sz w:val="18"/>
-          <w:szCs w:val="18"/>
-        </w:rPr>
-        <w:t xml:space="preserve">Sổ sách (hai file)</w:t>
-      </w:r>
-      <w:r/>
-    </w:p>
+    <w:tbl>
+      <w:tblPr>
+        <w:tblW w:type="dxa" w:w="9360"/>
+        <w:tblBorders>
+          <w:top w:val="single" w:color="D4DAE2" w:sz="2"/>
+          <w:left w:val="single" w:color="D4DAE2" w:sz="2"/>
+          <w:bottom w:val="single" w:color="D4DAE2" w:sz="2"/>
+          <w:right w:val="single" w:color="D4DAE2" w:sz="2"/>
+          <w:insideH w:val="single" w:color="D4DAE2" w:sz="2"/>
+          <w:insideV w:val="single" w:color="D4DAE2" w:sz="2"/>
+        </w:tblBorders>
+      </w:tblPr>
+      <w:tblGrid>
+        <w:gridCol w:w="3931"/>
+        <w:gridCol w:w="2714"/>
+        <w:gridCol w:w="2714"/>
+      </w:tblGrid>
+      <w:tr>
+        <w:trPr>
+          <w:tblHeader/>
+        </w:trPr>
+        <w:tc>
+          <w:tcPr>
+            <w:tcW w:type="dxa" w:w="3931"/>
+            <w:shd w:fill="1F3A5F" w:val="clear"/>
+            <w:tcMar>
+              <w:top w:type="dxa" w:w="60"/>
+              <w:left w:type="dxa" w:w="118"/>
+              <w:bottom w:type="dxa" w:w="60"/>
+              <w:right w:type="dxa" w:w="118"/>
+            </w:tcMar>
+          </w:tcPr>
+          <w:p>
+            <w:pPr>
+              <w:spacing w:after="0" w:line="264"/>
+            </w:pPr>
+            <w:r>
+              <w:rPr>
+                <w:rFonts w:ascii="Calibri" w:cs="Calibri" w:eastAsia="Calibri" w:hAnsi="Calibri"/>
+                <w:b/>
+                <w:bCs/>
+                <w:color w:val="FFFFFF"/>
+                <w:sz w:val="18"/>
+                <w:szCs w:val="18"/>
+              </w:rPr>
+              <w:t xml:space="preserve"/>
+            </w:r>
+          </w:p>
+        </w:tc>
+        <w:tc>
+          <w:tcPr>
+            <w:tcW w:type="dxa" w:w="2714"/>
+            <w:shd w:fill="1F3A5F" w:val="clear"/>
+            <w:tcMar>
+              <w:top w:type="dxa" w:w="60"/>
+              <w:left w:type="dxa" w:w="118"/>
+              <w:bottom w:type="dxa" w:w="60"/>
+              <w:right w:type="dxa" w:w="118"/>
+            </w:tcMar>
+          </w:tcPr>
+          <w:p>
+            <w:pPr>
+              <w:spacing w:after="0" w:line="264"/>
+            </w:pPr>
+            <w:r>
+              <w:rPr>
+                <w:rFonts w:ascii="Calibri" w:cs="Calibri" w:eastAsia="Calibri" w:hAnsi="Calibri"/>
+                <w:b/>
+                <w:bCs/>
+                <w:color w:val="FFFFFF"/>
+                <w:sz w:val="18"/>
+                <w:szCs w:val="18"/>
+              </w:rPr>
+              <w:t xml:space="preserve">Claude Code (cài trên máy)</w:t>
+            </w:r>
+          </w:p>
+        </w:tc>
+        <w:tc>
+          <w:tcPr>
+            <w:tcW w:type="dxa" w:w="2714"/>
+            <w:shd w:fill="1F3A5F" w:val="clear"/>
+            <w:tcMar>
+              <w:top w:type="dxa" w:w="60"/>
+              <w:left w:type="dxa" w:w="118"/>
+              <w:bottom w:type="dxa" w:w="60"/>
+              <w:right w:type="dxa" w:w="118"/>
+            </w:tcMar>
+          </w:tcPr>
+          <w:p>
+            <w:pPr>
+              <w:spacing w:after="0" w:line="264"/>
+            </w:pPr>
+            <w:r>
+              <w:rPr>
+                <w:rFonts w:ascii="Calibri" w:cs="Calibri" w:eastAsia="Calibri" w:hAnsi="Calibri"/>
+                <w:b/>
+                <w:bCs/>
+                <w:color w:val="FFFFFF"/>
+                <w:sz w:val="18"/>
+                <w:szCs w:val="18"/>
+              </w:rPr>
+              <w:t xml:space="preserve">Cowork</w:t>
+            </w:r>
+          </w:p>
+        </w:tc>
+      </w:tr>
+      <w:tr>
+        <w:tc>
+          <w:tcPr>
+            <w:tcW w:type="dxa" w:w="3931"/>
+            <w:tcMar>
+              <w:top w:type="dxa" w:w="60"/>
+              <w:left w:type="dxa" w:w="118"/>
+              <w:bottom w:type="dxa" w:w="60"/>
+              <w:right w:type="dxa" w:w="118"/>
+            </w:tcMar>
+          </w:tcPr>
+          <w:p>
+            <w:pPr>
+              <w:spacing w:after="0" w:line="264"/>
+            </w:pPr>
+            <w:r>
+              <w:rPr>
+                <w:rFonts w:ascii="Calibri" w:cs="Calibri" w:eastAsia="Calibri" w:hAnsi="Calibri"/>
+                <w:b w:val="false"/>
+                <w:bCs w:val="false"/>
+                <w:color w:val="1A2233"/>
+                <w:sz w:val="18"/>
+                <w:szCs w:val="18"/>
+              </w:rPr>
+              <w:t xml:space="preserve">Bộ khung: nội quy · quy trình · chuẩn thư mục</w:t>
+            </w:r>
+          </w:p>
+        </w:tc>
+        <w:tc>
+          <w:tcPr>
+            <w:tcW w:type="dxa" w:w="2714"/>
+            <w:tcMar>
+              <w:top w:type="dxa" w:w="60"/>
+              <w:left w:type="dxa" w:w="118"/>
+              <w:bottom w:type="dxa" w:w="60"/>
+              <w:right w:type="dxa" w:w="118"/>
+            </w:tcMar>
+          </w:tcPr>
+          <w:p>
+            <w:pPr>
+              <w:spacing w:after="0" w:line="264"/>
+            </w:pPr>
+            <w:r>
+              <w:rPr>
+                <w:rFonts w:ascii="Calibri" w:cs="Calibri" w:eastAsia="Calibri" w:hAnsi="Calibri"/>
+                <w:b/>
+                <w:bCs/>
+                <w:color w:val="2F855A"/>
+                <w:sz w:val="18"/>
+                <w:szCs w:val="18"/>
+              </w:rPr>
+              <w:t xml:space="preserve">✔  dùng được</w:t>
+            </w:r>
+          </w:p>
+        </w:tc>
+        <w:tc>
+          <w:tcPr>
+            <w:tcW w:type="dxa" w:w="2714"/>
+            <w:tcMar>
+              <w:top w:type="dxa" w:w="60"/>
+              <w:left w:type="dxa" w:w="118"/>
+              <w:bottom w:type="dxa" w:w="60"/>
+              <w:right w:type="dxa" w:w="118"/>
+            </w:tcMar>
+          </w:tcPr>
+          <w:p>
+            <w:pPr>
+              <w:spacing w:after="0" w:line="264"/>
+            </w:pPr>
+            <w:r>
+              <w:rPr>
+                <w:rFonts w:ascii="Calibri" w:cs="Calibri" w:eastAsia="Calibri" w:hAnsi="Calibri"/>
+                <w:b/>
+                <w:bCs/>
+                <w:color w:val="2F855A"/>
+                <w:sz w:val="18"/>
+                <w:szCs w:val="18"/>
+              </w:rPr>
+              <w:t xml:space="preserve">✔  dùng được</w:t>
+            </w:r>
+          </w:p>
+        </w:tc>
+      </w:tr>
+      <w:tr>
+        <w:tc>
+          <w:tcPr>
+            <w:tcW w:type="dxa" w:w="3931"/>
+            <w:shd w:fill="F5F7FA" w:val="clear"/>
+            <w:tcMar>
+              <w:top w:type="dxa" w:w="60"/>
+              <w:left w:type="dxa" w:w="118"/>
+              <w:bottom w:type="dxa" w:w="60"/>
+              <w:right w:type="dxa" w:w="118"/>
+            </w:tcMar>
+          </w:tcPr>
+          <w:p>
+            <w:pPr>
+              <w:spacing w:after="0" w:line="264"/>
+            </w:pPr>
+            <w:r>
+              <w:rPr>
+                <w:rFonts w:ascii="Calibri" w:cs="Calibri" w:eastAsia="Calibri" w:hAnsi="Calibri"/>
+                <w:b w:val="false"/>
+                <w:bCs w:val="false"/>
+                <w:color w:val="1A2233"/>
+                <w:sz w:val="18"/>
+                <w:szCs w:val="18"/>
+              </w:rPr>
+              <w:t xml:space="preserve">Kho nhớ: tra lại mọi phiên cũ</w:t>
+            </w:r>
+          </w:p>
+        </w:tc>
+        <w:tc>
+          <w:tcPr>
+            <w:tcW w:type="dxa" w:w="2714"/>
+            <w:shd w:fill="F5F7FA" w:val="clear"/>
+            <w:tcMar>
+              <w:top w:type="dxa" w:w="60"/>
+              <w:left w:type="dxa" w:w="118"/>
+              <w:bottom w:type="dxa" w:w="60"/>
+              <w:right w:type="dxa" w:w="118"/>
+            </w:tcMar>
+          </w:tcPr>
+          <w:p>
+            <w:pPr>
+              <w:spacing w:after="0" w:line="264"/>
+            </w:pPr>
+            <w:r>
+              <w:rPr>
+                <w:rFonts w:ascii="Calibri" w:cs="Calibri" w:eastAsia="Calibri" w:hAnsi="Calibri"/>
+                <w:b/>
+                <w:bCs/>
+                <w:color w:val="2F855A"/>
+                <w:sz w:val="18"/>
+                <w:szCs w:val="18"/>
+              </w:rPr>
+              <w:t xml:space="preserve">✔  dùng được</w:t>
+            </w:r>
+          </w:p>
+        </w:tc>
+        <w:tc>
+          <w:tcPr>
+            <w:tcW w:type="dxa" w:w="2714"/>
+            <w:shd w:fill="F5F7FA" w:val="clear"/>
+            <w:tcMar>
+              <w:top w:type="dxa" w:w="60"/>
+              <w:left w:type="dxa" w:w="118"/>
+              <w:bottom w:type="dxa" w:w="60"/>
+              <w:right w:type="dxa" w:w="118"/>
+            </w:tcMar>
+          </w:tcPr>
+          <w:p>
+            <w:pPr>
+              <w:spacing w:after="0" w:line="264"/>
+            </w:pPr>
+            <w:r>
+              <w:rPr>
+                <w:rFonts w:ascii="Calibri" w:cs="Calibri" w:eastAsia="Calibri" w:hAnsi="Calibri"/>
+                <w:b w:val="false"/>
+                <w:bCs w:val="false"/>
+                <w:color w:val="5A6B7B"/>
+                <w:sz w:val="18"/>
+                <w:szCs w:val="18"/>
+              </w:rPr>
+              <w:t xml:space="preserve">✘  không</w:t>
+            </w:r>
+          </w:p>
+        </w:tc>
+      </w:tr>
+      <w:tr>
+        <w:tc>
+          <w:tcPr>
+            <w:tcW w:type="dxa" w:w="3931"/>
+            <w:tcMar>
+              <w:top w:type="dxa" w:w="60"/>
+              <w:left w:type="dxa" w:w="118"/>
+              <w:bottom w:type="dxa" w:w="60"/>
+              <w:right w:type="dxa" w:w="118"/>
+            </w:tcMar>
+          </w:tcPr>
+          <w:p>
+            <w:pPr>
+              <w:spacing w:after="0" w:line="264"/>
+            </w:pPr>
+            <w:r>
+              <w:rPr>
+                <w:rFonts w:ascii="Calibri" w:cs="Calibri" w:eastAsia="Calibri" w:hAnsi="Calibri"/>
+                <w:b w:val="false"/>
+                <w:bCs w:val="false"/>
+                <w:color w:val="1A2233"/>
+                <w:sz w:val="18"/>
+                <w:szCs w:val="18"/>
+              </w:rPr>
+              <w:t xml:space="preserve">Đồng bộ nhiều máy</w:t>
+            </w:r>
+          </w:p>
+        </w:tc>
+        <w:tc>
+          <w:tcPr>
+            <w:tcW w:type="dxa" w:w="2714"/>
+            <w:tcMar>
+              <w:top w:type="dxa" w:w="60"/>
+              <w:left w:type="dxa" w:w="118"/>
+              <w:bottom w:type="dxa" w:w="60"/>
+              <w:right w:type="dxa" w:w="118"/>
+            </w:tcMar>
+          </w:tcPr>
+          <w:p>
+            <w:pPr>
+              <w:spacing w:after="0" w:line="264"/>
+            </w:pPr>
+            <w:r>
+              <w:rPr>
+                <w:rFonts w:ascii="Calibri" w:cs="Calibri" w:eastAsia="Calibri" w:hAnsi="Calibri"/>
+                <w:b/>
+                <w:bCs/>
+                <w:color w:val="2F855A"/>
+                <w:sz w:val="18"/>
+                <w:szCs w:val="18"/>
+              </w:rPr>
+              <w:t xml:space="preserve">✔  dùng được</w:t>
+            </w:r>
+          </w:p>
+        </w:tc>
+        <w:tc>
+          <w:tcPr>
+            <w:tcW w:type="dxa" w:w="2714"/>
+            <w:tcMar>
+              <w:top w:type="dxa" w:w="60"/>
+              <w:left w:type="dxa" w:w="118"/>
+              <w:bottom w:type="dxa" w:w="60"/>
+              <w:right w:type="dxa" w:w="118"/>
+            </w:tcMar>
+          </w:tcPr>
+          <w:p>
+            <w:pPr>
+              <w:spacing w:after="0" w:line="264"/>
+            </w:pPr>
+            <w:r>
+              <w:rPr>
+                <w:rFonts w:ascii="Calibri" w:cs="Calibri" w:eastAsia="Calibri" w:hAnsi="Calibri"/>
+                <w:b w:val="false"/>
+                <w:bCs w:val="false"/>
+                <w:color w:val="5A6B7B"/>
+                <w:sz w:val="18"/>
+                <w:szCs w:val="18"/>
+              </w:rPr>
+              <w:t xml:space="preserve">✘  không</w:t>
+            </w:r>
+          </w:p>
+        </w:tc>
+      </w:tr>
+      <w:tr>
+        <w:tc>
+          <w:tcPr>
+            <w:tcW w:type="dxa" w:w="3931"/>
+            <w:shd w:fill="F5F7FA" w:val="clear"/>
+            <w:tcMar>
+              <w:top w:type="dxa" w:w="60"/>
+              <w:left w:type="dxa" w:w="118"/>
+              <w:bottom w:type="dxa" w:w="60"/>
+              <w:right w:type="dxa" w:w="118"/>
+            </w:tcMar>
+          </w:tcPr>
+          <w:p>
+            <w:pPr>
+              <w:spacing w:after="0" w:line="264"/>
+            </w:pPr>
+            <w:r>
+              <w:rPr>
+                <w:rFonts w:ascii="Calibri" w:cs="Calibri" w:eastAsia="Calibri" w:hAnsi="Calibri"/>
+                <w:b w:val="false"/>
+                <w:bCs w:val="false"/>
+                <w:color w:val="1A2233"/>
+                <w:sz w:val="18"/>
+                <w:szCs w:val="18"/>
+              </w:rPr>
+              <w:t xml:space="preserve">Cách nối phiên hôm nay sang hôm sau</w:t>
+            </w:r>
+          </w:p>
+        </w:tc>
+        <w:tc>
+          <w:tcPr>
+            <w:tcW w:type="dxa" w:w="2714"/>
+            <w:shd w:fill="F5F7FA" w:val="clear"/>
+            <w:tcMar>
+              <w:top w:type="dxa" w:w="60"/>
+              <w:left w:type="dxa" w:w="118"/>
+              <w:bottom w:type="dxa" w:w="60"/>
+              <w:right w:type="dxa" w:w="118"/>
+            </w:tcMar>
+          </w:tcPr>
+          <w:p>
+            <w:pPr>
+              <w:spacing w:after="0" w:line="264"/>
+            </w:pPr>
+            <w:r>
+              <w:rPr>
+                <w:rFonts w:ascii="Calibri" w:cs="Calibri" w:eastAsia="Calibri" w:hAnsi="Calibri"/>
+                <w:b w:val="false"/>
+                <w:bCs w:val="false"/>
+                <w:color w:val="1A2233"/>
+                <w:sz w:val="18"/>
+                <w:szCs w:val="18"/>
+              </w:rPr>
+              <w:t xml:space="preserve">Sổ sách + kho nhớ</w:t>
+            </w:r>
+          </w:p>
+        </w:tc>
+        <w:tc>
+          <w:tcPr>
+            <w:tcW w:type="dxa" w:w="2714"/>
+            <w:shd w:fill="F5F7FA" w:val="clear"/>
+            <w:tcMar>
+              <w:top w:type="dxa" w:w="60"/>
+              <w:left w:type="dxa" w:w="118"/>
+              <w:bottom w:type="dxa" w:w="60"/>
+              <w:right w:type="dxa" w:w="118"/>
+            </w:tcMar>
+          </w:tcPr>
+          <w:p>
+            <w:pPr>
+              <w:spacing w:after="0" w:line="264"/>
+            </w:pPr>
+            <w:r>
+              <w:rPr>
+                <w:rFonts w:ascii="Calibri" w:cs="Calibri" w:eastAsia="Calibri" w:hAnsi="Calibri"/>
+                <w:b w:val="false"/>
+                <w:bCs w:val="false"/>
+                <w:color w:val="1A2233"/>
+                <w:sz w:val="18"/>
+                <w:szCs w:val="18"/>
+              </w:rPr>
+              <w:t xml:space="preserve">Sổ sách (hai file)</w:t>
+            </w:r>
+          </w:p>
+        </w:tc>
+      </w:tr>
+    </w:tbl>
     <w:p>
       <w:pPr>
         <w:pBdr/>
@@ -4610,246 +5832,365 @@
       </w:r>
       <w:r/>
     </w:p>
-    <w:p>
-      <w:pPr>
-        <w:pBdr/>
-        <w:spacing w:after="0" w:line="264" w:lineRule="auto"/>
-        <w:ind/>
-        <w:rPr/>
-      </w:pPr>
-      <w:r>
-        <w:rPr>
-          <w:rFonts w:ascii="Calibri" w:hAnsi="Calibri" w:eastAsia="Calibri" w:cs="Calibri"/>
-          <w:b/>
-          <w:bCs/>
-          <w:color w:val="ffffff"/>
-          <w:sz w:val="18"/>
-          <w:szCs w:val="18"/>
-        </w:rPr>
-        <w:t xml:space="preserve">Mức</w:t>
-      </w:r>
-      <w:r/>
-    </w:p>
-    <w:p>
-      <w:pPr>
-        <w:pBdr/>
-        <w:spacing w:after="0" w:line="264" w:lineRule="auto"/>
-        <w:ind/>
-        <w:rPr/>
-      </w:pPr>
-      <w:r>
-        <w:rPr>
-          <w:rFonts w:ascii="Calibri" w:hAnsi="Calibri" w:eastAsia="Calibri" w:cs="Calibri"/>
-          <w:b/>
-          <w:bCs/>
-          <w:color w:val="ffffff"/>
-          <w:sz w:val="18"/>
-          <w:szCs w:val="18"/>
-        </w:rPr>
-        <w:t xml:space="preserve">Gồm gì</w:t>
-      </w:r>
-      <w:r/>
-    </w:p>
-    <w:p>
-      <w:pPr>
-        <w:pBdr/>
-        <w:spacing w:after="0" w:line="264" w:lineRule="auto"/>
-        <w:ind/>
-        <w:rPr/>
-      </w:pPr>
-      <w:r>
-        <w:rPr>
-          <w:rFonts w:ascii="Calibri" w:hAnsi="Calibri" w:eastAsia="Calibri" w:cs="Calibri"/>
-          <w:b/>
-          <w:bCs/>
-          <w:color w:val="ffffff"/>
-          <w:sz w:val="18"/>
-          <w:szCs w:val="18"/>
-        </w:rPr>
-        <w:t xml:space="preserve">Khi nào được đọc</w:t>
-      </w:r>
-      <w:r/>
-    </w:p>
-    <w:p>
-      <w:pPr>
-        <w:pBdr/>
-        <w:spacing w:after="0" w:line="264" w:lineRule="auto"/>
-        <w:ind/>
-        <w:rPr/>
-      </w:pPr>
-      <w:r>
-        <w:rPr>
-          <w:rFonts w:ascii="Calibri" w:hAnsi="Calibri" w:eastAsia="Calibri" w:cs="Calibri"/>
-          <w:b/>
-          <w:bCs/>
-          <w:color w:val="2f855a"/>
-          <w:sz w:val="18"/>
-          <w:szCs w:val="18"/>
-        </w:rPr>
-        <w:t xml:space="preserve">Luôn nhớ</w:t>
-      </w:r>
-      <w:r/>
-    </w:p>
-    <w:p>
-      <w:pPr>
-        <w:pBdr/>
-        <w:spacing w:after="0" w:line="264" w:lineRule="auto"/>
-        <w:ind/>
-        <w:rPr/>
-      </w:pPr>
-      <w:r>
-        <w:rPr>
-          <w:rFonts w:ascii="Calibri" w:hAnsi="Calibri" w:eastAsia="Calibri" w:cs="Calibri"/>
-          <w:b w:val="0"/>
-          <w:bCs w:val="0"/>
-          <w:color w:val="1a2233"/>
-          <w:sz w:val="18"/>
-          <w:szCs w:val="18"/>
-        </w:rPr>
-        <w:t xml:space="preserve">Nội quy dự án + việc đang dở + danh mục tên các quy trình</w:t>
-      </w:r>
-      <w:r/>
-    </w:p>
-    <w:p>
-      <w:pPr>
-        <w:pBdr/>
-        <w:spacing w:after="0" w:line="264" w:lineRule="auto"/>
-        <w:ind/>
-        <w:rPr/>
-      </w:pPr>
-      <w:r>
-        <w:rPr>
-          <w:rFonts w:ascii="Calibri" w:hAnsi="Calibri" w:eastAsia="Calibri" w:cs="Calibri"/>
-          <w:b w:val="0"/>
-          <w:bCs w:val="0"/>
-          <w:color w:val="1a2233"/>
-          <w:sz w:val="18"/>
-          <w:szCs w:val="18"/>
-        </w:rPr>
-        <w:t xml:space="preserve">Ngay đầu mỗi phiên</w:t>
-      </w:r>
-      <w:r/>
-    </w:p>
-    <w:p>
-      <w:pPr>
-        <w:pBdr/>
-        <w:spacing w:after="0" w:line="264" w:lineRule="auto"/>
-        <w:ind/>
-        <w:rPr/>
-      </w:pPr>
-      <w:r>
-        <w:rPr>
-          <w:rFonts w:ascii="Calibri" w:hAnsi="Calibri" w:eastAsia="Calibri" w:cs="Calibri"/>
-          <w:b/>
-          <w:bCs/>
-          <w:color w:val="1a2233"/>
-          <w:sz w:val="18"/>
-          <w:szCs w:val="18"/>
-        </w:rPr>
-        <w:t xml:space="preserve">Mở khi cần</w:t>
-      </w:r>
-      <w:r/>
-    </w:p>
-    <w:p>
-      <w:pPr>
-        <w:pBdr/>
-        <w:spacing w:after="0" w:line="264" w:lineRule="auto"/>
-        <w:ind/>
-        <w:rPr/>
-      </w:pPr>
-      <w:r>
-        <w:rPr>
-          <w:rFonts w:ascii="Calibri" w:hAnsi="Calibri" w:eastAsia="Calibri" w:cs="Calibri"/>
-          <w:b w:val="0"/>
-          <w:bCs w:val="0"/>
-          <w:color w:val="1a2233"/>
-          <w:sz w:val="18"/>
-          <w:szCs w:val="18"/>
-        </w:rPr>
-        <w:t xml:space="preserve">Nội dung chi tiết của một quy trình</w:t>
-      </w:r>
-      <w:r/>
-    </w:p>
-    <w:p>
-      <w:pPr>
-        <w:pBdr/>
-        <w:spacing w:after="0" w:line="264" w:lineRule="auto"/>
-        <w:ind/>
-        <w:rPr/>
-      </w:pPr>
-      <w:r>
-        <w:rPr>
-          <w:rFonts w:ascii="Calibri" w:hAnsi="Calibri" w:eastAsia="Calibri" w:cs="Calibri"/>
-          <w:b w:val="0"/>
-          <w:bCs w:val="0"/>
-          <w:color w:val="1a2233"/>
-          <w:sz w:val="18"/>
-          <w:szCs w:val="18"/>
-        </w:rPr>
-        <w:t xml:space="preserve">Chỉ khi gặp đúng việc đó</w:t>
-      </w:r>
-      <w:r/>
-    </w:p>
-    <w:p>
-      <w:pPr>
-        <w:pBdr/>
-        <w:spacing w:after="0" w:line="264" w:lineRule="auto"/>
-        <w:ind/>
-        <w:rPr/>
-      </w:pPr>
-      <w:r>
-        <w:rPr>
-          <w:rFonts w:ascii="Calibri" w:hAnsi="Calibri" w:eastAsia="Calibri" w:cs="Calibri"/>
-          <w:b/>
-          <w:bCs/>
-          <w:color w:val="1a2233"/>
-          <w:sz w:val="18"/>
-          <w:szCs w:val="18"/>
-        </w:rPr>
-        <w:t xml:space="preserve">Tra khi cần</w:t>
-      </w:r>
-      <w:r/>
-    </w:p>
-    <w:p>
-      <w:pPr>
-        <w:pBdr/>
-        <w:spacing w:after="0" w:line="264" w:lineRule="auto"/>
-        <w:ind/>
-        <w:rPr/>
-      </w:pPr>
-      <w:r>
-        <w:rPr>
-          <w:rFonts w:ascii="Calibri" w:hAnsi="Calibri" w:eastAsia="Calibri" w:cs="Calibri"/>
-          <w:b w:val="0"/>
-          <w:bCs w:val="0"/>
-          <w:color w:val="1a2233"/>
-          <w:sz w:val="18"/>
-          <w:szCs w:val="18"/>
-        </w:rPr>
-        <w:t xml:space="preserve">Phần tham chiếu sâu, sổ việc đã xong, lịch sử cũ</w:t>
-      </w:r>
-      <w:r/>
-    </w:p>
-    <w:p>
-      <w:pPr>
-        <w:pBdr/>
-        <w:spacing w:after="0" w:line="264" w:lineRule="auto"/>
-        <w:ind/>
-        <w:rPr/>
-      </w:pPr>
-      <w:r>
-        <w:rPr>
-          <w:rFonts w:ascii="Calibri" w:hAnsi="Calibri" w:eastAsia="Calibri" w:cs="Calibri"/>
-          <w:b w:val="0"/>
-          <w:bCs w:val="0"/>
-          <w:color w:val="1a2233"/>
-          <w:sz w:val="18"/>
-          <w:szCs w:val="18"/>
-        </w:rPr>
-        <w:t xml:space="preserve">Chỉ khi bạn hỏi tới</w:t>
-      </w:r>
-      <w:r/>
-    </w:p>
+    <w:tbl>
+      <w:tblPr>
+        <w:tblW w:type="dxa" w:w="9360"/>
+        <w:tblBorders>
+          <w:top w:val="single" w:color="D4DAE2" w:sz="2"/>
+          <w:left w:val="single" w:color="D4DAE2" w:sz="2"/>
+          <w:bottom w:val="single" w:color="D4DAE2" w:sz="2"/>
+          <w:right w:val="single" w:color="D4DAE2" w:sz="2"/>
+          <w:insideH w:val="single" w:color="D4DAE2" w:sz="2"/>
+          <w:insideV w:val="single" w:color="D4DAE2" w:sz="2"/>
+        </w:tblBorders>
+      </w:tblPr>
+      <w:tblGrid>
+        <w:gridCol w:w="1872"/>
+        <w:gridCol w:w="4680"/>
+        <w:gridCol w:w="2808"/>
+      </w:tblGrid>
+      <w:tr>
+        <w:trPr>
+          <w:tblHeader/>
+        </w:trPr>
+        <w:tc>
+          <w:tcPr>
+            <w:tcW w:type="dxa" w:w="1872"/>
+            <w:shd w:fill="1F3A5F" w:val="clear"/>
+            <w:tcMar>
+              <w:top w:type="dxa" w:w="60"/>
+              <w:left w:type="dxa" w:w="118"/>
+              <w:bottom w:type="dxa" w:w="60"/>
+              <w:right w:type="dxa" w:w="118"/>
+            </w:tcMar>
+          </w:tcPr>
+          <w:p>
+            <w:pPr>
+              <w:spacing w:after="0" w:line="264"/>
+            </w:pPr>
+            <w:r>
+              <w:rPr>
+                <w:rFonts w:ascii="Calibri" w:cs="Calibri" w:eastAsia="Calibri" w:hAnsi="Calibri"/>
+                <w:b/>
+                <w:bCs/>
+                <w:color w:val="FFFFFF"/>
+                <w:sz w:val="18"/>
+                <w:szCs w:val="18"/>
+              </w:rPr>
+              <w:t xml:space="preserve">Mức</w:t>
+            </w:r>
+          </w:p>
+        </w:tc>
+        <w:tc>
+          <w:tcPr>
+            <w:tcW w:type="dxa" w:w="4680"/>
+            <w:shd w:fill="1F3A5F" w:val="clear"/>
+            <w:tcMar>
+              <w:top w:type="dxa" w:w="60"/>
+              <w:left w:type="dxa" w:w="118"/>
+              <w:bottom w:type="dxa" w:w="60"/>
+              <w:right w:type="dxa" w:w="118"/>
+            </w:tcMar>
+          </w:tcPr>
+          <w:p>
+            <w:pPr>
+              <w:spacing w:after="0" w:line="264"/>
+            </w:pPr>
+            <w:r>
+              <w:rPr>
+                <w:rFonts w:ascii="Calibri" w:cs="Calibri" w:eastAsia="Calibri" w:hAnsi="Calibri"/>
+                <w:b/>
+                <w:bCs/>
+                <w:color w:val="FFFFFF"/>
+                <w:sz w:val="18"/>
+                <w:szCs w:val="18"/>
+              </w:rPr>
+              <w:t xml:space="preserve">Gồm gì</w:t>
+            </w:r>
+          </w:p>
+        </w:tc>
+        <w:tc>
+          <w:tcPr>
+            <w:tcW w:type="dxa" w:w="2808"/>
+            <w:shd w:fill="1F3A5F" w:val="clear"/>
+            <w:tcMar>
+              <w:top w:type="dxa" w:w="60"/>
+              <w:left w:type="dxa" w:w="118"/>
+              <w:bottom w:type="dxa" w:w="60"/>
+              <w:right w:type="dxa" w:w="118"/>
+            </w:tcMar>
+          </w:tcPr>
+          <w:p>
+            <w:pPr>
+              <w:spacing w:after="0" w:line="264"/>
+            </w:pPr>
+            <w:r>
+              <w:rPr>
+                <w:rFonts w:ascii="Calibri" w:cs="Calibri" w:eastAsia="Calibri" w:hAnsi="Calibri"/>
+                <w:b/>
+                <w:bCs/>
+                <w:color w:val="FFFFFF"/>
+                <w:sz w:val="18"/>
+                <w:szCs w:val="18"/>
+              </w:rPr>
+              <w:t xml:space="preserve">Khi nào được đọc</w:t>
+            </w:r>
+          </w:p>
+        </w:tc>
+      </w:tr>
+      <w:tr>
+        <w:tc>
+          <w:tcPr>
+            <w:tcW w:type="dxa" w:w="1872"/>
+            <w:tcMar>
+              <w:top w:type="dxa" w:w="60"/>
+              <w:left w:type="dxa" w:w="118"/>
+              <w:bottom w:type="dxa" w:w="60"/>
+              <w:right w:type="dxa" w:w="118"/>
+            </w:tcMar>
+          </w:tcPr>
+          <w:p>
+            <w:pPr>
+              <w:spacing w:after="0" w:line="264"/>
+            </w:pPr>
+            <w:r>
+              <w:rPr>
+                <w:rFonts w:ascii="Calibri" w:cs="Calibri" w:eastAsia="Calibri" w:hAnsi="Calibri"/>
+                <w:b/>
+                <w:bCs/>
+                <w:color w:val="2F855A"/>
+                <w:sz w:val="18"/>
+                <w:szCs w:val="18"/>
+              </w:rPr>
+              <w:t xml:space="preserve">Luôn nhớ</w:t>
+            </w:r>
+          </w:p>
+        </w:tc>
+        <w:tc>
+          <w:tcPr>
+            <w:tcW w:type="dxa" w:w="4680"/>
+            <w:tcMar>
+              <w:top w:type="dxa" w:w="60"/>
+              <w:left w:type="dxa" w:w="118"/>
+              <w:bottom w:type="dxa" w:w="60"/>
+              <w:right w:type="dxa" w:w="118"/>
+            </w:tcMar>
+          </w:tcPr>
+          <w:p>
+            <w:pPr>
+              <w:spacing w:after="0" w:line="264"/>
+            </w:pPr>
+            <w:r>
+              <w:rPr>
+                <w:rFonts w:ascii="Calibri" w:cs="Calibri" w:eastAsia="Calibri" w:hAnsi="Calibri"/>
+                <w:b w:val="false"/>
+                <w:bCs w:val="false"/>
+                <w:color w:val="1A2233"/>
+                <w:sz w:val="18"/>
+                <w:szCs w:val="18"/>
+              </w:rPr>
+              <w:t xml:space="preserve">Nội quy dự án + việc đang dở + danh mục tên các quy trình</w:t>
+            </w:r>
+          </w:p>
+        </w:tc>
+        <w:tc>
+          <w:tcPr>
+            <w:tcW w:type="dxa" w:w="2808"/>
+            <w:tcMar>
+              <w:top w:type="dxa" w:w="60"/>
+              <w:left w:type="dxa" w:w="118"/>
+              <w:bottom w:type="dxa" w:w="60"/>
+              <w:right w:type="dxa" w:w="118"/>
+            </w:tcMar>
+          </w:tcPr>
+          <w:p>
+            <w:pPr>
+              <w:spacing w:after="0" w:line="264"/>
+            </w:pPr>
+            <w:r>
+              <w:rPr>
+                <w:rFonts w:ascii="Calibri" w:cs="Calibri" w:eastAsia="Calibri" w:hAnsi="Calibri"/>
+                <w:b w:val="false"/>
+                <w:bCs w:val="false"/>
+                <w:color w:val="1A2233"/>
+                <w:sz w:val="18"/>
+                <w:szCs w:val="18"/>
+              </w:rPr>
+              <w:t xml:space="preserve">Ngay đầu mỗi phiên</w:t>
+            </w:r>
+          </w:p>
+        </w:tc>
+      </w:tr>
+      <w:tr>
+        <w:tc>
+          <w:tcPr>
+            <w:tcW w:type="dxa" w:w="1872"/>
+            <w:shd w:fill="F5F7FA" w:val="clear"/>
+            <w:tcMar>
+              <w:top w:type="dxa" w:w="60"/>
+              <w:left w:type="dxa" w:w="118"/>
+              <w:bottom w:type="dxa" w:w="60"/>
+              <w:right w:type="dxa" w:w="118"/>
+            </w:tcMar>
+          </w:tcPr>
+          <w:p>
+            <w:pPr>
+              <w:spacing w:after="0" w:line="264"/>
+            </w:pPr>
+            <w:r>
+              <w:rPr>
+                <w:rFonts w:ascii="Calibri" w:cs="Calibri" w:eastAsia="Calibri" w:hAnsi="Calibri"/>
+                <w:b/>
+                <w:bCs/>
+                <w:color w:val="1A2233"/>
+                <w:sz w:val="18"/>
+                <w:szCs w:val="18"/>
+              </w:rPr>
+              <w:t xml:space="preserve">Mở khi cần</w:t>
+            </w:r>
+          </w:p>
+        </w:tc>
+        <w:tc>
+          <w:tcPr>
+            <w:tcW w:type="dxa" w:w="4680"/>
+            <w:shd w:fill="F5F7FA" w:val="clear"/>
+            <w:tcMar>
+              <w:top w:type="dxa" w:w="60"/>
+              <w:left w:type="dxa" w:w="118"/>
+              <w:bottom w:type="dxa" w:w="60"/>
+              <w:right w:type="dxa" w:w="118"/>
+            </w:tcMar>
+          </w:tcPr>
+          <w:p>
+            <w:pPr>
+              <w:spacing w:after="0" w:line="264"/>
+            </w:pPr>
+            <w:r>
+              <w:rPr>
+                <w:rFonts w:ascii="Calibri" w:cs="Calibri" w:eastAsia="Calibri" w:hAnsi="Calibri"/>
+                <w:b w:val="false"/>
+                <w:bCs w:val="false"/>
+                <w:color w:val="1A2233"/>
+                <w:sz w:val="18"/>
+                <w:szCs w:val="18"/>
+              </w:rPr>
+              <w:t xml:space="preserve">Nội dung chi tiết của một quy trình</w:t>
+            </w:r>
+          </w:p>
+        </w:tc>
+        <w:tc>
+          <w:tcPr>
+            <w:tcW w:type="dxa" w:w="2808"/>
+            <w:shd w:fill="F5F7FA" w:val="clear"/>
+            <w:tcMar>
+              <w:top w:type="dxa" w:w="60"/>
+              <w:left w:type="dxa" w:w="118"/>
+              <w:bottom w:type="dxa" w:w="60"/>
+              <w:right w:type="dxa" w:w="118"/>
+            </w:tcMar>
+          </w:tcPr>
+          <w:p>
+            <w:pPr>
+              <w:spacing w:after="0" w:line="264"/>
+            </w:pPr>
+            <w:r>
+              <w:rPr>
+                <w:rFonts w:ascii="Calibri" w:cs="Calibri" w:eastAsia="Calibri" w:hAnsi="Calibri"/>
+                <w:b w:val="false"/>
+                <w:bCs w:val="false"/>
+                <w:color w:val="1A2233"/>
+                <w:sz w:val="18"/>
+                <w:szCs w:val="18"/>
+              </w:rPr>
+              <w:t xml:space="preserve">Chỉ khi gặp đúng việc đó</w:t>
+            </w:r>
+          </w:p>
+        </w:tc>
+      </w:tr>
+      <w:tr>
+        <w:tc>
+          <w:tcPr>
+            <w:tcW w:type="dxa" w:w="1872"/>
+            <w:tcMar>
+              <w:top w:type="dxa" w:w="60"/>
+              <w:left w:type="dxa" w:w="118"/>
+              <w:bottom w:type="dxa" w:w="60"/>
+              <w:right w:type="dxa" w:w="118"/>
+            </w:tcMar>
+          </w:tcPr>
+          <w:p>
+            <w:pPr>
+              <w:spacing w:after="0" w:line="264"/>
+            </w:pPr>
+            <w:r>
+              <w:rPr>
+                <w:rFonts w:ascii="Calibri" w:cs="Calibri" w:eastAsia="Calibri" w:hAnsi="Calibri"/>
+                <w:b/>
+                <w:bCs/>
+                <w:color w:val="1A2233"/>
+                <w:sz w:val="18"/>
+                <w:szCs w:val="18"/>
+              </w:rPr>
+              <w:t xml:space="preserve">Tra khi cần</w:t>
+            </w:r>
+          </w:p>
+        </w:tc>
+        <w:tc>
+          <w:tcPr>
+            <w:tcW w:type="dxa" w:w="4680"/>
+            <w:tcMar>
+              <w:top w:type="dxa" w:w="60"/>
+              <w:left w:type="dxa" w:w="118"/>
+              <w:bottom w:type="dxa" w:w="60"/>
+              <w:right w:type="dxa" w:w="118"/>
+            </w:tcMar>
+          </w:tcPr>
+          <w:p>
+            <w:pPr>
+              <w:spacing w:after="0" w:line="264"/>
+            </w:pPr>
+            <w:r>
+              <w:rPr>
+                <w:rFonts w:ascii="Calibri" w:cs="Calibri" w:eastAsia="Calibri" w:hAnsi="Calibri"/>
+                <w:b w:val="false"/>
+                <w:bCs w:val="false"/>
+                <w:color w:val="1A2233"/>
+                <w:sz w:val="18"/>
+                <w:szCs w:val="18"/>
+              </w:rPr>
+              <w:t xml:space="preserve">Phần tham chiếu sâu, sổ việc đã xong, lịch sử cũ</w:t>
+            </w:r>
+          </w:p>
+        </w:tc>
+        <w:tc>
+          <w:tcPr>
+            <w:tcW w:type="dxa" w:w="2808"/>
+            <w:tcMar>
+              <w:top w:type="dxa" w:w="60"/>
+              <w:left w:type="dxa" w:w="118"/>
+              <w:bottom w:type="dxa" w:w="60"/>
+              <w:right w:type="dxa" w:w="118"/>
+            </w:tcMar>
+          </w:tcPr>
+          <w:p>
+            <w:pPr>
+              <w:spacing w:after="0" w:line="264"/>
+            </w:pPr>
+            <w:r>
+              <w:rPr>
+                <w:rFonts w:ascii="Calibri" w:cs="Calibri" w:eastAsia="Calibri" w:hAnsi="Calibri"/>
+                <w:b w:val="false"/>
+                <w:bCs w:val="false"/>
+                <w:color w:val="1A2233"/>
+                <w:sz w:val="18"/>
+                <w:szCs w:val="18"/>
+              </w:rPr>
+              <w:t xml:space="preserve">Chỉ khi bạn hỏi tới</w:t>
+            </w:r>
+          </w:p>
+        </w:tc>
+      </w:tr>
+    </w:tbl>
     <w:p>
       <w:pPr>
         <w:pBdr/>
@@ -5723,446 +7064,654 @@
       </w:r>
       <w:r/>
     </w:p>
-    <w:p>
-      <w:pPr>
-        <w:pBdr/>
-        <w:spacing w:after="0" w:line="264" w:lineRule="auto"/>
-        <w:ind/>
-        <w:rPr/>
-      </w:pPr>
-      <w:r>
-        <w:rPr>
-          <w:rFonts w:ascii="Calibri" w:hAnsi="Calibri" w:eastAsia="Calibri" w:cs="Calibri"/>
-          <w:b/>
-          <w:bCs/>
-          <w:color w:val="ffffff"/>
-          <w:sz w:val="18"/>
-          <w:szCs w:val="18"/>
-        </w:rPr>
-        <w:t xml:space="preserve">Quy trình</w:t>
-      </w:r>
-      <w:r/>
-    </w:p>
-    <w:p>
-      <w:pPr>
-        <w:pBdr/>
-        <w:spacing w:after="0" w:line="264" w:lineRule="auto"/>
-        <w:ind/>
-        <w:rPr/>
-      </w:pPr>
-      <w:r>
-        <w:rPr>
-          <w:rFonts w:ascii="Calibri" w:hAnsi="Calibri" w:eastAsia="Calibri" w:cs="Calibri"/>
-          <w:b/>
-          <w:bCs/>
-          <w:color w:val="ffffff"/>
-          <w:sz w:val="18"/>
-          <w:szCs w:val="18"/>
-        </w:rPr>
-        <w:t xml:space="preserve">Trợ lý tự dùng khi</w:t>
-      </w:r>
-      <w:r/>
-    </w:p>
-    <w:p>
-      <w:pPr>
-        <w:pBdr/>
-        <w:spacing w:after="0" w:line="264" w:lineRule="auto"/>
-        <w:ind/>
-        <w:rPr/>
-      </w:pPr>
-      <w:r>
-        <w:rPr>
-          <w:rFonts w:ascii="Calibri" w:hAnsi="Calibri" w:eastAsia="Calibri" w:cs="Calibri"/>
-          <w:b/>
-          <w:bCs/>
-          <w:color w:val="1a2233"/>
-          <w:sz w:val="18"/>
-          <w:szCs w:val="18"/>
-        </w:rPr>
-        <w:t xml:space="preserve">Sắp xếp file</w:t>
-      </w:r>
-      <w:r/>
-    </w:p>
-    <w:p>
-      <w:pPr>
-        <w:pBdr/>
-        <w:spacing w:after="0" w:line="264" w:lineRule="auto"/>
-        <w:ind/>
-        <w:rPr/>
-      </w:pPr>
-      <w:r>
-        <w:rPr>
-          <w:rFonts w:ascii="Calibri" w:hAnsi="Calibri" w:eastAsia="Calibri" w:cs="Calibri"/>
-          <w:b w:val="0"/>
-          <w:bCs w:val="0"/>
-          <w:color w:val="1a2233"/>
-          <w:sz w:val="18"/>
-          <w:szCs w:val="18"/>
-        </w:rPr>
-        <w:t xml:space="preserve">Cần tạo, đặt tên, hay dời file — tra xem thứ này để ngăn nào</w:t>
-      </w:r>
-      <w:r/>
-    </w:p>
-    <w:p>
-      <w:pPr>
-        <w:pBdr/>
-        <w:spacing w:after="0" w:line="264" w:lineRule="auto"/>
-        <w:ind/>
-        <w:rPr/>
-      </w:pPr>
-      <w:r>
-        <w:rPr>
-          <w:rFonts w:ascii="Calibri" w:hAnsi="Calibri" w:eastAsia="Calibri" w:cs="Calibri"/>
-          <w:b/>
-          <w:bCs/>
-          <w:color w:val="1a2233"/>
-          <w:sz w:val="18"/>
-          <w:szCs w:val="18"/>
-        </w:rPr>
-        <w:t xml:space="preserve">Hỏi cho rõ</w:t>
-      </w:r>
-      <w:r/>
-    </w:p>
-    <w:p>
-      <w:pPr>
-        <w:pBdr/>
-        <w:spacing w:after="0" w:line="264" w:lineRule="auto"/>
-        <w:ind/>
-        <w:rPr/>
-      </w:pPr>
-      <w:r>
-        <w:rPr>
-          <w:rFonts w:ascii="Calibri" w:hAnsi="Calibri" w:eastAsia="Calibri" w:cs="Calibri"/>
-          <w:b w:val="0"/>
-          <w:bCs w:val="0"/>
-          <w:color w:val="1a2233"/>
-          <w:sz w:val="18"/>
-          <w:szCs w:val="18"/>
-        </w:rPr>
-        <w:t xml:space="preserve">Yêu cầu của bạn còn mơ hồ, hoặc sắp làm việc khó sửa lại</w:t>
-      </w:r>
-      <w:r/>
-    </w:p>
-    <w:p>
-      <w:pPr>
-        <w:pBdr/>
-        <w:spacing w:after="0" w:line="264" w:lineRule="auto"/>
-        <w:ind/>
-        <w:rPr/>
-      </w:pPr>
-      <w:r>
-        <w:rPr>
-          <w:rFonts w:ascii="Calibri" w:hAnsi="Calibri" w:eastAsia="Calibri" w:cs="Calibri"/>
-          <w:b/>
-          <w:bCs/>
-          <w:color w:val="1a2233"/>
-          <w:sz w:val="18"/>
-          <w:szCs w:val="18"/>
-        </w:rPr>
-        <w:t xml:space="preserve">Ghi sổ</w:t>
-      </w:r>
-      <w:r/>
-    </w:p>
-    <w:p>
-      <w:pPr>
-        <w:pBdr/>
-        <w:spacing w:after="0" w:line="264" w:lineRule="auto"/>
-        <w:ind/>
-        <w:rPr/>
-      </w:pPr>
-      <w:r>
-        <w:rPr>
-          <w:rFonts w:ascii="Calibri" w:hAnsi="Calibri" w:eastAsia="Calibri" w:cs="Calibri"/>
-          <w:b w:val="0"/>
-          <w:bCs w:val="0"/>
-          <w:color w:val="1a2233"/>
-          <w:sz w:val="18"/>
-          <w:szCs w:val="18"/>
-        </w:rPr>
-        <w:t xml:space="preserve">Bạn nói “ghi sổ”, “chốt phiên”, hoặc sắp đổi sang việc khác</w:t>
-      </w:r>
-      <w:r/>
-    </w:p>
-    <w:p>
-      <w:pPr>
-        <w:pBdr/>
-        <w:spacing w:after="0" w:line="264" w:lineRule="auto"/>
-        <w:ind/>
-        <w:rPr/>
-      </w:pPr>
-      <w:r>
-        <w:rPr>
-          <w:rFonts w:ascii="Calibri" w:hAnsi="Calibri" w:eastAsia="Calibri" w:cs="Calibri"/>
-          <w:b/>
-          <w:bCs/>
-          <w:color w:val="1a2233"/>
-          <w:sz w:val="18"/>
-          <w:szCs w:val="18"/>
-        </w:rPr>
-        <w:t xml:space="preserve">Đọc file Office</w:t>
-      </w:r>
-      <w:r/>
-    </w:p>
-    <w:p>
-      <w:pPr>
-        <w:pBdr/>
-        <w:spacing w:after="0" w:line="264" w:lineRule="auto"/>
-        <w:ind/>
-        <w:rPr/>
-      </w:pPr>
-      <w:r>
-        <w:rPr>
-          <w:rFonts w:ascii="Calibri" w:hAnsi="Calibri" w:eastAsia="Calibri" w:cs="Calibri"/>
-          <w:b w:val="0"/>
-          <w:bCs w:val="0"/>
-          <w:color w:val="1a2233"/>
-          <w:sz w:val="18"/>
-          <w:szCs w:val="18"/>
-        </w:rPr>
-        <w:t xml:space="preserve">Cần đọc nội dung bảng tính, tài liệu, bản trình bày, PDF</w:t>
-      </w:r>
-      <w:r/>
-    </w:p>
-    <w:p>
-      <w:pPr>
-        <w:pBdr/>
-        <w:spacing w:after="0" w:line="264" w:lineRule="auto"/>
-        <w:ind/>
-        <w:rPr/>
-      </w:pPr>
-      <w:r>
-        <w:rPr>
-          <w:rFonts w:ascii="Calibri" w:hAnsi="Calibri" w:eastAsia="Calibri" w:cs="Calibri"/>
-          <w:b/>
-          <w:bCs/>
-          <w:color w:val="1a2233"/>
-          <w:sz w:val="18"/>
-          <w:szCs w:val="18"/>
-        </w:rPr>
-        <w:t xml:space="preserve">Lấy dữ liệu</w:t>
-      </w:r>
-      <w:r/>
-    </w:p>
-    <w:p>
-      <w:pPr>
-        <w:pBdr/>
-        <w:spacing w:after="0" w:line="264" w:lineRule="auto"/>
-        <w:ind/>
-        <w:rPr/>
-      </w:pPr>
-      <w:r>
-        <w:rPr>
-          <w:rFonts w:ascii="Calibri" w:hAnsi="Calibri" w:eastAsia="Calibri" w:cs="Calibri"/>
-          <w:b w:val="0"/>
-          <w:bCs w:val="0"/>
-          <w:color w:val="1a2233"/>
-          <w:sz w:val="18"/>
-          <w:szCs w:val="18"/>
-        </w:rPr>
-        <w:t xml:space="preserve">Cần kéo số liệu mới từ nguồn về để làm báo cáo</w:t>
-      </w:r>
-      <w:r/>
-    </w:p>
-    <w:p>
-      <w:pPr>
-        <w:pBdr/>
-        <w:spacing w:after="0" w:line="264" w:lineRule="auto"/>
-        <w:ind/>
-        <w:rPr/>
-      </w:pPr>
-      <w:r>
-        <w:rPr>
-          <w:rFonts w:ascii="Calibri" w:hAnsi="Calibri" w:eastAsia="Calibri" w:cs="Calibri"/>
-          <w:b/>
-          <w:bCs/>
-          <w:color w:val="1a2233"/>
-          <w:sz w:val="18"/>
-          <w:szCs w:val="18"/>
-        </w:rPr>
-        <w:t xml:space="preserve">Điền báo cáo</w:t>
-      </w:r>
-      <w:r/>
-    </w:p>
-    <w:p>
-      <w:pPr>
-        <w:pBdr/>
-        <w:spacing w:after="0" w:line="264" w:lineRule="auto"/>
-        <w:ind/>
-        <w:rPr/>
-      </w:pPr>
-      <w:r>
-        <w:rPr>
-          <w:rFonts w:ascii="Calibri" w:hAnsi="Calibri" w:eastAsia="Calibri" w:cs="Calibri"/>
-          <w:b w:val="0"/>
-          <w:bCs w:val="0"/>
-          <w:color w:val="1a2233"/>
-          <w:sz w:val="18"/>
-          <w:szCs w:val="18"/>
-        </w:rPr>
-        <w:t xml:space="preserve">Đã có mẫu trống và đã có số — đổ số vào rồi xuất bản hoàn chỉnh</w:t>
-      </w:r>
-      <w:r/>
-    </w:p>
-    <w:p>
-      <w:pPr>
-        <w:pBdr/>
-        <w:spacing w:after="0" w:line="264" w:lineRule="auto"/>
-        <w:ind/>
-        <w:rPr/>
-      </w:pPr>
-      <w:r>
-        <w:rPr>
-          <w:rFonts w:ascii="Calibri" w:hAnsi="Calibri" w:eastAsia="Calibri" w:cs="Calibri"/>
-          <w:b/>
-          <w:bCs/>
-          <w:color w:val="1a2233"/>
-          <w:sz w:val="18"/>
-          <w:szCs w:val="18"/>
-        </w:rPr>
-        <w:t xml:space="preserve">Đăng lên</w:t>
-      </w:r>
-      <w:r/>
-    </w:p>
-    <w:p>
-      <w:pPr>
-        <w:pBdr/>
-        <w:spacing w:after="0" w:line="264" w:lineRule="auto"/>
-        <w:ind/>
-        <w:rPr/>
-      </w:pPr>
-      <w:r>
-        <w:rPr>
-          <w:rFonts w:ascii="Calibri" w:hAnsi="Calibri" w:eastAsia="Calibri" w:cs="Calibri"/>
-          <w:b w:val="0"/>
-          <w:bCs w:val="0"/>
-          <w:color w:val="1a2233"/>
-          <w:sz w:val="18"/>
-          <w:szCs w:val="18"/>
-        </w:rPr>
-        <w:t xml:space="preserve">Sản phẩm đã xong, cần đưa lên nơi lưu chung hoặc gửi đi</w:t>
-      </w:r>
-      <w:r/>
-    </w:p>
-    <w:p>
-      <w:pPr>
-        <w:pBdr/>
-        <w:spacing w:after="0" w:line="264" w:lineRule="auto"/>
-        <w:ind/>
-        <w:rPr/>
-      </w:pPr>
-      <w:r>
-        <w:rPr>
-          <w:rFonts w:ascii="Calibri" w:hAnsi="Calibri" w:eastAsia="Calibri" w:cs="Calibri"/>
-          <w:b/>
-          <w:bCs/>
-          <w:color w:val="1a2233"/>
-          <w:sz w:val="18"/>
-          <w:szCs w:val="18"/>
-        </w:rPr>
-        <w:t xml:space="preserve">Nắn lại thư mục</w:t>
-      </w:r>
-      <w:r/>
-    </w:p>
-    <w:p>
-      <w:pPr>
-        <w:pBdr/>
-        <w:spacing w:after="0" w:line="264" w:lineRule="auto"/>
-        <w:ind/>
-        <w:rPr/>
-      </w:pPr>
-      <w:r>
-        <w:rPr>
-          <w:rFonts w:ascii="Calibri" w:hAnsi="Calibri" w:eastAsia="Calibri" w:cs="Calibri"/>
-          <w:b w:val="0"/>
-          <w:bCs w:val="0"/>
-          <w:color w:val="1a2233"/>
-          <w:sz w:val="18"/>
-          <w:szCs w:val="18"/>
-        </w:rPr>
-        <w:t xml:space="preserve">Thư mục đang lộn xộn, cần đưa về đúng quy ước</w:t>
-      </w:r>
-      <w:r/>
-    </w:p>
-    <w:p>
-      <w:pPr>
-        <w:pBdr/>
-        <w:spacing w:after="0" w:line="264" w:lineRule="auto"/>
-        <w:ind/>
-        <w:rPr/>
-      </w:pPr>
-      <w:r>
-        <w:rPr>
-          <w:rFonts w:ascii="Calibri" w:hAnsi="Calibri" w:eastAsia="Calibri" w:cs="Calibri"/>
-          <w:b/>
-          <w:bCs/>
-          <w:color w:val="1a2233"/>
-          <w:sz w:val="18"/>
-          <w:szCs w:val="18"/>
-        </w:rPr>
-        <w:t xml:space="preserve">Kiểm chuẩn</w:t>
-      </w:r>
-      <w:r/>
-    </w:p>
-    <w:p>
-      <w:pPr>
-        <w:pBdr/>
-        <w:spacing w:after="0" w:line="264" w:lineRule="auto"/>
-        <w:ind/>
-        <w:rPr/>
-      </w:pPr>
-      <w:r>
-        <w:rPr>
-          <w:rFonts w:ascii="Calibri" w:hAnsi="Calibri" w:eastAsia="Calibri" w:cs="Calibri"/>
-          <w:b w:val="0"/>
-          <w:bCs w:val="0"/>
-          <w:color w:val="1a2233"/>
-          <w:sz w:val="18"/>
-          <w:szCs w:val="18"/>
-        </w:rPr>
-        <w:t xml:space="preserve">Muốn biết dự án còn bám đúng quy ước không</w:t>
-      </w:r>
-      <w:r/>
-    </w:p>
-    <w:p>
-      <w:pPr>
-        <w:pBdr/>
-        <w:spacing w:after="0" w:line="264" w:lineRule="auto"/>
-        <w:ind/>
-        <w:rPr/>
-      </w:pPr>
-      <w:r>
-        <w:rPr>
-          <w:rFonts w:ascii="Calibri" w:hAnsi="Calibri" w:eastAsia="Calibri" w:cs="Calibri"/>
-          <w:b/>
-          <w:bCs/>
-          <w:color w:val="1a2233"/>
-          <w:sz w:val="18"/>
-          <w:szCs w:val="18"/>
-        </w:rPr>
-        <w:t xml:space="preserve">Soi toàn diện</w:t>
-      </w:r>
-      <w:r/>
-    </w:p>
-    <w:p>
-      <w:pPr>
-        <w:pBdr/>
-        <w:spacing w:after="0" w:line="264" w:lineRule="auto"/>
-        <w:ind/>
-        <w:rPr/>
-      </w:pPr>
-      <w:r>
-        <w:rPr>
-          <w:rFonts w:ascii="Calibri" w:hAnsi="Calibri" w:eastAsia="Calibri" w:cs="Calibri"/>
-          <w:b w:val="0"/>
-          <w:bCs w:val="0"/>
-          <w:color w:val="1a2233"/>
-          <w:sz w:val="18"/>
-          <w:szCs w:val="18"/>
-        </w:rPr>
-        <w:t xml:space="preserve">Bạn yêu cầu rà lại toàn bộ trước một mốc quan trọng</w:t>
-      </w:r>
-      <w:r/>
-    </w:p>
+    <w:tbl>
+      <w:tblPr>
+        <w:tblW w:type="dxa" w:w="9360"/>
+        <w:tblBorders>
+          <w:top w:val="single" w:color="D4DAE2" w:sz="2"/>
+          <w:left w:val="single" w:color="D4DAE2" w:sz="2"/>
+          <w:bottom w:val="single" w:color="D4DAE2" w:sz="2"/>
+          <w:right w:val="single" w:color="D4DAE2" w:sz="2"/>
+          <w:insideH w:val="single" w:color="D4DAE2" w:sz="2"/>
+          <w:insideV w:val="single" w:color="D4DAE2" w:sz="2"/>
+        </w:tblBorders>
+      </w:tblPr>
+      <w:tblGrid>
+        <w:gridCol w:w="2434"/>
+        <w:gridCol w:w="6926"/>
+      </w:tblGrid>
+      <w:tr>
+        <w:trPr>
+          <w:tblHeader/>
+        </w:trPr>
+        <w:tc>
+          <w:tcPr>
+            <w:tcW w:type="dxa" w:w="2434"/>
+            <w:shd w:fill="1F3A5F" w:val="clear"/>
+            <w:tcMar>
+              <w:top w:type="dxa" w:w="60"/>
+              <w:left w:type="dxa" w:w="118"/>
+              <w:bottom w:type="dxa" w:w="60"/>
+              <w:right w:type="dxa" w:w="118"/>
+            </w:tcMar>
+          </w:tcPr>
+          <w:p>
+            <w:pPr>
+              <w:spacing w:after="0" w:line="264"/>
+            </w:pPr>
+            <w:r>
+              <w:rPr>
+                <w:rFonts w:ascii="Calibri" w:cs="Calibri" w:eastAsia="Calibri" w:hAnsi="Calibri"/>
+                <w:b/>
+                <w:bCs/>
+                <w:color w:val="FFFFFF"/>
+                <w:sz w:val="18"/>
+                <w:szCs w:val="18"/>
+              </w:rPr>
+              <w:t xml:space="preserve">Quy trình</w:t>
+            </w:r>
+          </w:p>
+        </w:tc>
+        <w:tc>
+          <w:tcPr>
+            <w:tcW w:type="dxa" w:w="6926"/>
+            <w:shd w:fill="1F3A5F" w:val="clear"/>
+            <w:tcMar>
+              <w:top w:type="dxa" w:w="60"/>
+              <w:left w:type="dxa" w:w="118"/>
+              <w:bottom w:type="dxa" w:w="60"/>
+              <w:right w:type="dxa" w:w="118"/>
+            </w:tcMar>
+          </w:tcPr>
+          <w:p>
+            <w:pPr>
+              <w:spacing w:after="0" w:line="264"/>
+            </w:pPr>
+            <w:r>
+              <w:rPr>
+                <w:rFonts w:ascii="Calibri" w:cs="Calibri" w:eastAsia="Calibri" w:hAnsi="Calibri"/>
+                <w:b/>
+                <w:bCs/>
+                <w:color w:val="FFFFFF"/>
+                <w:sz w:val="18"/>
+                <w:szCs w:val="18"/>
+              </w:rPr>
+              <w:t xml:space="preserve">Trợ lý tự dùng khi</w:t>
+            </w:r>
+          </w:p>
+        </w:tc>
+      </w:tr>
+      <w:tr>
+        <w:tc>
+          <w:tcPr>
+            <w:tcW w:type="dxa" w:w="2434"/>
+            <w:tcMar>
+              <w:top w:type="dxa" w:w="60"/>
+              <w:left w:type="dxa" w:w="118"/>
+              <w:bottom w:type="dxa" w:w="60"/>
+              <w:right w:type="dxa" w:w="118"/>
+            </w:tcMar>
+          </w:tcPr>
+          <w:p>
+            <w:pPr>
+              <w:spacing w:after="0" w:line="264"/>
+            </w:pPr>
+            <w:r>
+              <w:rPr>
+                <w:rFonts w:ascii="Calibri" w:cs="Calibri" w:eastAsia="Calibri" w:hAnsi="Calibri"/>
+                <w:b/>
+                <w:bCs/>
+                <w:color w:val="1A2233"/>
+                <w:sz w:val="18"/>
+                <w:szCs w:val="18"/>
+              </w:rPr>
+              <w:t xml:space="preserve">Sắp xếp file</w:t>
+            </w:r>
+          </w:p>
+        </w:tc>
+        <w:tc>
+          <w:tcPr>
+            <w:tcW w:type="dxa" w:w="6926"/>
+            <w:tcMar>
+              <w:top w:type="dxa" w:w="60"/>
+              <w:left w:type="dxa" w:w="118"/>
+              <w:bottom w:type="dxa" w:w="60"/>
+              <w:right w:type="dxa" w:w="118"/>
+            </w:tcMar>
+          </w:tcPr>
+          <w:p>
+            <w:pPr>
+              <w:spacing w:after="0" w:line="264"/>
+            </w:pPr>
+            <w:r>
+              <w:rPr>
+                <w:rFonts w:ascii="Calibri" w:cs="Calibri" w:eastAsia="Calibri" w:hAnsi="Calibri"/>
+                <w:b w:val="false"/>
+                <w:bCs w:val="false"/>
+                <w:color w:val="1A2233"/>
+                <w:sz w:val="18"/>
+                <w:szCs w:val="18"/>
+              </w:rPr>
+              <w:t xml:space="preserve">Cần tạo, đặt tên, hay dời file — tra xem thứ này để ngăn nào</w:t>
+            </w:r>
+          </w:p>
+        </w:tc>
+      </w:tr>
+      <w:tr>
+        <w:tc>
+          <w:tcPr>
+            <w:tcW w:type="dxa" w:w="2434"/>
+            <w:shd w:fill="F5F7FA" w:val="clear"/>
+            <w:tcMar>
+              <w:top w:type="dxa" w:w="60"/>
+              <w:left w:type="dxa" w:w="118"/>
+              <w:bottom w:type="dxa" w:w="60"/>
+              <w:right w:type="dxa" w:w="118"/>
+            </w:tcMar>
+          </w:tcPr>
+          <w:p>
+            <w:pPr>
+              <w:spacing w:after="0" w:line="264"/>
+            </w:pPr>
+            <w:r>
+              <w:rPr>
+                <w:rFonts w:ascii="Calibri" w:cs="Calibri" w:eastAsia="Calibri" w:hAnsi="Calibri"/>
+                <w:b/>
+                <w:bCs/>
+                <w:color w:val="1A2233"/>
+                <w:sz w:val="18"/>
+                <w:szCs w:val="18"/>
+              </w:rPr>
+              <w:t xml:space="preserve">Hỏi cho rõ</w:t>
+            </w:r>
+          </w:p>
+        </w:tc>
+        <w:tc>
+          <w:tcPr>
+            <w:tcW w:type="dxa" w:w="6926"/>
+            <w:shd w:fill="F5F7FA" w:val="clear"/>
+            <w:tcMar>
+              <w:top w:type="dxa" w:w="60"/>
+              <w:left w:type="dxa" w:w="118"/>
+              <w:bottom w:type="dxa" w:w="60"/>
+              <w:right w:type="dxa" w:w="118"/>
+            </w:tcMar>
+          </w:tcPr>
+          <w:p>
+            <w:pPr>
+              <w:spacing w:after="0" w:line="264"/>
+            </w:pPr>
+            <w:r>
+              <w:rPr>
+                <w:rFonts w:ascii="Calibri" w:cs="Calibri" w:eastAsia="Calibri" w:hAnsi="Calibri"/>
+                <w:b w:val="false"/>
+                <w:bCs w:val="false"/>
+                <w:color w:val="1A2233"/>
+                <w:sz w:val="18"/>
+                <w:szCs w:val="18"/>
+              </w:rPr>
+              <w:t xml:space="preserve">Yêu cầu của bạn còn mơ hồ, hoặc sắp làm việc khó sửa lại</w:t>
+            </w:r>
+          </w:p>
+        </w:tc>
+      </w:tr>
+      <w:tr>
+        <w:tc>
+          <w:tcPr>
+            <w:tcW w:type="dxa" w:w="2434"/>
+            <w:tcMar>
+              <w:top w:type="dxa" w:w="60"/>
+              <w:left w:type="dxa" w:w="118"/>
+              <w:bottom w:type="dxa" w:w="60"/>
+              <w:right w:type="dxa" w:w="118"/>
+            </w:tcMar>
+          </w:tcPr>
+          <w:p>
+            <w:pPr>
+              <w:spacing w:after="0" w:line="264"/>
+            </w:pPr>
+            <w:r>
+              <w:rPr>
+                <w:rFonts w:ascii="Calibri" w:cs="Calibri" w:eastAsia="Calibri" w:hAnsi="Calibri"/>
+                <w:b/>
+                <w:bCs/>
+                <w:color w:val="1A2233"/>
+                <w:sz w:val="18"/>
+                <w:szCs w:val="18"/>
+              </w:rPr>
+              <w:t xml:space="preserve">Ghi sổ</w:t>
+            </w:r>
+          </w:p>
+        </w:tc>
+        <w:tc>
+          <w:tcPr>
+            <w:tcW w:type="dxa" w:w="6926"/>
+            <w:tcMar>
+              <w:top w:type="dxa" w:w="60"/>
+              <w:left w:type="dxa" w:w="118"/>
+              <w:bottom w:type="dxa" w:w="60"/>
+              <w:right w:type="dxa" w:w="118"/>
+            </w:tcMar>
+          </w:tcPr>
+          <w:p>
+            <w:pPr>
+              <w:spacing w:after="0" w:line="264"/>
+            </w:pPr>
+            <w:r>
+              <w:rPr>
+                <w:rFonts w:ascii="Calibri" w:cs="Calibri" w:eastAsia="Calibri" w:hAnsi="Calibri"/>
+                <w:b w:val="false"/>
+                <w:bCs w:val="false"/>
+                <w:color w:val="1A2233"/>
+                <w:sz w:val="18"/>
+                <w:szCs w:val="18"/>
+              </w:rPr>
+              <w:t xml:space="preserve">Bạn nói “ghi sổ”, “chốt phiên”, hoặc sắp đổi sang việc khác</w:t>
+            </w:r>
+          </w:p>
+        </w:tc>
+      </w:tr>
+      <w:tr>
+        <w:tc>
+          <w:tcPr>
+            <w:tcW w:type="dxa" w:w="2434"/>
+            <w:shd w:fill="F5F7FA" w:val="clear"/>
+            <w:tcMar>
+              <w:top w:type="dxa" w:w="60"/>
+              <w:left w:type="dxa" w:w="118"/>
+              <w:bottom w:type="dxa" w:w="60"/>
+              <w:right w:type="dxa" w:w="118"/>
+            </w:tcMar>
+          </w:tcPr>
+          <w:p>
+            <w:pPr>
+              <w:spacing w:after="0" w:line="264"/>
+            </w:pPr>
+            <w:r>
+              <w:rPr>
+                <w:rFonts w:ascii="Calibri" w:cs="Calibri" w:eastAsia="Calibri" w:hAnsi="Calibri"/>
+                <w:b/>
+                <w:bCs/>
+                <w:color w:val="1A2233"/>
+                <w:sz w:val="18"/>
+                <w:szCs w:val="18"/>
+              </w:rPr>
+              <w:t xml:space="preserve">Đọc file Office</w:t>
+            </w:r>
+          </w:p>
+        </w:tc>
+        <w:tc>
+          <w:tcPr>
+            <w:tcW w:type="dxa" w:w="6926"/>
+            <w:shd w:fill="F5F7FA" w:val="clear"/>
+            <w:tcMar>
+              <w:top w:type="dxa" w:w="60"/>
+              <w:left w:type="dxa" w:w="118"/>
+              <w:bottom w:type="dxa" w:w="60"/>
+              <w:right w:type="dxa" w:w="118"/>
+            </w:tcMar>
+          </w:tcPr>
+          <w:p>
+            <w:pPr>
+              <w:spacing w:after="0" w:line="264"/>
+            </w:pPr>
+            <w:r>
+              <w:rPr>
+                <w:rFonts w:ascii="Calibri" w:cs="Calibri" w:eastAsia="Calibri" w:hAnsi="Calibri"/>
+                <w:b w:val="false"/>
+                <w:bCs w:val="false"/>
+                <w:color w:val="1A2233"/>
+                <w:sz w:val="18"/>
+                <w:szCs w:val="18"/>
+              </w:rPr>
+              <w:t xml:space="preserve">Cần đọc nội dung bảng tính, tài liệu, bản trình bày, PDF</w:t>
+            </w:r>
+          </w:p>
+        </w:tc>
+      </w:tr>
+      <w:tr>
+        <w:tc>
+          <w:tcPr>
+            <w:tcW w:type="dxa" w:w="2434"/>
+            <w:tcMar>
+              <w:top w:type="dxa" w:w="60"/>
+              <w:left w:type="dxa" w:w="118"/>
+              <w:bottom w:type="dxa" w:w="60"/>
+              <w:right w:type="dxa" w:w="118"/>
+            </w:tcMar>
+          </w:tcPr>
+          <w:p>
+            <w:pPr>
+              <w:spacing w:after="0" w:line="264"/>
+            </w:pPr>
+            <w:r>
+              <w:rPr>
+                <w:rFonts w:ascii="Calibri" w:cs="Calibri" w:eastAsia="Calibri" w:hAnsi="Calibri"/>
+                <w:b/>
+                <w:bCs/>
+                <w:color w:val="1A2233"/>
+                <w:sz w:val="18"/>
+                <w:szCs w:val="18"/>
+              </w:rPr>
+              <w:t xml:space="preserve">Lấy dữ liệu</w:t>
+            </w:r>
+          </w:p>
+        </w:tc>
+        <w:tc>
+          <w:tcPr>
+            <w:tcW w:type="dxa" w:w="6926"/>
+            <w:tcMar>
+              <w:top w:type="dxa" w:w="60"/>
+              <w:left w:type="dxa" w:w="118"/>
+              <w:bottom w:type="dxa" w:w="60"/>
+              <w:right w:type="dxa" w:w="118"/>
+            </w:tcMar>
+          </w:tcPr>
+          <w:p>
+            <w:pPr>
+              <w:spacing w:after="0" w:line="264"/>
+            </w:pPr>
+            <w:r>
+              <w:rPr>
+                <w:rFonts w:ascii="Calibri" w:cs="Calibri" w:eastAsia="Calibri" w:hAnsi="Calibri"/>
+                <w:b w:val="false"/>
+                <w:bCs w:val="false"/>
+                <w:color w:val="1A2233"/>
+                <w:sz w:val="18"/>
+                <w:szCs w:val="18"/>
+              </w:rPr>
+              <w:t xml:space="preserve">Cần kéo số liệu mới từ nguồn về để làm báo cáo</w:t>
+            </w:r>
+          </w:p>
+        </w:tc>
+      </w:tr>
+      <w:tr>
+        <w:tc>
+          <w:tcPr>
+            <w:tcW w:type="dxa" w:w="2434"/>
+            <w:shd w:fill="F5F7FA" w:val="clear"/>
+            <w:tcMar>
+              <w:top w:type="dxa" w:w="60"/>
+              <w:left w:type="dxa" w:w="118"/>
+              <w:bottom w:type="dxa" w:w="60"/>
+              <w:right w:type="dxa" w:w="118"/>
+            </w:tcMar>
+          </w:tcPr>
+          <w:p>
+            <w:pPr>
+              <w:spacing w:after="0" w:line="264"/>
+            </w:pPr>
+            <w:r>
+              <w:rPr>
+                <w:rFonts w:ascii="Calibri" w:cs="Calibri" w:eastAsia="Calibri" w:hAnsi="Calibri"/>
+                <w:b/>
+                <w:bCs/>
+                <w:color w:val="1A2233"/>
+                <w:sz w:val="18"/>
+                <w:szCs w:val="18"/>
+              </w:rPr>
+              <w:t xml:space="preserve">Điền báo cáo</w:t>
+            </w:r>
+          </w:p>
+        </w:tc>
+        <w:tc>
+          <w:tcPr>
+            <w:tcW w:type="dxa" w:w="6926"/>
+            <w:shd w:fill="F5F7FA" w:val="clear"/>
+            <w:tcMar>
+              <w:top w:type="dxa" w:w="60"/>
+              <w:left w:type="dxa" w:w="118"/>
+              <w:bottom w:type="dxa" w:w="60"/>
+              <w:right w:type="dxa" w:w="118"/>
+            </w:tcMar>
+          </w:tcPr>
+          <w:p>
+            <w:pPr>
+              <w:spacing w:after="0" w:line="264"/>
+            </w:pPr>
+            <w:r>
+              <w:rPr>
+                <w:rFonts w:ascii="Calibri" w:cs="Calibri" w:eastAsia="Calibri" w:hAnsi="Calibri"/>
+                <w:b w:val="false"/>
+                <w:bCs w:val="false"/>
+                <w:color w:val="1A2233"/>
+                <w:sz w:val="18"/>
+                <w:szCs w:val="18"/>
+              </w:rPr>
+              <w:t xml:space="preserve">Đã có mẫu trống và đã có số — đổ số vào rồi xuất bản hoàn chỉnh</w:t>
+            </w:r>
+          </w:p>
+        </w:tc>
+      </w:tr>
+      <w:tr>
+        <w:tc>
+          <w:tcPr>
+            <w:tcW w:type="dxa" w:w="2434"/>
+            <w:tcMar>
+              <w:top w:type="dxa" w:w="60"/>
+              <w:left w:type="dxa" w:w="118"/>
+              <w:bottom w:type="dxa" w:w="60"/>
+              <w:right w:type="dxa" w:w="118"/>
+            </w:tcMar>
+          </w:tcPr>
+          <w:p>
+            <w:pPr>
+              <w:spacing w:after="0" w:line="264"/>
+            </w:pPr>
+            <w:r>
+              <w:rPr>
+                <w:rFonts w:ascii="Calibri" w:cs="Calibri" w:eastAsia="Calibri" w:hAnsi="Calibri"/>
+                <w:b/>
+                <w:bCs/>
+                <w:color w:val="1A2233"/>
+                <w:sz w:val="18"/>
+                <w:szCs w:val="18"/>
+              </w:rPr>
+              <w:t xml:space="preserve">Đăng lên</w:t>
+            </w:r>
+          </w:p>
+        </w:tc>
+        <w:tc>
+          <w:tcPr>
+            <w:tcW w:type="dxa" w:w="6926"/>
+            <w:tcMar>
+              <w:top w:type="dxa" w:w="60"/>
+              <w:left w:type="dxa" w:w="118"/>
+              <w:bottom w:type="dxa" w:w="60"/>
+              <w:right w:type="dxa" w:w="118"/>
+            </w:tcMar>
+          </w:tcPr>
+          <w:p>
+            <w:pPr>
+              <w:spacing w:after="0" w:line="264"/>
+            </w:pPr>
+            <w:r>
+              <w:rPr>
+                <w:rFonts w:ascii="Calibri" w:cs="Calibri" w:eastAsia="Calibri" w:hAnsi="Calibri"/>
+                <w:b w:val="false"/>
+                <w:bCs w:val="false"/>
+                <w:color w:val="1A2233"/>
+                <w:sz w:val="18"/>
+                <w:szCs w:val="18"/>
+              </w:rPr>
+              <w:t xml:space="preserve">Sản phẩm đã xong, cần đưa lên nơi lưu chung hoặc gửi đi</w:t>
+            </w:r>
+          </w:p>
+        </w:tc>
+      </w:tr>
+      <w:tr>
+        <w:tc>
+          <w:tcPr>
+            <w:tcW w:type="dxa" w:w="2434"/>
+            <w:shd w:fill="F5F7FA" w:val="clear"/>
+            <w:tcMar>
+              <w:top w:type="dxa" w:w="60"/>
+              <w:left w:type="dxa" w:w="118"/>
+              <w:bottom w:type="dxa" w:w="60"/>
+              <w:right w:type="dxa" w:w="118"/>
+            </w:tcMar>
+          </w:tcPr>
+          <w:p>
+            <w:pPr>
+              <w:spacing w:after="0" w:line="264"/>
+            </w:pPr>
+            <w:r>
+              <w:rPr>
+                <w:rFonts w:ascii="Calibri" w:cs="Calibri" w:eastAsia="Calibri" w:hAnsi="Calibri"/>
+                <w:b/>
+                <w:bCs/>
+                <w:color w:val="1A2233"/>
+                <w:sz w:val="18"/>
+                <w:szCs w:val="18"/>
+              </w:rPr>
+              <w:t xml:space="preserve">Nắn lại thư mục</w:t>
+            </w:r>
+          </w:p>
+        </w:tc>
+        <w:tc>
+          <w:tcPr>
+            <w:tcW w:type="dxa" w:w="6926"/>
+            <w:shd w:fill="F5F7FA" w:val="clear"/>
+            <w:tcMar>
+              <w:top w:type="dxa" w:w="60"/>
+              <w:left w:type="dxa" w:w="118"/>
+              <w:bottom w:type="dxa" w:w="60"/>
+              <w:right w:type="dxa" w:w="118"/>
+            </w:tcMar>
+          </w:tcPr>
+          <w:p>
+            <w:pPr>
+              <w:spacing w:after="0" w:line="264"/>
+            </w:pPr>
+            <w:r>
+              <w:rPr>
+                <w:rFonts w:ascii="Calibri" w:cs="Calibri" w:eastAsia="Calibri" w:hAnsi="Calibri"/>
+                <w:b w:val="false"/>
+                <w:bCs w:val="false"/>
+                <w:color w:val="1A2233"/>
+                <w:sz w:val="18"/>
+                <w:szCs w:val="18"/>
+              </w:rPr>
+              <w:t xml:space="preserve">Thư mục đang lộn xộn, cần đưa về đúng quy ước</w:t>
+            </w:r>
+          </w:p>
+        </w:tc>
+      </w:tr>
+      <w:tr>
+        <w:tc>
+          <w:tcPr>
+            <w:tcW w:type="dxa" w:w="2434"/>
+            <w:tcMar>
+              <w:top w:type="dxa" w:w="60"/>
+              <w:left w:type="dxa" w:w="118"/>
+              <w:bottom w:type="dxa" w:w="60"/>
+              <w:right w:type="dxa" w:w="118"/>
+            </w:tcMar>
+          </w:tcPr>
+          <w:p>
+            <w:pPr>
+              <w:spacing w:after="0" w:line="264"/>
+            </w:pPr>
+            <w:r>
+              <w:rPr>
+                <w:rFonts w:ascii="Calibri" w:cs="Calibri" w:eastAsia="Calibri" w:hAnsi="Calibri"/>
+                <w:b/>
+                <w:bCs/>
+                <w:color w:val="1A2233"/>
+                <w:sz w:val="18"/>
+                <w:szCs w:val="18"/>
+              </w:rPr>
+              <w:t xml:space="preserve">Kiểm chuẩn</w:t>
+            </w:r>
+          </w:p>
+        </w:tc>
+        <w:tc>
+          <w:tcPr>
+            <w:tcW w:type="dxa" w:w="6926"/>
+            <w:tcMar>
+              <w:top w:type="dxa" w:w="60"/>
+              <w:left w:type="dxa" w:w="118"/>
+              <w:bottom w:type="dxa" w:w="60"/>
+              <w:right w:type="dxa" w:w="118"/>
+            </w:tcMar>
+          </w:tcPr>
+          <w:p>
+            <w:pPr>
+              <w:spacing w:after="0" w:line="264"/>
+            </w:pPr>
+            <w:r>
+              <w:rPr>
+                <w:rFonts w:ascii="Calibri" w:cs="Calibri" w:eastAsia="Calibri" w:hAnsi="Calibri"/>
+                <w:b w:val="false"/>
+                <w:bCs w:val="false"/>
+                <w:color w:val="1A2233"/>
+                <w:sz w:val="18"/>
+                <w:szCs w:val="18"/>
+              </w:rPr>
+              <w:t xml:space="preserve">Muốn biết dự án còn bám đúng quy ước không</w:t>
+            </w:r>
+          </w:p>
+        </w:tc>
+      </w:tr>
+      <w:tr>
+        <w:tc>
+          <w:tcPr>
+            <w:tcW w:type="dxa" w:w="2434"/>
+            <w:shd w:fill="F5F7FA" w:val="clear"/>
+            <w:tcMar>
+              <w:top w:type="dxa" w:w="60"/>
+              <w:left w:type="dxa" w:w="118"/>
+              <w:bottom w:type="dxa" w:w="60"/>
+              <w:right w:type="dxa" w:w="118"/>
+            </w:tcMar>
+          </w:tcPr>
+          <w:p>
+            <w:pPr>
+              <w:spacing w:after="0" w:line="264"/>
+            </w:pPr>
+            <w:r>
+              <w:rPr>
+                <w:rFonts w:ascii="Calibri" w:cs="Calibri" w:eastAsia="Calibri" w:hAnsi="Calibri"/>
+                <w:b/>
+                <w:bCs/>
+                <w:color w:val="1A2233"/>
+                <w:sz w:val="18"/>
+                <w:szCs w:val="18"/>
+              </w:rPr>
+              <w:t xml:space="preserve">Soi toàn diện</w:t>
+            </w:r>
+          </w:p>
+        </w:tc>
+        <w:tc>
+          <w:tcPr>
+            <w:tcW w:type="dxa" w:w="6926"/>
+            <w:shd w:fill="F5F7FA" w:val="clear"/>
+            <w:tcMar>
+              <w:top w:type="dxa" w:w="60"/>
+              <w:left w:type="dxa" w:w="118"/>
+              <w:bottom w:type="dxa" w:w="60"/>
+              <w:right w:type="dxa" w:w="118"/>
+            </w:tcMar>
+          </w:tcPr>
+          <w:p>
+            <w:pPr>
+              <w:spacing w:after="0" w:line="264"/>
+            </w:pPr>
+            <w:r>
+              <w:rPr>
+                <w:rFonts w:ascii="Calibri" w:cs="Calibri" w:eastAsia="Calibri" w:hAnsi="Calibri"/>
+                <w:b w:val="false"/>
+                <w:bCs w:val="false"/>
+                <w:color w:val="1A2233"/>
+                <w:sz w:val="18"/>
+                <w:szCs w:val="18"/>
+              </w:rPr>
+              <w:t xml:space="preserve">Bạn yêu cầu rà lại toàn bộ trước một mốc quan trọng</w:t>
+            </w:r>
+          </w:p>
+        </w:tc>
+      </w:tr>
+    </w:tbl>
     <w:p>
       <w:pPr>
         <w:pBdr/>

--- a/docs_template/cowork/GUIDE.docx
+++ b/docs_template/cowork/GUIDE.docx
@@ -5039,6 +5039,64 @@
           <w:sz w:val="21"/>
           <w:szCs w:val="21"/>
         </w:rPr>
+        <w:t xml:space="preserve">Phần ① là </w:t>
+      </w:r>
+      <w:r>
+        <w:rPr>
+          <w:rFonts w:ascii="Calibri" w:hAnsi="Calibri" w:eastAsia="Calibri" w:cs="Calibri"/>
+          <w:b/>
+          <w:bCs/>
+          <w:color w:val="1a2233"/>
+          <w:sz w:val="21"/>
+          <w:szCs w:val="21"/>
+        </w:rPr>
+        <w:t xml:space="preserve">file văn bản thuần</w:t>
+      </w:r>
+      <w:r>
+        <w:rPr>
+          <w:rFonts w:ascii="Calibri" w:hAnsi="Calibri" w:eastAsia="Calibri" w:cs="Calibri"/>
+          <w:color w:val="1a2233"/>
+          <w:sz w:val="21"/>
+          <w:szCs w:val="21"/>
+        </w:rPr>
+        <w:t xml:space="preserve"> — nội quy, chuẩn thư mục, bộ quy trình. Không cài gì, không chạy gì: trợ lý đọc file rồi làm theo. Nhờ vậy nó dùng được ở </w:t>
+      </w:r>
+      <w:r>
+        <w:rPr>
+          <w:rFonts w:ascii="Calibri" w:hAnsi="Calibri" w:eastAsia="Calibri" w:cs="Calibri"/>
+          <w:b/>
+          <w:bCs/>
+          <w:color w:val="1a2233"/>
+          <w:sz w:val="21"/>
+          <w:szCs w:val="21"/>
+        </w:rPr>
+        <w:t xml:space="preserve">bất cứ đâu trợ lý đọc được file</w:t>
+      </w:r>
+      <w:r>
+        <w:rPr>
+          <w:rFonts w:ascii="Calibri" w:hAnsi="Calibri" w:eastAsia="Calibri" w:cs="Calibri"/>
+          <w:color w:val="1a2233"/>
+          <w:sz w:val="21"/>
+          <w:szCs w:val="21"/>
+        </w:rPr>
+        <w:t xml:space="preserve">, kể cả Cowork.</w:t>
+      </w:r>
+      <w:r/>
+    </w:p>
+    <w:p>
+      <w:pPr>
+        <w:pBdr/>
+        <w:spacing w:after="120" w:line="278" w:lineRule="auto"/>
+        <w:ind/>
+        <w:rPr/>
+      </w:pPr>
+      <w:r>
+        <w:rPr>
+          <w:rFonts w:ascii="Calibri" w:hAnsi="Calibri" w:eastAsia="Calibri" w:cs="Calibri"/>
+          <w:color w:val="1a2233"/>
+          <w:sz w:val="21"/>
+          <w:szCs w:val="21"/>
+        </w:rPr>
         <w:t xml:space="preserve">Phần ② chạy trên </w:t>
       </w:r>
       <w:r>
@@ -5114,7 +5172,7 @@
           <w:sz w:val="21"/>
           <w:szCs w:val="21"/>
         </w:rPr>
-        <w:t xml:space="preserve">zemory là dự án cá nhân, còn ở giai đoạn đầu. Phần bộ khung (①) chỉ là file văn bản nên dùng được ngay và không có gì để hỏng. Phần kho nhớ (②) là phần mềm phải cài, còn đang hoàn thiện — nhưng bản dùng cho Cowork không đụng tới phần đó.</w:t>
+        <w:t xml:space="preserve">zemory là dự án cá nhân và đã gần hoàn thiện — riêng phần kho nhớ (②) coi như xong ở mức dùng được thật, từ đây chỉ mở rộng dần. Bản dùng cho Cowork bỏ phần đó ra KHÔNG phải vì nó chưa xong, mà vì Cowork không chạy được phần mềm cài trên máy — nên chỉ trích phần bộ khung (①) đưa sang.</w:t>
       </w:r>
       <w:r/>
     </w:p>

--- a/docs_template/cowork/GUIDE.docx
+++ b/docs_template/cowork/GUIDE.docx
@@ -4501,7 +4501,7 @@
                 <w:sz w:val="18"/>
                 <w:szCs w:val="18"/>
               </w:rPr>
-              <w:t>10 quy trình sẵn dùng (xem mục 8)</w:t>
+              <w:t>11 quy trình sẵn dùng (xem mục 8)</w:t>
             </w:r>
           </w:p>
         </w:tc>
@@ -7001,7 +7001,31 @@
           <w:sz w:val="16"/>
           <w:szCs w:val="16"/>
         </w:rPr>
-        <w:t xml:space="preserve">    └── audit/               soi toàn diện trước mốc quan trọng</w:t>
+        <w:t xml:space="preserve">    ├── audit/               soi toàn diện trước mốc quan trọng</w:t>
+      </w:r>
+      <w:r/>
+    </w:p>
+    <w:p>
+      <w:pPr>
+        <w:pBdr>
+          <w:top w:val="single" w:color="d4dae2" w:sz="0" w:space="0"/>
+          <w:left w:val="single" w:color="2c7a7b" w:sz="18" w:space="0"/>
+          <w:bottom w:val="single" w:color="d4dae2" w:sz="2" w:space="0"/>
+          <w:right w:val="single" w:color="d4dae2" w:sz="2" w:space="0"/>
+        </w:pBdr>
+        <w:shd w:val="clear" w:color="auto" w:fill="f6f8fa"/>
+        <w:spacing w:after="170" w:before="0" w:line="250" w:lineRule="auto"/>
+        <w:ind/>
+        <w:rPr/>
+      </w:pPr>
+      <w:r>
+        <w:rPr>
+          <w:rFonts w:ascii="Consolas" w:hAnsi="Consolas" w:eastAsia="Consolas" w:cs="Consolas"/>
+          <w:color w:val="1a2233"/>
+          <w:sz w:val="16"/>
+          <w:szCs w:val="16"/>
+        </w:rPr>
+        <w:t xml:space="preserve">    └── write-docx/          sửa file Word, không phá bảng và mục lục</w:t>
       </w:r>
       <w:r/>
     </w:p>
@@ -7100,7 +7124,7 @@
           <w:sz w:val="28"/>
           <w:szCs w:val="28"/>
         </w:rPr>
-        <w:t xml:space="preserve">8.  Mười quy trình đóng gói sẵn</w:t>
+        <w:t xml:space="preserve">8.  Mười một quy trình đóng gói sẵn</w:t>
       </w:r>
       <w:r/>
     </w:p>
@@ -7423,6 +7447,64 @@
                 <w:szCs w:val="18"/>
               </w:rPr>
               <w:t xml:space="preserve">Cần đọc nội dung bảng tính, tài liệu, bản trình bày, PDF</w:t>
+            </w:r>
+          </w:p>
+        </w:tc>
+      </w:tr>
+      <w:tr>
+        <w:tc>
+          <w:tcPr>
+            <w:tcW w:type="dxa" w:w="2434"/>
+            <w:shd w:fill="F5F7FA" w:val="clear"/>
+            <w:tcMar>
+              <w:top w:type="dxa" w:w="60"/>
+              <w:left w:type="dxa" w:w="118"/>
+              <w:bottom w:type="dxa" w:w="60"/>
+              <w:right w:type="dxa" w:w="118"/>
+            </w:tcMar>
+          </w:tcPr>
+          <w:p>
+            <w:pPr>
+              <w:spacing w:after="0" w:line="264"/>
+            </w:pPr>
+            <w:r>
+              <w:rPr>
+                <w:rFonts w:ascii="Calibri" w:cs="Calibri" w:eastAsia="Calibri" w:hAnsi="Calibri"/>
+                <w:b/>
+                <w:bCs/>
+                <w:color w:val="1A2233"/>
+                <w:sz w:val="18"/>
+                <w:szCs w:val="18"/>
+              </w:rPr>
+              <w:t xml:space="preserve">Ghi file Word</w:t>
+            </w:r>
+          </w:p>
+        </w:tc>
+        <w:tc>
+          <w:tcPr>
+            <w:tcW w:type="dxa" w:w="6926"/>
+            <w:shd w:fill="F5F7FA" w:val="clear"/>
+            <w:tcMar>
+              <w:top w:type="dxa" w:w="60"/>
+              <w:left w:type="dxa" w:w="118"/>
+              <w:bottom w:type="dxa" w:w="60"/>
+              <w:right w:type="dxa" w:w="118"/>
+            </w:tcMar>
+          </w:tcPr>
+          <w:p>
+            <w:pPr>
+              <w:spacing w:after="0" w:line="264"/>
+            </w:pPr>
+            <w:r>
+              <w:rPr>
+                <w:rFonts w:ascii="Calibri" w:cs="Calibri" w:eastAsia="Calibri" w:hAnsi="Calibri"/>
+                <w:b w:val="false"/>
+                <w:bCs w:val="false"/>
+                <w:color w:val="1A2233"/>
+                <w:sz w:val="18"/>
+                <w:szCs w:val="18"/>
+              </w:rPr>
+              <w:t xml:space="preserve">Cần sửa hoặc tạo file Word — đổi chữ, thay ảnh, mà không phá bảng và mục lục</w:t>
             </w:r>
           </w:p>
         </w:tc>
@@ -8019,7 +8101,7 @@
           <w:sz w:val="16"/>
           <w:szCs w:val="16"/>
         </w:rPr>
-        <w:t xml:space="preserve">│  ═══ phần LUẬT + QUY TRÌNH (xem mục 6) ═══</w:t>
+        <w:t xml:space="preserve">│  ═══ phần LUẬT + QUY TRÌNH (xem mục 7) ═══</w:t>
       </w:r>
       <w:r/>
     </w:p>

--- a/docs_template/cowork/GUIDE.docx
+++ b/docs_template/cowork/GUIDE.docx
@@ -152,6 +152,8 @@
     <w:p>
       <w:pPr>
         <w:pStyle w:val="718"/>
+        <w:keepNext/>
+        <w:pageBreakBefore/>
         <w:pBdr/>
         <w:spacing w:after="130" w:before="300"/>
         <w:ind/>
@@ -191,6 +193,7 @@
     <w:p>
       <w:pPr>
         <w:pStyle w:val="719"/>
+        <w:keepNext/>
         <w:pBdr/>
         <w:spacing/>
         <w:ind/>
@@ -203,6 +206,8 @@
     </w:p>
     <w:p>
       <w:pPr>
+        <w:keepNext/>
+        <w:keepLines/>
         <w:pBdr/>
         <w:spacing/>
         <w:ind/>
@@ -218,6 +223,8 @@
     </w:p>
     <w:p>
       <w:pPr>
+        <w:keepNext/>
+        <w:keepLines/>
         <w:pBdr/>
         <w:spacing/>
         <w:ind/>
@@ -230,6 +237,7 @@
     </w:p>
     <w:p>
       <w:pPr>
+        <w:keepLines/>
         <w:pBdr/>
         <w:spacing/>
         <w:ind/>
@@ -312,6 +320,10 @@
       <w:r/>
     </w:p>
     <w:p>
+      <w:pPr>
+        <w:keepNext/>
+        <w:keepLines/>
+      </w:pPr>
       <w:r>
         <w:rPr>
           <w:b/>
@@ -320,11 +332,18 @@
       </w:r>
     </w:p>
     <w:p>
+      <w:pPr>
+        <w:keepNext/>
+        <w:keepLines/>
+      </w:pPr>
       <w:r>
         <w:t>Cũng ở menu đó → chọn Add a folder → chọn thư mục dự án. Ít bước hơn: tạo project rồi cũng phải chọn thư mục, project chỉ thêm ghi nhớ xuyên phiên và tác vụ định kỳ.</w:t>
       </w:r>
     </w:p>
     <w:p>
+      <w:pPr>
+        <w:keepLines/>
+      </w:pPr>
       <w:r>
         <w:drawing>
           <wp:inline xmlns:a="http://schemas.openxmlformats.org/drawingml/2006/main" xmlns:pic="http://schemas.openxmlformats.org/drawingml/2006/picture">
@@ -384,6 +403,10 @@
       </w:r>
     </w:p>
     <w:p>
+      <w:pPr>
+        <w:keepNext/>
+        <w:keepLines/>
+      </w:pPr>
       <w:r>
         <w:rPr>
           <w:b/>
@@ -392,11 +415,18 @@
       </w:r>
     </w:p>
     <w:p>
+      <w:pPr>
+        <w:keepNext/>
+        <w:keepLines/>
+      </w:pPr>
       <w:r>
         <w:t xml:space="preserve">Ở ô chat bấm Auto → chọn Skip all approvals, khỏi phải bấm duyệt từng lệnh. Bộ chuẩn đã tự mang luật kiểm soát — không ghi đè file đang có, không tự xoá hay dời file của bạn, việc hệ trọng phải trình rồi chờ bạn gật — nên chính luật đó mới là thứ bắt trợ lý dừng lại hỏi, không phải mức duyệt.</w:t>
       </w:r>
     </w:p>
     <w:p>
+      <w:pPr>
+        <w:keepLines/>
+      </w:pPr>
       <w:r>
         <w:drawing>
           <wp:inline xmlns:a="http://schemas.openxmlformats.org/drawingml/2006/main" xmlns:pic="http://schemas.openxmlformats.org/drawingml/2006/picture">
@@ -469,6 +499,8 @@
     </w:p>
     <w:p>
       <w:pPr>
+        <w:keepNext/>
+        <w:keepLines/>
         <w:pBdr/>
         <w:spacing/>
         <w:ind/>
@@ -484,6 +516,8 @@
     </w:p>
     <w:p>
       <w:pPr>
+        <w:keepNext/>
+        <w:keepLines/>
         <w:pBdr/>
         <w:spacing/>
         <w:ind/>
@@ -495,6 +529,9 @@
       <w:r/>
     </w:p>
     <w:p>
+      <w:pPr>
+        <w:keepLines/>
+      </w:pPr>
       <w:r>
         <w:drawing>
           <wp:inline xmlns:a="http://schemas.openxmlformats.org/drawingml/2006/main" xmlns:pic="http://schemas.openxmlformats.org/drawingml/2006/picture">
@@ -533,6 +570,7 @@
     <w:p>
       <w:pPr>
         <w:pStyle w:val="719"/>
+        <w:keepNext/>
         <w:pBdr/>
         <w:spacing w:after="90" w:before="200"/>
         <w:ind/>
@@ -734,6 +772,7 @@
     <w:p>
       <w:pPr>
         <w:pStyle w:val="719"/>
+        <w:keepNext/>
         <w:pBdr/>
         <w:spacing w:after="90" w:before="200"/>
         <w:ind/>
@@ -1297,6 +1336,8 @@
     <w:p>
       <w:pPr>
         <w:pStyle w:val="718"/>
+        <w:keepNext/>
+        <w:pageBreakBefore/>
         <w:pBdr/>
         <w:spacing w:after="130" w:before="300"/>
         <w:ind/>
@@ -2815,6 +2856,9 @@
     <w:p>
       <w:pPr>
         <w:pStyle w:val="718"/>
+        <w:keepNext/>
+        <w:keepLines/>
+        <w:pageBreakBefore/>
         <w:pBdr/>
         <w:spacing w:after="130" w:before="300"/>
         <w:ind/>
@@ -2835,6 +2879,8 @@
     </w:p>
     <w:p>
       <w:pPr>
+        <w:keepNext/>
+        <w:keepLines/>
         <w:pBdr/>
         <w:spacing w:after="120" w:line="278" w:lineRule="auto"/>
         <w:ind/>
@@ -2853,6 +2899,7 @@
     </w:p>
     <w:p>
       <w:pPr>
+        <w:keepLines/>
         <w:pBdr/>
         <w:spacing w:after="180" w:before="40"/>
         <w:ind/>
@@ -2933,6 +2980,7 @@
     <w:p>
       <w:pPr>
         <w:pStyle w:val="719"/>
+        <w:keepNext/>
         <w:pBdr/>
         <w:spacing w:after="90" w:before="200"/>
         <w:ind/>
@@ -2992,6 +3040,7 @@
     <w:p>
       <w:pPr>
         <w:pStyle w:val="719"/>
+        <w:keepNext/>
         <w:pBdr/>
         <w:spacing w:after="90" w:before="200"/>
         <w:ind/>
@@ -3202,6 +3251,7 @@
     <w:p>
       <w:pPr>
         <w:pStyle w:val="719"/>
+        <w:keepNext/>
         <w:pBdr/>
         <w:spacing w:after="90" w:before="200"/>
         <w:ind/>
@@ -3648,6 +3698,8 @@
     <w:p>
       <w:pPr>
         <w:pStyle w:val="718"/>
+        <w:keepNext/>
+        <w:pageBreakBefore/>
         <w:pBdr/>
         <w:spacing w:after="130" w:before="300"/>
         <w:ind/>
@@ -4638,6 +4690,8 @@
     <w:p>
       <w:pPr>
         <w:pStyle w:val="718"/>
+        <w:keepNext/>
+        <w:pageBreakBefore/>
         <w:pBdr/>
         <w:spacing w:after="130" w:before="300"/>
         <w:ind/>
@@ -4721,6 +4775,7 @@
     <w:p>
       <w:pPr>
         <w:pStyle w:val="719"/>
+        <w:keepNext/>
         <w:pBdr/>
         <w:spacing w:after="90" w:before="200"/>
         <w:ind/>
@@ -5179,6 +5234,7 @@
     <w:p>
       <w:pPr>
         <w:pStyle w:val="719"/>
+        <w:keepNext/>
         <w:pBdr/>
         <w:spacing w:after="90" w:before="200"/>
         <w:ind/>
@@ -5757,6 +5813,9 @@
     <w:p>
       <w:pPr>
         <w:pStyle w:val="718"/>
+        <w:keepNext/>
+        <w:keepLines/>
+        <w:pageBreakBefore/>
         <w:pBdr/>
         <w:spacing w:after="130" w:before="300"/>
         <w:ind/>
@@ -5777,6 +5836,8 @@
     </w:p>
     <w:p>
       <w:pPr>
+        <w:keepNext/>
+        <w:keepLines/>
         <w:pBdr/>
         <w:spacing w:after="120" w:line="278" w:lineRule="auto"/>
         <w:ind/>
@@ -5795,6 +5856,7 @@
     </w:p>
     <w:p>
       <w:pPr>
+        <w:keepLines/>
         <w:pBdr/>
         <w:spacing w:after="180" w:before="40"/>
         <w:ind/>
@@ -6297,6 +6359,8 @@
     <w:p>
       <w:pPr>
         <w:pStyle w:val="718"/>
+        <w:keepNext/>
+        <w:pageBreakBefore/>
         <w:pBdr/>
         <w:spacing w:after="130" w:before="300"/>
         <w:ind/>
@@ -7110,6 +7174,8 @@
     <w:p>
       <w:pPr>
         <w:pStyle w:val="718"/>
+        <w:keepNext/>
+        <w:pageBreakBefore/>
         <w:pBdr/>
         <w:spacing w:after="130" w:before="300"/>
         <w:ind/>
@@ -7943,6 +8009,8 @@
     <w:p>
       <w:pPr>
         <w:pStyle w:val="718"/>
+        <w:keepNext/>
+        <w:pageBreakBefore/>
         <w:pBdr/>
         <w:spacing w:after="130" w:before="300"/>
         <w:ind/>
@@ -8852,6 +8920,9 @@
     <w:p>
       <w:pPr>
         <w:pStyle w:val="718"/>
+        <w:keepNext/>
+        <w:keepLines/>
+        <w:pageBreakBefore/>
         <w:pBdr/>
         <w:spacing w:after="130" w:before="300"/>
         <w:ind/>
@@ -8872,6 +8943,8 @@
     </w:p>
     <w:p>
       <w:pPr>
+        <w:keepNext/>
+        <w:keepLines/>
         <w:pBdr/>
         <w:spacing w:after="120" w:line="278" w:lineRule="auto"/>
         <w:ind/>
@@ -8890,6 +8963,7 @@
     </w:p>
     <w:p>
       <w:pPr>
+        <w:keepLines/>
         <w:pBdr/>
         <w:spacing w:after="180" w:before="40"/>
         <w:ind/>
@@ -8970,6 +9044,7 @@
     <w:p>
       <w:pPr>
         <w:pStyle w:val="719"/>
+        <w:keepNext/>
         <w:pBdr/>
         <w:spacing w:after="90" w:before="200"/>
         <w:ind/>
@@ -9119,6 +9194,7 @@
     <w:p>
       <w:pPr>
         <w:pStyle w:val="719"/>
+        <w:keepNext/>
         <w:pBdr/>
         <w:spacing w:after="90" w:before="200"/>
         <w:ind/>
@@ -9213,6 +9289,8 @@
     <w:p>
       <w:pPr>
         <w:pStyle w:val="718"/>
+        <w:keepNext/>
+        <w:pageBreakBefore/>
         <w:pBdr/>
         <w:spacing w:after="130" w:before="300"/>
         <w:ind/>

--- a/docs_template/cowork/GUIDE.docx
+++ b/docs_template/cowork/GUIDE.docx
@@ -125,29 +125,356 @@
     </w:p>
     <w:p>
       <w:pPr>
-        <w:pBdr/>
-        <w:spacing/>
-        <w:ind/>
-        <w:rPr/>
+        <w:pStyle w:val="189"/>
+        <w:tabs>
+          <w:tab w:val="right" w:leader="dot" w:pos="9026"/>
+        </w:tabs>
       </w:pPr>
       <w:r>
         <w:fldChar w:fldCharType="begin"/>
+      </w:r>
+      <w:r>
         <w:instrText xml:space="preserve">TOC \h \o "1-1"</w:instrText>
+      </w:r>
+      <w:r>
         <w:fldChar w:fldCharType="separate"/>
       </w:r>
-      <w:r/>
+      <w:hyperlink w:anchor="_Toc001" w:history="1">
+        <w:r>
+          <w:rPr>
+            <w:rStyle w:val="726"/>
+          </w:rPr>
+          <w:t xml:space="preserve">1.  Hướng dẫn sử dụng — bắt đầu tại đây</w:t>
+        </w:r>
+        <w:r>
+          <w:tab/>
+        </w:r>
+        <w:r>
+          <w:fldChar w:fldCharType="begin"/>
+        </w:r>
+        <w:r>
+          <w:instrText xml:space="preserve"> PAGEREF _Toc001 \h </w:instrText>
+        </w:r>
+        <w:r>
+          <w:fldChar w:fldCharType="separate"/>
+        </w:r>
+        <w:r>
+          <w:fldChar w:fldCharType="end"/>
+        </w:r>
+      </w:hyperlink>
     </w:p>
     <w:p>
       <w:pPr>
-        <w:pBdr/>
-        <w:spacing/>
-        <w:ind/>
-        <w:rPr/>
-      </w:pPr>
+        <w:pStyle w:val="189"/>
+        <w:tabs>
+          <w:tab w:val="right" w:leader="dot" w:pos="9026"/>
+        </w:tabs>
+      </w:pPr>
+      <w:hyperlink w:anchor="_Toc002" w:history="1">
+        <w:r>
+          <w:rPr>
+            <w:rStyle w:val="726"/>
+          </w:rPr>
+          <w:t xml:space="preserve">2.  Những từ dùng trong tài liệu</w:t>
+        </w:r>
+        <w:r>
+          <w:tab/>
+        </w:r>
+        <w:r>
+          <w:fldChar w:fldCharType="begin"/>
+        </w:r>
+        <w:r>
+          <w:instrText xml:space="preserve"> PAGEREF _Toc002 \h </w:instrText>
+        </w:r>
+        <w:r>
+          <w:fldChar w:fldCharType="separate"/>
+        </w:r>
+        <w:r>
+          <w:fldChar w:fldCharType="end"/>
+        </w:r>
+      </w:hyperlink>
+    </w:p>
+    <w:p>
+      <w:pPr>
+        <w:pStyle w:val="189"/>
+        <w:tabs>
+          <w:tab w:val="right" w:leader="dot" w:pos="9026"/>
+        </w:tabs>
+      </w:pPr>
+      <w:hyperlink w:anchor="_Toc003" w:history="1">
+        <w:r>
+          <w:rPr>
+            <w:rStyle w:val="726"/>
+          </w:rPr>
+          <w:t xml:space="preserve">3.  Bộ khung là gì, gồm mấy lớp</w:t>
+        </w:r>
+        <w:r>
+          <w:tab/>
+        </w:r>
+        <w:r>
+          <w:fldChar w:fldCharType="begin"/>
+        </w:r>
+        <w:r>
+          <w:instrText xml:space="preserve"> PAGEREF _Toc003 \h </w:instrText>
+        </w:r>
+        <w:r>
+          <w:fldChar w:fldCharType="separate"/>
+        </w:r>
+        <w:r>
+          <w:fldChar w:fldCharType="end"/>
+        </w:r>
+      </w:hyperlink>
+    </w:p>
+    <w:p>
+      <w:pPr>
+        <w:pStyle w:val="189"/>
+        <w:tabs>
+          <w:tab w:val="right" w:leader="dot" w:pos="9026"/>
+        </w:tabs>
+      </w:pPr>
+      <w:hyperlink w:anchor="_Toc004" w:history="1">
+        <w:r>
+          <w:rPr>
+            <w:rStyle w:val="726"/>
+          </w:rPr>
+          <w:t xml:space="preserve">4.  Claude cho sẵn gì — phần bổ sung thêm gì</w:t>
+        </w:r>
+        <w:r>
+          <w:tab/>
+        </w:r>
+        <w:r>
+          <w:fldChar w:fldCharType="begin"/>
+        </w:r>
+        <w:r>
+          <w:instrText xml:space="preserve"> PAGEREF _Toc004 \h </w:instrText>
+        </w:r>
+        <w:r>
+          <w:fldChar w:fldCharType="separate"/>
+        </w:r>
+        <w:r>
+          <w:fldChar w:fldCharType="end"/>
+        </w:r>
+      </w:hyperlink>
+    </w:p>
+    <w:p>
+      <w:pPr>
+        <w:pStyle w:val="189"/>
+        <w:tabs>
+          <w:tab w:val="right" w:leader="dot" w:pos="9026"/>
+        </w:tabs>
+      </w:pPr>
+      <w:hyperlink w:anchor="_Toc005" w:history="1">
+        <w:r>
+          <w:rPr>
+            <w:rStyle w:val="726"/>
+          </w:rPr>
+          <w:t xml:space="preserve">5.  zemory là gì — và vì sao Cowork chỉ dùng một phần</w:t>
+        </w:r>
+        <w:r>
+          <w:tab/>
+        </w:r>
+        <w:r>
+          <w:fldChar w:fldCharType="begin"/>
+        </w:r>
+        <w:r>
+          <w:instrText xml:space="preserve"> PAGEREF _Toc005 \h </w:instrText>
+        </w:r>
+        <w:r>
+          <w:fldChar w:fldCharType="separate"/>
+        </w:r>
+        <w:r>
+          <w:fldChar w:fldCharType="end"/>
+        </w:r>
+      </w:hyperlink>
+    </w:p>
+    <w:p>
+      <w:pPr>
+        <w:pStyle w:val="189"/>
+        <w:tabs>
+          <w:tab w:val="right" w:leader="dot" w:pos="9026"/>
+        </w:tabs>
+      </w:pPr>
+      <w:hyperlink w:anchor="_Toc006" w:history="1">
+        <w:r>
+          <w:rPr>
+            <w:rStyle w:val="726"/>
+          </w:rPr>
+          <w:t xml:space="preserve">6.  Nguyên tắc quan trọng nhất: chỉ mở khi cần</w:t>
+        </w:r>
+        <w:r>
+          <w:tab/>
+        </w:r>
+        <w:r>
+          <w:fldChar w:fldCharType="begin"/>
+        </w:r>
+        <w:r>
+          <w:instrText xml:space="preserve"> PAGEREF _Toc006 \h </w:instrText>
+        </w:r>
+        <w:r>
+          <w:fldChar w:fldCharType="separate"/>
+        </w:r>
+        <w:r>
+          <w:fldChar w:fldCharType="end"/>
+        </w:r>
+      </w:hyperlink>
+    </w:p>
+    <w:p>
+      <w:pPr>
+        <w:pStyle w:val="189"/>
+        <w:tabs>
+          <w:tab w:val="right" w:leader="dot" w:pos="9026"/>
+        </w:tabs>
+      </w:pPr>
+      <w:hyperlink w:anchor="_Toc007" w:history="1">
+        <w:r>
+          <w:rPr>
+            <w:rStyle w:val="726"/>
+          </w:rPr>
+          <w:t xml:space="preserve">7.  Cấu trúc bộ khung — file nào nằm đâu</w:t>
+        </w:r>
+        <w:r>
+          <w:tab/>
+        </w:r>
+        <w:r>
+          <w:fldChar w:fldCharType="begin"/>
+        </w:r>
+        <w:r>
+          <w:instrText xml:space="preserve"> PAGEREF _Toc007 \h </w:instrText>
+        </w:r>
+        <w:r>
+          <w:fldChar w:fldCharType="separate"/>
+        </w:r>
+        <w:r>
+          <w:fldChar w:fldCharType="end"/>
+        </w:r>
+      </w:hyperlink>
+    </w:p>
+    <w:p>
+      <w:pPr>
+        <w:pStyle w:val="189"/>
+        <w:tabs>
+          <w:tab w:val="right" w:leader="dot" w:pos="9026"/>
+        </w:tabs>
+      </w:pPr>
+      <w:hyperlink w:anchor="_Toc008" w:history="1">
+        <w:r>
+          <w:rPr>
+            <w:rStyle w:val="726"/>
+          </w:rPr>
+          <w:t xml:space="preserve">8.  Mười một quy trình đóng gói sẵn</w:t>
+        </w:r>
+        <w:r>
+          <w:tab/>
+        </w:r>
+        <w:r>
+          <w:fldChar w:fldCharType="begin"/>
+        </w:r>
+        <w:r>
+          <w:instrText xml:space="preserve"> PAGEREF _Toc008 \h </w:instrText>
+        </w:r>
+        <w:r>
+          <w:fldChar w:fldCharType="separate"/>
+        </w:r>
+        <w:r>
+          <w:fldChar w:fldCharType="end"/>
+        </w:r>
+      </w:hyperlink>
+    </w:p>
+    <w:p>
+      <w:pPr>
+        <w:pStyle w:val="189"/>
+        <w:tabs>
+          <w:tab w:val="right" w:leader="dot" w:pos="9026"/>
+        </w:tabs>
+      </w:pPr>
+      <w:hyperlink w:anchor="_Toc009" w:history="1">
+        <w:r>
+          <w:rPr>
+            <w:rStyle w:val="726"/>
+          </w:rPr>
+          <w:t xml:space="preserve">9.  Thư mục làm việc được sắp xếp thế nào</w:t>
+        </w:r>
+        <w:r>
+          <w:tab/>
+        </w:r>
+        <w:r>
+          <w:fldChar w:fldCharType="begin"/>
+        </w:r>
+        <w:r>
+          <w:instrText xml:space="preserve"> PAGEREF _Toc009 \h </w:instrText>
+        </w:r>
+        <w:r>
+          <w:fldChar w:fldCharType="separate"/>
+        </w:r>
+        <w:r>
+          <w:fldChar w:fldCharType="end"/>
+        </w:r>
+      </w:hyperlink>
+    </w:p>
+    <w:p>
+      <w:pPr>
+        <w:pStyle w:val="189"/>
+        <w:tabs>
+          <w:tab w:val="right" w:leader="dot" w:pos="9026"/>
+        </w:tabs>
+      </w:pPr>
+      <w:hyperlink w:anchor="_Toc010" w:history="1">
+        <w:r>
+          <w:rPr>
+            <w:rStyle w:val="726"/>
+          </w:rPr>
+          <w:t xml:space="preserve">10.  Luồng chạy</w:t>
+        </w:r>
+        <w:r>
+          <w:tab/>
+        </w:r>
+        <w:r>
+          <w:fldChar w:fldCharType="begin"/>
+        </w:r>
+        <w:r>
+          <w:instrText xml:space="preserve"> PAGEREF _Toc010 \h </w:instrText>
+        </w:r>
+        <w:r>
+          <w:fldChar w:fldCharType="separate"/>
+        </w:r>
+        <w:r>
+          <w:fldChar w:fldCharType="end"/>
+        </w:r>
+      </w:hyperlink>
+    </w:p>
+    <w:p>
+      <w:pPr>
+        <w:pStyle w:val="189"/>
+        <w:tabs>
+          <w:tab w:val="right" w:leader="dot" w:pos="9026"/>
+        </w:tabs>
+      </w:pPr>
+      <w:hyperlink w:anchor="_Toc011" w:history="1">
+        <w:r>
+          <w:rPr>
+            <w:rStyle w:val="726"/>
+          </w:rPr>
+          <w:t xml:space="preserve">11.  Những ranh giới đã đặt sẵn</w:t>
+        </w:r>
+        <w:r>
+          <w:tab/>
+        </w:r>
+        <w:r>
+          <w:fldChar w:fldCharType="begin"/>
+        </w:r>
+        <w:r>
+          <w:instrText xml:space="preserve"> PAGEREF _Toc011 \h </w:instrText>
+        </w:r>
+        <w:r>
+          <w:fldChar w:fldCharType="separate"/>
+        </w:r>
+        <w:r>
+          <w:fldChar w:fldCharType="end"/>
+        </w:r>
+      </w:hyperlink>
       <w:r>
         <w:fldChar w:fldCharType="end"/>
       </w:r>
-      <w:r/>
     </w:p>
     <w:p>
       <w:pPr>
@@ -159,6 +486,7 @@
         <w:ind/>
         <w:rPr/>
       </w:pPr>
+      <w:bookmarkStart w:id="9001" w:name="_Toc001"/>
       <w:r>
         <w:rPr>
           <w:rFonts w:ascii="Calibri" w:hAnsi="Calibri" w:eastAsia="Calibri" w:cs="Calibri"/>
@@ -171,6 +499,7 @@
         <w:t xml:space="preserve">1.  Hướng dẫn sử dụng — bắt đầu tại đây</w:t>
       </w:r>
       <w:r/>
+      <w:bookmarkEnd w:id="9001"/>
     </w:p>
     <w:p>
       <w:pPr>
@@ -195,7 +524,7 @@
         <w:pStyle w:val="719"/>
         <w:keepNext/>
         <w:pBdr/>
-        <w:spacing/>
+        <w:spacing w:after="100" w:before="280"/>
         <w:ind/>
         <w:rPr/>
       </w:pPr>
@@ -572,7 +901,7 @@
         <w:pStyle w:val="719"/>
         <w:keepNext/>
         <w:pBdr/>
-        <w:spacing w:after="90" w:before="200"/>
+        <w:spacing w:after="100" w:before="280"/>
         <w:ind/>
         <w:rPr/>
       </w:pPr>
@@ -774,7 +1103,7 @@
         <w:pStyle w:val="719"/>
         <w:keepNext/>
         <w:pBdr/>
-        <w:spacing w:after="90" w:before="200"/>
+        <w:spacing w:after="100" w:before="280"/>
         <w:ind/>
         <w:rPr/>
       </w:pPr>
@@ -1337,12 +1666,12 @@
       <w:pPr>
         <w:pStyle w:val="718"/>
         <w:keepNext/>
-        <w:pageBreakBefore/>
         <w:pBdr/>
         <w:spacing w:after="130" w:before="300"/>
         <w:ind/>
         <w:rPr/>
       </w:pPr>
+      <w:bookmarkStart w:id="9002" w:name="_Toc002"/>
       <w:r>
         <w:rPr>
           <w:rFonts w:ascii="Calibri" w:hAnsi="Calibri" w:eastAsia="Calibri" w:cs="Calibri"/>
@@ -1355,6 +1684,7 @@
         <w:t xml:space="preserve">2.  Những từ dùng trong tài liệu</w:t>
       </w:r>
       <w:r/>
+      <w:bookmarkEnd w:id="9002"/>
     </w:p>
     <w:p>
       <w:pPr>
@@ -2858,12 +3188,12 @@
         <w:pStyle w:val="718"/>
         <w:keepNext/>
         <w:keepLines/>
-        <w:pageBreakBefore/>
         <w:pBdr/>
         <w:spacing w:after="130" w:before="300"/>
         <w:ind/>
         <w:rPr/>
       </w:pPr>
+      <w:bookmarkStart w:id="9003" w:name="_Toc003"/>
       <w:r>
         <w:rPr>
           <w:rFonts w:ascii="Calibri" w:hAnsi="Calibri" w:eastAsia="Calibri" w:cs="Calibri"/>
@@ -2876,6 +3206,7 @@
         <w:t xml:space="preserve">3.  Bộ khung là gì, gồm mấy lớp</w:t>
       </w:r>
       <w:r/>
+      <w:bookmarkEnd w:id="9003"/>
     </w:p>
     <w:p>
       <w:pPr>
@@ -2982,7 +3313,7 @@
         <w:pStyle w:val="719"/>
         <w:keepNext/>
         <w:pBdr/>
-        <w:spacing w:after="90" w:before="200"/>
+        <w:spacing w:after="100" w:before="280"/>
         <w:ind/>
         <w:rPr/>
       </w:pPr>
@@ -3042,7 +3373,7 @@
         <w:pStyle w:val="719"/>
         <w:keepNext/>
         <w:pBdr/>
-        <w:spacing w:after="90" w:before="200"/>
+        <w:spacing w:after="100" w:before="280"/>
         <w:ind/>
         <w:rPr/>
       </w:pPr>
@@ -3253,7 +3584,7 @@
         <w:pStyle w:val="719"/>
         <w:keepNext/>
         <w:pBdr/>
-        <w:spacing w:after="90" w:before="200"/>
+        <w:spacing w:after="100" w:before="280"/>
         <w:ind/>
         <w:rPr/>
       </w:pPr>
@@ -3699,12 +4030,12 @@
       <w:pPr>
         <w:pStyle w:val="718"/>
         <w:keepNext/>
-        <w:pageBreakBefore/>
         <w:pBdr/>
         <w:spacing w:after="130" w:before="300"/>
         <w:ind/>
         <w:rPr/>
       </w:pPr>
+      <w:bookmarkStart w:id="9004" w:name="_Toc004"/>
       <w:r>
         <w:rPr>
           <w:rFonts w:ascii="Calibri" w:hAnsi="Calibri" w:eastAsia="Calibri" w:cs="Calibri"/>
@@ -3717,6 +4048,7 @@
         <w:t xml:space="preserve">4.  Claude cho sẵn gì — phần bổ sung thêm gì</w:t>
       </w:r>
       <w:r/>
+      <w:bookmarkEnd w:id="9004"/>
     </w:p>
     <w:p>
       <w:pPr>
@@ -4691,12 +5023,12 @@
       <w:pPr>
         <w:pStyle w:val="718"/>
         <w:keepNext/>
-        <w:pageBreakBefore/>
         <w:pBdr/>
         <w:spacing w:after="130" w:before="300"/>
         <w:ind/>
         <w:rPr/>
       </w:pPr>
+      <w:bookmarkStart w:id="9005" w:name="_Toc005"/>
       <w:r>
         <w:rPr>
           <w:rFonts w:ascii="Calibri" w:hAnsi="Calibri" w:eastAsia="Calibri" w:cs="Calibri"/>
@@ -4709,6 +5041,7 @@
         <w:t xml:space="preserve">5.  zemory là gì — và vì sao Cowork chỉ dùng một phần</w:t>
       </w:r>
       <w:r/>
+      <w:bookmarkEnd w:id="9005"/>
     </w:p>
     <w:p>
       <w:pPr>
@@ -4777,7 +5110,7 @@
         <w:pStyle w:val="719"/>
         <w:keepNext/>
         <w:pBdr/>
-        <w:spacing w:after="90" w:before="200"/>
+        <w:spacing w:after="100" w:before="280"/>
         <w:ind/>
         <w:rPr/>
       </w:pPr>
@@ -5236,7 +5569,7 @@
         <w:pStyle w:val="719"/>
         <w:keepNext/>
         <w:pBdr/>
-        <w:spacing w:after="90" w:before="200"/>
+        <w:spacing w:after="100" w:before="280"/>
         <w:ind/>
         <w:rPr/>
       </w:pPr>
@@ -5815,12 +6148,12 @@
         <w:pStyle w:val="718"/>
         <w:keepNext/>
         <w:keepLines/>
-        <w:pageBreakBefore/>
         <w:pBdr/>
         <w:spacing w:after="130" w:before="300"/>
         <w:ind/>
         <w:rPr/>
       </w:pPr>
+      <w:bookmarkStart w:id="9006" w:name="_Toc006"/>
       <w:r>
         <w:rPr>
           <w:rFonts w:ascii="Calibri" w:hAnsi="Calibri" w:eastAsia="Calibri" w:cs="Calibri"/>
@@ -5833,6 +6166,7 @@
         <w:t xml:space="preserve">6.  Nguyên tắc quan trọng nhất: chỉ mở khi cần</w:t>
       </w:r>
       <w:r/>
+      <w:bookmarkEnd w:id="9006"/>
     </w:p>
     <w:p>
       <w:pPr>
@@ -6360,12 +6694,12 @@
       <w:pPr>
         <w:pStyle w:val="718"/>
         <w:keepNext/>
-        <w:pageBreakBefore/>
         <w:pBdr/>
         <w:spacing w:after="130" w:before="300"/>
         <w:ind/>
         <w:rPr/>
       </w:pPr>
+      <w:bookmarkStart w:id="9007" w:name="_Toc007"/>
       <w:r>
         <w:rPr>
           <w:rFonts w:ascii="Calibri" w:hAnsi="Calibri" w:eastAsia="Calibri" w:cs="Calibri"/>
@@ -6378,6 +6712,7 @@
         <w:t xml:space="preserve">7.  Cấu trúc bộ khung — file nào nằm đâu</w:t>
       </w:r>
       <w:r/>
+      <w:bookmarkEnd w:id="9007"/>
     </w:p>
     <w:p>
       <w:pPr>
@@ -7175,12 +7510,12 @@
       <w:pPr>
         <w:pStyle w:val="718"/>
         <w:keepNext/>
-        <w:pageBreakBefore/>
         <w:pBdr/>
         <w:spacing w:after="130" w:before="300"/>
         <w:ind/>
         <w:rPr/>
       </w:pPr>
+      <w:bookmarkStart w:id="9008" w:name="_Toc008"/>
       <w:r>
         <w:rPr>
           <w:rFonts w:ascii="Calibri" w:hAnsi="Calibri" w:eastAsia="Calibri" w:cs="Calibri"/>
@@ -7193,6 +7528,7 @@
         <w:t xml:space="preserve">8.  Mười một quy trình đóng gói sẵn</w:t>
       </w:r>
       <w:r/>
+      <w:bookmarkEnd w:id="9008"/>
     </w:p>
     <w:p>
       <w:pPr>
@@ -8010,12 +8346,12 @@
       <w:pPr>
         <w:pStyle w:val="718"/>
         <w:keepNext/>
-        <w:pageBreakBefore/>
         <w:pBdr/>
         <w:spacing w:after="130" w:before="300"/>
         <w:ind/>
         <w:rPr/>
       </w:pPr>
+      <w:bookmarkStart w:id="9009" w:name="_Toc009"/>
       <w:r>
         <w:rPr>
           <w:rFonts w:ascii="Calibri" w:hAnsi="Calibri" w:eastAsia="Calibri" w:cs="Calibri"/>
@@ -8028,6 +8364,7 @@
         <w:t xml:space="preserve">9.  Thư mục làm việc được sắp xếp thế nào</w:t>
       </w:r>
       <w:r/>
+      <w:bookmarkEnd w:id="9009"/>
     </w:p>
     <w:p>
       <w:pPr>
@@ -8928,6 +9265,7 @@
         <w:ind/>
         <w:rPr/>
       </w:pPr>
+      <w:bookmarkStart w:id="9010" w:name="_Toc010"/>
       <w:r>
         <w:rPr>
           <w:rFonts w:ascii="Calibri" w:hAnsi="Calibri" w:eastAsia="Calibri" w:cs="Calibri"/>
@@ -8940,6 +9278,7 @@
         <w:t xml:space="preserve">10.  Luồng chạy</w:t>
       </w:r>
       <w:r/>
+      <w:bookmarkEnd w:id="9010"/>
     </w:p>
     <w:p>
       <w:pPr>
@@ -9046,7 +9385,7 @@
         <w:pStyle w:val="719"/>
         <w:keepNext/>
         <w:pBdr/>
-        <w:spacing w:after="90" w:before="200"/>
+        <w:spacing w:after="100" w:before="280"/>
         <w:ind/>
         <w:rPr/>
       </w:pPr>
@@ -9196,7 +9535,7 @@
         <w:pStyle w:val="719"/>
         <w:keepNext/>
         <w:pBdr/>
-        <w:spacing w:after="90" w:before="200"/>
+        <w:spacing w:after="100" w:before="280"/>
         <w:ind/>
         <w:rPr/>
       </w:pPr>
@@ -9296,6 +9635,7 @@
         <w:ind/>
         <w:rPr/>
       </w:pPr>
+      <w:bookmarkStart w:id="9011" w:name="_Toc011"/>
       <w:r>
         <w:rPr>
           <w:rFonts w:ascii="Calibri" w:hAnsi="Calibri" w:eastAsia="Calibri" w:cs="Calibri"/>
@@ -9308,6 +9648,7 @@
         <w:t xml:space="preserve">11.  Những ranh giới đã đặt sẵn</w:t>
       </w:r>
       <w:r/>
+      <w:bookmarkEnd w:id="9011"/>
     </w:p>
     <w:p>
       <w:pPr>

--- a/docs_template/cowork/GUIDE.docx
+++ b/docs_template/cowork/GUIDE.docx
@@ -666,7 +666,7 @@
         <w:keepLines/>
       </w:pPr>
       <w:r>
-        <w:t>Cũng ở menu đó → chọn Add a folder → chọn thư mục dự án. Ít bước hơn: tạo project rồi cũng phải chọn thư mục, project chỉ thêm ghi nhớ xuyên phiên và tác vụ định kỳ.</w:t>
+        <w:t>Cũng ở menu đó → chọn Add a folder → chọn thư mục dự án. Ít bước hơn: tạo project rồi cũng phải chọn thư mục, project chỉ thêm lời dặn thường trực · ghi nhớ xuyên phiên · tác vụ định kỳ.</w:t>
       </w:r>
     </w:p>
     <w:p>
@@ -3566,7 +3566,7 @@
           <w:sz w:val="21"/>
           <w:szCs w:val="21"/>
         </w:rPr>
-        <w:t xml:space="preserve">Vì sao Cowork dùng được hết những thứ này.  </w:t>
+        <w:t xml:space="preserve">Vì sao Cowork dùng được những thứ này.  </w:t>
       </w:r>
       <w:r>
         <w:rPr>
@@ -3575,7 +3575,7 @@
           <w:sz w:val="21"/>
           <w:szCs w:val="21"/>
         </w:rPr>
-        <w:t xml:space="preserve">Cowork chính là Claude chạy trong một môi trường riêng biệt trên máy bạn. Cùng một bộ khung, nên mọi thứ ở Lớp 2 và Lớp 3 đều hoạt động.</w:t>
+        <w:t xml:space="preserve">Cowork cũng là Claude, nên phần tự đọc bối cảnh và quyền động vào file hoạt động y hệt — mở phiên là nó tự đọc nội quy dự án. Riêng cách LẤY quy trình ra thì có thể khác: nếu Cowork không tự nhận việc theo mô tả, trang chỉ đường có sẵn bảng tra “gặp việc này thì mở quy trình nào” làm đường dự phòng — kết quả với bạn vẫn như nhau.</w:t>
       </w:r>
       <w:r/>
     </w:p>
@@ -4378,7 +4378,7 @@
                 <w:sz w:val="18"/>
                 <w:szCs w:val="18"/>
               </w:rPr>
-              <w:t xml:space="preserve">—</w:t>
+              <w:t xml:space="preserve">Bảng tra dự phòng, khi cơ chế đó không có</w:t>
             </w:r>
           </w:p>
         </w:tc>
@@ -5620,7 +5620,7 @@
           <w:sz w:val="21"/>
           <w:szCs w:val="21"/>
         </w:rPr>
-        <w:t xml:space="preserve"> trên máy bạn — đó là điều tốt cho an toàn, nhưng cũng có nghĩa nó </w:t>
+        <w:t xml:space="preserve"> — đó là điều tốt cho an toàn, nhưng cũng có nghĩa nó </w:t>
       </w:r>
       <w:r>
         <w:rPr>
@@ -7112,7 +7112,7 @@
           <w:sz w:val="16"/>
           <w:szCs w:val="16"/>
         </w:rPr>
-        <w:t xml:space="preserve">│   └── dictionary.md            định nghĩa các chỉ số dùng chung</w:t>
+        <w:t xml:space="preserve">│   └── dictionary.md      [tuỳ] định nghĩa các chỉ số dùng chung</w:t>
       </w:r>
       <w:r/>
     </w:p>
@@ -9011,6 +9011,30 @@
           <w:szCs w:val="16"/>
         </w:rPr>
         <w:t xml:space="preserve">├── attic/      [tuỳ] bản cũ giữ lại để quay về khi cần</w:t>
+      </w:r>
+      <w:r/>
+    </w:p>
+    <w:p>
+      <w:pPr>
+        <w:pBdr>
+          <w:top w:val="single" w:color="d4dae2" w:sz="0" w:space="0"/>
+          <w:left w:val="single" w:color="2c7a7b" w:sz="18" w:space="0"/>
+          <w:bottom w:val="single" w:color="d4dae2" w:sz="0" w:space="0"/>
+          <w:right w:val="single" w:color="d4dae2" w:sz="2" w:space="0"/>
+        </w:pBdr>
+        <w:shd w:val="clear" w:color="auto" w:fill="f6f8fa"/>
+        <w:spacing w:after="0" w:before="0" w:line="250" w:lineRule="auto"/>
+        <w:ind/>
+        <w:rPr/>
+      </w:pPr>
+      <w:r>
+        <w:rPr>
+          <w:rFonts w:ascii="Consolas" w:hAnsi="Consolas" w:eastAsia="Consolas" w:cs="Consolas"/>
+          <w:color w:val="1a2233"/>
+          <w:sz w:val="16"/>
+          <w:szCs w:val="16"/>
+        </w:rPr>
+        <w:t xml:space="preserve">├── docs_visual/ [tuỳ] sơ đồ luồng · lineage để xem trực quan</w:t>
       </w:r>
       <w:r/>
     </w:p>

--- a/docs_template/cowork/GUIDE.docx
+++ b/docs_template/cowork/GUIDE.docx
@@ -464,6 +464,37 @@
         </w:r>
         <w:r>
           <w:instrText xml:space="preserve"> PAGEREF _Toc011 \h </w:instrText>
+        </w:r>
+        <w:r>
+          <w:fldChar w:fldCharType="separate"/>
+        </w:r>
+        <w:r>
+          <w:fldChar w:fldCharType="end"/>
+        </w:r>
+      </w:hyperlink>
+    </w:p>
+    <w:p>
+      <w:pPr>
+        <w:pStyle w:val="189"/>
+        <w:tabs>
+          <w:tab w:val="right" w:leader="dot" w:pos="9026"/>
+        </w:tabs>
+      </w:pPr>
+      <w:hyperlink w:anchor="_Toc012" w:history="1">
+        <w:r>
+          <w:rPr>
+            <w:rStyle w:val="726"/>
+          </w:rPr>
+          <w:t xml:space="preserve">12.  Mở rộng theo nhu cầu của bạn</w:t>
+        </w:r>
+        <w:r>
+          <w:tab/>
+        </w:r>
+        <w:r>
+          <w:fldChar w:fldCharType="begin"/>
+        </w:r>
+        <w:r>
+          <w:instrText xml:space="preserve"> PAGEREF _Toc012 \h </w:instrText>
         </w:r>
         <w:r>
           <w:fldChar w:fldCharType="separate"/>
@@ -5023,6 +5054,7 @@
       <w:pPr>
         <w:pStyle w:val="718"/>
         <w:keepNext/>
+        <w:pageBreakBefore/>
         <w:pBdr/>
         <w:spacing w:after="130" w:before="300"/>
         <w:ind/>
@@ -6148,6 +6180,7 @@
         <w:pStyle w:val="718"/>
         <w:keepNext/>
         <w:keepLines/>
+        <w:pageBreakBefore/>
         <w:pBdr/>
         <w:spacing w:after="130" w:before="300"/>
         <w:ind/>
@@ -8266,6 +8299,41 @@
     </w:p>
     <w:p>
       <w:pPr>
+        <w:pBdr>
+          <w:top w:val="single" w:color="b7791f" w:sz="2" w:space="0"/>
+          <w:left w:val="single" w:color="b7791f" w:sz="18" w:space="0"/>
+          <w:bottom w:val="single" w:color="b7791f" w:sz="2" w:space="0"/>
+          <w:right w:val="single" w:color="b7791f" w:sz="2" w:space="0"/>
+        </w:pBdr>
+        <w:shd w:val="clear" w:color="auto" w:fill="fcf3e8"/>
+        <w:spacing w:after="170" w:before="80"/>
+        <w:ind/>
+        <w:rPr/>
+      </w:pPr>
+      <w:r>
+        <w:rPr>
+          <w:rFonts w:ascii="Calibri" w:hAnsi="Calibri" w:eastAsia="Calibri" w:cs="Calibri"/>
+          <w:b/>
+          <w:bCs/>
+          <w:color w:val="b7791f"/>
+          <w:sz w:val="21"/>
+          <w:szCs w:val="21"/>
+        </w:rPr>
+        <w:t xml:space="preserve">Công cụ đi kèm.  </w:t>
+      </w:r>
+      <w:r>
+        <w:rPr>
+          <w:rFonts w:ascii="Calibri" w:hAnsi="Calibri" w:eastAsia="Calibri" w:cs="Calibri"/>
+          <w:color w:val="1a2233"/>
+          <w:sz w:val="21"/>
+          <w:szCs w:val="21"/>
+        </w:rPr>
+        <w:t xml:space="preserve">Bảng tính, tài liệu Word, bản trình bày và PDF không phải văn bản thuần — muốn đọc thì phải chuyển đổi. Quy trình “Đọc file Office” dùng markitdown (của Microsoft, mã nguồn mở) đổi chúng thành văn bản gọn: đọc một bảng tính thật tốn ít trí nhớ phiên hơn khoảng 5–6 lần so với đọc thô. Trong Cowork thì môi trường đã đọc được mấy loại file đó sẵn, nên công cụ này chỉ cần khi muốn kiểm soát chính xác lượng nạp vào. Còn “Ghi file Word” thì sửa thẳng trên file, không qua chuyển đổi — nhờ vậy bảng, ảnh và mục lục giữ nguyên.</w:t>
+      </w:r>
+      <w:r/>
+    </w:p>
+    <w:p>
+      <w:pPr>
         <w:pBdr/>
         <w:spacing w:after="120" w:line="278" w:lineRule="auto"/>
         <w:ind/>
@@ -8346,6 +8414,7 @@
       <w:pPr>
         <w:pStyle w:val="718"/>
         <w:keepNext/>
+        <w:pageBreakBefore/>
         <w:pBdr/>
         <w:spacing w:after="130" w:before="300"/>
         <w:ind/>
@@ -9892,6 +9961,687 @@
           <w:szCs w:val="18"/>
         </w:rPr>
         <w:t xml:space="preserve">Nền tảng: Claude Cowork.  Phần quy ước thư mục, sổ nối phiên và nội quy là phần bổ sung (zemory).</w:t>
+      </w:r>
+      <w:r/>
+    </w:p>
+    <w:p>
+      <w:pPr>
+        <w:pStyle w:val="718"/>
+        <w:keepNext/>
+        <w:pBdr/>
+        <w:spacing w:after="130" w:before="300"/>
+        <w:ind/>
+        <w:rPr/>
+      </w:pPr>
+      <w:bookmarkStart w:id="9012" w:name="_Toc012"/>
+      <w:r>
+        <w:rPr>
+          <w:rFonts w:ascii="Calibri" w:hAnsi="Calibri" w:eastAsia="Calibri" w:cs="Calibri"/>
+          <w:b/>
+          <w:bCs/>
+          <w:color w:val="1f3a5f"/>
+          <w:sz w:val="28"/>
+          <w:szCs w:val="28"/>
+        </w:rPr>
+        <w:t xml:space="preserve">12.  Mở rộng theo nhu cầu của bạn</w:t>
+      </w:r>
+      <w:r/>
+      <w:bookmarkEnd w:id="9012"/>
+    </w:p>
+    <w:p>
+      <w:pPr>
+        <w:pBdr/>
+        <w:spacing w:after="120" w:line="278" w:lineRule="auto"/>
+        <w:ind/>
+        <w:rPr/>
+      </w:pPr>
+      <w:r>
+        <w:rPr>
+          <w:rFonts w:ascii="Calibri" w:hAnsi="Calibri" w:eastAsia="Calibri" w:cs="Calibri"/>
+          <w:color w:val="1a2233"/>
+          <w:sz w:val="21"/>
+          <w:szCs w:val="21"/>
+        </w:rPr>
+        <w:t xml:space="preserve">Mười một quy trình ở mục 8 là bộ KHỞI ĐIỂM, không phải giới hạn. Bộ khung được thiết kế để thêm vào: muốn trợ lý giỏi thêm mặt nào, chỗ để ghi cái đó đã có sẵn — bạn không bị buộc dùng đúng bộ mặc định.</w:t>
+      </w:r>
+      <w:r/>
+    </w:p>
+    <w:p>
+      <w:pPr>
+        <w:pStyle w:val="719"/>
+        <w:keepNext/>
+        <w:pBdr/>
+        <w:spacing w:after="100" w:before="280"/>
+        <w:ind/>
+        <w:rPr/>
+      </w:pPr>
+      <w:r>
+        <w:t xml:space="preserve">Bạn chỉ cần NÓI — không phải tự viết file</w:t>
+      </w:r>
+      <w:r/>
+    </w:p>
+    <w:p>
+      <w:pPr>
+        <w:pStyle w:val="725"/>
+        <w:numPr>
+          <w:ilvl w:val="0"/>
+          <w:numId w:val="2"/>
+        </w:numPr>
+        <w:pBdr/>
+        <w:spacing w:after="90" w:line="274" w:lineRule="auto"/>
+        <w:ind/>
+        <w:rPr/>
+      </w:pPr>
+      <w:r>
+        <w:rPr>
+          <w:rFonts w:ascii="Calibri" w:hAnsi="Calibri" w:eastAsia="Calibri" w:cs="Calibri"/>
+          <w:b/>
+          <w:bCs/>
+          <w:color w:val="1a2233"/>
+          <w:sz w:val="21"/>
+          <w:szCs w:val="21"/>
+        </w:rPr>
+        <w:t xml:space="preserve">“thêm cho tôi một quy trình làm hoá đơn” — trợ lý soạn quy trình mới, trình bạn xem rồi mới ghi.</w:t>
+      </w:r>
+      <w:r>
+        <w:rPr>
+          <w:rFonts w:ascii="Calibri" w:hAnsi="Calibri" w:eastAsia="Calibri" w:cs="Calibri"/>
+          <w:color w:val="1a2233"/>
+          <w:sz w:val="21"/>
+          <w:szCs w:val="21"/>
+        </w:rPr>
+        <w:t xml:space="preserve"/>
+      </w:r>
+      <w:r/>
+    </w:p>
+    <w:p>
+      <w:pPr>
+        <w:pStyle w:val="725"/>
+        <w:numPr>
+          <w:ilvl w:val="0"/>
+          <w:numId w:val="2"/>
+        </w:numPr>
+        <w:pBdr/>
+        <w:spacing w:after="90" w:line="274" w:lineRule="auto"/>
+        <w:ind/>
+        <w:rPr/>
+      </w:pPr>
+      <w:r>
+        <w:rPr>
+          <w:rFonts w:ascii="Calibri" w:hAnsi="Calibri" w:eastAsia="Calibri" w:cs="Calibri"/>
+          <w:b/>
+          <w:bCs/>
+          <w:color w:val="1a2233"/>
+          <w:sz w:val="21"/>
+          <w:szCs w:val="21"/>
+        </w:rPr>
+        <w:t xml:space="preserve">“tìm xem có quy trình sẵn nào cho việc này chưa” — nó đi dò và đề xuất, thay vì tự bịa ra.</w:t>
+      </w:r>
+      <w:r>
+        <w:rPr>
+          <w:rFonts w:ascii="Calibri" w:hAnsi="Calibri" w:eastAsia="Calibri" w:cs="Calibri"/>
+          <w:color w:val="1a2233"/>
+          <w:sz w:val="21"/>
+          <w:szCs w:val="21"/>
+        </w:rPr>
+        <w:t xml:space="preserve"/>
+      </w:r>
+      <w:r/>
+    </w:p>
+    <w:p>
+      <w:pPr>
+        <w:pStyle w:val="725"/>
+        <w:numPr>
+          <w:ilvl w:val="0"/>
+          <w:numId w:val="2"/>
+        </w:numPr>
+        <w:pBdr/>
+        <w:spacing w:after="90" w:line="274" w:lineRule="auto"/>
+        <w:ind/>
+        <w:rPr/>
+      </w:pPr>
+      <w:r>
+        <w:rPr>
+          <w:rFonts w:ascii="Calibri" w:hAnsi="Calibri" w:eastAsia="Calibri" w:cs="Calibri"/>
+          <w:b/>
+          <w:bCs/>
+          <w:color w:val="1a2233"/>
+          <w:sz w:val="21"/>
+          <w:szCs w:val="21"/>
+        </w:rPr>
+        <w:t xml:space="preserve">“từ giờ báo cáo luôn phải có cột đối chiếu tháng trước” — cái này thành nội quy, không phải quy trình.</w:t>
+      </w:r>
+      <w:r>
+        <w:rPr>
+          <w:rFonts w:ascii="Calibri" w:hAnsi="Calibri" w:eastAsia="Calibri" w:cs="Calibri"/>
+          <w:color w:val="1a2233"/>
+          <w:sz w:val="21"/>
+          <w:szCs w:val="21"/>
+        </w:rPr>
+        <w:t xml:space="preserve"/>
+      </w:r>
+      <w:r/>
+    </w:p>
+    <w:p>
+      <w:pPr>
+        <w:pStyle w:val="725"/>
+        <w:numPr>
+          <w:ilvl w:val="0"/>
+          <w:numId w:val="2"/>
+        </w:numPr>
+        <w:pBdr/>
+        <w:spacing w:after="90" w:line="274" w:lineRule="auto"/>
+        <w:ind/>
+        <w:rPr/>
+      </w:pPr>
+      <w:r>
+        <w:rPr>
+          <w:rFonts w:ascii="Calibri" w:hAnsi="Calibri" w:eastAsia="Calibri" w:cs="Calibri"/>
+          <w:b/>
+          <w:bCs/>
+          <w:color w:val="1a2233"/>
+          <w:sz w:val="21"/>
+          <w:szCs w:val="21"/>
+        </w:rPr>
+        <w:t xml:space="preserve">“chỗ này tôi muốn nó hỏi tôi trước” — thêm một ranh giới vào nội quy dự án.</w:t>
+      </w:r>
+      <w:r>
+        <w:rPr>
+          <w:rFonts w:ascii="Calibri" w:hAnsi="Calibri" w:eastAsia="Calibri" w:cs="Calibri"/>
+          <w:color w:val="1a2233"/>
+          <w:sz w:val="21"/>
+          <w:szCs w:val="21"/>
+        </w:rPr>
+        <w:t xml:space="preserve"/>
+      </w:r>
+      <w:r/>
+    </w:p>
+    <w:p>
+      <w:pPr>
+        <w:pStyle w:val="719"/>
+        <w:keepNext/>
+        <w:pBdr/>
+        <w:spacing w:after="100" w:before="280"/>
+        <w:ind/>
+        <w:rPr/>
+      </w:pPr>
+      <w:r>
+        <w:t xml:space="preserve">Mỗi loại mong muốn có một chỗ riêng</w:t>
+      </w:r>
+      <w:r/>
+    </w:p>
+    <w:tbl>
+      <w:tblPr>
+        <w:tblW w:type="dxa" w:w="9360"/>
+        <w:tblBorders>
+          <w:top w:val="single" w:color="D4DAE2" w:sz="2"/>
+          <w:left w:val="single" w:color="D4DAE2" w:sz="2"/>
+          <w:bottom w:val="single" w:color="D4DAE2" w:sz="2"/>
+          <w:right w:val="single" w:color="D4DAE2" w:sz="2"/>
+          <w:insideH w:val="single" w:color="D4DAE2" w:sz="2"/>
+          <w:insideV w:val="single" w:color="D4DAE2" w:sz="2"/>
+        </w:tblBorders>
+      </w:tblPr>
+      <w:tblGrid>
+        <w:gridCol w:w="2434"/>
+        <w:gridCol w:w="6926"/>
+      </w:tblGrid>
+      <w:tr>
+        <w:trPr>
+          <w:tblHeader/>
+        </w:trPr>
+        <w:tc>
+          <w:tcPr>
+            <w:tcW w:type="dxa" w:w="2434"/>
+            <w:shd w:fill="1F3A5F" w:val="clear"/>
+            <w:tcMar>
+              <w:top w:type="dxa" w:w="60"/>
+              <w:left w:type="dxa" w:w="118"/>
+              <w:bottom w:type="dxa" w:w="60"/>
+              <w:right w:type="dxa" w:w="118"/>
+            </w:tcMar>
+          </w:tcPr>
+          <w:p>
+            <w:pPr>
+              <w:spacing w:after="0" w:line="264"/>
+            </w:pPr>
+            <w:r>
+              <w:rPr>
+                <w:rFonts w:ascii="Calibri" w:cs="Calibri" w:eastAsia="Calibri" w:hAnsi="Calibri"/>
+                <w:b/>
+                <w:bCs/>
+                <w:color w:val="FFFFFF"/>
+                <w:sz w:val="18"/>
+                <w:szCs w:val="18"/>
+              </w:rPr>
+              <w:t xml:space="preserve">Bạn muốn cải thiện</w:t>
+            </w:r>
+          </w:p>
+        </w:tc>
+        <w:tc>
+          <w:tcPr>
+            <w:tcW w:type="dxa" w:w="6926"/>
+            <w:shd w:fill="1F3A5F" w:val="clear"/>
+            <w:tcMar>
+              <w:top w:type="dxa" w:w="60"/>
+              <w:left w:type="dxa" w:w="118"/>
+              <w:bottom w:type="dxa" w:w="60"/>
+              <w:right w:type="dxa" w:w="118"/>
+            </w:tcMar>
+          </w:tcPr>
+          <w:p>
+            <w:pPr>
+              <w:spacing w:after="0" w:line="264"/>
+            </w:pPr>
+            <w:r>
+              <w:rPr>
+                <w:rFonts w:ascii="Calibri" w:cs="Calibri" w:eastAsia="Calibri" w:hAnsi="Calibri"/>
+                <w:b/>
+                <w:bCs/>
+                <w:color w:val="FFFFFF"/>
+                <w:sz w:val="18"/>
+                <w:szCs w:val="18"/>
+              </w:rPr>
+              <w:t xml:space="preserve">Nó được ghi vào đâu</w:t>
+            </w:r>
+          </w:p>
+        </w:tc>
+      </w:tr>
+      <w:tr>
+        <w:tc>
+          <w:tcPr>
+            <w:tcW w:type="dxa" w:w="2434"/>
+            <w:tcMar>
+              <w:top w:type="dxa" w:w="60"/>
+              <w:left w:type="dxa" w:w="118"/>
+              <w:bottom w:type="dxa" w:w="60"/>
+              <w:right w:type="dxa" w:w="118"/>
+            </w:tcMar>
+          </w:tcPr>
+          <w:p>
+            <w:pPr>
+              <w:spacing w:after="0" w:line="264"/>
+            </w:pPr>
+            <w:r>
+              <w:rPr>
+                <w:rFonts w:ascii="Calibri" w:cs="Calibri" w:eastAsia="Calibri" w:hAnsi="Calibri"/>
+                <w:b/>
+                <w:bCs/>
+                <w:color w:val="1A2233"/>
+                <w:sz w:val="18"/>
+                <w:szCs w:val="18"/>
+              </w:rPr>
+              <w:t xml:space="preserve">Cách làm một việc lặp lại</w:t>
+            </w:r>
+          </w:p>
+        </w:tc>
+        <w:tc>
+          <w:tcPr>
+            <w:tcW w:type="dxa" w:w="6926"/>
+            <w:tcMar>
+              <w:top w:type="dxa" w:w="60"/>
+              <w:left w:type="dxa" w:w="118"/>
+              <w:bottom w:type="dxa" w:w="60"/>
+              <w:right w:type="dxa" w:w="118"/>
+            </w:tcMar>
+          </w:tcPr>
+          <w:p>
+            <w:pPr>
+              <w:spacing w:after="0" w:line="264"/>
+            </w:pPr>
+            <w:r>
+              <w:rPr>
+                <w:rFonts w:ascii="Calibri" w:cs="Calibri" w:eastAsia="Calibri" w:hAnsi="Calibri"/>
+                <w:b w:val="false"/>
+                <w:bCs w:val="false"/>
+                <w:color w:val="1A2233"/>
+                <w:sz w:val="18"/>
+                <w:szCs w:val="18"/>
+              </w:rPr>
+              <w:t xml:space="preserve">Một quy trình mới trong .claude/skills/</w:t>
+            </w:r>
+          </w:p>
+        </w:tc>
+      </w:tr>
+      <w:tr>
+        <w:tc>
+          <w:tcPr>
+            <w:tcW w:type="dxa" w:w="2434"/>
+            <w:tcMar>
+              <w:top w:type="dxa" w:w="60"/>
+              <w:left w:type="dxa" w:w="118"/>
+              <w:bottom w:type="dxa" w:w="60"/>
+              <w:right w:type="dxa" w:w="118"/>
+            </w:tcMar>
+          </w:tcPr>
+          <w:p>
+            <w:pPr>
+              <w:spacing w:after="0" w:line="264"/>
+            </w:pPr>
+            <w:r>
+              <w:rPr>
+                <w:rFonts w:ascii="Calibri" w:cs="Calibri" w:eastAsia="Calibri" w:hAnsi="Calibri"/>
+                <w:b/>
+                <w:bCs/>
+                <w:color w:val="1A2233"/>
+                <w:sz w:val="18"/>
+                <w:szCs w:val="18"/>
+              </w:rPr>
+              <w:t xml:space="preserve">Luật phải theo, điều cấm, khi nào phải hỏi</w:t>
+            </w:r>
+          </w:p>
+        </w:tc>
+        <w:tc>
+          <w:tcPr>
+            <w:tcW w:type="dxa" w:w="6926"/>
+            <w:tcMar>
+              <w:top w:type="dxa" w:w="60"/>
+              <w:left w:type="dxa" w:w="118"/>
+              <w:bottom w:type="dxa" w:w="60"/>
+              <w:right w:type="dxa" w:w="118"/>
+            </w:tcMar>
+          </w:tcPr>
+          <w:p>
+            <w:pPr>
+              <w:spacing w:after="0" w:line="264"/>
+            </w:pPr>
+            <w:r>
+              <w:rPr>
+                <w:rFonts w:ascii="Calibri" w:cs="Calibri" w:eastAsia="Calibri" w:hAnsi="Calibri"/>
+                <w:b w:val="false"/>
+                <w:bCs w:val="false"/>
+                <w:color w:val="1A2233"/>
+                <w:sz w:val="18"/>
+                <w:szCs w:val="18"/>
+              </w:rPr>
+              <w:t xml:space="preserve">docs/agent/02_RULES.md</w:t>
+            </w:r>
+          </w:p>
+        </w:tc>
+      </w:tr>
+      <w:tr>
+        <w:tc>
+          <w:tcPr>
+            <w:tcW w:type="dxa" w:w="2434"/>
+            <w:tcMar>
+              <w:top w:type="dxa" w:w="60"/>
+              <w:left w:type="dxa" w:w="118"/>
+              <w:bottom w:type="dxa" w:w="60"/>
+              <w:right w:type="dxa" w:w="118"/>
+            </w:tcMar>
+          </w:tcPr>
+          <w:p>
+            <w:pPr>
+              <w:spacing w:after="0" w:line="264"/>
+            </w:pPr>
+            <w:r>
+              <w:rPr>
+                <w:rFonts w:ascii="Calibri" w:cs="Calibri" w:eastAsia="Calibri" w:hAnsi="Calibri"/>
+                <w:b/>
+                <w:bCs/>
+                <w:color w:val="1A2233"/>
+                <w:sz w:val="18"/>
+                <w:szCs w:val="18"/>
+              </w:rPr>
+              <w:t xml:space="preserve">Mục đích và giới hạn của dự án</w:t>
+            </w:r>
+          </w:p>
+        </w:tc>
+        <w:tc>
+          <w:tcPr>
+            <w:tcW w:type="dxa" w:w="6926"/>
+            <w:tcMar>
+              <w:top w:type="dxa" w:w="60"/>
+              <w:left w:type="dxa" w:w="118"/>
+              <w:bottom w:type="dxa" w:w="60"/>
+              <w:right w:type="dxa" w:w="118"/>
+            </w:tcMar>
+          </w:tcPr>
+          <w:p>
+            <w:pPr>
+              <w:spacing w:after="0" w:line="264"/>
+            </w:pPr>
+            <w:r>
+              <w:rPr>
+                <w:rFonts w:ascii="Calibri" w:cs="Calibri" w:eastAsia="Calibri" w:hAnsi="Calibri"/>
+                <w:b w:val="false"/>
+                <w:bCs w:val="false"/>
+                <w:color w:val="1A2233"/>
+                <w:sz w:val="18"/>
+                <w:szCs w:val="18"/>
+              </w:rPr>
+              <w:t xml:space="preserve">docs/agent/01_CONSTITUTION.md</w:t>
+            </w:r>
+          </w:p>
+        </w:tc>
+      </w:tr>
+      <w:tr>
+        <w:tc>
+          <w:tcPr>
+            <w:tcW w:type="dxa" w:w="2434"/>
+            <w:tcMar>
+              <w:top w:type="dxa" w:w="60"/>
+              <w:left w:type="dxa" w:w="118"/>
+              <w:bottom w:type="dxa" w:w="60"/>
+              <w:right w:type="dxa" w:w="118"/>
+            </w:tcMar>
+          </w:tcPr>
+          <w:p>
+            <w:pPr>
+              <w:spacing w:after="0" w:line="264"/>
+            </w:pPr>
+            <w:r>
+              <w:rPr>
+                <w:rFonts w:ascii="Calibri" w:cs="Calibri" w:eastAsia="Calibri" w:hAnsi="Calibri"/>
+                <w:b/>
+                <w:bCs/>
+                <w:color w:val="1A2233"/>
+                <w:sz w:val="18"/>
+                <w:szCs w:val="18"/>
+              </w:rPr>
+              <w:t xml:space="preserve">Chỗ để một loại file mới</w:t>
+            </w:r>
+          </w:p>
+        </w:tc>
+        <w:tc>
+          <w:tcPr>
+            <w:tcW w:type="dxa" w:w="6926"/>
+            <w:tcMar>
+              <w:top w:type="dxa" w:w="60"/>
+              <w:left w:type="dxa" w:w="118"/>
+              <w:bottom w:type="dxa" w:w="60"/>
+              <w:right w:type="dxa" w:w="118"/>
+            </w:tcMar>
+          </w:tcPr>
+          <w:p>
+            <w:pPr>
+              <w:spacing w:after="0" w:line="264"/>
+            </w:pPr>
+            <w:r>
+              <w:rPr>
+                <w:rFonts w:ascii="Calibri" w:cs="Calibri" w:eastAsia="Calibri" w:hAnsi="Calibri"/>
+                <w:b w:val="false"/>
+                <w:bCs w:val="false"/>
+                <w:color w:val="1A2233"/>
+                <w:sz w:val="18"/>
+                <w:szCs w:val="18"/>
+              </w:rPr>
+              <w:t xml:space="preserve">Một ngăn mới — đây là đổi chuẩn, phải trình bạn duyệt trước</w:t>
+            </w:r>
+          </w:p>
+        </w:tc>
+      </w:tr>
+      <w:tr>
+        <w:tc>
+          <w:tcPr>
+            <w:tcW w:type="dxa" w:w="2434"/>
+            <w:tcMar>
+              <w:top w:type="dxa" w:w="60"/>
+              <w:left w:type="dxa" w:w="118"/>
+              <w:bottom w:type="dxa" w:w="60"/>
+              <w:right w:type="dxa" w:w="118"/>
+            </w:tcMar>
+          </w:tcPr>
+          <w:p>
+            <w:pPr>
+              <w:spacing w:after="0" w:line="264"/>
+            </w:pPr>
+            <w:r>
+              <w:rPr>
+                <w:rFonts w:ascii="Calibri" w:cs="Calibri" w:eastAsia="Calibri" w:hAnsi="Calibri"/>
+                <w:b/>
+                <w:bCs/>
+                <w:color w:val="1A2233"/>
+                <w:sz w:val="18"/>
+                <w:szCs w:val="18"/>
+              </w:rPr>
+              <w:t xml:space="preserve">Tài liệu tham chiếu dài, tra khi cần</w:t>
+            </w:r>
+          </w:p>
+        </w:tc>
+        <w:tc>
+          <w:tcPr>
+            <w:tcW w:type="dxa" w:w="6926"/>
+            <w:tcMar>
+              <w:top w:type="dxa" w:w="60"/>
+              <w:left w:type="dxa" w:w="118"/>
+              <w:bottom w:type="dxa" w:w="60"/>
+              <w:right w:type="dxa" w:w="118"/>
+            </w:tcMar>
+          </w:tcPr>
+          <w:p>
+            <w:pPr>
+              <w:spacing w:after="0" w:line="264"/>
+            </w:pPr>
+            <w:r>
+              <w:rPr>
+                <w:rFonts w:ascii="Calibri" w:cs="Calibri" w:eastAsia="Calibri" w:hAnsi="Calibri"/>
+                <w:b w:val="false"/>
+                <w:bCs w:val="false"/>
+                <w:color w:val="1A2233"/>
+                <w:sz w:val="18"/>
+                <w:szCs w:val="18"/>
+              </w:rPr>
+              <w:t xml:space="preserve">Thư mục reference/ bên trong quy trình đó</w:t>
+            </w:r>
+          </w:p>
+        </w:tc>
+      </w:tr>
+    </w:tbl>
+    <w:p>
+      <w:pPr>
+        <w:pStyle w:val="719"/>
+        <w:keepNext/>
+        <w:pBdr/>
+        <w:spacing w:after="100" w:before="280"/>
+        <w:ind/>
+        <w:rPr/>
+      </w:pPr>
+      <w:r>
+        <w:t xml:space="preserve">Hai luật giữ cho việc mở rộng không thành đống rác</w:t>
+      </w:r>
+      <w:r/>
+    </w:p>
+    <w:p>
+      <w:pPr>
+        <w:pStyle w:val="725"/>
+        <w:numPr>
+          <w:ilvl w:val="0"/>
+          <w:numId w:val="2"/>
+        </w:numPr>
+        <w:pBdr/>
+        <w:spacing w:after="90" w:line="274" w:lineRule="auto"/>
+        <w:ind/>
+        <w:rPr/>
+      </w:pPr>
+      <w:r>
+        <w:rPr>
+          <w:rFonts w:ascii="Calibri" w:hAnsi="Calibri" w:eastAsia="Calibri" w:cs="Calibri"/>
+          <w:b/>
+          <w:bCs/>
+          <w:color w:val="1a2233"/>
+          <w:sz w:val="21"/>
+          <w:szCs w:val="21"/>
+        </w:rPr>
+        <w:t xml:space="preserve">Trình trước khi ghi. Trợ lý nêu tên + một dòng lý do; bạn gật mới thêm vào bộ khung.</w:t>
+      </w:r>
+      <w:r>
+        <w:rPr>
+          <w:rFonts w:ascii="Calibri" w:hAnsi="Calibri" w:eastAsia="Calibri" w:cs="Calibri"/>
+          <w:color w:val="1a2233"/>
+          <w:sz w:val="21"/>
+          <w:szCs w:val="21"/>
+        </w:rPr>
+        <w:t xml:space="preserve"/>
+      </w:r>
+      <w:r/>
+    </w:p>
+    <w:p>
+      <w:pPr>
+        <w:pStyle w:val="725"/>
+        <w:numPr>
+          <w:ilvl w:val="0"/>
+          <w:numId w:val="2"/>
+        </w:numPr>
+        <w:pBdr/>
+        <w:spacing w:after="90" w:line="274" w:lineRule="auto"/>
+        <w:ind/>
+        <w:rPr/>
+      </w:pPr>
+      <w:r>
+        <w:rPr>
+          <w:rFonts w:ascii="Calibri" w:hAnsi="Calibri" w:eastAsia="Calibri" w:cs="Calibri"/>
+          <w:b/>
+          <w:bCs/>
+          <w:color w:val="1a2233"/>
+          <w:sz w:val="21"/>
+          <w:szCs w:val="21"/>
+        </w:rPr>
+        <w:t xml:space="preserve">Thêm quy trình thì thêm luôn một dòng vào danh mục ở trang chỉ đường — không ghi vào danh mục thì lần sau trợ lý không tự tìm ra nó.</w:t>
+      </w:r>
+      <w:r>
+        <w:rPr>
+          <w:rFonts w:ascii="Calibri" w:hAnsi="Calibri" w:eastAsia="Calibri" w:cs="Calibri"/>
+          <w:color w:val="1a2233"/>
+          <w:sz w:val="21"/>
+          <w:szCs w:val="21"/>
+        </w:rPr>
+        <w:t xml:space="preserve"/>
+      </w:r>
+      <w:r/>
+    </w:p>
+    <w:p>
+      <w:pPr>
+        <w:pBdr>
+          <w:top w:val="single" w:color="b7791f" w:sz="2" w:space="0"/>
+          <w:left w:val="single" w:color="b7791f" w:sz="18" w:space="0"/>
+          <w:bottom w:val="single" w:color="b7791f" w:sz="2" w:space="0"/>
+          <w:right w:val="single" w:color="b7791f" w:sz="2" w:space="0"/>
+        </w:pBdr>
+        <w:shd w:val="clear" w:color="auto" w:fill="fcf3e8"/>
+        <w:spacing w:after="170" w:before="80"/>
+        <w:ind/>
+        <w:rPr/>
+      </w:pPr>
+      <w:r>
+        <w:rPr>
+          <w:rFonts w:ascii="Calibri" w:hAnsi="Calibri" w:eastAsia="Calibri" w:cs="Calibri"/>
+          <w:b/>
+          <w:bCs/>
+          <w:color w:val="b7791f"/>
+          <w:sz w:val="21"/>
+          <w:szCs w:val="21"/>
+        </w:rPr>
+        <w:t xml:space="preserve">Không phải thứ gì cũng nên thành quy trình.  </w:t>
+      </w:r>
+      <w:r>
+        <w:rPr>
+          <w:rFonts w:ascii="Calibri" w:hAnsi="Calibri" w:eastAsia="Calibri" w:cs="Calibri"/>
+          <w:color w:val="1a2233"/>
+          <w:sz w:val="21"/>
+          <w:szCs w:val="21"/>
+        </w:rPr>
+        <w:t xml:space="preserve">Việc chỉ làm một lần thì cứ nhờ trực tiếp. Chỉ đóng thành quy trình khi bạn thấy mình dặn lại cùng một cách làm tới lần thứ ba — lúc đó viết một lần, dùng mãi.</w:t>
       </w:r>
       <w:r/>
     </w:p>

--- a/docs_template/cowork/GUIDE.docx
+++ b/docs_template/cowork/GUIDE.docx
@@ -560,7 +560,7 @@
         <w:rPr/>
       </w:pPr>
       <w:r>
-        <w:t xml:space="preserve">Dựng lần đầu — chọn MỘT trong hai cách vào</w:t>
+        <w:t xml:space="preserve">Dựng lần đầu — chọn MỘT trong ba cách vào</w:t>
       </w:r>
       <w:r/>
     </w:p>
@@ -741,6 +741,27 @@
     </w:p>
     <w:p>
       <w:pPr>
+        <w:keepNext/>
+        <w:keepLines/>
+      </w:pPr>
+      <w:r>
+        <w:rPr>
+          <w:b/>
+        </w:rPr>
+        <w:t xml:space="preserve">Cách 3 — Dự án ĐANG CÓ file? Áp thẳng vào đó</w:t>
+      </w:r>
+    </w:p>
+    <w:p>
+      <w:pPr>
+        <w:keepNext/>
+        <w:keepLines/>
+      </w:pPr>
+      <w:r>
+        <w:t xml:space="preserve">Vẫn gắn thư mục như hai cách trên — khác ở chỗ thư mục đã có file sẵn. Không cần dọn gì trước: trợ lý dò toàn bộ, in bảng “file này đang ở đâu · nên ở đâu · vì sao”, rồi CHỜ bạn gật từng mục mới dời. File đã có thì nó bỏ qua chứ không ghi đè, và không tự xoá hay tự dời thứ gì. Muốn nói rõ thì thêm một câu: “sắp xếp lại thư mục theo chuẩn giúp tôi”.</w:t>
+      </w:r>
+    </w:p>
+    <w:p>
+      <w:pPr>
         <w:pBdr/>
         <w:spacing/>
         <w:ind/>
@@ -1091,41 +1112,6 @@
           <w:szCs w:val="21"/>
         </w:rPr>
         <w:t xml:space="preserve">Việc của bạn chỉ là trả lời và duyệt.</w:t>
-      </w:r>
-      <w:r/>
-    </w:p>
-    <w:p>
-      <w:pPr>
-        <w:pBdr>
-          <w:top w:val="single" w:color="2c7a7b" w:sz="2" w:space="0"/>
-          <w:left w:val="single" w:color="2c7a7b" w:sz="18" w:space="0"/>
-          <w:bottom w:val="single" w:color="2c7a7b" w:sz="2" w:space="0"/>
-          <w:right w:val="single" w:color="2c7a7b" w:sz="2" w:space="0"/>
-        </w:pBdr>
-        <w:shd w:val="clear" w:color="auto" w:fill="eef2f7"/>
-        <w:spacing w:after="170" w:before="80"/>
-        <w:ind/>
-        <w:rPr/>
-      </w:pPr>
-      <w:r>
-        <w:rPr>
-          <w:rFonts w:ascii="Calibri" w:hAnsi="Calibri" w:eastAsia="Calibri" w:cs="Calibri"/>
-          <w:b/>
-          <w:bCs/>
-          <w:color w:val="2c7a7b"/>
-          <w:sz w:val="21"/>
-          <w:szCs w:val="21"/>
-        </w:rPr>
-        <w:t xml:space="preserve">Máy không ra được internet?  </w:t>
-      </w:r>
-      <w:r>
-        <w:rPr>
-          <w:rFonts w:ascii="Calibri" w:hAnsi="Calibri" w:eastAsia="Calibri" w:cs="Calibri"/>
-          <w:color w:val="1a2233"/>
-          <w:sz w:val="21"/>
-          <w:szCs w:val="21"/>
-        </w:rPr>
-        <w:t xml:space="preserve">Gắn thêm thư mục chứa bản zemory có sẵn trên máy, hoặc chép trước file BOOTSTRAP.md vào thư mục dự án — câu trên tự dùng bản đó, không cần mạng.</w:t>
       </w:r>
       <w:r/>
     </w:p>
@@ -9722,7 +9708,6 @@
       <w:pPr>
         <w:pStyle w:val="718"/>
         <w:keepNext/>
-        <w:pageBreakBefore/>
         <w:pBdr/>
         <w:spacing w:after="130" w:before="300"/>
         <w:ind/>
@@ -10642,6 +10627,73 @@
           <w:szCs w:val="21"/>
         </w:rPr>
         <w:t xml:space="preserve">Việc chỉ làm một lần thì cứ nhờ trực tiếp. Chỉ đóng thành quy trình khi bạn thấy mình dặn lại cùng một cách làm tới lần thứ ba — lúc đó viết một lần, dùng mãi.</w:t>
+      </w:r>
+      <w:r/>
+    </w:p>
+    <w:p>
+      <w:pPr>
+        <w:pStyle w:val="719"/>
+        <w:keepNext/>
+        <w:pBdr/>
+        <w:spacing w:after="100" w:before="280"/>
+        <w:ind/>
+        <w:rPr/>
+      </w:pPr>
+      <w:r>
+        <w:t xml:space="preserve">Việc chạy tự động theo lịch</w:t>
+      </w:r>
+      <w:r/>
+    </w:p>
+    <w:p>
+      <w:pPr>
+        <w:pBdr/>
+        <w:spacing w:after="120" w:line="278" w:lineRule="auto"/>
+        <w:ind/>
+        <w:rPr/>
+      </w:pPr>
+      <w:r>
+        <w:rPr>
+          <w:rFonts w:ascii="Calibri" w:hAnsi="Calibri" w:eastAsia="Calibri" w:cs="Calibri"/>
+          <w:color w:val="1a2233"/>
+          <w:sz w:val="21"/>
+          <w:szCs w:val="21"/>
+        </w:rPr>
+        <w:t xml:space="preserve">Bạn có thể nhờ trợ lý viết sẵn một đoạn tự động cho việc lặp lại (kéo số, đổi định dạng, xuất báo cáo) rồi ĐẶT LỊCH chạy — lịch dùng tác vụ định kỳ của Cowork. Bộ khung góp phần nội dung: đoạn tự động để ở scripts/, còn mỗi việc định kỳ có một ngăn riêng trong tasks/ ghi rõ việc đó làm gì, lấy số ở đâu, ra sản phẩm nào. Câu đặt lịch vì thế chỉ một dòng — “Chạy việc trong tasks/01_weekly/spec.md” — còn cách làm nằm trong file đó. Đổi cách làm thì sửa file, không phải sửa lịch. Mỗi file việc bắt buộc có bốn mục: nhịp · câu đặt lịch · các bước · sản phẩm giao đi; thiếu mục nào thì công cụ kiểm chuẩn báo đỏ, vì phiên chạy theo lịch là phiên trắng — không ai kể lại việc cho nó.</w:t>
+      </w:r>
+      <w:r/>
+    </w:p>
+    <w:p>
+      <w:pPr>
+        <w:pBdr>
+          <w:top w:val="single" w:color="b7791f" w:sz="2" w:space="0"/>
+          <w:left w:val="single" w:color="b7791f" w:sz="18" w:space="0"/>
+          <w:bottom w:val="single" w:color="b7791f" w:sz="2" w:space="0"/>
+          <w:right w:val="single" w:color="b7791f" w:sz="2" w:space="0"/>
+        </w:pBdr>
+        <w:shd w:val="clear" w:color="auto" w:fill="fcf3e8"/>
+        <w:spacing w:after="170" w:before="80"/>
+        <w:ind/>
+        <w:rPr/>
+      </w:pPr>
+      <w:r>
+        <w:rPr>
+          <w:rFonts w:ascii="Calibri" w:hAnsi="Calibri" w:eastAsia="Calibri" w:cs="Calibri"/>
+          <w:b/>
+          <w:bCs/>
+          <w:color w:val="b7791f"/>
+          <w:sz w:val="21"/>
+          <w:szCs w:val="21"/>
+        </w:rPr>
+        <w:t xml:space="preserve">Phần kho nhớ không có lịch cho bạn.  </w:t>
+      </w:r>
+      <w:r>
+        <w:rPr>
+          <w:rFonts w:ascii="Calibri" w:hAnsi="Calibri" w:eastAsia="Calibri" w:cs="Calibri"/>
+          <w:color w:val="1a2233"/>
+          <w:sz w:val="21"/>
+          <w:szCs w:val="21"/>
+        </w:rPr>
+        <w:t xml:space="preserve">Lịch bên trong nó chỉ tự dọn dẹp kho nhớ — dựng chỉ mục tìm kiếm và đồng bộ giữa các máy — và chạy trên máy thật, nơi Cowork không với tới. Nên việc định kỳ trong Cowork thì dùng lịch của Cowork; hai bên không nối vào nhau, và không có gì phải cấu hình cho khớp.</w:t>
       </w:r>
       <w:r/>
     </w:p>

--- a/docs_template/cowork/GUIDE.docx
+++ b/docs_template/cowork/GUIDE.docx
@@ -5584,6 +5584,41 @@
     </w:p>
     <w:p>
       <w:pPr>
+        <w:pBdr>
+          <w:top w:val="single" w:color="b7791f" w:sz="2" w:space="0"/>
+          <w:left w:val="single" w:color="b7791f" w:sz="18" w:space="0"/>
+          <w:bottom w:val="single" w:color="b7791f" w:sz="2" w:space="0"/>
+          <w:right w:val="single" w:color="b7791f" w:sz="2" w:space="0"/>
+        </w:pBdr>
+        <w:shd w:val="clear" w:color="auto" w:fill="fcf3e8"/>
+        <w:spacing w:after="170" w:before="80"/>
+        <w:ind/>
+        <w:rPr/>
+      </w:pPr>
+      <w:r>
+        <w:rPr>
+          <w:rFonts w:ascii="Calibri" w:hAnsi="Calibri" w:eastAsia="Calibri" w:cs="Calibri"/>
+          <w:b/>
+          <w:bCs/>
+          <w:color w:val="b7791f"/>
+          <w:sz w:val="21"/>
+          <w:szCs w:val="21"/>
+        </w:rPr>
+        <w:t xml:space="preserve">Về bảo mật — vì sao phần bổ sung này không mở thêm rủi ro.  </w:t>
+      </w:r>
+      <w:r>
+        <w:rPr>
+          <w:rFonts w:ascii="Calibri" w:hAnsi="Calibri" w:eastAsia="Calibri" w:cs="Calibri"/>
+          <w:color w:val="1a2233"/>
+          <w:sz w:val="21"/>
+          <w:szCs w:val="21"/>
+        </w:rPr>
+        <w:t xml:space="preserve">zemory do chính người trong nhóm tự xây, không phải phần mềm mua ngoài — không có nhà cung cấp thứ ba nào chen vào giữa. Phần đưa vào Cowork chỉ là BỘ KHUNG, tức cách trợ lý làm việc, và nó là file văn bản đặt trong thư mục dự án: không phần mềm, không chạy nền, không đòi quyền, không tài khoản để đăng nhập, không gửi dữ liệu ra ngoài. Nó cũng không mở thêm đường vào dữ liệu — trợ lý vẫn chỉ thấy đúng thư mục bạn đã gắn, và việc gọi AI vẫn do Claude làm y như trước. Phần duy nhất có phần mềm là kho nhớ (②), mà Cowork không dùng tới. Muốn kiểm thì mở ra đọc: toàn bộ là văn bản, không có gì chạy được.</w:t>
+      </w:r>
+      <w:r/>
+    </w:p>
+    <w:p>
+      <w:pPr>
         <w:pStyle w:val="719"/>
         <w:keepNext/>
         <w:pBdr/>

--- a/docs_template/cowork/GUIDE.docx
+++ b/docs_template/cowork/GUIDE.docx
@@ -495,6 +495,37 @@
         </w:r>
         <w:r>
           <w:instrText xml:space="preserve"> PAGEREF _Toc012 \h </w:instrText>
+        </w:r>
+        <w:r>
+          <w:fldChar w:fldCharType="separate"/>
+        </w:r>
+        <w:r>
+          <w:fldChar w:fldCharType="end"/>
+        </w:r>
+      </w:hyperlink>
+    </w:p>
+    <w:p>
+      <w:pPr>
+        <w:pStyle w:val="189"/>
+        <w:tabs>
+          <w:tab w:val="right" w:leader="dot" w:pos="9026"/>
+        </w:tabs>
+      </w:pPr>
+      <w:hyperlink w:anchor="_Toc013" w:history="1">
+        <w:r>
+          <w:rPr>
+            <w:rStyle w:val="726"/>
+          </w:rPr>
+          <w:t xml:space="preserve">13.  Chọn model và mức nỗ lực</w:t>
+        </w:r>
+        <w:r>
+          <w:tab/>
+        </w:r>
+        <w:r>
+          <w:fldChar w:fldCharType="begin"/>
+        </w:r>
+        <w:r>
+          <w:instrText xml:space="preserve"> PAGEREF _Toc013 \h </w:instrText>
         </w:r>
         <w:r>
           <w:fldChar w:fldCharType="separate"/>
@@ -3259,7 +3290,7 @@
           <mc:Choice Requires="wpg">
             <w:drawing>
               <wp:inline xmlns:wp="http://schemas.openxmlformats.org/drawingml/2006/wordprocessingDrawing" distT="0" distB="0" distL="0" distR="0">
-                <wp:extent cx="5334000" cy="2676525"/>
+                <wp:extent cx="5335200" cy="2678061"/>
                 <wp:effectExtent l="0" t="0" r="0" b="0"/>
                 <wp:docPr id="4" name="" descr="" title=""/>
                 <wp:cNvGraphicFramePr>
@@ -3282,7 +3313,7 @@
                       <pic:spPr bwMode="auto">
                         <a:xfrm>
                           <a:off x="0" y="0"/>
-                          <a:ext cx="5334000" cy="2676525"/>
+                          <a:ext cx="5335200" cy="2678061"/>
                         </a:xfrm>
                         <a:prstGeom prst="rect">
                           <a:avLst/>
@@ -5040,7 +5071,6 @@
       <w:pPr>
         <w:pStyle w:val="718"/>
         <w:keepNext/>
-        <w:pageBreakBefore/>
         <w:pBdr/>
         <w:spacing w:after="130" w:before="300"/>
         <w:ind/>
@@ -6256,7 +6286,7 @@
           <mc:Choice Requires="wpg">
             <w:drawing>
               <wp:inline xmlns:wp="http://schemas.openxmlformats.org/drawingml/2006/wordprocessingDrawing" distT="0" distB="0" distL="0" distR="0">
-                <wp:extent cx="5334000" cy="2714625"/>
+                <wp:extent cx="5335200" cy="2719906"/>
                 <wp:effectExtent l="0" t="0" r="0" b="0"/>
                 <wp:docPr id="5" name="" descr="" title=""/>
                 <wp:cNvGraphicFramePr>
@@ -6279,7 +6309,7 @@
                       <pic:spPr bwMode="auto">
                         <a:xfrm>
                           <a:off x="0" y="0"/>
-                          <a:ext cx="5334000" cy="2714625"/>
+                          <a:ext cx="5335200" cy="2719906"/>
                         </a:xfrm>
                         <a:prstGeom prst="rect">
                           <a:avLst/>
@@ -9428,7 +9458,7 @@
           <mc:Choice Requires="wpg">
             <w:drawing>
               <wp:inline xmlns:wp="http://schemas.openxmlformats.org/drawingml/2006/wordprocessingDrawing" distT="0" distB="0" distL="0" distR="0">
-                <wp:extent cx="5334000" cy="2924175"/>
+                <wp:extent cx="5335200" cy="2929129"/>
                 <wp:effectExtent l="0" t="0" r="0" b="0"/>
                 <wp:docPr id="6" name="" descr="" title=""/>
                 <wp:cNvGraphicFramePr>
@@ -9451,7 +9481,7 @@
                       <pic:spPr bwMode="auto">
                         <a:xfrm>
                           <a:off x="0" y="0"/>
-                          <a:ext cx="5334000" cy="2924175"/>
+                          <a:ext cx="5335200" cy="2929129"/>
                         </a:xfrm>
                         <a:prstGeom prst="rect">
                           <a:avLst/>
@@ -10693,7 +10723,7 @@
           <w:sz w:val="21"/>
           <w:szCs w:val="21"/>
         </w:rPr>
-        <w:t xml:space="preserve">Bạn có thể nhờ trợ lý viết sẵn một đoạn tự động cho việc lặp lại (kéo số, đổi định dạng, xuất báo cáo) rồi ĐẶT LỊCH chạy — lịch dùng tác vụ định kỳ của Cowork. Bộ khung góp phần nội dung: đoạn tự động để ở scripts/, còn mỗi việc định kỳ có một ngăn riêng trong tasks/ ghi rõ việc đó làm gì, lấy số ở đâu, ra sản phẩm nào. Câu đặt lịch vì thế chỉ một dòng — “Chạy việc trong tasks/01_weekly/spec.md” — còn cách làm nằm trong file đó. Đổi cách làm thì sửa file, không phải sửa lịch. Mỗi file việc bắt buộc có bốn mục: nhịp · câu đặt lịch · các bước · sản phẩm giao đi; thiếu mục nào thì công cụ kiểm chuẩn báo đỏ, vì phiên chạy theo lịch là phiên trắng — không ai kể lại việc cho nó.</w:t>
+        <w:t xml:space="preserve">Bạn có thể nhờ trợ lý viết sẵn một đoạn tự động cho việc lặp lại (kéo số, đổi định dạng, xuất báo cáo) rồi ĐẶT LỊCH chạy — lịch dùng tác vụ định kỳ của Cowork. Bộ khung góp phần nội dung: đoạn tự động để ở scripts/, còn mỗi việc định kỳ có một ngăn riêng trong tasks/ ghi rõ việc đó làm gì, lấy số ở đâu, ra sản phẩm nào. Câu đặt lịch vì thế chỉ một dòng — “Chạy việc trong tasks/01_weekly/spec.md” — còn cách làm nằm trong file đó. Đổi cách làm thì sửa file, không phải sửa lịch. Mỗi file việc bắt buộc có bốn mục: nhịp · câu đặt lịch · các bước · sản phẩm giao đi; thiếu mục nào thì công cụ kiểm chuẩn báo đỏ, vì phiên chạy theo lịch là phiên trắng — không ai kể lại việc cho nó. Và mỗi lịch đã đặt được ghi lại một dòng trong tasks/SCHEDULE.md — nhịp cùng đúng câu đã dán — nên mở file ra là biết dự án đang chạy lịch gì, không phải mở app lên dò từng cái.</w:t>
       </w:r>
       <w:r/>
     </w:p>
@@ -10729,6 +10759,315 @@
           <w:szCs w:val="21"/>
         </w:rPr>
         <w:t xml:space="preserve">Lịch bên trong nó chỉ tự dọn dẹp kho nhớ — dựng chỉ mục tìm kiếm và đồng bộ giữa các máy — và chạy trên máy thật, nơi Cowork không với tới. Nên việc định kỳ trong Cowork thì dùng lịch của Cowork; hai bên không nối vào nhau, và không có gì phải cấu hình cho khớp.</w:t>
+      </w:r>
+      <w:r/>
+    </w:p>
+    <w:p>
+      <w:pPr>
+        <w:pStyle w:val="718"/>
+        <w:keepNext/>
+        <w:pBdr/>
+        <w:spacing w:after="130" w:before="300"/>
+        <w:ind/>
+        <w:rPr/>
+      </w:pPr>
+      <w:bookmarkStart w:id="9013" w:name="_Toc013"/>
+      <w:r>
+        <w:rPr>
+          <w:rFonts w:ascii="Calibri" w:hAnsi="Calibri" w:eastAsia="Calibri" w:cs="Calibri"/>
+          <w:b/>
+          <w:bCs/>
+          <w:color w:val="1f3a5f"/>
+          <w:sz w:val="28"/>
+          <w:szCs w:val="28"/>
+        </w:rPr>
+        <w:t xml:space="preserve">13.  Chọn model và mức nỗ lực</w:t>
+      </w:r>
+      <w:r/>
+      <w:bookmarkEnd w:id="9013"/>
+    </w:p>
+    <w:p>
+      <w:pPr>
+        <w:pBdr/>
+        <w:spacing w:after="120" w:line="278" w:lineRule="auto"/>
+        <w:ind/>
+        <w:rPr/>
+      </w:pPr>
+      <w:r>
+        <w:rPr>
+          <w:rFonts w:ascii="Calibri" w:hAnsi="Calibri" w:eastAsia="Calibri" w:cs="Calibri"/>
+          <w:color w:val="1a2233"/>
+          <w:sz w:val="21"/>
+          <w:szCs w:val="21"/>
+        </w:rPr>
+        <w:t xml:space="preserve">Ở ô chat có một nút hiện tên model đang dùng kèm mức nỗ lực — ví dụ “Opus 4.8  Medium”. Bấm vào đó để đổi. Hai thứ này ảnh hưởng trực tiếp tới việc bạn giao: model quyết định trợ lý khá tới đâu, còn mức nỗ lực quyết định nó chịu suy nghĩ bao lâu trước khi trả lời.</w:t>
+      </w:r>
+      <w:r/>
+    </w:p>
+    <w:p>
+      <w:pPr>
+        <w:pStyle w:val="719"/>
+        <w:keepNext/>
+        <w:pBdr/>
+        <w:spacing w:after="100" w:before="280"/>
+        <w:ind/>
+        <w:rPr/>
+      </w:pPr>
+      <w:r>
+        <w:t xml:space="preserve">Đổi model</w:t>
+      </w:r>
+      <w:r/>
+    </w:p>
+    <w:p>
+      <w:pPr>
+        <w:pBdr/>
+        <w:spacing w:after="120" w:line="278" w:lineRule="auto"/>
+        <w:ind/>
+        <w:rPr/>
+      </w:pPr>
+      <w:r>
+        <w:rPr>
+          <w:rFonts w:ascii="Calibri" w:hAnsi="Calibri" w:eastAsia="Calibri" w:cs="Calibri"/>
+          <w:color w:val="1a2233"/>
+          <w:sz w:val="21"/>
+          <w:szCs w:val="21"/>
+        </w:rPr>
+        <w:t xml:space="preserve">Bấm nút đó → More models. Danh sách có bản mới (Fable 5 · Opus 5 · Sonnet 5 · Haiku 4.5) và các bản cũ (Opus 4.7 · 4.6 · 3 · Sonnet 4.6). Dòng nào ghi “Requires usage credits” thì cần tín dụng riêng — bấm mà chưa có thì nó không chạy, và đó không phải lỗi bộ khung.</w:t>
+      </w:r>
+      <w:r/>
+    </w:p>
+    <w:p>
+      <w:pPr>
+        <w:keepLines/>
+        <w:pBdr/>
+        <w:spacing/>
+        <w:ind/>
+        <w:rPr>
+          <w:highlight w:val="none"/>
+        </w:rPr>
+      </w:pPr>
+      <w:r/>
+      <w:r>
+        <mc:AlternateContent>
+          <mc:Choice Requires="wpg">
+            <w:drawing>
+              <wp:inline xmlns:wp="http://schemas.openxmlformats.org/drawingml/2006/wordprocessingDrawing" distT="0" distB="0" distL="0" distR="0">
+                <wp:extent cx="3867150" cy="3771900"/>
+                <wp:effectExtent l="0" t="0" r="0" b="0"/>
+                <wp:docPr id="1" name="Picture 2"/>
+                <wp:cNvGraphicFramePr>
+                  <a:graphicFrameLocks xmlns:a="http://schemas.openxmlformats.org/drawingml/2006/main" noChangeAspect="1"/>
+                </wp:cNvGraphicFramePr>
+                <a:graphic xmlns:a="http://schemas.openxmlformats.org/drawingml/2006/main">
+                  <a:graphicData uri="http://schemas.openxmlformats.org/drawingml/2006/picture">
+                    <pic:pic xmlns:pic="http://schemas.openxmlformats.org/drawingml/2006/picture">
+                      <pic:nvPicPr>
+                        <pic:cNvPr id="2051638011" name="step_model_pick.png"/>
+                        <pic:cNvPicPr>
+                          <a:picLocks noChangeAspect="1"/>
+                        </pic:cNvPicPr>
+                        <pic:nvPr/>
+                      </pic:nvPicPr>
+                      <pic:blipFill rotWithShape="1">
+                        <a:blip r:embed="rId20"/>
+                        <a:srcRect l="0" t="15910" r="0" b="0"/>
+                        <a:stretch/>
+                      </pic:blipFill>
+                      <pic:spPr bwMode="auto">
+                        <a:xfrm flipH="0" flipV="0">
+                          <a:off x="0" y="0"/>
+                          <a:ext cx="3867150" cy="3771900"/>
+                        </a:xfrm>
+                        <a:prstGeom prst="rect">
+                          <a:avLst/>
+                        </a:prstGeom>
+                      </pic:spPr>
+                    </pic:pic>
+                  </a:graphicData>
+                </a:graphic>
+              </wp:inline>
+            </w:drawing>
+          </mc:Choice>
+          <mc:Fallback>
+            <w:pict>
+              <v:shapetype id="_x0000_t75" coordsize="21600,21600" o:spt="75" o:preferrelative="t" path="m@4@5l@4@11@9@11@9@5xe" filled="f" stroked="f">
+                <v:stroke joinstyle="miter"/>
+                <v:formulas>
+                  <v:f eqn="if lineDrawn pixelLineWidth 0"/>
+                  <v:f eqn="sum @0 1 0"/>
+                  <v:f eqn="sum 0 0 @1"/>
+                  <v:f eqn="prod @2 1 2"/>
+                  <v:f eqn="prod @3 21600 pixelWidth"/>
+                  <v:f eqn="prod @3 21600 pixelHeight"/>
+                  <v:f eqn="sum @0 0 1"/>
+                  <v:f eqn="prod @6 1 2"/>
+                  <v:f eqn="prod @7 21600 pixelWidth"/>
+                  <v:f eqn="sum @8 21600 0"/>
+                  <v:f eqn="prod @7 21600 pixelHeight"/>
+                  <v:f eqn="sum @10 21600 0"/>
+                </v:formulas>
+                <v:path o:extrusionok="f" gradientshapeok="t" o:connecttype="rect"/>
+                <o:lock v:ext="edit" aspectratio="t"/>
+              </v:shapetype>
+              <v:shape id="_x0000_i0" o:spid="_x0000_s0" type="#_x0000_t75" style="width:463.22pt;height:256.79pt;mso-wrap-distance-left:0.00pt;mso-wrap-distance-top:0.00pt;mso-wrap-distance-right:0.00pt;mso-wrap-distance-bottom:0.00pt;z-index:1;" stroked="false">
+                <v:imagedata r:id="rId10" o:title="" croptop="10427f" cropleft="0f" cropbottom="0f" cropright="0f"/>
+                <o:lock v:ext="edit" rotation="t"/>
+              </v:shape>
+            </w:pict>
+          </mc:Fallback>
+        </mc:AlternateContent>
+      </w:r>
+      <w:r/>
+      <w:r/>
+    </w:p>
+    <w:p>
+      <w:pPr>
+        <w:pStyle w:val="719"/>
+        <w:keepNext/>
+        <w:pBdr/>
+        <w:spacing w:after="100" w:before="280"/>
+        <w:ind/>
+        <w:rPr/>
+      </w:pPr>
+      <w:r>
+        <w:t xml:space="preserve">Mức nỗ lực — Effort</w:t>
+      </w:r>
+      <w:r/>
+    </w:p>
+    <w:p>
+      <w:pPr>
+        <w:pBdr/>
+        <w:spacing w:after="120" w:line="278" w:lineRule="auto"/>
+        <w:ind/>
+        <w:rPr/>
+      </w:pPr>
+      <w:r>
+        <w:rPr>
+          <w:rFonts w:ascii="Calibri" w:hAnsi="Calibri" w:eastAsia="Calibri" w:cs="Calibri"/>
+          <w:color w:val="1a2233"/>
+          <w:sz w:val="21"/>
+          <w:szCs w:val="21"/>
+        </w:rPr>
+        <w:t xml:space="preserve">Bấm nút đó → Effort. Có năm mức: Low · Medium · High (mặc định) · Extra · Max, kèm công tắc Thinking cho việc cần suy nghĩ nhiều. Chính menu ghi rõ đánh đổi: nỗ lực cao hơn thì trả lời kỹ hơn, nhưng LÂU hơn và ĂN HẠN MỨC nhanh hơn.</w:t>
+      </w:r>
+      <w:r/>
+    </w:p>
+    <w:p>
+      <w:pPr>
+        <w:keepLines/>
+        <w:pBdr/>
+        <w:spacing/>
+        <w:ind/>
+        <w:rPr>
+          <w:highlight w:val="none"/>
+        </w:rPr>
+      </w:pPr>
+      <w:r/>
+      <w:r>
+        <mc:AlternateContent>
+          <mc:Choice Requires="wpg">
+            <w:drawing>
+              <wp:inline xmlns:wp="http://schemas.openxmlformats.org/drawingml/2006/wordprocessingDrawing" distT="0" distB="0" distL="0" distR="0">
+                <wp:extent cx="4867275" cy="3190875"/>
+                <wp:effectExtent l="0" t="0" r="0" b="0"/>
+                <wp:docPr id="1" name="Picture 2"/>
+                <wp:cNvGraphicFramePr>
+                  <a:graphicFrameLocks xmlns:a="http://schemas.openxmlformats.org/drawingml/2006/main" noChangeAspect="1"/>
+                </wp:cNvGraphicFramePr>
+                <a:graphic xmlns:a="http://schemas.openxmlformats.org/drawingml/2006/main">
+                  <a:graphicData uri="http://schemas.openxmlformats.org/drawingml/2006/picture">
+                    <pic:pic xmlns:pic="http://schemas.openxmlformats.org/drawingml/2006/picture">
+                      <pic:nvPicPr>
+                        <pic:cNvPr id="2051638011" name="step_model_effort.png"/>
+                        <pic:cNvPicPr>
+                          <a:picLocks noChangeAspect="1"/>
+                        </pic:cNvPicPr>
+                        <pic:nvPr/>
+                      </pic:nvPicPr>
+                      <pic:blipFill rotWithShape="1">
+                        <a:blip r:embed="rId21"/>
+                        <a:srcRect l="0" t="15910" r="0" b="0"/>
+                        <a:stretch/>
+                      </pic:blipFill>
+                      <pic:spPr bwMode="auto">
+                        <a:xfrm flipH="0" flipV="0">
+                          <a:off x="0" y="0"/>
+                          <a:ext cx="4867275" cy="3190875"/>
+                        </a:xfrm>
+                        <a:prstGeom prst="rect">
+                          <a:avLst/>
+                        </a:prstGeom>
+                      </pic:spPr>
+                    </pic:pic>
+                  </a:graphicData>
+                </a:graphic>
+              </wp:inline>
+            </w:drawing>
+          </mc:Choice>
+          <mc:Fallback>
+            <w:pict>
+              <v:shapetype id="_x0000_t75" coordsize="21600,21600" o:spt="75" o:preferrelative="t" path="m@4@5l@4@11@9@11@9@5xe" filled="f" stroked="f">
+                <v:stroke joinstyle="miter"/>
+                <v:formulas>
+                  <v:f eqn="if lineDrawn pixelLineWidth 0"/>
+                  <v:f eqn="sum @0 1 0"/>
+                  <v:f eqn="sum 0 0 @1"/>
+                  <v:f eqn="prod @2 1 2"/>
+                  <v:f eqn="prod @3 21600 pixelWidth"/>
+                  <v:f eqn="prod @3 21600 pixelHeight"/>
+                  <v:f eqn="sum @0 0 1"/>
+                  <v:f eqn="prod @6 1 2"/>
+                  <v:f eqn="prod @7 21600 pixelWidth"/>
+                  <v:f eqn="sum @8 21600 0"/>
+                  <v:f eqn="prod @7 21600 pixelHeight"/>
+                  <v:f eqn="sum @10 21600 0"/>
+                </v:formulas>
+                <v:path o:extrusionok="f" gradientshapeok="t" o:connecttype="rect"/>
+                <o:lock v:ext="edit" aspectratio="t"/>
+              </v:shapetype>
+              <v:shape id="_x0000_i0" o:spid="_x0000_s0" type="#_x0000_t75" style="width:463.22pt;height:256.79pt;mso-wrap-distance-left:0.00pt;mso-wrap-distance-top:0.00pt;mso-wrap-distance-right:0.00pt;mso-wrap-distance-bottom:0.00pt;z-index:1;" stroked="false">
+                <v:imagedata r:id="rId10" o:title="" croptop="10427f" cropleft="0f" cropbottom="0f" cropright="0f"/>
+                <o:lock v:ext="edit" rotation="t"/>
+              </v:shape>
+            </w:pict>
+          </mc:Fallback>
+        </mc:AlternateContent>
+      </w:r>
+      <w:r/>
+      <w:r/>
+    </w:p>
+    <w:p>
+      <w:pPr>
+        <w:pBdr>
+          <w:top w:val="single" w:color="b7791f" w:sz="2" w:space="0"/>
+          <w:left w:val="single" w:color="b7791f" w:sz="18" w:space="0"/>
+          <w:bottom w:val="single" w:color="b7791f" w:sz="2" w:space="0"/>
+          <w:right w:val="single" w:color="b7791f" w:sz="2" w:space="0"/>
+        </w:pBdr>
+        <w:shd w:val="clear" w:color="auto" w:fill="fcf3e8"/>
+        <w:spacing w:after="170" w:before="80"/>
+        <w:ind/>
+        <w:rPr/>
+      </w:pPr>
+      <w:r>
+        <w:rPr>
+          <w:rFonts w:ascii="Calibri" w:hAnsi="Calibri" w:eastAsia="Calibri" w:cs="Calibri"/>
+          <w:b/>
+          <w:bCs/>
+          <w:color w:val="b7791f"/>
+          <w:sz w:val="21"/>
+          <w:szCs w:val="21"/>
+        </w:rPr>
+        <w:t xml:space="preserve">Chọn thế nào cho khỏi tốn vô ích.  </w:t>
+      </w:r>
+      <w:r>
+        <w:rPr>
+          <w:rFonts w:ascii="Calibri" w:hAnsi="Calibri" w:eastAsia="Calibri" w:cs="Calibri"/>
+          <w:color w:val="1a2233"/>
+          <w:sz w:val="21"/>
+          <w:szCs w:val="21"/>
+        </w:rPr>
+        <w:t xml:space="preserve">Việc phải PHÁN ĐOÁN — dựng bộ khung lần đầu, nắn lại thư mục, soi toàn diện, quyết định cách trình bày — thì nỗ lực cao đáng tiền, vì sai một lần sửa lâu hơn phần tiết kiệm được. Việc đã có đường vạch sẵn trong ngăn việc — điền số vào mẫu, xuất báo cáo định kỳ — thì mức thường là đủ; đẩy lên cao chỉ tốn hạn mức mà kết quả không khác. Đổi model giữa dự án KHÔNG mất gì, vì bộ khung là file văn bản, không gắn với model nào; nhưng đừng đổi giữa lúc đang làm dở một việc.</w:t>
       </w:r>
       <w:r/>
     </w:p>

--- a/docs_template/cowork/GUIDE.docx
+++ b/docs_template/cowork/GUIDE.docx
@@ -495,37 +495,6 @@
         </w:r>
         <w:r>
           <w:instrText xml:space="preserve"> PAGEREF _Toc012 \h </w:instrText>
-        </w:r>
-        <w:r>
-          <w:fldChar w:fldCharType="separate"/>
-        </w:r>
-        <w:r>
-          <w:fldChar w:fldCharType="end"/>
-        </w:r>
-      </w:hyperlink>
-    </w:p>
-    <w:p>
-      <w:pPr>
-        <w:pStyle w:val="189"/>
-        <w:tabs>
-          <w:tab w:val="right" w:leader="dot" w:pos="9026"/>
-        </w:tabs>
-      </w:pPr>
-      <w:hyperlink w:anchor="_Toc013" w:history="1">
-        <w:r>
-          <w:rPr>
-            <w:rStyle w:val="726"/>
-          </w:rPr>
-          <w:t xml:space="preserve">13.  Chọn model và mức nỗ lực</w:t>
-        </w:r>
-        <w:r>
-          <w:tab/>
-        </w:r>
-        <w:r>
-          <w:fldChar w:fldCharType="begin"/>
-        </w:r>
-        <w:r>
-          <w:instrText xml:space="preserve"> PAGEREF _Toc013 \h </w:instrText>
         </w:r>
         <w:r>
           <w:fldChar w:fldCharType="separate"/>
@@ -1707,6 +1676,311 @@
           <w:szCs w:val="21"/>
         </w:rPr>
         <w:t xml:space="preserve"> ở mục 3. Bạn không phải biết quy trình nào tên gì.</w:t>
+      </w:r>
+      <w:r/>
+    </w:p>
+    <w:p>
+      <w:pPr>
+        <w:pStyle w:val="719"/>
+        <w:keepNext/>
+        <w:pBdr/>
+        <w:spacing w:after="100" w:before="280"/>
+        <w:ind/>
+        <w:rPr/>
+      </w:pPr>
+      <w:r>
+        <w:t xml:space="preserve">Chọn model và mức nỗ lực</w:t>
+      </w:r>
+      <w:r/>
+    </w:p>
+    <w:p>
+      <w:pPr>
+        <w:pBdr/>
+        <w:spacing w:after="120" w:line="278" w:lineRule="auto"/>
+        <w:ind/>
+        <w:rPr/>
+      </w:pPr>
+      <w:r>
+        <w:rPr>
+          <w:rFonts w:ascii="Calibri" w:hAnsi="Calibri" w:eastAsia="Calibri" w:cs="Calibri"/>
+          <w:color w:val="1a2233"/>
+          <w:sz w:val="21"/>
+          <w:szCs w:val="21"/>
+        </w:rPr>
+        <w:t xml:space="preserve">Ở ô chat có một nút hiện tên model đang dùng kèm mức nỗ lực — ví dụ “Opus 4.8  Medium”. Bấm vào đó để đổi. Hai thứ này ảnh hưởng trực tiếp tới việc bạn giao: model quyết định trợ lý khá tới đâu, còn mức nỗ lực quyết định nó chịu suy nghĩ bao lâu trước khi trả lời.</w:t>
+      </w:r>
+      <w:r/>
+    </w:p>
+    <w:p>
+      <w:pPr>
+        <w:keepNext/>
+        <w:keepLines/>
+        <w:pBdr/>
+        <w:spacing/>
+        <w:ind/>
+        <w:rPr/>
+      </w:pPr>
+      <w:r>
+        <w:rPr>
+          <w:b/>
+        </w:rPr>
+        <w:t xml:space="preserve">Đổi model</w:t>
+      </w:r>
+      <w:r/>
+    </w:p>
+    <w:p>
+      <w:pPr>
+        <w:pBdr/>
+        <w:spacing w:after="120" w:line="278" w:lineRule="auto"/>
+        <w:ind/>
+        <w:rPr/>
+      </w:pPr>
+      <w:r>
+        <w:rPr>
+          <w:rFonts w:ascii="Calibri" w:hAnsi="Calibri" w:eastAsia="Calibri" w:cs="Calibri"/>
+          <w:color w:val="1a2233"/>
+          <w:sz w:val="21"/>
+          <w:szCs w:val="21"/>
+        </w:rPr>
+        <w:t xml:space="preserve">Bấm nút đó → More models. Danh sách có bản mới (Fable 5 · Opus 5 · Sonnet 5 · Haiku 4.5) và các bản cũ (Opus 4.7 · 4.6 · 3 · Sonnet 4.6). Dòng nào ghi “Requires usage credits” thì cần tín dụng riêng — bấm mà chưa có thì nó không chạy, và đó không phải lỗi bộ khung.</w:t>
+      </w:r>
+      <w:r/>
+    </w:p>
+    <w:p>
+      <w:pPr>
+        <w:keepLines/>
+        <w:pBdr/>
+        <w:spacing/>
+        <w:ind/>
+        <w:rPr>
+          <w:highlight w:val="none"/>
+        </w:rPr>
+      </w:pPr>
+      <w:r/>
+      <w:r>
+        <mc:AlternateContent>
+          <mc:Choice Requires="wpg">
+            <w:drawing>
+              <wp:inline xmlns:wp="http://schemas.openxmlformats.org/drawingml/2006/wordprocessingDrawing" distT="0" distB="0" distL="0" distR="0">
+                <wp:extent cx="3240000" cy="3160197"/>
+                <wp:effectExtent l="0" t="0" r="0" b="0"/>
+                <wp:docPr id="1" name="Picture 2"/>
+                <wp:cNvGraphicFramePr>
+                  <a:graphicFrameLocks xmlns:a="http://schemas.openxmlformats.org/drawingml/2006/main" noChangeAspect="1"/>
+                </wp:cNvGraphicFramePr>
+                <a:graphic xmlns:a="http://schemas.openxmlformats.org/drawingml/2006/main">
+                  <a:graphicData uri="http://schemas.openxmlformats.org/drawingml/2006/picture">
+                    <pic:pic xmlns:pic="http://schemas.openxmlformats.org/drawingml/2006/picture">
+                      <pic:nvPicPr>
+                        <pic:cNvPr id="2051638011" name="step_model_pick.png"/>
+                        <pic:cNvPicPr>
+                          <a:picLocks noChangeAspect="1"/>
+                        </pic:cNvPicPr>
+                        <pic:nvPr/>
+                      </pic:nvPicPr>
+                      <pic:blipFill rotWithShape="1">
+                        <a:blip r:embed="rId20"/>
+                        <a:srcRect l="0" t="15910" r="0" b="0"/>
+                        <a:stretch/>
+                      </pic:blipFill>
+                      <pic:spPr bwMode="auto">
+                        <a:xfrm flipH="0" flipV="0">
+                          <a:off x="0" y="0"/>
+                          <a:ext cx="3240000" cy="3160197"/>
+                        </a:xfrm>
+                        <a:prstGeom prst="rect">
+                          <a:avLst/>
+                        </a:prstGeom>
+                      </pic:spPr>
+                    </pic:pic>
+                  </a:graphicData>
+                </a:graphic>
+              </wp:inline>
+            </w:drawing>
+          </mc:Choice>
+          <mc:Fallback>
+            <w:pict>
+              <v:shapetype id="_x0000_t75" coordsize="21600,21600" o:spt="75" o:preferrelative="t" path="m@4@5l@4@11@9@11@9@5xe" filled="f" stroked="f">
+                <v:stroke joinstyle="miter"/>
+                <v:formulas>
+                  <v:f eqn="if lineDrawn pixelLineWidth 0"/>
+                  <v:f eqn="sum @0 1 0"/>
+                  <v:f eqn="sum 0 0 @1"/>
+                  <v:f eqn="prod @2 1 2"/>
+                  <v:f eqn="prod @3 21600 pixelWidth"/>
+                  <v:f eqn="prod @3 21600 pixelHeight"/>
+                  <v:f eqn="sum @0 0 1"/>
+                  <v:f eqn="prod @6 1 2"/>
+                  <v:f eqn="prod @7 21600 pixelWidth"/>
+                  <v:f eqn="sum @8 21600 0"/>
+                  <v:f eqn="prod @7 21600 pixelHeight"/>
+                  <v:f eqn="sum @10 21600 0"/>
+                </v:formulas>
+                <v:path o:extrusionok="f" gradientshapeok="t" o:connecttype="rect"/>
+                <o:lock v:ext="edit" aspectratio="t"/>
+              </v:shapetype>
+              <v:shape id="_x0000_i0" o:spid="_x0000_s0" type="#_x0000_t75" style="width:463.22pt;height:256.79pt;mso-wrap-distance-left:0.00pt;mso-wrap-distance-top:0.00pt;mso-wrap-distance-right:0.00pt;mso-wrap-distance-bottom:0.00pt;z-index:1;" stroked="false">
+                <v:imagedata r:id="rId10" o:title="" croptop="10427f" cropleft="0f" cropbottom="0f" cropright="0f"/>
+                <o:lock v:ext="edit" rotation="t"/>
+              </v:shape>
+            </w:pict>
+          </mc:Fallback>
+        </mc:AlternateContent>
+      </w:r>
+      <w:r/>
+      <w:r/>
+    </w:p>
+    <w:p>
+      <w:pPr>
+        <w:keepNext/>
+        <w:keepLines/>
+        <w:pBdr/>
+        <w:spacing/>
+        <w:ind/>
+        <w:rPr/>
+      </w:pPr>
+      <w:r>
+        <w:rPr>
+          <w:b/>
+        </w:rPr>
+        <w:t xml:space="preserve">Mức nỗ lực — Effort</w:t>
+      </w:r>
+      <w:r/>
+    </w:p>
+    <w:p>
+      <w:pPr>
+        <w:pBdr/>
+        <w:spacing w:after="120" w:line="278" w:lineRule="auto"/>
+        <w:ind/>
+        <w:rPr/>
+      </w:pPr>
+      <w:r>
+        <w:rPr>
+          <w:rFonts w:ascii="Calibri" w:hAnsi="Calibri" w:eastAsia="Calibri" w:cs="Calibri"/>
+          <w:color w:val="1a2233"/>
+          <w:sz w:val="21"/>
+          <w:szCs w:val="21"/>
+        </w:rPr>
+        <w:t xml:space="preserve">Bấm nút đó → Effort. Có năm mức: Low · Medium · High (mặc định) · Extra · Max, kèm công tắc Thinking cho việc cần suy nghĩ nhiều. Chính menu ghi rõ đánh đổi: nỗ lực cao hơn thì trả lời kỹ hơn, nhưng LÂU hơn và ĂN HẠN MỨC nhanh hơn.</w:t>
+      </w:r>
+      <w:r/>
+    </w:p>
+    <w:p>
+      <w:pPr>
+        <w:keepLines/>
+        <w:pBdr/>
+        <w:spacing/>
+        <w:ind/>
+        <w:rPr>
+          <w:highlight w:val="none"/>
+        </w:rPr>
+      </w:pPr>
+      <w:r/>
+      <w:r>
+        <mc:AlternateContent>
+          <mc:Choice Requires="wpg">
+            <w:drawing>
+              <wp:inline xmlns:wp="http://schemas.openxmlformats.org/drawingml/2006/wordprocessingDrawing" distT="0" distB="0" distL="0" distR="0">
+                <wp:extent cx="3960000" cy="2596086"/>
+                <wp:effectExtent l="0" t="0" r="0" b="0"/>
+                <wp:docPr id="1" name="Picture 2"/>
+                <wp:cNvGraphicFramePr>
+                  <a:graphicFrameLocks xmlns:a="http://schemas.openxmlformats.org/drawingml/2006/main" noChangeAspect="1"/>
+                </wp:cNvGraphicFramePr>
+                <a:graphic xmlns:a="http://schemas.openxmlformats.org/drawingml/2006/main">
+                  <a:graphicData uri="http://schemas.openxmlformats.org/drawingml/2006/picture">
+                    <pic:pic xmlns:pic="http://schemas.openxmlformats.org/drawingml/2006/picture">
+                      <pic:nvPicPr>
+                        <pic:cNvPr id="2051638011" name="step_model_effort.png"/>
+                        <pic:cNvPicPr>
+                          <a:picLocks noChangeAspect="1"/>
+                        </pic:cNvPicPr>
+                        <pic:nvPr/>
+                      </pic:nvPicPr>
+                      <pic:blipFill rotWithShape="1">
+                        <a:blip r:embed="rId21"/>
+                        <a:srcRect l="0" t="15910" r="0" b="0"/>
+                        <a:stretch/>
+                      </pic:blipFill>
+                      <pic:spPr bwMode="auto">
+                        <a:xfrm flipH="0" flipV="0">
+                          <a:off x="0" y="0"/>
+                          <a:ext cx="3960000" cy="2596086"/>
+                        </a:xfrm>
+                        <a:prstGeom prst="rect">
+                          <a:avLst/>
+                        </a:prstGeom>
+                      </pic:spPr>
+                    </pic:pic>
+                  </a:graphicData>
+                </a:graphic>
+              </wp:inline>
+            </w:drawing>
+          </mc:Choice>
+          <mc:Fallback>
+            <w:pict>
+              <v:shapetype id="_x0000_t75" coordsize="21600,21600" o:spt="75" o:preferrelative="t" path="m@4@5l@4@11@9@11@9@5xe" filled="f" stroked="f">
+                <v:stroke joinstyle="miter"/>
+                <v:formulas>
+                  <v:f eqn="if lineDrawn pixelLineWidth 0"/>
+                  <v:f eqn="sum @0 1 0"/>
+                  <v:f eqn="sum 0 0 @1"/>
+                  <v:f eqn="prod @2 1 2"/>
+                  <v:f eqn="prod @3 21600 pixelWidth"/>
+                  <v:f eqn="prod @3 21600 pixelHeight"/>
+                  <v:f eqn="sum @0 0 1"/>
+                  <v:f eqn="prod @6 1 2"/>
+                  <v:f eqn="prod @7 21600 pixelWidth"/>
+                  <v:f eqn="sum @8 21600 0"/>
+                  <v:f eqn="prod @7 21600 pixelHeight"/>
+                  <v:f eqn="sum @10 21600 0"/>
+                </v:formulas>
+                <v:path o:extrusionok="f" gradientshapeok="t" o:connecttype="rect"/>
+                <o:lock v:ext="edit" aspectratio="t"/>
+              </v:shapetype>
+              <v:shape id="_x0000_i0" o:spid="_x0000_s0" type="#_x0000_t75" style="width:463.22pt;height:256.79pt;mso-wrap-distance-left:0.00pt;mso-wrap-distance-top:0.00pt;mso-wrap-distance-right:0.00pt;mso-wrap-distance-bottom:0.00pt;z-index:1;" stroked="false">
+                <v:imagedata r:id="rId10" o:title="" croptop="10427f" cropleft="0f" cropbottom="0f" cropright="0f"/>
+                <o:lock v:ext="edit" rotation="t"/>
+              </v:shape>
+            </w:pict>
+          </mc:Fallback>
+        </mc:AlternateContent>
+      </w:r>
+      <w:r/>
+      <w:r/>
+    </w:p>
+    <w:p>
+      <w:pPr>
+        <w:pBdr>
+          <w:top w:val="single" w:color="b7791f" w:sz="2" w:space="0"/>
+          <w:left w:val="single" w:color="b7791f" w:sz="18" w:space="0"/>
+          <w:bottom w:val="single" w:color="b7791f" w:sz="2" w:space="0"/>
+          <w:right w:val="single" w:color="b7791f" w:sz="2" w:space="0"/>
+        </w:pBdr>
+        <w:shd w:val="clear" w:color="auto" w:fill="fcf3e8"/>
+        <w:spacing w:after="170" w:before="80"/>
+        <w:ind/>
+        <w:rPr/>
+      </w:pPr>
+      <w:r>
+        <w:rPr>
+          <w:rFonts w:ascii="Calibri" w:hAnsi="Calibri" w:eastAsia="Calibri" w:cs="Calibri"/>
+          <w:b/>
+          <w:bCs/>
+          <w:color w:val="b7791f"/>
+          <w:sz w:val="21"/>
+          <w:szCs w:val="21"/>
+        </w:rPr>
+        <w:t xml:space="preserve">Chọn thế nào cho khỏi tốn vô ích.  </w:t>
+      </w:r>
+      <w:r>
+        <w:rPr>
+          <w:rFonts w:ascii="Calibri" w:hAnsi="Calibri" w:eastAsia="Calibri" w:cs="Calibri"/>
+          <w:color w:val="1a2233"/>
+          <w:sz w:val="21"/>
+          <w:szCs w:val="21"/>
+        </w:rPr>
+        <w:t xml:space="preserve">Việc phải PHÁN ĐOÁN — dựng bộ khung lần đầu, nắn lại thư mục, soi toàn diện, quyết định cách trình bày — thì nỗ lực cao đáng tiền, vì sai một lần sửa lâu hơn phần tiết kiệm được. Việc đã có đường vạch sẵn trong ngăn việc — điền số vào mẫu, xuất báo cáo định kỳ — thì mức thường là đủ; đẩy lên cao chỉ tốn hạn mức mà kết quả không khác. Đổi model giữa dự án KHÔNG mất gì, vì bộ khung là file văn bản, không gắn với model nào; nhưng đừng đổi giữa lúc đang làm dở một việc.</w:t>
       </w:r>
       <w:r/>
     </w:p>
@@ -9773,6 +10047,7 @@
       <w:pPr>
         <w:pStyle w:val="718"/>
         <w:keepNext/>
+        <w:pageBreakBefore/>
         <w:pBdr/>
         <w:spacing w:after="130" w:before="300"/>
         <w:ind/>
@@ -10759,315 +11034,6 @@
           <w:szCs w:val="21"/>
         </w:rPr>
         <w:t xml:space="preserve">Lịch bên trong nó chỉ tự dọn dẹp kho nhớ — dựng chỉ mục tìm kiếm và đồng bộ giữa các máy — và chạy trên máy thật, nơi Cowork không với tới. Nên việc định kỳ trong Cowork thì dùng lịch của Cowork; hai bên không nối vào nhau, và không có gì phải cấu hình cho khớp.</w:t>
-      </w:r>
-      <w:r/>
-    </w:p>
-    <w:p>
-      <w:pPr>
-        <w:pStyle w:val="718"/>
-        <w:keepNext/>
-        <w:pBdr/>
-        <w:spacing w:after="130" w:before="300"/>
-        <w:ind/>
-        <w:rPr/>
-      </w:pPr>
-      <w:bookmarkStart w:id="9013" w:name="_Toc013"/>
-      <w:r>
-        <w:rPr>
-          <w:rFonts w:ascii="Calibri" w:hAnsi="Calibri" w:eastAsia="Calibri" w:cs="Calibri"/>
-          <w:b/>
-          <w:bCs/>
-          <w:color w:val="1f3a5f"/>
-          <w:sz w:val="28"/>
-          <w:szCs w:val="28"/>
-        </w:rPr>
-        <w:t xml:space="preserve">13.  Chọn model và mức nỗ lực</w:t>
-      </w:r>
-      <w:r/>
-      <w:bookmarkEnd w:id="9013"/>
-    </w:p>
-    <w:p>
-      <w:pPr>
-        <w:pBdr/>
-        <w:spacing w:after="120" w:line="278" w:lineRule="auto"/>
-        <w:ind/>
-        <w:rPr/>
-      </w:pPr>
-      <w:r>
-        <w:rPr>
-          <w:rFonts w:ascii="Calibri" w:hAnsi="Calibri" w:eastAsia="Calibri" w:cs="Calibri"/>
-          <w:color w:val="1a2233"/>
-          <w:sz w:val="21"/>
-          <w:szCs w:val="21"/>
-        </w:rPr>
-        <w:t xml:space="preserve">Ở ô chat có một nút hiện tên model đang dùng kèm mức nỗ lực — ví dụ “Opus 4.8  Medium”. Bấm vào đó để đổi. Hai thứ này ảnh hưởng trực tiếp tới việc bạn giao: model quyết định trợ lý khá tới đâu, còn mức nỗ lực quyết định nó chịu suy nghĩ bao lâu trước khi trả lời.</w:t>
-      </w:r>
-      <w:r/>
-    </w:p>
-    <w:p>
-      <w:pPr>
-        <w:pStyle w:val="719"/>
-        <w:keepNext/>
-        <w:pBdr/>
-        <w:spacing w:after="100" w:before="280"/>
-        <w:ind/>
-        <w:rPr/>
-      </w:pPr>
-      <w:r>
-        <w:t xml:space="preserve">Đổi model</w:t>
-      </w:r>
-      <w:r/>
-    </w:p>
-    <w:p>
-      <w:pPr>
-        <w:pBdr/>
-        <w:spacing w:after="120" w:line="278" w:lineRule="auto"/>
-        <w:ind/>
-        <w:rPr/>
-      </w:pPr>
-      <w:r>
-        <w:rPr>
-          <w:rFonts w:ascii="Calibri" w:hAnsi="Calibri" w:eastAsia="Calibri" w:cs="Calibri"/>
-          <w:color w:val="1a2233"/>
-          <w:sz w:val="21"/>
-          <w:szCs w:val="21"/>
-        </w:rPr>
-        <w:t xml:space="preserve">Bấm nút đó → More models. Danh sách có bản mới (Fable 5 · Opus 5 · Sonnet 5 · Haiku 4.5) và các bản cũ (Opus 4.7 · 4.6 · 3 · Sonnet 4.6). Dòng nào ghi “Requires usage credits” thì cần tín dụng riêng — bấm mà chưa có thì nó không chạy, và đó không phải lỗi bộ khung.</w:t>
-      </w:r>
-      <w:r/>
-    </w:p>
-    <w:p>
-      <w:pPr>
-        <w:keepLines/>
-        <w:pBdr/>
-        <w:spacing/>
-        <w:ind/>
-        <w:rPr>
-          <w:highlight w:val="none"/>
-        </w:rPr>
-      </w:pPr>
-      <w:r/>
-      <w:r>
-        <mc:AlternateContent>
-          <mc:Choice Requires="wpg">
-            <w:drawing>
-              <wp:inline xmlns:wp="http://schemas.openxmlformats.org/drawingml/2006/wordprocessingDrawing" distT="0" distB="0" distL="0" distR="0">
-                <wp:extent cx="3867150" cy="3771900"/>
-                <wp:effectExtent l="0" t="0" r="0" b="0"/>
-                <wp:docPr id="1" name="Picture 2"/>
-                <wp:cNvGraphicFramePr>
-                  <a:graphicFrameLocks xmlns:a="http://schemas.openxmlformats.org/drawingml/2006/main" noChangeAspect="1"/>
-                </wp:cNvGraphicFramePr>
-                <a:graphic xmlns:a="http://schemas.openxmlformats.org/drawingml/2006/main">
-                  <a:graphicData uri="http://schemas.openxmlformats.org/drawingml/2006/picture">
-                    <pic:pic xmlns:pic="http://schemas.openxmlformats.org/drawingml/2006/picture">
-                      <pic:nvPicPr>
-                        <pic:cNvPr id="2051638011" name="step_model_pick.png"/>
-                        <pic:cNvPicPr>
-                          <a:picLocks noChangeAspect="1"/>
-                        </pic:cNvPicPr>
-                        <pic:nvPr/>
-                      </pic:nvPicPr>
-                      <pic:blipFill rotWithShape="1">
-                        <a:blip r:embed="rId20"/>
-                        <a:srcRect l="0" t="15910" r="0" b="0"/>
-                        <a:stretch/>
-                      </pic:blipFill>
-                      <pic:spPr bwMode="auto">
-                        <a:xfrm flipH="0" flipV="0">
-                          <a:off x="0" y="0"/>
-                          <a:ext cx="3867150" cy="3771900"/>
-                        </a:xfrm>
-                        <a:prstGeom prst="rect">
-                          <a:avLst/>
-                        </a:prstGeom>
-                      </pic:spPr>
-                    </pic:pic>
-                  </a:graphicData>
-                </a:graphic>
-              </wp:inline>
-            </w:drawing>
-          </mc:Choice>
-          <mc:Fallback>
-            <w:pict>
-              <v:shapetype id="_x0000_t75" coordsize="21600,21600" o:spt="75" o:preferrelative="t" path="m@4@5l@4@11@9@11@9@5xe" filled="f" stroked="f">
-                <v:stroke joinstyle="miter"/>
-                <v:formulas>
-                  <v:f eqn="if lineDrawn pixelLineWidth 0"/>
-                  <v:f eqn="sum @0 1 0"/>
-                  <v:f eqn="sum 0 0 @1"/>
-                  <v:f eqn="prod @2 1 2"/>
-                  <v:f eqn="prod @3 21600 pixelWidth"/>
-                  <v:f eqn="prod @3 21600 pixelHeight"/>
-                  <v:f eqn="sum @0 0 1"/>
-                  <v:f eqn="prod @6 1 2"/>
-                  <v:f eqn="prod @7 21600 pixelWidth"/>
-                  <v:f eqn="sum @8 21600 0"/>
-                  <v:f eqn="prod @7 21600 pixelHeight"/>
-                  <v:f eqn="sum @10 21600 0"/>
-                </v:formulas>
-                <v:path o:extrusionok="f" gradientshapeok="t" o:connecttype="rect"/>
-                <o:lock v:ext="edit" aspectratio="t"/>
-              </v:shapetype>
-              <v:shape id="_x0000_i0" o:spid="_x0000_s0" type="#_x0000_t75" style="width:463.22pt;height:256.79pt;mso-wrap-distance-left:0.00pt;mso-wrap-distance-top:0.00pt;mso-wrap-distance-right:0.00pt;mso-wrap-distance-bottom:0.00pt;z-index:1;" stroked="false">
-                <v:imagedata r:id="rId10" o:title="" croptop="10427f" cropleft="0f" cropbottom="0f" cropright="0f"/>
-                <o:lock v:ext="edit" rotation="t"/>
-              </v:shape>
-            </w:pict>
-          </mc:Fallback>
-        </mc:AlternateContent>
-      </w:r>
-      <w:r/>
-      <w:r/>
-    </w:p>
-    <w:p>
-      <w:pPr>
-        <w:pStyle w:val="719"/>
-        <w:keepNext/>
-        <w:pBdr/>
-        <w:spacing w:after="100" w:before="280"/>
-        <w:ind/>
-        <w:rPr/>
-      </w:pPr>
-      <w:r>
-        <w:t xml:space="preserve">Mức nỗ lực — Effort</w:t>
-      </w:r>
-      <w:r/>
-    </w:p>
-    <w:p>
-      <w:pPr>
-        <w:pBdr/>
-        <w:spacing w:after="120" w:line="278" w:lineRule="auto"/>
-        <w:ind/>
-        <w:rPr/>
-      </w:pPr>
-      <w:r>
-        <w:rPr>
-          <w:rFonts w:ascii="Calibri" w:hAnsi="Calibri" w:eastAsia="Calibri" w:cs="Calibri"/>
-          <w:color w:val="1a2233"/>
-          <w:sz w:val="21"/>
-          <w:szCs w:val="21"/>
-        </w:rPr>
-        <w:t xml:space="preserve">Bấm nút đó → Effort. Có năm mức: Low · Medium · High (mặc định) · Extra · Max, kèm công tắc Thinking cho việc cần suy nghĩ nhiều. Chính menu ghi rõ đánh đổi: nỗ lực cao hơn thì trả lời kỹ hơn, nhưng LÂU hơn và ĂN HẠN MỨC nhanh hơn.</w:t>
-      </w:r>
-      <w:r/>
-    </w:p>
-    <w:p>
-      <w:pPr>
-        <w:keepLines/>
-        <w:pBdr/>
-        <w:spacing/>
-        <w:ind/>
-        <w:rPr>
-          <w:highlight w:val="none"/>
-        </w:rPr>
-      </w:pPr>
-      <w:r/>
-      <w:r>
-        <mc:AlternateContent>
-          <mc:Choice Requires="wpg">
-            <w:drawing>
-              <wp:inline xmlns:wp="http://schemas.openxmlformats.org/drawingml/2006/wordprocessingDrawing" distT="0" distB="0" distL="0" distR="0">
-                <wp:extent cx="4867275" cy="3190875"/>
-                <wp:effectExtent l="0" t="0" r="0" b="0"/>
-                <wp:docPr id="1" name="Picture 2"/>
-                <wp:cNvGraphicFramePr>
-                  <a:graphicFrameLocks xmlns:a="http://schemas.openxmlformats.org/drawingml/2006/main" noChangeAspect="1"/>
-                </wp:cNvGraphicFramePr>
-                <a:graphic xmlns:a="http://schemas.openxmlformats.org/drawingml/2006/main">
-                  <a:graphicData uri="http://schemas.openxmlformats.org/drawingml/2006/picture">
-                    <pic:pic xmlns:pic="http://schemas.openxmlformats.org/drawingml/2006/picture">
-                      <pic:nvPicPr>
-                        <pic:cNvPr id="2051638011" name="step_model_effort.png"/>
-                        <pic:cNvPicPr>
-                          <a:picLocks noChangeAspect="1"/>
-                        </pic:cNvPicPr>
-                        <pic:nvPr/>
-                      </pic:nvPicPr>
-                      <pic:blipFill rotWithShape="1">
-                        <a:blip r:embed="rId21"/>
-                        <a:srcRect l="0" t="15910" r="0" b="0"/>
-                        <a:stretch/>
-                      </pic:blipFill>
-                      <pic:spPr bwMode="auto">
-                        <a:xfrm flipH="0" flipV="0">
-                          <a:off x="0" y="0"/>
-                          <a:ext cx="4867275" cy="3190875"/>
-                        </a:xfrm>
-                        <a:prstGeom prst="rect">
-                          <a:avLst/>
-                        </a:prstGeom>
-                      </pic:spPr>
-                    </pic:pic>
-                  </a:graphicData>
-                </a:graphic>
-              </wp:inline>
-            </w:drawing>
-          </mc:Choice>
-          <mc:Fallback>
-            <w:pict>
-              <v:shapetype id="_x0000_t75" coordsize="21600,21600" o:spt="75" o:preferrelative="t" path="m@4@5l@4@11@9@11@9@5xe" filled="f" stroked="f">
-                <v:stroke joinstyle="miter"/>
-                <v:formulas>
-                  <v:f eqn="if lineDrawn pixelLineWidth 0"/>
-                  <v:f eqn="sum @0 1 0"/>
-                  <v:f eqn="sum 0 0 @1"/>
-                  <v:f eqn="prod @2 1 2"/>
-                  <v:f eqn="prod @3 21600 pixelWidth"/>
-                  <v:f eqn="prod @3 21600 pixelHeight"/>
-                  <v:f eqn="sum @0 0 1"/>
-                  <v:f eqn="prod @6 1 2"/>
-                  <v:f eqn="prod @7 21600 pixelWidth"/>
-                  <v:f eqn="sum @8 21600 0"/>
-                  <v:f eqn="prod @7 21600 pixelHeight"/>
-                  <v:f eqn="sum @10 21600 0"/>
-                </v:formulas>
-                <v:path o:extrusionok="f" gradientshapeok="t" o:connecttype="rect"/>
-                <o:lock v:ext="edit" aspectratio="t"/>
-              </v:shapetype>
-              <v:shape id="_x0000_i0" o:spid="_x0000_s0" type="#_x0000_t75" style="width:463.22pt;height:256.79pt;mso-wrap-distance-left:0.00pt;mso-wrap-distance-top:0.00pt;mso-wrap-distance-right:0.00pt;mso-wrap-distance-bottom:0.00pt;z-index:1;" stroked="false">
-                <v:imagedata r:id="rId10" o:title="" croptop="10427f" cropleft="0f" cropbottom="0f" cropright="0f"/>
-                <o:lock v:ext="edit" rotation="t"/>
-              </v:shape>
-            </w:pict>
-          </mc:Fallback>
-        </mc:AlternateContent>
-      </w:r>
-      <w:r/>
-      <w:r/>
-    </w:p>
-    <w:p>
-      <w:pPr>
-        <w:pBdr>
-          <w:top w:val="single" w:color="b7791f" w:sz="2" w:space="0"/>
-          <w:left w:val="single" w:color="b7791f" w:sz="18" w:space="0"/>
-          <w:bottom w:val="single" w:color="b7791f" w:sz="2" w:space="0"/>
-          <w:right w:val="single" w:color="b7791f" w:sz="2" w:space="0"/>
-        </w:pBdr>
-        <w:shd w:val="clear" w:color="auto" w:fill="fcf3e8"/>
-        <w:spacing w:after="170" w:before="80"/>
-        <w:ind/>
-        <w:rPr/>
-      </w:pPr>
-      <w:r>
-        <w:rPr>
-          <w:rFonts w:ascii="Calibri" w:hAnsi="Calibri" w:eastAsia="Calibri" w:cs="Calibri"/>
-          <w:b/>
-          <w:bCs/>
-          <w:color w:val="b7791f"/>
-          <w:sz w:val="21"/>
-          <w:szCs w:val="21"/>
-        </w:rPr>
-        <w:t xml:space="preserve">Chọn thế nào cho khỏi tốn vô ích.  </w:t>
-      </w:r>
-      <w:r>
-        <w:rPr>
-          <w:rFonts w:ascii="Calibri" w:hAnsi="Calibri" w:eastAsia="Calibri" w:cs="Calibri"/>
-          <w:color w:val="1a2233"/>
-          <w:sz w:val="21"/>
-          <w:szCs w:val="21"/>
-        </w:rPr>
-        <w:t xml:space="preserve">Việc phải PHÁN ĐOÁN — dựng bộ khung lần đầu, nắn lại thư mục, soi toàn diện, quyết định cách trình bày — thì nỗ lực cao đáng tiền, vì sai một lần sửa lâu hơn phần tiết kiệm được. Việc đã có đường vạch sẵn trong ngăn việc — điền số vào mẫu, xuất báo cáo định kỳ — thì mức thường là đủ; đẩy lên cao chỉ tốn hạn mức mà kết quả không khác. Đổi model giữa dự án KHÔNG mất gì, vì bộ khung là file văn bản, không gắn với model nào; nhưng đừng đổi giữa lúc đang làm dở một việc.</w:t>
       </w:r>
       <w:r/>
     </w:p>

--- a/docs_template/cowork/GUIDE.docx
+++ b/docs_template/cowork/GUIDE.docx
@@ -7422,7 +7422,7 @@
           <w:sz w:val="16"/>
           <w:szCs w:val="16"/>
         </w:rPr>
-        <w:t xml:space="preserve">│   ├── plan/</w:t>
+        <w:t xml:space="preserve">│   └── plan/</w:t>
       </w:r>
       <w:r/>
     </w:p>
@@ -7446,31 +7446,7 @@
           <w:sz w:val="16"/>
           <w:szCs w:val="16"/>
         </w:rPr>
-        <w:t xml:space="preserve">│   │   └── 00_overview.md       mô tả dự án: làm gì, cho ai</w:t>
-      </w:r>
-      <w:r/>
-    </w:p>
-    <w:p>
-      <w:pPr>
-        <w:pBdr>
-          <w:top w:val="single" w:color="d4dae2" w:sz="0" w:space="0"/>
-          <w:left w:val="single" w:color="2c7a7b" w:sz="18" w:space="0"/>
-          <w:bottom w:val="single" w:color="d4dae2" w:sz="0" w:space="0"/>
-          <w:right w:val="single" w:color="d4dae2" w:sz="2" w:space="0"/>
-        </w:pBdr>
-        <w:shd w:val="clear" w:color="auto" w:fill="f6f8fa"/>
-        <w:spacing w:after="0" w:before="0" w:line="250" w:lineRule="auto"/>
-        <w:ind/>
-        <w:rPr/>
-      </w:pPr>
-      <w:r>
-        <w:rPr>
-          <w:rFonts w:ascii="Consolas" w:hAnsi="Consolas" w:eastAsia="Consolas" w:cs="Consolas"/>
-          <w:color w:val="1a2233"/>
-          <w:sz w:val="16"/>
-          <w:szCs w:val="16"/>
-        </w:rPr>
-        <w:t xml:space="preserve">│   └── dictionary.md      [tuỳ] định nghĩa các chỉ số dùng chung</w:t>
+        <w:t xml:space="preserve">│       └── 00_overview.md       mô tả dự án: làm gì, cho ai</w:t>
       </w:r>
       <w:r/>
     </w:p>
@@ -9188,7 +9164,7 @@
           <w:sz w:val="16"/>
           <w:szCs w:val="16"/>
         </w:rPr>
-        <w:t xml:space="preserve">├── tasks/      [tuỳ] việc lặp theo kỳ — mỗi việc một ngăn</w:t>
+        <w:t xml:space="preserve">├── tasks/      [tuỳ] việc lặp theo kỳ: SCHEDULE.md + mỗi việc một ngăn</w:t>
       </w:r>
       <w:r/>
     </w:p>

--- a/docs_template/cowork/GUIDE.docx
+++ b/docs_template/cowork/GUIDE.docx
@@ -1947,6 +1947,41 @@
         </mc:AlternateContent>
       </w:r>
       <w:r/>
+      <w:r/>
+    </w:p>
+    <w:p>
+      <w:pPr>
+        <w:pBdr>
+          <w:top w:val="single" w:color="b7791f" w:sz="2" w:space="0"/>
+          <w:left w:val="single" w:color="b7791f" w:sz="18" w:space="0"/>
+          <w:bottom w:val="single" w:color="b7791f" w:sz="2" w:space="0"/>
+          <w:right w:val="single" w:color="b7791f" w:sz="2" w:space="0"/>
+        </w:pBdr>
+        <w:shd w:val="clear" w:color="auto" w:fill="fcf3e8"/>
+        <w:spacing w:after="170" w:before="80"/>
+        <w:ind/>
+        <w:rPr/>
+      </w:pPr>
+      <w:r>
+        <w:rPr>
+          <w:rFonts w:ascii="Calibri" w:hAnsi="Calibri" w:eastAsia="Calibri" w:cs="Calibri"/>
+          <w:b/>
+          <w:bCs/>
+          <w:color w:val="b7791f"/>
+          <w:sz w:val="21"/>
+          <w:szCs w:val="21"/>
+        </w:rPr>
+        <w:t xml:space="preserve">Mức nào cho model nào.  </w:t>
+      </w:r>
+      <w:r>
+        <w:rPr>
+          <w:rFonts w:ascii="Calibri" w:hAnsi="Calibri" w:eastAsia="Calibri" w:cs="Calibri"/>
+          <w:color w:val="1a2233"/>
+          <w:sz w:val="21"/>
+          <w:szCs w:val="21"/>
+        </w:rPr>
+        <w:t xml:space="preserve">Opus 4.8 chạy ổn ở mọi mức — chọn theo việc là được. Opus 5 thì nên để High trở lên; thấp hơn nó hay làm hụt việc. Hai mức trên cùng (Extra · Max) đắt hẳn: kỹ hơn nhưng tốn hạn mức nhiều hơn rất nhiều, nên để dành cho việc thật sự khó — đừng bật mặc định cho mọi phiên.</w:t>
+      </w:r>
       <w:r/>
     </w:p>
     <w:p>
